--- a/backend/templates/OS_LINHA_VIVA.docx
+++ b/backend/templates/OS_LINHA_VIVA.docx
@@ -4,40 +4,628 @@
   <w:body>
     <w:p>
       <w:pPr>
-        <w:jc w:val="center"/>
+        <w:autoSpaceDN w:val="0"/>
+        <w:autoSpaceDE w:val="0"/>
+        <w:widowControl/>
+        <w:spacing w:line="142" w:lineRule="exact" w:before="0" w:after="0"/>
+        <w:ind w:left="0" w:right="0"/>
       </w:pPr>
-      <w:r>
-        <w:rPr>
-          <w:rFonts w:ascii="Arial" w:hAnsi="Arial"/>
-          <w:b/>
-          <w:sz w:val="32"/>
-        </w:rPr>
-        <w:t>ORDEM DE SERVIÇO - LINHA VIVA</w:t>
-      </w:r>
     </w:p>
     <w:tbl>
       <w:tblPr>
-        <w:tblStyle w:val="TableGrid"/>
         <w:tblW w:type="auto" w:w="0"/>
-        <w:jc w:val="center"/>
+        <w:tblLayout w:type="fixed"/>
         <w:tblLook w:firstColumn="1" w:firstRow="1" w:lastColumn="0" w:lastRow="0" w:noHBand="0" w:noVBand="1" w:val="04A0"/>
+        <w:tblInd w:w="0.0" w:type="dxa"/>
       </w:tblPr>
       <w:tblGrid>
-        <w:gridCol w:w="5100"/>
-        <w:gridCol w:w="5100"/>
+        <w:gridCol w:w="1420"/>
+        <w:gridCol w:w="1420"/>
+        <w:gridCol w:w="1420"/>
+        <w:gridCol w:w="1420"/>
+        <w:gridCol w:w="1420"/>
+        <w:gridCol w:w="1420"/>
+        <w:gridCol w:w="1420"/>
+        <w:gridCol w:w="1420"/>
       </w:tblGrid>
       <w:tr>
+        <w:trPr>
+          <w:trHeight w:hRule="exact" w:val="798"/>
+        </w:trPr>
         <w:tc>
           <w:tcPr>
-            <w:tcW w:type="dxa" w:w="5100"/>
+            <w:tcW w:type="dxa" w:w="2802"/>
+            <w:gridSpan w:val="2"/>
+            <w:tcBorders>
+              <w:bottom w:sz="2.2639999389648438" w:val="single" w:color="#000000"/>
+            </w:tcBorders>
+            <w:tcMar>
+              <w:start w:w="0" w:type="dxa"/>
+              <w:end w:w="0" w:type="dxa"/>
+            </w:tcMar>
+            <w:tcMar>
+              <w:start w:w="0" w:type="dxa"/>
+              <w:end w:w="0" w:type="dxa"/>
+            </w:tcMar>
           </w:tcPr>
           <w:p>
-            <w:r/>
+            <w:pPr>
+              <w:autoSpaceDN w:val="0"/>
+              <w:autoSpaceDE w:val="0"/>
+              <w:widowControl/>
+              <w:spacing w:line="240" w:lineRule="auto" w:before="0" w:after="0"/>
+              <w:ind w:left="4" w:right="0" w:firstLine="0"/>
+              <w:jc w:val="left"/>
+            </w:pPr>
+            <w:r>
+              <w:drawing>
+                <wp:inline xmlns:a="http://schemas.openxmlformats.org/drawingml/2006/main" xmlns:pic="http://schemas.openxmlformats.org/drawingml/2006/picture">
+                  <wp:extent cx="1250950" cy="370840"/>
+                  <wp:docPr id="1" name="Picture 1"/>
+                  <wp:cNvGraphicFramePr>
+                    <a:graphicFrameLocks noChangeAspect="1"/>
+                  </wp:cNvGraphicFramePr>
+                  <a:graphic>
+                    <a:graphicData uri="http://schemas.openxmlformats.org/drawingml/2006/picture">
+                      <pic:pic>
+                        <pic:nvPicPr>
+                          <pic:cNvPr id="0" name="image.png"/>
+                          <pic:cNvPicPr/>
+                        </pic:nvPicPr>
+                        <pic:blipFill>
+                          <a:blip r:embed="rId9"/>
+                          <a:stretch>
+                            <a:fillRect/>
+                          </a:stretch>
+                        </pic:blipFill>
+                        <pic:spPr>
+                          <a:xfrm>
+                            <a:off x="0" y="0"/>
+                            <a:ext cx="1250950" cy="370840"/>
+                          </a:xfrm>
+                          <a:prstGeom prst="rect"/>
+                        </pic:spPr>
+                      </pic:pic>
+                    </a:graphicData>
+                  </a:graphic>
+                </wp:inline>
+              </w:drawing>
+            </w:r>
+          </w:p>
+        </w:tc>
+        <w:tc>
+          <w:tcPr>
+            <w:tcW w:type="dxa" w:w="6316"/>
+            <w:gridSpan w:val="4"/>
+            <w:tcBorders>
+              <w:bottom w:sz="2.2639999389648438" w:val="single" w:color="#000000"/>
+            </w:tcBorders>
+            <w:tcMar>
+              <w:start w:w="0" w:type="dxa"/>
+              <w:end w:w="0" w:type="dxa"/>
+            </w:tcMar>
+            <w:tcMar>
+              <w:start w:w="0" w:type="dxa"/>
+              <w:end w:w="0" w:type="dxa"/>
+            </w:tcMar>
+            <w:tcMar>
+              <w:start w:w="0" w:type="dxa"/>
+              <w:end w:w="0" w:type="dxa"/>
+            </w:tcMar>
+            <w:tcMar>
+              <w:start w:w="0" w:type="dxa"/>
+              <w:end w:w="0" w:type="dxa"/>
+            </w:tcMar>
+          </w:tcPr>
+          <w:p>
+            <w:pPr>
+              <w:autoSpaceDN w:val="0"/>
+              <w:autoSpaceDE w:val="0"/>
+              <w:widowControl/>
+              <w:spacing w:line="418" w:lineRule="exact" w:before="72" w:after="0"/>
+              <w:ind w:left="542" w:right="0" w:firstLine="0"/>
+              <w:jc w:val="left"/>
+            </w:pPr>
             <w:r>
               <w:rPr>
-                <w:rFonts w:ascii="Arial" w:hAnsi="Arial"/>
+                <w:rFonts w:ascii="" w:hAnsi="" w:eastAsia=""/>
                 <w:b/>
-                <w:sz w:val="22"/>
+                <w:i w:val="0"/>
+                <w:color w:val="303030"/>
+                <w:sz w:val="36"/>
+              </w:rPr>
+              <w:t>Ordem de Serviço - Linha Viva</w:t>
+            </w:r>
+          </w:p>
+        </w:tc>
+        <w:tc>
+          <w:tcPr>
+            <w:tcW w:type="dxa" w:w="1544"/>
+            <w:tcBorders>
+              <w:bottom w:sz="2.2639999389648438" w:val="single" w:color="#000000"/>
+            </w:tcBorders>
+            <w:tcMar>
+              <w:start w:w="0" w:type="dxa"/>
+              <w:end w:w="0" w:type="dxa"/>
+            </w:tcMar>
+          </w:tcPr>
+          <w:p/>
+        </w:tc>
+        <w:tc>
+          <w:tcPr>
+            <w:tcW w:type="dxa" w:w="682"/>
+            <w:tcBorders>
+              <w:bottom w:sz="2.2639999389648438" w:val="single" w:color="#000000"/>
+            </w:tcBorders>
+            <w:tcMar>
+              <w:start w:w="0" w:type="dxa"/>
+              <w:end w:w="0" w:type="dxa"/>
+            </w:tcMar>
+          </w:tcPr>
+          <w:p/>
+        </w:tc>
+      </w:tr>
+      <w:tr>
+        <w:trPr>
+          <w:trHeight w:hRule="exact" w:val="464"/>
+        </w:trPr>
+        <w:tc>
+          <w:tcPr>
+            <w:tcW w:type="dxa" w:w="2802"/>
+            <w:gridSpan w:val="2"/>
+            <w:tcBorders>
+              <w:top w:sz="2.2639999389648438" w:val="single" w:color="#000000"/>
+              <w:bottom w:sz="2.2639999389648438" w:val="single" w:color="#C0C0C0"/>
+            </w:tcBorders>
+            <w:tcMar>
+              <w:start w:w="0" w:type="dxa"/>
+              <w:end w:w="0" w:type="dxa"/>
+            </w:tcMar>
+            <w:tcMar>
+              <w:start w:w="0" w:type="dxa"/>
+              <w:end w:w="0" w:type="dxa"/>
+            </w:tcMar>
+          </w:tcPr>
+          <w:p>
+            <w:pPr>
+              <w:autoSpaceDN w:val="0"/>
+              <w:autoSpaceDE w:val="0"/>
+              <w:widowControl/>
+              <w:spacing w:line="280" w:lineRule="exact" w:before="180" w:after="0"/>
+              <w:ind w:left="162" w:right="0" w:firstLine="0"/>
+              <w:jc w:val="left"/>
+            </w:pPr>
+            <w:r>
+              <w:rPr>
+                <w:rFonts w:ascii="" w:hAnsi="" w:eastAsia=""/>
+                <w:b w:val="0"/>
+                <w:i w:val="0"/>
+                <w:color w:val="303030"/>
+                <w:sz w:val="18"/>
+              </w:rPr>
+              <w:t>Ord.Serv. {{codigo}}</w:t>
+            </w:r>
+          </w:p>
+        </w:tc>
+        <w:tc>
+          <w:tcPr>
+            <w:tcW w:type="dxa" w:w="1690"/>
+            <w:tcBorders>
+              <w:top w:sz="2.2639999389648438" w:val="single" w:color="#000000"/>
+              <w:end w:sz="2.2639999389648438" w:val="single" w:color="#C0C0C0"/>
+              <w:bottom w:sz="2.2639999389648438" w:val="single" w:color="#C0C0C0"/>
+            </w:tcBorders>
+            <w:tcMar>
+              <w:start w:w="0" w:type="dxa"/>
+              <w:end w:w="0" w:type="dxa"/>
+            </w:tcMar>
+          </w:tcPr>
+          <w:p>
+            <w:pPr>
+              <w:autoSpaceDN w:val="0"/>
+              <w:autoSpaceDE w:val="0"/>
+              <w:widowControl/>
+              <w:spacing w:line="208" w:lineRule="exact" w:before="188" w:after="0"/>
+              <w:ind w:left="0" w:right="116" w:firstLine="0"/>
+              <w:jc w:val="right"/>
+            </w:pPr>
+            <w:r>
+              <w:rPr>
+                <w:rFonts w:ascii="" w:hAnsi="" w:eastAsia=""/>
+                <w:b w:val="0"/>
+                <w:i w:val="0"/>
+                <w:color w:val="303030"/>
+                <w:sz w:val="18"/>
+              </w:rPr>
+              <w:t>Equipe</w:t>
+            </w:r>
+          </w:p>
+        </w:tc>
+        <w:tc>
+          <w:tcPr>
+            <w:tcW w:type="dxa" w:w="2216"/>
+            <w:tcBorders>
+              <w:start w:sz="2.2639999389648438" w:val="single" w:color="#C0C0C0"/>
+              <w:top w:sz="2.2639999389648438" w:val="single" w:color="#000000"/>
+              <w:end w:sz="2.2639999389648438" w:val="single" w:color="#C0C0C0"/>
+              <w:bottom w:sz="2.2639999389648438" w:val="single" w:color="#C0C0C0"/>
+            </w:tcBorders>
+            <w:tcMar>
+              <w:start w:w="0" w:type="dxa"/>
+              <w:end w:w="0" w:type="dxa"/>
+            </w:tcMar>
+          </w:tcPr>
+          <w:p>
+            <w:pPr>
+              <w:autoSpaceDN w:val="0"/>
+              <w:autoSpaceDE w:val="0"/>
+              <w:widowControl/>
+              <w:spacing w:line="208" w:lineRule="exact" w:before="188" w:after="0"/>
+              <w:ind w:left="50" w:right="0" w:firstLine="0"/>
+              <w:jc w:val="left"/>
+            </w:pPr>
+            <w:r>
+              <w:rPr>
+                <w:rFonts w:ascii="" w:hAnsi="" w:eastAsia=""/>
+                <w:b w:val="0"/>
+                <w:i w:val="0"/>
+                <w:color w:val="303030"/>
+                <w:sz w:val="18"/>
+              </w:rPr>
+              <w:t>{{equipe}}</w:t>
+            </w:r>
+          </w:p>
+        </w:tc>
+        <w:tc>
+          <w:tcPr>
+            <w:tcW w:type="dxa" w:w="1354"/>
+            <w:tcBorders>
+              <w:start w:sz="2.2639999389648438" w:val="single" w:color="#C0C0C0"/>
+              <w:top w:sz="2.2639999389648438" w:val="single" w:color="#000000"/>
+              <w:end w:sz="2.2639999389648438" w:val="single" w:color="#C0C0C0"/>
+              <w:bottom w:sz="2.2639999389648438" w:val="single" w:color="#C0C0C0"/>
+            </w:tcBorders>
+            <w:tcMar>
+              <w:start w:w="0" w:type="dxa"/>
+              <w:end w:w="0" w:type="dxa"/>
+            </w:tcMar>
+          </w:tcPr>
+          <w:p>
+            <w:pPr>
+              <w:autoSpaceDN w:val="0"/>
+              <w:autoSpaceDE w:val="0"/>
+              <w:widowControl/>
+              <w:spacing w:line="208" w:lineRule="exact" w:before="188" w:after="0"/>
+              <w:ind w:left="182" w:right="0" w:firstLine="0"/>
+              <w:jc w:val="left"/>
+            </w:pPr>
+            <w:r>
+              <w:rPr>
+                <w:rFonts w:ascii="" w:hAnsi="" w:eastAsia=""/>
+                <w:b w:val="0"/>
+                <w:i w:val="0"/>
+                <w:color w:val="303030"/>
+                <w:sz w:val="18"/>
+              </w:rPr>
+              <w:t>ID Obra</w:t>
+            </w:r>
+          </w:p>
+        </w:tc>
+        <w:tc>
+          <w:tcPr>
+            <w:tcW w:type="dxa" w:w="1056"/>
+            <w:tcBorders>
+              <w:start w:sz="2.2639999389648438" w:val="single" w:color="#C0C0C0"/>
+              <w:top w:sz="2.2639999389648438" w:val="single" w:color="#000000"/>
+              <w:bottom w:sz="2.2639999389648438" w:val="single" w:color="#C0C0C0"/>
+            </w:tcBorders>
+            <w:tcMar>
+              <w:start w:w="0" w:type="dxa"/>
+              <w:end w:w="0" w:type="dxa"/>
+            </w:tcMar>
+          </w:tcPr>
+          <w:p>
+            <w:pPr>
+              <w:autoSpaceDN w:val="0"/>
+              <w:autoSpaceDE w:val="0"/>
+              <w:widowControl/>
+              <w:spacing w:line="208" w:lineRule="exact" w:before="188" w:after="0"/>
+              <w:ind w:left="190" w:right="0" w:firstLine="0"/>
+              <w:jc w:val="left"/>
+            </w:pPr>
+            <w:r>
+              <w:rPr>
+                <w:rFonts w:ascii="" w:hAnsi="" w:eastAsia=""/>
+                <w:b w:val="0"/>
+                <w:i w:val="0"/>
+                <w:color w:val="303030"/>
+                <w:sz w:val="18"/>
+              </w:rPr>
+              <w:t>{{id_obra}}</w:t>
+            </w:r>
+          </w:p>
+        </w:tc>
+        <w:tc>
+          <w:tcPr>
+            <w:tcW w:type="dxa" w:w="1544"/>
+            <w:tcBorders>
+              <w:top w:sz="2.2639999389648438" w:val="single" w:color="#000000"/>
+              <w:bottom w:sz="2.2639999389648438" w:val="single" w:color="#C0C0C0"/>
+            </w:tcBorders>
+            <w:tcMar>
+              <w:start w:w="0" w:type="dxa"/>
+              <w:end w:w="0" w:type="dxa"/>
+            </w:tcMar>
+          </w:tcPr>
+          <w:p>
+            <w:pPr>
+              <w:autoSpaceDN w:val="0"/>
+              <w:autoSpaceDE w:val="0"/>
+              <w:widowControl/>
+              <w:spacing w:line="208" w:lineRule="exact" w:before="188" w:after="0"/>
+              <w:ind w:left="0" w:right="198" w:firstLine="0"/>
+              <w:jc w:val="right"/>
+            </w:pPr>
+            <w:r>
+              <w:rPr>
+                <w:rFonts w:ascii="" w:hAnsi="" w:eastAsia=""/>
+                <w:b w:val="0"/>
+                <w:i w:val="0"/>
+                <w:color w:val="303030"/>
+                <w:sz w:val="18"/>
+              </w:rPr>
+              <w:t>Agência</w:t>
+            </w:r>
+          </w:p>
+        </w:tc>
+        <w:tc>
+          <w:tcPr>
+            <w:tcW w:type="dxa" w:w="682"/>
+            <w:tcBorders>
+              <w:top w:sz="2.2639999389648438" w:val="single" w:color="#000000"/>
+              <w:bottom w:sz="2.2639999389648438" w:val="single" w:color="#C0C0C0"/>
+            </w:tcBorders>
+            <w:tcMar>
+              <w:start w:w="0" w:type="dxa"/>
+              <w:end w:w="0" w:type="dxa"/>
+            </w:tcMar>
+          </w:tcPr>
+          <w:p>
+            <w:pPr>
+              <w:autoSpaceDN w:val="0"/>
+              <w:autoSpaceDE w:val="0"/>
+              <w:widowControl/>
+              <w:spacing w:line="208" w:lineRule="exact" w:before="188" w:after="0"/>
+              <w:ind w:left="18" w:right="0" w:firstLine="0"/>
+              <w:jc w:val="left"/>
+            </w:pPr>
+            <w:r>
+              <w:rPr>
+                <w:rFonts w:ascii="" w:hAnsi="" w:eastAsia=""/>
+                <w:b w:val="0"/>
+                <w:i w:val="0"/>
+                <w:color w:val="303030"/>
+                <w:sz w:val="18"/>
+              </w:rPr>
+              <w:t>{{agencia}}</w:t>
+            </w:r>
+          </w:p>
+        </w:tc>
+      </w:tr>
+      <w:tr>
+        <w:trPr>
+          <w:trHeight w:hRule="exact" w:val="512"/>
+        </w:trPr>
+        <w:tc>
+          <w:tcPr>
+            <w:tcW w:type="dxa" w:w="968"/>
+            <w:tcBorders>
+              <w:top w:sz="2.2639999389648438" w:val="single" w:color="#C0C0C0"/>
+              <w:end w:sz="2.2639999389648438" w:val="single" w:color="#C0C0C0"/>
+              <w:bottom w:sz="2.2639999389648438" w:val="single" w:color="#C0C0C0"/>
+            </w:tcBorders>
+            <w:tcMar>
+              <w:start w:w="0" w:type="dxa"/>
+              <w:end w:w="0" w:type="dxa"/>
+            </w:tcMar>
+          </w:tcPr>
+          <w:p>
+            <w:pPr>
+              <w:autoSpaceDN w:val="0"/>
+              <w:autoSpaceDE w:val="0"/>
+              <w:widowControl/>
+              <w:spacing w:line="210" w:lineRule="exact" w:before="236" w:after="0"/>
+              <w:ind w:left="0" w:right="148" w:firstLine="0"/>
+              <w:jc w:val="right"/>
+            </w:pPr>
+            <w:r>
+              <w:rPr>
+                <w:rFonts w:ascii="" w:hAnsi="" w:eastAsia=""/>
+                <w:b w:val="0"/>
+                <w:i w:val="0"/>
+                <w:color w:val="303030"/>
+                <w:sz w:val="18"/>
+              </w:rPr>
+              <w:t>Data</w:t>
+            </w:r>
+          </w:p>
+        </w:tc>
+        <w:tc>
+          <w:tcPr>
+            <w:tcW w:type="dxa" w:w="1834"/>
+            <w:tcBorders>
+              <w:start w:sz="2.2639999389648438" w:val="single" w:color="#C0C0C0"/>
+              <w:top w:sz="2.2639999389648438" w:val="single" w:color="#C0C0C0"/>
+              <w:bottom w:sz="2.2639999389648438" w:val="single" w:color="#C0C0C0"/>
+            </w:tcBorders>
+            <w:tcMar>
+              <w:start w:w="0" w:type="dxa"/>
+              <w:end w:w="0" w:type="dxa"/>
+            </w:tcMar>
+          </w:tcPr>
+          <w:p>
+            <w:pPr>
+              <w:autoSpaceDN w:val="0"/>
+              <w:autoSpaceDE w:val="0"/>
+              <w:widowControl/>
+              <w:spacing w:line="210" w:lineRule="exact" w:before="236" w:after="0"/>
+              <w:ind w:left="52" w:right="0" w:firstLine="0"/>
+              <w:jc w:val="left"/>
+            </w:pPr>
+            <w:r>
+              <w:rPr>
+                <w:rFonts w:ascii="" w:hAnsi="" w:eastAsia=""/>
+                <w:b w:val="0"/>
+                <w:i w:val="0"/>
+                <w:color w:val="303030"/>
+                <w:sz w:val="18"/>
+              </w:rPr>
+              <w:t>{{data}}</w:t>
+            </w:r>
+          </w:p>
+        </w:tc>
+        <w:tc>
+          <w:tcPr>
+            <w:tcW w:type="dxa" w:w="1690"/>
+            <w:tcBorders>
+              <w:top w:sz="2.2639999389648438" w:val="single" w:color="#C0C0C0"/>
+              <w:end w:sz="2.2639999389648438" w:val="single" w:color="#C0C0C0"/>
+              <w:bottom w:sz="2.2639999389648438" w:val="single" w:color="#C0C0C0"/>
+            </w:tcBorders>
+            <w:tcMar>
+              <w:start w:w="0" w:type="dxa"/>
+              <w:end w:w="0" w:type="dxa"/>
+            </w:tcMar>
+          </w:tcPr>
+          <w:p>
+            <w:pPr>
+              <w:autoSpaceDN w:val="0"/>
+              <w:autoSpaceDE w:val="0"/>
+              <w:widowControl/>
+              <w:spacing w:line="210" w:lineRule="exact" w:before="236" w:after="0"/>
+              <w:ind w:left="0" w:right="114" w:firstLine="0"/>
+              <w:jc w:val="right"/>
+            </w:pPr>
+            <w:r>
+              <w:rPr>
+                <w:rFonts w:ascii="" w:hAnsi="" w:eastAsia=""/>
+                <w:b w:val="0"/>
+                <w:i w:val="0"/>
+                <w:color w:val="303030"/>
+                <w:sz w:val="18"/>
+              </w:rPr>
+              <w:t>Encarregado</w:t>
+            </w:r>
+          </w:p>
+        </w:tc>
+        <w:tc>
+          <w:tcPr>
+            <w:tcW w:type="dxa" w:w="4626"/>
+            <w:gridSpan w:val="3"/>
+            <w:tcBorders>
+              <w:start w:sz="2.2639999389648438" w:val="single" w:color="#C0C0C0"/>
+              <w:top w:sz="2.2639999389648438" w:val="single" w:color="#C0C0C0"/>
+              <w:bottom w:sz="2.2639999389648438" w:val="single" w:color="#C0C0C0"/>
+            </w:tcBorders>
+            <w:tcMar>
+              <w:start w:w="0" w:type="dxa"/>
+              <w:end w:w="0" w:type="dxa"/>
+            </w:tcMar>
+            <w:tcMar>
+              <w:start w:w="0" w:type="dxa"/>
+              <w:end w:w="0" w:type="dxa"/>
+            </w:tcMar>
+            <w:tcMar>
+              <w:start w:w="0" w:type="dxa"/>
+              <w:end w:w="0" w:type="dxa"/>
+            </w:tcMar>
+          </w:tcPr>
+          <w:p>
+            <w:pPr>
+              <w:autoSpaceDN w:val="0"/>
+              <w:autoSpaceDE w:val="0"/>
+              <w:widowControl/>
+              <w:spacing w:line="210" w:lineRule="exact" w:before="236" w:after="0"/>
+              <w:ind w:left="50" w:right="0" w:firstLine="0"/>
+              <w:jc w:val="left"/>
+            </w:pPr>
+            <w:r>
+              <w:rPr>
+                <w:rFonts w:ascii="" w:hAnsi="" w:eastAsia=""/>
+                <w:b w:val="0"/>
+                <w:i w:val="0"/>
+                <w:color w:val="303030"/>
+                <w:sz w:val="18"/>
+              </w:rPr>
+              <w:t>{{encarregado}}</w:t>
+            </w:r>
+          </w:p>
+        </w:tc>
+        <w:tc>
+          <w:tcPr>
+            <w:tcW w:type="dxa" w:w="1544"/>
+            <w:tcBorders>
+              <w:top w:sz="2.2639999389648438" w:val="single" w:color="#C0C0C0"/>
+              <w:bottom w:sz="2.2639999389648438" w:val="single" w:color="#C0C0C0"/>
+            </w:tcBorders>
+            <w:tcMar>
+              <w:start w:w="0" w:type="dxa"/>
+              <w:end w:w="0" w:type="dxa"/>
+            </w:tcMar>
+          </w:tcPr>
+          <w:p/>
+        </w:tc>
+        <w:tc>
+          <w:tcPr>
+            <w:tcW w:type="dxa" w:w="682"/>
+            <w:tcBorders>
+              <w:top w:sz="2.2639999389648438" w:val="single" w:color="#C0C0C0"/>
+              <w:bottom w:sz="2.2639999389648438" w:val="single" w:color="#C0C0C0"/>
+            </w:tcBorders>
+            <w:tcMar>
+              <w:start w:w="0" w:type="dxa"/>
+              <w:end w:w="0" w:type="dxa"/>
+            </w:tcMar>
+          </w:tcPr>
+          <w:p/>
+        </w:tc>
+      </w:tr>
+      <w:tr>
+        <w:trPr>
+          <w:trHeight w:hRule="exact" w:val="464"/>
+        </w:trPr>
+        <w:tc>
+          <w:tcPr>
+            <w:tcW w:type="dxa" w:w="2802"/>
+            <w:tcBorders>
+              <w:top w:sz="2.2639999389648438" w:val="single" w:color="#C0C0C0"/>
+              <w:bottom w:sz="2.2639999389648438" w:val="single" w:color="#C0C0C0"/>
+            </w:tcBorders>
+            <w:tcMar>
+              <w:start w:w="0" w:type="dxa"/>
+              <w:end w:w="0" w:type="dxa"/>
+            </w:tcMar>
+            <w:tcMar>
+              <w:start w:w="0" w:type="dxa"/>
+              <w:end w:w="0" w:type="dxa"/>
+            </w:tcMar>
+          </w:tcPr>
+          <w:p>
+            <w:pPr>
+              <w:autoSpaceDN w:val="0"/>
+              <w:autoSpaceDE w:val="0"/>
+              <w:widowControl/>
+              <w:spacing w:line="208" w:lineRule="exact" w:before="186" w:after="0"/>
+              <w:ind w:left="434" w:right="0" w:firstLine="0"/>
+              <w:jc w:val="left"/>
+            </w:pPr>
+            <w:r>
+              <w:rPr>
+                <w:rFonts w:ascii="" w:hAnsi="" w:eastAsia=""/>
+                <w:b w:val="0"/>
+                <w:i w:val="0"/>
+                <w:color w:val="303030"/>
+                <w:sz w:val="18"/>
               </w:rPr>
               <w:t>Obra</w:t>
             </w:r>
@@ -45,83 +633,1107 @@
         </w:tc>
         <w:tc>
           <w:tcPr>
-            <w:tcW w:type="dxa" w:w="5100"/>
+            <w:tcW w:type="dxa" w:w="2802"/>
+            <w:tcBorders>
+              <w:top w:sz="2.2639999389648438" w:val="single" w:color="#C0C0C0"/>
+              <w:bottom w:sz="2.2639999389648438" w:val="single" w:color="#C0C0C0"/>
+            </w:tcBorders>
+            <w:tcMar>
+              <w:start w:w="0" w:type="dxa"/>
+              <w:end w:w="0" w:type="dxa"/>
+            </w:tcMar>
+            <w:tcMar>
+              <w:start w:w="0" w:type="dxa"/>
+              <w:end w:w="0" w:type="dxa"/>
+            </w:tcMar>
           </w:tcPr>
           <w:p>
-            <w:r/>
+            <w:r>
+              <w:t>{{obra}}</w:t>
+            </w:r>
+          </w:p>
+        </w:tc>
+        <w:tc>
+          <w:tcPr>
+            <w:tcW w:type="dxa" w:w="5260"/>
+            <w:gridSpan w:val="3"/>
+            <w:tcBorders>
+              <w:top w:sz="2.2639999389648438" w:val="single" w:color="#C0C0C0"/>
+              <w:end w:sz="2.2639999389648438" w:val="single" w:color="#C0C0C0"/>
+              <w:bottom w:sz="2.2639999389648438" w:val="single" w:color="#C0C0C0"/>
+            </w:tcBorders>
+            <w:tcMar>
+              <w:start w:w="0" w:type="dxa"/>
+              <w:end w:w="0" w:type="dxa"/>
+            </w:tcMar>
+            <w:tcMar>
+              <w:start w:w="0" w:type="dxa"/>
+              <w:end w:w="0" w:type="dxa"/>
+            </w:tcMar>
+            <w:tcMar>
+              <w:start w:w="0" w:type="dxa"/>
+              <w:end w:w="0" w:type="dxa"/>
+            </w:tcMar>
+          </w:tcPr>
+          <w:p>
+            <w:pPr>
+              <w:autoSpaceDN w:val="0"/>
+              <w:autoSpaceDE w:val="0"/>
+              <w:widowControl/>
+              <w:spacing w:line="208" w:lineRule="exact" w:before="186" w:after="0"/>
+              <w:ind w:left="0" w:right="160" w:firstLine="0"/>
+              <w:jc w:val="right"/>
+            </w:pPr>
             <w:r>
               <w:rPr>
-                <w:rFonts w:ascii="Arial" w:hAnsi="Arial"/>
+                <w:rFonts w:ascii="" w:hAnsi="" w:eastAsia=""/>
                 <w:b w:val="0"/>
-                <w:sz w:val="22"/>
+                <w:i w:val="0"/>
+                <w:color w:val="303030"/>
+                <w:sz w:val="18"/>
               </w:rPr>
-              <w:t>{{obra}}</w:t>
+              <w:t>{{atividade}}</w:t>
+            </w:r>
+          </w:p>
+        </w:tc>
+        <w:tc>
+          <w:tcPr>
+            <w:tcW w:type="dxa" w:w="1056"/>
+            <w:tcBorders>
+              <w:start w:sz="2.2639999389648438" w:val="single" w:color="#C0C0C0"/>
+              <w:top w:sz="2.2639999389648438" w:val="single" w:color="#C0C0C0"/>
+              <w:bottom w:sz="2.2639999389648438" w:val="single" w:color="#C0C0C0"/>
+            </w:tcBorders>
+            <w:tcMar>
+              <w:start w:w="0" w:type="dxa"/>
+              <w:end w:w="0" w:type="dxa"/>
+            </w:tcMar>
+          </w:tcPr>
+          <w:p>
+            <w:pPr>
+              <w:autoSpaceDN w:val="0"/>
+              <w:autoSpaceDE w:val="0"/>
+              <w:widowControl/>
+              <w:spacing w:line="208" w:lineRule="exact" w:before="186" w:after="0"/>
+              <w:ind w:left="0" w:right="0" w:firstLine="0"/>
+              <w:jc w:val="center"/>
+            </w:pPr>
+            <w:r>
+              <w:rPr>
+                <w:rFonts w:ascii="" w:hAnsi="" w:eastAsia=""/>
+                <w:b w:val="0"/>
+                <w:i w:val="0"/>
+                <w:color w:val="303030"/>
+                <w:sz w:val="18"/>
+              </w:rPr>
+              <w:t>LINHA VIVA</w:t>
+            </w:r>
+          </w:p>
+        </w:tc>
+        <w:tc>
+          <w:tcPr>
+            <w:tcW w:type="dxa" w:w="1544"/>
+            <w:tcBorders>
+              <w:top w:sz="2.2639999389648438" w:val="single" w:color="#C0C0C0"/>
+              <w:bottom w:sz="2.2639999389648438" w:val="single" w:color="#C0C0C0"/>
+            </w:tcBorders>
+            <w:tcMar>
+              <w:start w:w="0" w:type="dxa"/>
+              <w:end w:w="0" w:type="dxa"/>
+            </w:tcMar>
+          </w:tcPr>
+          <w:p/>
+        </w:tc>
+        <w:tc>
+          <w:tcPr>
+            <w:tcW w:type="dxa" w:w="682"/>
+            <w:tcBorders>
+              <w:top w:sz="2.2639999389648438" w:val="single" w:color="#C0C0C0"/>
+              <w:bottom w:sz="2.2639999389648438" w:val="single" w:color="#C0C0C0"/>
+            </w:tcBorders>
+            <w:tcMar>
+              <w:start w:w="0" w:type="dxa"/>
+              <w:end w:w="0" w:type="dxa"/>
+            </w:tcMar>
+          </w:tcPr>
+          <w:p/>
+        </w:tc>
+      </w:tr>
+      <w:tr>
+        <w:trPr>
+          <w:trHeight w:hRule="exact" w:val="420"/>
+        </w:trPr>
+        <w:tc>
+          <w:tcPr>
+            <w:tcW w:type="dxa" w:w="2802"/>
+            <w:tcBorders>
+              <w:top w:sz="2.2639999389648438" w:val="single" w:color="#C0C0C0"/>
+              <w:bottom w:sz="2.2639999389648438" w:val="single" w:color="#C0C0C0"/>
+            </w:tcBorders>
+            <w:tcMar>
+              <w:start w:w="0" w:type="dxa"/>
+              <w:end w:w="0" w:type="dxa"/>
+            </w:tcMar>
+            <w:tcMar>
+              <w:start w:w="0" w:type="dxa"/>
+              <w:end w:w="0" w:type="dxa"/>
+            </w:tcMar>
+          </w:tcPr>
+          <w:p>
+            <w:pPr>
+              <w:autoSpaceDN w:val="0"/>
+              <w:autoSpaceDE w:val="0"/>
+              <w:widowControl/>
+              <w:spacing w:line="208" w:lineRule="exact" w:before="142" w:after="0"/>
+              <w:ind w:left="396" w:right="0" w:firstLine="0"/>
+              <w:jc w:val="left"/>
+            </w:pPr>
+            <w:r>
+              <w:rPr>
+                <w:rFonts w:ascii="" w:hAnsi="" w:eastAsia=""/>
+                <w:b w:val="0"/>
+                <w:i w:val="0"/>
+                <w:color w:val="303030"/>
+                <w:sz w:val="18"/>
+              </w:rPr>
+              <w:t>Local</w:t>
+            </w:r>
+          </w:p>
+        </w:tc>
+        <w:tc>
+          <w:tcPr>
+            <w:tcW w:type="dxa" w:w="2802"/>
+            <w:tcBorders>
+              <w:top w:sz="2.2639999389648438" w:val="single" w:color="#C0C0C0"/>
+              <w:bottom w:sz="2.2639999389648438" w:val="single" w:color="#C0C0C0"/>
+            </w:tcBorders>
+            <w:tcMar>
+              <w:start w:w="0" w:type="dxa"/>
+              <w:end w:w="0" w:type="dxa"/>
+            </w:tcMar>
+            <w:tcMar>
+              <w:start w:w="0" w:type="dxa"/>
+              <w:end w:w="0" w:type="dxa"/>
+            </w:tcMar>
+          </w:tcPr>
+          <w:p>
+            <w:r>
+              <w:t>{{local}}</w:t>
+            </w:r>
+          </w:p>
+        </w:tc>
+        <w:tc>
+          <w:tcPr>
+            <w:tcW w:type="dxa" w:w="5260"/>
+            <w:gridSpan w:val="3"/>
+            <w:tcBorders>
+              <w:top w:sz="2.2639999389648438" w:val="single" w:color="#C0C0C0"/>
+              <w:end w:sz="2.2639999389648438" w:val="single" w:color="#C0C0C0"/>
+              <w:bottom w:sz="2.2639999389648438" w:val="single" w:color="#C0C0C0"/>
+            </w:tcBorders>
+            <w:tcMar>
+              <w:start w:w="0" w:type="dxa"/>
+              <w:end w:w="0" w:type="dxa"/>
+            </w:tcMar>
+            <w:tcMar>
+              <w:start w:w="0" w:type="dxa"/>
+              <w:end w:w="0" w:type="dxa"/>
+            </w:tcMar>
+            <w:tcMar>
+              <w:start w:w="0" w:type="dxa"/>
+              <w:end w:w="0" w:type="dxa"/>
+            </w:tcMar>
+          </w:tcPr>
+          <w:p>
+            <w:pPr>
+              <w:autoSpaceDN w:val="0"/>
+              <w:autoSpaceDE w:val="0"/>
+              <w:widowControl/>
+              <w:spacing w:line="208" w:lineRule="exact" w:before="142" w:after="0"/>
+              <w:ind w:left="0" w:right="158" w:firstLine="0"/>
+              <w:jc w:val="right"/>
+            </w:pPr>
+            <w:r>
+              <w:rPr>
+                <w:rFonts w:ascii="" w:hAnsi="" w:eastAsia=""/>
+                <w:b w:val="0"/>
+                <w:i w:val="0"/>
+                <w:color w:val="303030"/>
+                <w:sz w:val="18"/>
+              </w:rPr>
+              <w:t>{{municipio}}</w:t>
+            </w:r>
+          </w:p>
+        </w:tc>
+        <w:tc>
+          <w:tcPr>
+            <w:tcW w:type="dxa" w:w="1056"/>
+            <w:tcBorders>
+              <w:start w:sz="2.2639999389648438" w:val="single" w:color="#C0C0C0"/>
+              <w:top w:sz="2.2639999389648438" w:val="single" w:color="#C0C0C0"/>
+              <w:bottom w:sz="2.2639999389648438" w:val="single" w:color="#C0C0C0"/>
+            </w:tcBorders>
+            <w:tcMar>
+              <w:start w:w="0" w:type="dxa"/>
+              <w:end w:w="0" w:type="dxa"/>
+            </w:tcMar>
+          </w:tcPr>
+          <w:p>
+            <w:pPr>
+              <w:autoSpaceDN w:val="0"/>
+              <w:autoSpaceDE w:val="0"/>
+              <w:widowControl/>
+              <w:spacing w:line="208" w:lineRule="exact" w:before="142" w:after="0"/>
+              <w:ind w:left="54" w:right="0" w:firstLine="0"/>
+              <w:jc w:val="left"/>
+            </w:pPr>
+            <w:r>
+              <w:rPr>
+                <w:rFonts w:ascii="" w:hAnsi="" w:eastAsia=""/>
+                <w:b w:val="0"/>
+                <w:i w:val="0"/>
+                <w:color w:val="303030"/>
+                <w:sz w:val="18"/>
+              </w:rPr>
+              <w:t>Concórdia</w:t>
+            </w:r>
+          </w:p>
+        </w:tc>
+        <w:tc>
+          <w:tcPr>
+            <w:tcW w:type="dxa" w:w="1544"/>
+            <w:tcBorders>
+              <w:top w:sz="2.2639999389648438" w:val="single" w:color="#C0C0C0"/>
+              <w:bottom w:sz="2.2639999389648438" w:val="single" w:color="#C0C0C0"/>
+            </w:tcBorders>
+            <w:tcMar>
+              <w:start w:w="0" w:type="dxa"/>
+              <w:end w:w="0" w:type="dxa"/>
+            </w:tcMar>
+          </w:tcPr>
+          <w:p/>
+        </w:tc>
+        <w:tc>
+          <w:tcPr>
+            <w:tcW w:type="dxa" w:w="682"/>
+            <w:tcBorders>
+              <w:top w:sz="2.2639999389648438" w:val="single" w:color="#C0C0C0"/>
+              <w:bottom w:sz="2.2639999389648438" w:val="single" w:color="#C0C0C0"/>
+            </w:tcBorders>
+            <w:tcMar>
+              <w:start w:w="0" w:type="dxa"/>
+              <w:end w:w="0" w:type="dxa"/>
+            </w:tcMar>
+          </w:tcPr>
+          <w:p/>
+        </w:tc>
+      </w:tr>
+    </w:tbl>
+    <w:p>
+      <w:pPr>
+        <w:autoSpaceDN w:val="0"/>
+        <w:autoSpaceDE w:val="0"/>
+        <w:widowControl/>
+        <w:spacing w:line="210" w:lineRule="exact" w:before="498" w:after="380"/>
+        <w:ind w:left="60" w:right="0" w:firstLine="0"/>
+        <w:jc w:val="left"/>
+      </w:pPr>
+      <w:r>
+        <w:rPr>
+          <w:rFonts w:ascii="" w:hAnsi="" w:eastAsia=""/>
+          <w:b w:val="0"/>
+          <w:i w:val="0"/>
+          <w:color w:val="303030"/>
+          <w:sz w:val="18"/>
+        </w:rPr>
+        <w:t xml:space="preserve">Serviço a Executar </w:t>
+      </w:r>
+    </w:p>
+    <w:p>
+      <w:pPr>
+        <w:spacing w:line="240" w:lineRule="exact" w:before="0" w:after="0"/>
+      </w:pPr>
+      <w:r>
+        <w:t>{{servico}}</w:t>
+      </w:r>
+    </w:p>
+    <w:tbl>
+      <w:tblPr>
+        <w:tblW w:type="auto" w:w="0"/>
+        <w:tblLayout w:type="fixed"/>
+        <w:tblLook w:firstColumn="1" w:firstRow="1" w:lastColumn="0" w:lastRow="0" w:noHBand="0" w:noVBand="1" w:val="04A0"/>
+        <w:tblInd w:w="20.0" w:type="dxa"/>
+      </w:tblPr>
+      <w:tblGrid>
+        <w:gridCol w:w="1623"/>
+        <w:gridCol w:w="1623"/>
+        <w:gridCol w:w="1623"/>
+        <w:gridCol w:w="1623"/>
+        <w:gridCol w:w="1623"/>
+        <w:gridCol w:w="1623"/>
+        <w:gridCol w:w="1623"/>
+      </w:tblGrid>
+      <w:tr>
+        <w:trPr>
+          <w:trHeight w:hRule="exact" w:val="434"/>
+        </w:trPr>
+        <w:tc>
+          <w:tcPr>
+            <w:tcW w:type="dxa" w:w="960"/>
+            <w:tcBorders>
+              <w:top w:sz="2.2639999389648438" w:val="single" w:color="#C0C0C0"/>
+              <w:bottom w:sz="2.2639999389648438" w:val="single" w:color="#C0C0C0"/>
+            </w:tcBorders>
+            <w:tcMar>
+              <w:start w:w="0" w:type="dxa"/>
+              <w:end w:w="0" w:type="dxa"/>
+            </w:tcMar>
+          </w:tcPr>
+          <w:p>
+            <w:pPr>
+              <w:autoSpaceDN w:val="0"/>
+              <w:autoSpaceDE w:val="0"/>
+              <w:widowControl/>
+              <w:spacing w:line="208" w:lineRule="exact" w:before="156" w:after="0"/>
+              <w:ind w:left="0" w:right="0" w:firstLine="0"/>
+              <w:jc w:val="center"/>
+            </w:pPr>
+            <w:r>
+              <w:rPr>
+                <w:rFonts w:ascii="" w:hAnsi="" w:eastAsia=""/>
+                <w:b w:val="0"/>
+                <w:i w:val="0"/>
+                <w:color w:val="303030"/>
+                <w:sz w:val="18"/>
+              </w:rPr>
+              <w:t xml:space="preserve">BT Energ. </w:t>
+            </w:r>
+          </w:p>
+        </w:tc>
+        <w:tc>
+          <w:tcPr>
+            <w:tcW w:type="dxa" w:w="520"/>
+            <w:tcBorders>
+              <w:top w:sz="2.2639999389648438" w:val="single" w:color="#C0C0C0"/>
+              <w:bottom w:sz="2.2639999389648438" w:val="single" w:color="#C0C0C0"/>
+            </w:tcBorders>
+            <w:tcMar>
+              <w:start w:w="0" w:type="dxa"/>
+              <w:end w:w="0" w:type="dxa"/>
+            </w:tcMar>
+          </w:tcPr>
+          <w:p>
+            <w:pPr>
+              <w:autoSpaceDN w:val="0"/>
+              <w:autoSpaceDE w:val="0"/>
+              <w:widowControl/>
+              <w:spacing w:line="136" w:lineRule="exact" w:before="0" w:after="0"/>
+              <w:ind w:left="0" w:right="0"/>
+            </w:pPr>
+            <w:r>
+              <w:t>{% if bt %}X{% endif %}</w:t>
+            </w:r>
+          </w:p>
+          <w:tbl>
+            <w:tblPr>
+              <w:tblW w:type="auto" w:w="0"/>
+              <w:tblLayout w:type="fixed"/>
+              <w:tblLook w:firstColumn="1" w:firstRow="1" w:lastColumn="0" w:lastRow="0" w:noHBand="0" w:noVBand="1" w:val="04A0"/>
+              <w:tblInd w:w="124.00000000000006" w:type="dxa"/>
+            </w:tblPr>
+            <w:tblGrid>
+              <w:gridCol w:w="520"/>
+            </w:tblGrid>
+            <w:tr>
+              <w:trPr>
+                <w:trHeight w:hRule="exact" w:val="176"/>
+              </w:trPr>
+              <w:tc>
+                <w:tcPr>
+                  <w:tcW w:type="dxa" w:w="196"/>
+                  <w:tcBorders>
+                    <w:start w:sz="22.351999282836914" w:val="single" w:color="#939393"/>
+                    <w:top w:sz="22.351999282836914" w:val="single" w:color="#939393"/>
+                    <w:end w:sz="22.351999282836914" w:val="single" w:color="#939393"/>
+                    <w:bottom w:sz="22.351999282836914" w:val="single" w:color="#939393"/>
+                  </w:tcBorders>
+                  <w:shd w:fill="ffffff"/>
+                  <w:tcMar>
+                    <w:start w:w="0" w:type="dxa"/>
+                    <w:end w:w="0" w:type="dxa"/>
+                  </w:tcMar>
+                </w:tcPr>
+                <w:p/>
+              </w:tc>
+            </w:tr>
+          </w:tbl>
+          <w:p>
+            <w:pPr>
+              <w:autoSpaceDN w:val="0"/>
+              <w:autoSpaceDE w:val="0"/>
+              <w:widowControl/>
+              <w:spacing w:line="14" w:lineRule="exact" w:before="0" w:after="0"/>
+              <w:ind w:left="0" w:right="0"/>
+            </w:pPr>
+          </w:p>
+        </w:tc>
+        <w:tc>
+          <w:tcPr>
+            <w:tcW w:type="dxa" w:w="1020"/>
+            <w:tcBorders>
+              <w:top w:sz="2.2639999389648438" w:val="single" w:color="#C0C0C0"/>
+              <w:bottom w:sz="2.2639999389648438" w:val="single" w:color="#C0C0C0"/>
+            </w:tcBorders>
+            <w:tcMar>
+              <w:start w:w="0" w:type="dxa"/>
+              <w:end w:w="0" w:type="dxa"/>
+            </w:tcMar>
+          </w:tcPr>
+          <w:p/>
+        </w:tc>
+        <w:tc>
+          <w:tcPr>
+            <w:tcW w:type="dxa" w:w="440"/>
+            <w:tcBorders>
+              <w:top w:sz="2.2639999389648438" w:val="single" w:color="#C0C0C0"/>
+              <w:bottom w:sz="2.2639999389648438" w:val="single" w:color="#C0C0C0"/>
+            </w:tcBorders>
+            <w:tcMar>
+              <w:start w:w="0" w:type="dxa"/>
+              <w:end w:w="0" w:type="dxa"/>
+            </w:tcMar>
+          </w:tcPr>
+          <w:p/>
+        </w:tc>
+        <w:tc>
+          <w:tcPr>
+            <w:tcW w:type="dxa" w:w="1184"/>
+            <w:tcBorders>
+              <w:top w:sz="2.2639999389648438" w:val="single" w:color="#C0C0C0"/>
+              <w:bottom w:sz="2.2639999389648438" w:val="single" w:color="#C0C0C0"/>
+            </w:tcBorders>
+            <w:tcMar>
+              <w:start w:w="0" w:type="dxa"/>
+              <w:end w:w="0" w:type="dxa"/>
+            </w:tcMar>
+          </w:tcPr>
+          <w:p>
+            <w:pPr>
+              <w:autoSpaceDN w:val="0"/>
+              <w:autoSpaceDE w:val="0"/>
+              <w:widowControl/>
+              <w:spacing w:line="208" w:lineRule="exact" w:before="166" w:after="0"/>
+              <w:ind w:left="124" w:right="0" w:firstLine="0"/>
+              <w:jc w:val="left"/>
+            </w:pPr>
+            <w:r>
+              <w:rPr>
+                <w:rFonts w:ascii="" w:hAnsi="" w:eastAsia=""/>
+                <w:b w:val="0"/>
+                <w:i w:val="0"/>
+                <w:color w:val="303030"/>
+                <w:sz w:val="18"/>
+              </w:rPr>
+              <w:t>H.Desligar</w:t>
+            </w:r>
+          </w:p>
+        </w:tc>
+        <w:tc>
+          <w:tcPr>
+            <w:tcW w:type="dxa" w:w="648"/>
+            <w:tcBorders>
+              <w:top w:sz="2.2639999389648438" w:val="single" w:color="#C0C0C0"/>
+              <w:bottom w:sz="2.2639999389648438" w:val="single" w:color="#C0C0C0"/>
+            </w:tcBorders>
+            <w:tcMar>
+              <w:start w:w="0" w:type="dxa"/>
+              <w:end w:w="0" w:type="dxa"/>
+            </w:tcMar>
+          </w:tcPr>
+          <w:p>
+            <w:pPr>
+              <w:autoSpaceDN w:val="0"/>
+              <w:autoSpaceDE w:val="0"/>
+              <w:widowControl/>
+              <w:spacing w:line="208" w:lineRule="exact" w:before="156" w:after="0"/>
+              <w:ind w:left="0" w:right="0" w:firstLine="0"/>
+              <w:jc w:val="center"/>
+            </w:pPr>
+            <w:r>
+              <w:rPr>
+                <w:rFonts w:ascii="" w:hAnsi="" w:eastAsia=""/>
+                <w:b w:val="0"/>
+                <w:i w:val="0"/>
+                <w:color w:val="303030"/>
+                <w:sz w:val="18"/>
+              </w:rPr>
+              <w:t>{{h_desligar}}</w:t>
+            </w:r>
+          </w:p>
+        </w:tc>
+        <w:tc>
+          <w:tcPr>
+            <w:tcW w:type="dxa" w:w="6230"/>
+            <w:tcBorders>
+              <w:top w:sz="2.2639999389648438" w:val="single" w:color="#C0C0C0"/>
+              <w:bottom w:sz="2.2639999389648438" w:val="single" w:color="#C0C0C0"/>
+            </w:tcBorders>
+            <w:tcMar>
+              <w:start w:w="0" w:type="dxa"/>
+              <w:end w:w="0" w:type="dxa"/>
+            </w:tcMar>
+          </w:tcPr>
+          <w:p>
+            <w:pPr>
+              <w:autoSpaceDN w:val="0"/>
+              <w:autoSpaceDE w:val="0"/>
+              <w:widowControl/>
+              <w:spacing w:line="208" w:lineRule="exact" w:before="166" w:after="0"/>
+              <w:ind w:left="306" w:right="0" w:firstLine="0"/>
+              <w:jc w:val="left"/>
+            </w:pPr>
+            <w:r>
+              <w:rPr>
+                <w:rFonts w:ascii="" w:hAnsi="" w:eastAsia=""/>
+                <w:b w:val="0"/>
+                <w:i w:val="0"/>
+                <w:color w:val="303030"/>
+                <w:sz w:val="18"/>
+              </w:rPr>
+              <w:t>Alimentador {{alimentador}}</w:t>
             </w:r>
           </w:p>
         </w:tc>
       </w:tr>
       <w:tr>
+        <w:trPr>
+          <w:trHeight w:hRule="exact" w:val="407"/>
+        </w:trPr>
         <w:tc>
           <w:tcPr>
-            <w:tcW w:type="dxa" w:w="5100"/>
+            <w:tcW w:type="dxa" w:w="960"/>
+            <w:tcBorders>
+              <w:top w:sz="2.2639999389648438" w:val="single" w:color="#C0C0C0"/>
+              <w:bottom w:sz="2.2639999389648438" w:val="single" w:color="#C0C0C0"/>
+            </w:tcBorders>
+            <w:tcMar>
+              <w:start w:w="0" w:type="dxa"/>
+              <w:end w:w="0" w:type="dxa"/>
+            </w:tcMar>
           </w:tcPr>
           <w:p>
-            <w:r/>
+            <w:pPr>
+              <w:autoSpaceDN w:val="0"/>
+              <w:autoSpaceDE w:val="0"/>
+              <w:widowControl/>
+              <w:spacing w:line="210" w:lineRule="exact" w:before="124" w:after="0"/>
+              <w:ind w:left="0" w:right="0" w:firstLine="0"/>
+              <w:jc w:val="center"/>
+            </w:pPr>
             <w:r>
               <w:rPr>
-                <w:rFonts w:ascii="Arial" w:hAnsi="Arial"/>
-                <w:b/>
-                <w:sz w:val="22"/>
+                <w:rFonts w:ascii="" w:hAnsi="" w:eastAsia=""/>
+                <w:b w:val="0"/>
+                <w:i w:val="0"/>
+                <w:color w:val="303030"/>
+                <w:sz w:val="18"/>
               </w:rPr>
-              <w:t>Agência CDA</w:t>
+              <w:t xml:space="preserve">AT Energ. </w:t>
             </w:r>
           </w:p>
         </w:tc>
         <w:tc>
           <w:tcPr>
-            <w:tcW w:type="dxa" w:w="5100"/>
+            <w:tcW w:type="dxa" w:w="520"/>
+            <w:tcBorders>
+              <w:top w:sz="2.2639999389648438" w:val="single" w:color="#C0C0C0"/>
+              <w:bottom w:sz="2.2639999389648438" w:val="single" w:color="#C0C0C0"/>
+            </w:tcBorders>
+            <w:tcMar>
+              <w:start w:w="0" w:type="dxa"/>
+              <w:end w:w="0" w:type="dxa"/>
+            </w:tcMar>
           </w:tcPr>
           <w:p>
-            <w:r/>
+            <w:pPr>
+              <w:autoSpaceDN w:val="0"/>
+              <w:autoSpaceDE w:val="0"/>
+              <w:widowControl/>
+              <w:spacing w:line="104" w:lineRule="exact" w:before="0" w:after="0"/>
+              <w:ind w:left="0" w:right="0"/>
+            </w:pPr>
+            <w:r>
+              <w:t>{% if at %}X{% endif %}</w:t>
+            </w:r>
+          </w:p>
+          <w:tbl>
+            <w:tblPr>
+              <w:tblW w:type="auto" w:w="0"/>
+              <w:tblLayout w:type="fixed"/>
+              <w:tblLook w:firstColumn="1" w:firstRow="1" w:lastColumn="0" w:lastRow="0" w:noHBand="0" w:noVBand="1" w:val="04A0"/>
+              <w:tblInd w:w="124.00000000000006" w:type="dxa"/>
+            </w:tblPr>
+            <w:tblGrid>
+              <w:gridCol w:w="520"/>
+            </w:tblGrid>
+            <w:tr>
+              <w:trPr>
+                <w:trHeight w:hRule="exact" w:val="176"/>
+              </w:trPr>
+              <w:tc>
+                <w:tcPr>
+                  <w:tcW w:type="dxa" w:w="196"/>
+                  <w:tcBorders>
+                    <w:start w:sz="22.351999282836914" w:val="single" w:color="#939393"/>
+                    <w:top w:sz="22.351999282836914" w:val="single" w:color="#939393"/>
+                    <w:end w:sz="22.351999282836914" w:val="single" w:color="#939393"/>
+                    <w:bottom w:sz="22.351999282836914" w:val="single" w:color="#939393"/>
+                  </w:tcBorders>
+                  <w:shd w:fill="ffffff"/>
+                  <w:tcMar>
+                    <w:start w:w="0" w:type="dxa"/>
+                    <w:end w:w="0" w:type="dxa"/>
+                  </w:tcMar>
+                </w:tcPr>
+                <w:p/>
+              </w:tc>
+            </w:tr>
+          </w:tbl>
+          <w:p>
+            <w:pPr>
+              <w:autoSpaceDN w:val="0"/>
+              <w:autoSpaceDE w:val="0"/>
+              <w:widowControl/>
+              <w:spacing w:line="14" w:lineRule="exact" w:before="0" w:after="0"/>
+              <w:ind w:left="0" w:right="0"/>
+            </w:pPr>
+          </w:p>
+        </w:tc>
+        <w:tc>
+          <w:tcPr>
+            <w:tcW w:type="dxa" w:w="1020"/>
+            <w:tcBorders>
+              <w:top w:sz="2.2639999389648438" w:val="single" w:color="#C0C0C0"/>
+              <w:bottom w:sz="2.2639999389648438" w:val="single" w:color="#C0C0C0"/>
+            </w:tcBorders>
+            <w:tcMar>
+              <w:start w:w="0" w:type="dxa"/>
+              <w:end w:w="0" w:type="dxa"/>
+            </w:tcMar>
+          </w:tcPr>
+          <w:p>
+            <w:pPr>
+              <w:autoSpaceDN w:val="0"/>
+              <w:autoSpaceDE w:val="0"/>
+              <w:widowControl/>
+              <w:spacing w:line="210" w:lineRule="exact" w:before="136" w:after="0"/>
+              <w:ind w:left="198" w:right="0" w:firstLine="0"/>
+              <w:jc w:val="left"/>
+            </w:pPr>
             <w:r>
               <w:rPr>
-                <w:rFonts w:ascii="Arial" w:hAnsi="Arial"/>
+                <w:rFonts w:ascii="" w:hAnsi="" w:eastAsia=""/>
                 <w:b w:val="0"/>
-                <w:sz w:val="22"/>
+                <w:i w:val="0"/>
+                <w:color w:val="303030"/>
+                <w:sz w:val="18"/>
               </w:rPr>
-              <w:t>{{agencia}}</w:t>
-            </w:r>
-          </w:p>
-        </w:tc>
-      </w:tr>
-      <w:tr>
-        <w:tc>
-          <w:tcPr>
-            <w:tcW w:type="dxa" w:w="5100"/>
-          </w:tcPr>
-          <w:p>
-            <w:r/>
-            <w:r>
-              <w:rPr>
-                <w:rFonts w:ascii="Arial" w:hAnsi="Arial"/>
-                <w:b/>
-                <w:sz w:val="22"/>
-              </w:rPr>
-              <w:t>Data</w:t>
+              <w:t xml:space="preserve">Bloqueio </w:t>
             </w:r>
           </w:p>
         </w:tc>
         <w:tc>
           <w:tcPr>
-            <w:tcW w:type="dxa" w:w="5100"/>
+            <w:tcW w:type="dxa" w:w="440"/>
+            <w:tcBorders>
+              <w:top w:sz="2.2639999389648438" w:val="single" w:color="#C0C0C0"/>
+              <w:bottom w:sz="2.2639999389648438" w:val="single" w:color="#C0C0C0"/>
+            </w:tcBorders>
+            <w:tcMar>
+              <w:start w:w="0" w:type="dxa"/>
+              <w:end w:w="0" w:type="dxa"/>
+            </w:tcMar>
           </w:tcPr>
           <w:p>
-            <w:r/>
+            <w:pPr>
+              <w:autoSpaceDN w:val="0"/>
+              <w:autoSpaceDE w:val="0"/>
+              <w:widowControl/>
+              <w:spacing w:line="104" w:lineRule="exact" w:before="0" w:after="0"/>
+              <w:ind w:left="0" w:right="0"/>
+            </w:pPr>
+          </w:p>
+          <w:tbl>
+            <w:tblPr>
+              <w:tblW w:type="auto" w:w="0"/>
+              <w:tblLayout w:type="fixed"/>
+              <w:tblLook w:firstColumn="1" w:firstRow="1" w:lastColumn="0" w:lastRow="0" w:noHBand="0" w:noVBand="1" w:val="04A0"/>
+              <w:tblInd w:w="106.00000000000023" w:type="dxa"/>
+            </w:tblPr>
+            <w:tblGrid>
+              <w:gridCol w:w="440"/>
+            </w:tblGrid>
+            <w:tr>
+              <w:trPr>
+                <w:trHeight w:hRule="exact" w:val="176"/>
+              </w:trPr>
+              <w:tc>
+                <w:tcPr>
+                  <w:tcW w:type="dxa" w:w="196"/>
+                  <w:tcBorders>
+                    <w:start w:sz="22.351999282836914" w:val="single" w:color="#939393"/>
+                    <w:top w:sz="22.351999282836914" w:val="single" w:color="#939393"/>
+                    <w:end w:sz="22.351999282836914" w:val="single" w:color="#939393"/>
+                    <w:bottom w:sz="22.351999282836914" w:val="single" w:color="#939393"/>
+                  </w:tcBorders>
+                  <w:shd w:fill="ffffff"/>
+                  <w:tcMar>
+                    <w:start w:w="0" w:type="dxa"/>
+                    <w:end w:w="0" w:type="dxa"/>
+                  </w:tcMar>
+                </w:tcPr>
+                <w:p/>
+              </w:tc>
+            </w:tr>
+          </w:tbl>
+          <w:p>
+            <w:pPr>
+              <w:autoSpaceDN w:val="0"/>
+              <w:autoSpaceDE w:val="0"/>
+              <w:widowControl/>
+              <w:spacing w:line="14" w:lineRule="exact" w:before="0" w:after="0"/>
+              <w:ind w:left="0" w:right="0"/>
+            </w:pPr>
+          </w:p>
+        </w:tc>
+        <w:tc>
+          <w:tcPr>
+            <w:tcW w:type="dxa" w:w="1184"/>
+            <w:tcBorders>
+              <w:top w:sz="2.2639999389648438" w:val="single" w:color="#C0C0C0"/>
+              <w:bottom w:sz="2.2639999389648438" w:val="single" w:color="#C0C0C0"/>
+            </w:tcBorders>
+            <w:tcMar>
+              <w:start w:w="0" w:type="dxa"/>
+              <w:end w:w="0" w:type="dxa"/>
+            </w:tcMar>
+          </w:tcPr>
+          <w:p>
+            <w:pPr>
+              <w:autoSpaceDN w:val="0"/>
+              <w:autoSpaceDE w:val="0"/>
+              <w:widowControl/>
+              <w:spacing w:line="210" w:lineRule="exact" w:before="136" w:after="0"/>
+              <w:ind w:left="0" w:right="0" w:firstLine="0"/>
+              <w:jc w:val="center"/>
+            </w:pPr>
             <w:r>
               <w:rPr>
-                <w:rFonts w:ascii="Arial" w:hAnsi="Arial"/>
+                <w:rFonts w:ascii="" w:hAnsi="" w:eastAsia=""/>
                 <w:b w:val="0"/>
+                <w:i w:val="0"/>
+                <w:color w:val="303030"/>
+                <w:sz w:val="18"/>
+              </w:rPr>
+              <w:t>H.Religar</w:t>
+            </w:r>
+          </w:p>
+        </w:tc>
+        <w:tc>
+          <w:tcPr>
+            <w:tcW w:type="dxa" w:w="648"/>
+            <w:tcBorders>
+              <w:top w:sz="2.2639999389648438" w:val="single" w:color="#C0C0C0"/>
+              <w:bottom w:sz="2.2639999389648438" w:val="single" w:color="#C0C0C0"/>
+            </w:tcBorders>
+            <w:tcMar>
+              <w:start w:w="0" w:type="dxa"/>
+              <w:end w:w="0" w:type="dxa"/>
+            </w:tcMar>
+          </w:tcPr>
+          <w:p>
+            <w:pPr>
+              <w:autoSpaceDN w:val="0"/>
+              <w:autoSpaceDE w:val="0"/>
+              <w:widowControl/>
+              <w:spacing w:line="210" w:lineRule="exact" w:before="124" w:after="0"/>
+              <w:ind w:left="0" w:right="0" w:firstLine="0"/>
+              <w:jc w:val="center"/>
+            </w:pPr>
+            <w:r>
+              <w:rPr>
+                <w:rFonts w:ascii="" w:hAnsi="" w:eastAsia=""/>
+                <w:b w:val="0"/>
+                <w:i w:val="0"/>
+                <w:color w:val="303030"/>
+                <w:sz w:val="18"/>
+              </w:rPr>
+              <w:t>{{h_religar}}</w:t>
+            </w:r>
+          </w:p>
+        </w:tc>
+        <w:tc>
+          <w:tcPr>
+            <w:tcW w:type="dxa" w:w="6230"/>
+            <w:tcBorders>
+              <w:top w:sz="2.2639999389648438" w:val="single" w:color="#C0C0C0"/>
+              <w:bottom w:sz="2.2639999389648438" w:val="single" w:color="#C0C0C0"/>
+            </w:tcBorders>
+            <w:tcMar>
+              <w:start w:w="0" w:type="dxa"/>
+              <w:end w:w="0" w:type="dxa"/>
+            </w:tcMar>
+          </w:tcPr>
+          <w:p>
+            <w:pPr>
+              <w:autoSpaceDN w:val="0"/>
+              <w:autoSpaceDE w:val="0"/>
+              <w:widowControl/>
+              <w:spacing w:line="210" w:lineRule="exact" w:before="136" w:after="0"/>
+              <w:ind w:left="806" w:right="0" w:firstLine="0"/>
+              <w:jc w:val="left"/>
+            </w:pPr>
+            <w:r>
+              <w:rPr>
+                <w:rFonts w:ascii="" w:hAnsi="" w:eastAsia=""/>
+                <w:b w:val="0"/>
+                <w:i w:val="0"/>
+                <w:color w:val="303030"/>
+                <w:sz w:val="18"/>
+              </w:rPr>
+              <w:t>Chave {{chave}}</w:t>
+            </w:r>
+          </w:p>
+        </w:tc>
+      </w:tr>
+    </w:tbl>
+    <w:p>
+      <w:pPr>
+        <w:autoSpaceDN w:val="0"/>
+        <w:autoSpaceDE w:val="0"/>
+        <w:widowControl/>
+        <w:spacing w:line="208" w:lineRule="exact" w:before="428" w:after="0"/>
+        <w:ind w:left="60" w:right="0" w:firstLine="0"/>
+        <w:jc w:val="left"/>
+      </w:pPr>
+      <w:r>
+        <w:rPr>
+          <w:rFonts w:ascii="" w:hAnsi="" w:eastAsia=""/>
+          <w:b w:val="0"/>
+          <w:i w:val="0"/>
+          <w:color w:val="303030"/>
+          <w:sz w:val="18"/>
+        </w:rPr>
+        <w:t>Obs.</w:t>
+      </w:r>
+    </w:p>
+    <w:p>
+      <w:pPr>
+        <w:spacing w:line="240" w:lineRule="exact" w:before="0" w:after="0"/>
+      </w:pPr>
+      <w:r>
+        <w:t>{{obs}}</w:t>
+      </w:r>
+    </w:p>
+    <w:p>
+      <w:pPr>
+        <w:autoSpaceDN w:val="0"/>
+        <w:autoSpaceDE w:val="0"/>
+        <w:widowControl/>
+        <w:spacing w:line="240" w:lineRule="auto" w:before="526" w:after="0"/>
+        <w:ind w:left="0" w:right="0" w:firstLine="0"/>
+        <w:jc w:val="center"/>
+      </w:pPr>
+      <w:r>
+        <w:drawing>
+          <wp:inline xmlns:a="http://schemas.openxmlformats.org/drawingml/2006/main" xmlns:pic="http://schemas.openxmlformats.org/drawingml/2006/picture">
+            <wp:extent cx="6768000" cy="6156000"/>
+            <wp:docPr id="2" name="Picture 2"/>
+            <wp:cNvGraphicFramePr>
+              <a:graphicFrameLocks noChangeAspect="1"/>
+            </wp:cNvGraphicFramePr>
+            <a:graphic>
+              <a:graphicData uri="http://schemas.openxmlformats.org/drawingml/2006/picture">
+                <pic:pic>
+                  <pic:nvPicPr>
+                    <pic:cNvPr id="0" name="image.png"/>
+                    <pic:cNvPicPr/>
+                  </pic:nvPicPr>
+                  <pic:blipFill>
+                    <a:blip r:embed="rId10"/>
+                    <a:stretch>
+                      <a:fillRect/>
+                    </a:stretch>
+                  </pic:blipFill>
+                  <pic:spPr>
+                    <a:xfrm>
+                      <a:off x="0" y="0"/>
+                      <a:ext cx="6768000" cy="6156000"/>
+                    </a:xfrm>
+                    <a:prstGeom prst="rect"/>
+                  </pic:spPr>
+                </pic:pic>
+              </a:graphicData>
+            </a:graphic>
+          </wp:inline>
+        </w:drawing>
+      </w:r>
+    </w:p>
+    <w:p>
+      <w:pPr>
+        <w:sectPr>
+          <w:pgSz w:w="11906" w:h="16838"/>
+          <w:pgMar w:top="142" w:right="262" w:bottom="544" w:left="280" w:header="720" w:footer="720" w:gutter="0"/>
+          <w:cols/>
+          <w:docGrid w:linePitch="360"/>
+        </w:sectPr>
+      </w:pPr>
+    </w:p>
+    <w:tbl>
+      <w:tblPr>
+        <w:tblW w:type="auto" w:w="0"/>
+        <w:tblLayout w:type="fixed"/>
+        <w:tblLook w:firstColumn="1" w:firstRow="1" w:lastColumn="0" w:lastRow="0" w:noHBand="0" w:noVBand="1" w:val="04A0"/>
+        <w:tblInd w:w="0.0" w:type="dxa"/>
+      </w:tblPr>
+      <w:tblGrid>
+        <w:gridCol w:w="2770"/>
+        <w:gridCol w:w="2770"/>
+        <w:gridCol w:w="2770"/>
+        <w:gridCol w:w="2770"/>
+      </w:tblGrid>
+      <w:tr>
+        <w:trPr>
+          <w:trHeight w:hRule="exact" w:val="552"/>
+        </w:trPr>
+        <w:tc>
+          <w:tcPr>
+            <w:tcW w:type="dxa" w:w="936"/>
+            <w:tcBorders>
+              <w:bottom w:sz="2.2639999389648438" w:val="single" w:color="#000000"/>
+            </w:tcBorders>
+            <w:tcMar>
+              <w:start w:w="0" w:type="dxa"/>
+              <w:end w:w="0" w:type="dxa"/>
+            </w:tcMar>
+          </w:tcPr>
+          <w:p/>
+        </w:tc>
+        <w:tc>
+          <w:tcPr>
+            <w:tcW w:type="dxa" w:w="1180"/>
+            <w:tcBorders>
+              <w:bottom w:sz="2.2639999389648438" w:val="single" w:color="#000000"/>
+            </w:tcBorders>
+            <w:tcMar>
+              <w:start w:w="0" w:type="dxa"/>
+              <w:end w:w="0" w:type="dxa"/>
+            </w:tcMar>
+          </w:tcPr>
+          <w:p>
+            <w:pPr>
+              <w:autoSpaceDN w:val="0"/>
+              <w:autoSpaceDE w:val="0"/>
+              <w:widowControl/>
+              <w:spacing w:line="240" w:lineRule="auto" w:before="0" w:after="0"/>
+              <w:ind w:left="20" w:right="0" w:firstLine="0"/>
+              <w:jc w:val="left"/>
+            </w:pPr>
+            <w:r>
+              <w:drawing>
+                <wp:inline xmlns:a="http://schemas.openxmlformats.org/drawingml/2006/main" xmlns:pic="http://schemas.openxmlformats.org/drawingml/2006/picture">
+                  <wp:extent cx="534669" cy="351790"/>
+                  <wp:docPr id="3" name="Picture 3"/>
+                  <wp:cNvGraphicFramePr>
+                    <a:graphicFrameLocks noChangeAspect="1"/>
+                  </wp:cNvGraphicFramePr>
+                  <a:graphic>
+                    <a:graphicData uri="http://schemas.openxmlformats.org/drawingml/2006/picture">
+                      <pic:pic>
+                        <pic:nvPicPr>
+                          <pic:cNvPr id="0" name="image.png"/>
+                          <pic:cNvPicPr/>
+                        </pic:nvPicPr>
+                        <pic:blipFill>
+                          <a:blip r:embed="rId9"/>
+                          <a:stretch>
+                            <a:fillRect/>
+                          </a:stretch>
+                        </pic:blipFill>
+                        <pic:spPr>
+                          <a:xfrm>
+                            <a:off x="0" y="0"/>
+                            <a:ext cx="534669" cy="351790"/>
+                          </a:xfrm>
+                          <a:prstGeom prst="rect"/>
+                        </pic:spPr>
+                      </pic:pic>
+                    </a:graphicData>
+                  </a:graphic>
+                </wp:inline>
+              </w:drawing>
+            </w:r>
+          </w:p>
+        </w:tc>
+        <w:tc>
+          <w:tcPr>
+            <w:tcW w:type="dxa" w:w="7420"/>
+            <w:tcBorders>
+              <w:bottom w:sz="2.2639999389648438" w:val="single" w:color="#000000"/>
+            </w:tcBorders>
+            <w:tcMar>
+              <w:start w:w="0" w:type="dxa"/>
+              <w:end w:w="0" w:type="dxa"/>
+            </w:tcMar>
+          </w:tcPr>
+          <w:p>
+            <w:pPr>
+              <w:autoSpaceDN w:val="0"/>
+              <w:autoSpaceDE w:val="0"/>
+              <w:widowControl/>
+              <w:spacing w:line="256" w:lineRule="exact" w:before="150" w:after="0"/>
+              <w:ind w:left="0" w:right="0" w:firstLine="0"/>
+              <w:jc w:val="center"/>
+            </w:pPr>
+            <w:r>
+              <w:rPr>
+                <w:rFonts w:ascii="" w:hAnsi="" w:eastAsia=""/>
+                <w:b/>
+                <w:i w:val="0"/>
+                <w:color w:val="303030"/>
                 <w:sz w:val="22"/>
+              </w:rPr>
+              <w:t>AVALIAÇÃO PRÉVIA DE ESTUDO E PLANEJAMENTO DAS ATIVIDADES</w:t>
+            </w:r>
+          </w:p>
+        </w:tc>
+        <w:tc>
+          <w:tcPr>
+            <w:tcW w:type="dxa" w:w="1524"/>
+            <w:tcBorders>
+              <w:bottom w:sz="2.2639999389648438" w:val="single" w:color="#000000"/>
+            </w:tcBorders>
+            <w:tcMar>
+              <w:start w:w="0" w:type="dxa"/>
+              <w:end w:w="0" w:type="dxa"/>
+            </w:tcMar>
+          </w:tcPr>
+          <w:p>
+            <w:pPr>
+              <w:autoSpaceDN w:val="0"/>
+              <w:autoSpaceDE w:val="0"/>
+              <w:widowControl/>
+              <w:spacing w:line="232" w:lineRule="exact" w:before="188" w:after="0"/>
+              <w:ind w:left="312" w:right="0" w:firstLine="0"/>
+              <w:jc w:val="left"/>
+            </w:pPr>
+            <w:r>
+              <w:rPr>
+                <w:rFonts w:ascii="" w:hAnsi="" w:eastAsia=""/>
+                <w:b/>
+                <w:i w:val="0"/>
+                <w:color w:val="303030"/>
+                <w:sz w:val="20"/>
               </w:rPr>
               <w:t>{{data}}</w:t>
             </w:r>
@@ -129,689 +1741,278 @@
         </w:tc>
       </w:tr>
       <w:tr>
+        <w:trPr>
+          <w:trHeight w:hRule="exact" w:val="360"/>
+        </w:trPr>
         <w:tc>
           <w:tcPr>
-            <w:tcW w:type="dxa" w:w="5100"/>
+            <w:tcW w:type="dxa" w:w="936"/>
+            <w:tcBorders>
+              <w:top w:sz="2.2639999389648438" w:val="single" w:color="#000000"/>
+            </w:tcBorders>
+            <w:tcMar>
+              <w:start w:w="0" w:type="dxa"/>
+              <w:end w:w="0" w:type="dxa"/>
+            </w:tcMar>
           </w:tcPr>
           <w:p>
-            <w:r/>
+            <w:pPr>
+              <w:autoSpaceDN w:val="0"/>
+              <w:autoSpaceDE w:val="0"/>
+              <w:widowControl/>
+              <w:spacing w:line="232" w:lineRule="exact" w:before="66" w:after="0"/>
+              <w:ind w:left="0" w:right="0" w:firstLine="0"/>
+              <w:jc w:val="center"/>
+            </w:pPr>
             <w:r>
               <w:rPr>
-                <w:rFonts w:ascii="Arial" w:hAnsi="Arial"/>
+                <w:rFonts w:ascii="" w:hAnsi="" w:eastAsia=""/>
                 <w:b/>
-                <w:sz w:val="22"/>
+                <w:i w:val="0"/>
+                <w:color w:val="303030"/>
+                <w:sz w:val="20"/>
               </w:rPr>
-              <w:t>Equipe</w:t>
+              <w:t>O.S. Nr. : {{codigo}}</w:t>
             </w:r>
           </w:p>
         </w:tc>
         <w:tc>
           <w:tcPr>
-            <w:tcW w:type="dxa" w:w="5100"/>
+            <w:tcW w:type="dxa" w:w="1180"/>
+            <w:tcBorders>
+              <w:top w:sz="2.2639999389648438" w:val="single" w:color="#000000"/>
+            </w:tcBorders>
+            <w:tcMar>
+              <w:start w:w="0" w:type="dxa"/>
+              <w:end w:w="0" w:type="dxa"/>
+            </w:tcMar>
           </w:tcPr>
           <w:p>
-            <w:r/>
+            <w:pPr>
+              <w:autoSpaceDN w:val="0"/>
+              <w:autoSpaceDE w:val="0"/>
+              <w:widowControl/>
+              <w:spacing w:line="232" w:lineRule="exact" w:before="66" w:after="0"/>
+              <w:ind w:left="0" w:right="0" w:firstLine="0"/>
+              <w:jc w:val="center"/>
+            </w:pPr>
             <w:r>
               <w:rPr>
-                <w:rFonts w:ascii="Arial" w:hAnsi="Arial"/>
-                <w:b w:val="0"/>
-                <w:sz w:val="22"/>
+                <w:rFonts w:ascii="" w:hAnsi="" w:eastAsia=""/>
+                <w:b/>
+                <w:i w:val="0"/>
+                <w:color w:val="303030"/>
+                <w:sz w:val="20"/>
               </w:rPr>
-              <w:t>{{equipe}}</w:t>
-            </w:r>
-          </w:p>
-        </w:tc>
-      </w:tr>
-      <w:tr>
-        <w:tc>
-          <w:tcPr>
-            <w:tcW w:type="dxa" w:w="5100"/>
-          </w:tcPr>
-          <w:p>
-            <w:r/>
-            <w:r>
-              <w:rPr>
-                <w:rFonts w:ascii="Arial" w:hAnsi="Arial"/>
-                <w:b/>
-                <w:sz w:val="22"/>
-              </w:rPr>
-              <w:t>Encarregado</w:t>
             </w:r>
           </w:p>
         </w:tc>
         <w:tc>
           <w:tcPr>
-            <w:tcW w:type="dxa" w:w="5100"/>
-          </w:tcPr>
-          <w:p>
-            <w:r/>
-            <w:r>
-              <w:rPr>
-                <w:rFonts w:ascii="Arial" w:hAnsi="Arial"/>
-                <w:b w:val="0"/>
-                <w:sz w:val="22"/>
-              </w:rPr>
-              <w:t>{{encarregado}}</w:t>
-            </w:r>
-          </w:p>
-        </w:tc>
-      </w:tr>
-      <w:tr>
-        <w:tc>
-          <w:tcPr>
-            <w:tcW w:type="dxa" w:w="5100"/>
-          </w:tcPr>
-          <w:p>
-            <w:r/>
-            <w:r>
-              <w:rPr>
-                <w:rFonts w:ascii="Arial" w:hAnsi="Arial"/>
-                <w:b/>
-                <w:sz w:val="22"/>
-              </w:rPr>
-              <w:t>Município</w:t>
-            </w:r>
-          </w:p>
-        </w:tc>
-        <w:tc>
-          <w:tcPr>
-            <w:tcW w:type="dxa" w:w="5100"/>
-          </w:tcPr>
-          <w:p>
-            <w:r/>
-            <w:r>
-              <w:rPr>
-                <w:rFonts w:ascii="Arial" w:hAnsi="Arial"/>
-                <w:b w:val="0"/>
-                <w:sz w:val="22"/>
-              </w:rPr>
-              <w:t>{{municipio}}</w:t>
-            </w:r>
-          </w:p>
-        </w:tc>
-      </w:tr>
-      <w:tr>
-        <w:tc>
-          <w:tcPr>
-            <w:tcW w:type="dxa" w:w="5100"/>
-          </w:tcPr>
-          <w:p>
-            <w:r/>
-            <w:r>
-              <w:rPr>
-                <w:rFonts w:ascii="Arial" w:hAnsi="Arial"/>
-                <w:b/>
-                <w:sz w:val="22"/>
-              </w:rPr>
-              <w:t>Serviço a Executar</w:t>
-            </w:r>
-          </w:p>
-        </w:tc>
-        <w:tc>
-          <w:tcPr>
-            <w:tcW w:type="dxa" w:w="5100"/>
-          </w:tcPr>
-          <w:p>
-            <w:r/>
-            <w:r>
-              <w:rPr>
-                <w:rFonts w:ascii="Arial" w:hAnsi="Arial"/>
-                <w:b w:val="0"/>
-                <w:sz w:val="22"/>
-              </w:rPr>
-              <w:t>{{servico}}</w:t>
-            </w:r>
-          </w:p>
-        </w:tc>
-      </w:tr>
-      <w:tr>
-        <w:tc>
-          <w:tcPr>
-            <w:tcW w:type="dxa" w:w="5100"/>
-          </w:tcPr>
-          <w:p>
-            <w:r/>
-            <w:r>
-              <w:rPr>
-                <w:rFonts w:ascii="Arial" w:hAnsi="Arial"/>
-                <w:b/>
-                <w:sz w:val="22"/>
-              </w:rPr>
-              <w:t>Atividade</w:t>
-            </w:r>
-          </w:p>
-        </w:tc>
-        <w:tc>
-          <w:tcPr>
-            <w:tcW w:type="dxa" w:w="5100"/>
-          </w:tcPr>
-          <w:p>
-            <w:r/>
-            <w:r>
-              <w:rPr>
-                <w:rFonts w:ascii="Arial" w:hAnsi="Arial"/>
-                <w:b w:val="0"/>
-                <w:sz w:val="22"/>
-              </w:rPr>
-              <w:t>{{atividade}}</w:t>
-            </w:r>
-          </w:p>
-        </w:tc>
-      </w:tr>
-      <w:tr>
-        <w:tc>
-          <w:tcPr>
-            <w:tcW w:type="dxa" w:w="5100"/>
-          </w:tcPr>
-          <w:p>
-            <w:r/>
-            <w:r>
-              <w:rPr>
-                <w:rFonts w:ascii="Arial" w:hAnsi="Arial"/>
-                <w:b/>
-                <w:sz w:val="22"/>
-              </w:rPr>
-              <w:t>BT Energ.</w:t>
-            </w:r>
-          </w:p>
-        </w:tc>
-        <w:tc>
-          <w:tcPr>
-            <w:tcW w:type="dxa" w:w="5100"/>
-          </w:tcPr>
-          <w:p>
-            <w:r/>
-            <w:r>
-              <w:rPr>
-                <w:rFonts w:ascii="Arial" w:hAnsi="Arial"/>
-                <w:b w:val="0"/>
-                <w:sz w:val="22"/>
-              </w:rPr>
-              <w:t>[ {% if bt %}X{% endif %} ]</w:t>
-            </w:r>
-          </w:p>
-        </w:tc>
-      </w:tr>
-      <w:tr>
-        <w:tc>
-          <w:tcPr>
-            <w:tcW w:type="dxa" w:w="5100"/>
-          </w:tcPr>
-          <w:p>
-            <w:r/>
-            <w:r>
-              <w:rPr>
-                <w:rFonts w:ascii="Arial" w:hAnsi="Arial"/>
-                <w:b/>
-                <w:sz w:val="22"/>
-              </w:rPr>
-              <w:t>AT Energ. Bloqueio</w:t>
-            </w:r>
-          </w:p>
-        </w:tc>
-        <w:tc>
-          <w:tcPr>
-            <w:tcW w:type="dxa" w:w="5100"/>
-          </w:tcPr>
-          <w:p>
-            <w:r/>
-            <w:r>
-              <w:rPr>
-                <w:rFonts w:ascii="Arial" w:hAnsi="Arial"/>
-                <w:b w:val="0"/>
-                <w:sz w:val="22"/>
-              </w:rPr>
-              <w:t>[ {% if at %}X{% endif %} ]</w:t>
-            </w:r>
-          </w:p>
-        </w:tc>
-      </w:tr>
-      <w:tr>
-        <w:tc>
-          <w:tcPr>
-            <w:tcW w:type="dxa" w:w="5100"/>
-          </w:tcPr>
-          <w:p>
-            <w:r/>
-            <w:r>
-              <w:rPr>
-                <w:rFonts w:ascii="Arial" w:hAnsi="Arial"/>
-                <w:b/>
-                <w:sz w:val="22"/>
-              </w:rPr>
-              <w:t>Local</w:t>
-            </w:r>
-          </w:p>
-        </w:tc>
-        <w:tc>
-          <w:tcPr>
-            <w:tcW w:type="dxa" w:w="5100"/>
-          </w:tcPr>
-          <w:p>
-            <w:r/>
-            <w:r>
-              <w:rPr>
-                <w:rFonts w:ascii="Arial" w:hAnsi="Arial"/>
-                <w:b w:val="0"/>
-                <w:sz w:val="22"/>
-              </w:rPr>
-              <w:t>{{local}}</w:t>
-            </w:r>
-          </w:p>
-        </w:tc>
-      </w:tr>
-      <w:tr>
-        <w:tc>
-          <w:tcPr>
-            <w:tcW w:type="dxa" w:w="5100"/>
-          </w:tcPr>
-          <w:p>
-            <w:r/>
-            <w:r>
-              <w:rPr>
-                <w:rFonts w:ascii="Arial" w:hAnsi="Arial"/>
-                <w:b/>
-                <w:sz w:val="22"/>
-              </w:rPr>
-              <w:t>H. Desligar</w:t>
-            </w:r>
-          </w:p>
-        </w:tc>
-        <w:tc>
-          <w:tcPr>
-            <w:tcW w:type="dxa" w:w="5100"/>
-          </w:tcPr>
-          <w:p>
-            <w:r/>
-            <w:r>
-              <w:rPr>
-                <w:rFonts w:ascii="Arial" w:hAnsi="Arial"/>
-                <w:b w:val="0"/>
-                <w:sz w:val="22"/>
-              </w:rPr>
-              <w:t>{{h_desligar}}</w:t>
-            </w:r>
-          </w:p>
-        </w:tc>
-      </w:tr>
-      <w:tr>
-        <w:tc>
-          <w:tcPr>
-            <w:tcW w:type="dxa" w:w="5100"/>
-          </w:tcPr>
-          <w:p>
-            <w:r/>
-            <w:r>
-              <w:rPr>
-                <w:rFonts w:ascii="Arial" w:hAnsi="Arial"/>
-                <w:b/>
-                <w:sz w:val="22"/>
-              </w:rPr>
-              <w:t>H. Religar</w:t>
-            </w:r>
-          </w:p>
-        </w:tc>
-        <w:tc>
-          <w:tcPr>
-            <w:tcW w:type="dxa" w:w="5100"/>
-          </w:tcPr>
-          <w:p>
-            <w:r/>
-            <w:r>
-              <w:rPr>
-                <w:rFonts w:ascii="Arial" w:hAnsi="Arial"/>
-                <w:b w:val="0"/>
-                <w:sz w:val="22"/>
-              </w:rPr>
-              <w:t>{{h_religar}}</w:t>
-            </w:r>
-          </w:p>
-        </w:tc>
-      </w:tr>
-      <w:tr>
-        <w:tc>
-          <w:tcPr>
-            <w:tcW w:type="dxa" w:w="5100"/>
-          </w:tcPr>
-          <w:p>
-            <w:r/>
-            <w:r>
-              <w:rPr>
-                <w:rFonts w:ascii="Arial" w:hAnsi="Arial"/>
-                <w:b/>
-                <w:sz w:val="22"/>
-              </w:rPr>
-              <w:t>Alimentador</w:t>
-            </w:r>
-          </w:p>
-        </w:tc>
-        <w:tc>
-          <w:tcPr>
-            <w:tcW w:type="dxa" w:w="5100"/>
-          </w:tcPr>
-          <w:p>
-            <w:r/>
-            <w:r>
-              <w:rPr>
-                <w:rFonts w:ascii="Arial" w:hAnsi="Arial"/>
-                <w:b w:val="0"/>
-                <w:sz w:val="22"/>
-              </w:rPr>
-              <w:t>{{alimentador}}</w:t>
-            </w:r>
-          </w:p>
-        </w:tc>
-      </w:tr>
-      <w:tr>
-        <w:tc>
-          <w:tcPr>
-            <w:tcW w:type="dxa" w:w="5100"/>
-          </w:tcPr>
-          <w:p>
-            <w:r/>
-            <w:r>
-              <w:rPr>
-                <w:rFonts w:ascii="Arial" w:hAnsi="Arial"/>
-                <w:b/>
-                <w:sz w:val="22"/>
-              </w:rPr>
-              <w:t>Chave</w:t>
-            </w:r>
-          </w:p>
-        </w:tc>
-        <w:tc>
-          <w:tcPr>
-            <w:tcW w:type="dxa" w:w="5100"/>
-          </w:tcPr>
-          <w:p>
-            <w:r/>
-            <w:r>
-              <w:rPr>
-                <w:rFonts w:ascii="Arial" w:hAnsi="Arial"/>
-                <w:b w:val="0"/>
-                <w:sz w:val="22"/>
-              </w:rPr>
-              <w:t>{{chave}}</w:t>
-            </w:r>
-          </w:p>
-        </w:tc>
-      </w:tr>
-      <w:tr>
-        <w:tc>
-          <w:tcPr>
-            <w:tcW w:type="dxa" w:w="5100"/>
-          </w:tcPr>
-          <w:p>
-            <w:r/>
-            <w:r>
-              <w:rPr>
-                <w:rFonts w:ascii="Arial" w:hAnsi="Arial"/>
-                <w:b/>
-                <w:sz w:val="22"/>
-              </w:rPr>
-              <w:t>Obs.</w:t>
-            </w:r>
-          </w:p>
-        </w:tc>
-        <w:tc>
-          <w:tcPr>
-            <w:tcW w:type="dxa" w:w="5100"/>
-          </w:tcPr>
-          <w:p>
-            <w:r/>
-            <w:r>
-              <w:rPr>
-                <w:rFonts w:ascii="Arial" w:hAnsi="Arial"/>
-                <w:b w:val="0"/>
-                <w:sz w:val="22"/>
-              </w:rPr>
-              <w:t>{{obs}}</w:t>
-            </w:r>
-          </w:p>
-        </w:tc>
-      </w:tr>
-    </w:tbl>
-    <w:p>
-      <w:r>
-        <w:rPr>
-          <w:rFonts w:ascii="Arial" w:hAnsi="Arial"/>
-          <w:b/>
-          <w:sz w:val="22"/>
-        </w:rPr>
-        <w:t>Ord.Serv. {{codigo}}       ID Obra {{id_obra}}</w:t>
-      </w:r>
-    </w:p>
-    <w:p>
-      <w:r>
-        <w:br w:type="page"/>
-      </w:r>
-    </w:p>
-    <w:p>
-      <w:r>
-        <w:rPr>
-          <w:rFonts w:ascii="Arial" w:hAnsi="Arial"/>
-          <w:sz w:val="22"/>
-        </w:rPr>
-        <w:t>{{data}}</w:t>
-      </w:r>
-    </w:p>
-    <w:p>
-      <w:pPr>
-        <w:jc w:val="center"/>
-      </w:pPr>
-      <w:r>
-        <w:rPr>
-          <w:rFonts w:ascii="Arial" w:hAnsi="Arial"/>
-          <w:b/>
-          <w:sz w:val="24"/>
-        </w:rPr>
-        <w:t>AVALIAÇÃO PRÉVIA DE ESTUDO E PLANEJAMENTO DAS ATIVIDADES</w:t>
-      </w:r>
-    </w:p>
-    <w:tbl>
-      <w:tblPr>
-        <w:tblStyle w:val="TableGrid"/>
-        <w:tblW w:type="auto" w:w="0"/>
-        <w:jc w:val="center"/>
-        <w:tblLook w:firstColumn="1" w:firstRow="1" w:lastColumn="0" w:lastRow="0" w:noHBand="0" w:noVBand="1" w:val="04A0"/>
-      </w:tblPr>
-      <w:tblGrid>
-        <w:gridCol w:w="3400"/>
-        <w:gridCol w:w="3400"/>
-        <w:gridCol w:w="3400"/>
-      </w:tblGrid>
-      <w:tr>
-        <w:tc>
-          <w:tcPr>
-            <w:tcW w:type="dxa" w:w="3400"/>
-          </w:tcPr>
-          <w:p>
-            <w:pPr>
-              <w:jc w:val="center"/>
-            </w:pPr>
-            <w:r/>
-            <w:r>
-              <w:rPr>
-                <w:rFonts w:ascii="Arial" w:hAnsi="Arial"/>
-                <w:b/>
-                <w:sz w:val="22"/>
-              </w:rPr>
-              <w:t>Nome</w:t>
-            </w:r>
-          </w:p>
-        </w:tc>
-        <w:tc>
-          <w:tcPr>
-            <w:tcW w:type="dxa" w:w="3400"/>
-          </w:tcPr>
-          <w:p>
-            <w:pPr>
-              <w:jc w:val="center"/>
-            </w:pPr>
-            <w:r/>
-            <w:r>
-              <w:rPr>
-                <w:rFonts w:ascii="Arial" w:hAnsi="Arial"/>
-                <w:b/>
-                <w:sz w:val="22"/>
-              </w:rPr>
-              <w:t>Cargo</w:t>
-            </w:r>
-          </w:p>
-        </w:tc>
-        <w:tc>
-          <w:tcPr>
-            <w:tcW w:type="dxa" w:w="3400"/>
-          </w:tcPr>
-          <w:p>
-            <w:pPr>
-              <w:jc w:val="center"/>
-            </w:pPr>
-            <w:r/>
-            <w:r>
-              <w:rPr>
-                <w:rFonts w:ascii="Arial" w:hAnsi="Arial"/>
-                <w:b/>
-                <w:sz w:val="22"/>
-              </w:rPr>
-              <w:t>Assinatura</w:t>
-            </w:r>
-          </w:p>
-        </w:tc>
-      </w:tr>
-      <w:tr>
-        <w:tc>
-          <w:tcPr>
-            <w:tcW w:type="dxa" w:w="3400"/>
-          </w:tcPr>
-          <w:p>
-            <w:r/>
-            <w:r>
-              <w:rPr>
-                <w:rFonts w:ascii="Arial" w:hAnsi="Arial"/>
-                <w:b w:val="0"/>
-                <w:sz w:val="22"/>
-              </w:rPr>
-              <w:t>{%tr for m in membros %}</w:t>
-            </w:r>
-          </w:p>
-        </w:tc>
-        <w:tc>
-          <w:tcPr>
-            <w:tcW w:type="dxa" w:w="3400"/>
+            <w:tcW w:type="dxa" w:w="7420"/>
+            <w:tcBorders>
+              <w:top w:sz="2.2639999389648438" w:val="single" w:color="#000000"/>
+            </w:tcBorders>
+            <w:tcMar>
+              <w:start w:w="0" w:type="dxa"/>
+              <w:end w:w="0" w:type="dxa"/>
+            </w:tcMar>
           </w:tcPr>
           <w:p/>
         </w:tc>
         <w:tc>
           <w:tcPr>
-            <w:tcW w:type="dxa" w:w="3400"/>
-          </w:tcPr>
-          <w:p/>
-        </w:tc>
-      </w:tr>
-      <w:tr>
-        <w:tc>
-          <w:tcPr>
-            <w:tcW w:type="dxa" w:w="3400"/>
-          </w:tcPr>
-          <w:p>
-            <w:r/>
-            <w:r>
-              <w:rPr>
-                <w:rFonts w:ascii="Arial" w:hAnsi="Arial"/>
-                <w:b w:val="0"/>
-                <w:sz w:val="22"/>
-              </w:rPr>
-              <w:t>{{ m.nome }}</w:t>
-            </w:r>
-          </w:p>
-        </w:tc>
-        <w:tc>
-          <w:tcPr>
-            <w:tcW w:type="dxa" w:w="3400"/>
-          </w:tcPr>
-          <w:p>
-            <w:r/>
-            <w:r>
-              <w:rPr>
-                <w:rFonts w:ascii="Arial" w:hAnsi="Arial"/>
-                <w:b w:val="0"/>
-                <w:sz w:val="22"/>
-              </w:rPr>
-              <w:t>{{ m.cargo }}</w:t>
-            </w:r>
-          </w:p>
-        </w:tc>
-        <w:tc>
-          <w:tcPr>
-            <w:tcW w:type="dxa" w:w="3400"/>
-          </w:tcPr>
-          <w:p>
-            <w:r/>
-            <w:r>
-              <w:rPr>
-                <w:rFonts w:ascii="Arial" w:hAnsi="Arial"/>
-                <w:b w:val="0"/>
-                <w:sz w:val="22"/>
-              </w:rPr>
-            </w:r>
-          </w:p>
-        </w:tc>
-      </w:tr>
-      <w:tr>
-        <w:tc>
-          <w:tcPr>
-            <w:tcW w:type="dxa" w:w="3400"/>
-          </w:tcPr>
-          <w:p>
-            <w:r/>
-            <w:r>
-              <w:rPr>
-                <w:rFonts w:ascii="Arial" w:hAnsi="Arial"/>
-                <w:b w:val="0"/>
-                <w:sz w:val="22"/>
-              </w:rPr>
-              <w:t>{%tr endfor %}</w:t>
-            </w:r>
-          </w:p>
-        </w:tc>
-        <w:tc>
-          <w:tcPr>
-            <w:tcW w:type="dxa" w:w="3400"/>
-          </w:tcPr>
-          <w:p/>
-        </w:tc>
-        <w:tc>
-          <w:tcPr>
-            <w:tcW w:type="dxa" w:w="3400"/>
+            <w:tcW w:type="dxa" w:w="1524"/>
+            <w:tcBorders>
+              <w:top w:sz="2.2639999389648438" w:val="single" w:color="#000000"/>
+            </w:tcBorders>
+            <w:tcMar>
+              <w:start w:w="0" w:type="dxa"/>
+              <w:end w:w="0" w:type="dxa"/>
+            </w:tcMar>
           </w:tcPr>
           <w:p/>
         </w:tc>
       </w:tr>
     </w:tbl>
     <w:p>
+      <w:pPr>
+        <w:autoSpaceDN w:val="0"/>
+        <w:autoSpaceDE w:val="0"/>
+        <w:widowControl/>
+        <w:spacing w:line="240" w:lineRule="auto" w:before="78" w:after="0"/>
+        <w:ind w:left="0" w:right="0" w:firstLine="0"/>
+        <w:jc w:val="center"/>
+      </w:pPr>
       <w:r>
-        <w:rPr>
-          <w:rFonts w:ascii="Arial" w:hAnsi="Arial"/>
-          <w:b/>
-          <w:sz w:val="22"/>
-        </w:rPr>
-        <w:t>O.S. Nr.: {{codigo}}</w:t>
+        <w:drawing>
+          <wp:inline xmlns:a="http://schemas.openxmlformats.org/drawingml/2006/main" xmlns:pic="http://schemas.openxmlformats.org/drawingml/2006/picture">
+            <wp:extent cx="7020000" cy="6300000"/>
+            <wp:docPr id="4" name="Picture 4"/>
+            <wp:cNvGraphicFramePr>
+              <a:graphicFrameLocks noChangeAspect="1"/>
+            </wp:cNvGraphicFramePr>
+            <a:graphic>
+              <a:graphicData uri="http://schemas.openxmlformats.org/drawingml/2006/picture">
+                <pic:pic>
+                  <pic:nvPicPr>
+                    <pic:cNvPr id="0" name="image.png"/>
+                    <pic:cNvPicPr/>
+                  </pic:nvPicPr>
+                  <pic:blipFill>
+                    <a:blip r:embed="rId11"/>
+                    <a:stretch>
+                      <a:fillRect/>
+                    </a:stretch>
+                  </pic:blipFill>
+                  <pic:spPr>
+                    <a:xfrm>
+                      <a:off x="0" y="0"/>
+                      <a:ext cx="7020000" cy="6300000"/>
+                    </a:xfrm>
+                    <a:prstGeom prst="rect"/>
+                  </pic:spPr>
+                </pic:pic>
+              </a:graphicData>
+            </a:graphic>
+          </wp:inline>
+        </w:drawing>
       </w:r>
     </w:p>
     <w:p>
+      <w:pPr>
+        <w:autoSpaceDN w:val="0"/>
+        <w:tabs>
+          <w:tab w:pos="2704" w:val="left"/>
+        </w:tabs>
+        <w:autoSpaceDE w:val="0"/>
+        <w:widowControl/>
+        <w:spacing w:line="256" w:lineRule="exact" w:before="74" w:after="0"/>
+        <w:ind w:left="60" w:right="0" w:firstLine="0"/>
+        <w:jc w:val="left"/>
+      </w:pPr>
       <w:r>
         <w:rPr>
-          <w:rFonts w:ascii="Arial" w:hAnsi="Arial"/>
+          <w:rFonts w:ascii="" w:hAnsi="" w:eastAsia=""/>
+          <w:b/>
+          <w:i w:val="0"/>
+          <w:color w:val="303030"/>
           <w:sz w:val="22"/>
+        </w:rPr>
+        <w:t xml:space="preserve">Membros da Equipe </w:t>
+      </w:r>
+      <w:r>
+        <w:tab/>
+      </w:r>
+      <w:r>
+        <w:rPr>
+          <w:rFonts w:ascii="Helvetica" w:hAnsi="Helvetica" w:eastAsia="Helvetica"/>
+          <w:b w:val="0"/>
+          <w:i w:val="0"/>
+          <w:color w:val="000000"/>
+          <w:sz w:val="16"/>
         </w:rPr>
         <w:t>Data : ______/______/__________     Hora : _____/_____     Todos entenderam os requisitos de segurança? ____</w:t>
       </w:r>
     </w:p>
+    <w:p>
+      <w:pPr>
+        <w:autoSpaceDN w:val="0"/>
+        <w:tabs>
+          <w:tab w:pos="3828" w:val="left"/>
+          <w:tab w:pos="7116" w:val="left"/>
+        </w:tabs>
+        <w:autoSpaceDE w:val="0"/>
+        <w:widowControl/>
+        <w:spacing w:line="184" w:lineRule="exact" w:before="126" w:after="0"/>
+        <w:ind w:left="60" w:right="0" w:firstLine="0"/>
+        <w:jc w:val="left"/>
+      </w:pPr>
+      <w:r>
+        <w:rPr>
+          <w:rFonts w:ascii="" w:hAnsi="" w:eastAsia=""/>
+          <w:b w:val="0"/>
+          <w:i w:val="0"/>
+          <w:color w:val="303030"/>
+          <w:sz w:val="16"/>
+        </w:rPr>
+        <w:t xml:space="preserve">Nome </w:t>
+      </w:r>
+      <w:r>
+        <w:tab/>
+      </w:r>
+      <w:r>
+        <w:rPr>
+          <w:rFonts w:ascii="" w:hAnsi="" w:eastAsia=""/>
+          <w:b w:val="0"/>
+          <w:i w:val="0"/>
+          <w:color w:val="303030"/>
+          <w:sz w:val="16"/>
+        </w:rPr>
+        <w:t xml:space="preserve">Cargo </w:t>
+      </w:r>
+      <w:r>
+        <w:tab/>
+      </w:r>
+      <w:r>
+        <w:rPr>
+          <w:rFonts w:ascii="" w:hAnsi="" w:eastAsia=""/>
+          <w:b w:val="0"/>
+          <w:i w:val="0"/>
+          <w:color w:val="303030"/>
+          <w:sz w:val="16"/>
+        </w:rPr>
+        <w:t>Assinatura</w:t>
+      </w:r>
+    </w:p>
+    <w:p>
+      <w:pPr>
+        <w:autoSpaceDN w:val="0"/>
+        <w:autoSpaceDE w:val="0"/>
+        <w:widowControl/>
+        <w:spacing w:line="240" w:lineRule="auto" w:before="94" w:after="0"/>
+        <w:ind w:left="0" w:right="0" w:firstLine="0"/>
+        <w:jc w:val="center"/>
+      </w:pPr>
+      <w:r>
+        <w:drawing>
+          <wp:inline xmlns:a="http://schemas.openxmlformats.org/drawingml/2006/main" xmlns:pic="http://schemas.openxmlformats.org/drawingml/2006/picture">
+            <wp:extent cx="7020000" cy="720000"/>
+            <wp:docPr id="5" name="Picture 5"/>
+            <wp:cNvGraphicFramePr>
+              <a:graphicFrameLocks noChangeAspect="1"/>
+            </wp:cNvGraphicFramePr>
+            <a:graphic>
+              <a:graphicData uri="http://schemas.openxmlformats.org/drawingml/2006/picture">
+                <pic:pic>
+                  <pic:nvPicPr>
+                    <pic:cNvPr id="0" name="image.png"/>
+                    <pic:cNvPicPr/>
+                  </pic:nvPicPr>
+                  <pic:blipFill>
+                    <a:blip r:embed="rId12"/>
+                    <a:stretch>
+                      <a:fillRect/>
+                    </a:stretch>
+                  </pic:blipFill>
+                  <pic:spPr>
+                    <a:xfrm>
+                      <a:off x="0" y="0"/>
+                      <a:ext cx="7020000" cy="720000"/>
+                    </a:xfrm>
+                    <a:prstGeom prst="rect"/>
+                  </pic:spPr>
+                </pic:pic>
+              </a:graphicData>
+            </a:graphic>
+          </wp:inline>
+        </w:drawing>
+      </w:r>
+    </w:p>
     <w:sectPr>
-      <w:pgSz w:w="12240" w:h="15840"/>
-      <w:pgMar w:top="850" w:right="1020" w:bottom="850" w:left="1020" w:header="720" w:footer="720" w:gutter="0"/>
-      <w:cols w:space="720"/>
+      <w:pgSz w:w="11906" w:h="16838"/>
+      <w:pgMar w:top="142" w:right="262" w:bottom="140" w:left="564" w:header="720" w:footer="720" w:gutter="0"/>
+      <w:cols/>
       <w:docGrid w:linePitch="360"/>
     </w:sectPr>
   </w:body>

--- a/backend/templates/OS_LINHA_VIVA.docx
+++ b/backend/templates/OS_LINHA_VIVA.docx
@@ -2,65 +2,43 @@
 <file path=word/document.xml><?xml version="1.0" encoding="utf-8"?>
 <w:document xmlns:wpc="http://schemas.microsoft.com/office/word/2010/wordprocessingCanvas" xmlns:mo="http://schemas.microsoft.com/office/mac/office/2008/main" xmlns:mc="http://schemas.openxmlformats.org/markup-compatibility/2006" xmlns:mv="urn:schemas-microsoft-com:mac:vml" xmlns:o="urn:schemas-microsoft-com:office:office" xmlns:r="http://schemas.openxmlformats.org/officeDocument/2006/relationships" xmlns:m="http://schemas.openxmlformats.org/officeDocument/2006/math" xmlns:v="urn:schemas-microsoft-com:vml" xmlns:wp14="http://schemas.microsoft.com/office/word/2010/wordprocessingDrawing" xmlns:wp="http://schemas.openxmlformats.org/drawingml/2006/wordprocessingDrawing" xmlns:w10="urn:schemas-microsoft-com:office:word" xmlns:w="http://schemas.openxmlformats.org/wordprocessingml/2006/main" xmlns:w14="http://schemas.microsoft.com/office/word/2010/wordml" xmlns:wpg="http://schemas.microsoft.com/office/word/2010/wordprocessingGroup" xmlns:wpi="http://schemas.microsoft.com/office/word/2010/wordprocessingInk" xmlns:wne="http://schemas.microsoft.com/office/word/2006/wordml" xmlns:wps="http://schemas.microsoft.com/office/word/2010/wordprocessingShape" mc:Ignorable="w14 wp14">
   <w:body>
-    <w:p>
-      <w:pPr>
-        <w:autoSpaceDN w:val="0"/>
-        <w:autoSpaceDE w:val="0"/>
-        <w:widowControl/>
-        <w:spacing w:line="142" w:lineRule="exact" w:before="0" w:after="0"/>
-        <w:ind w:left="0" w:right="0"/>
-      </w:pPr>
-    </w:p>
     <w:tbl>
       <w:tblPr>
         <w:tblW w:type="auto" w:w="0"/>
+        <w:jc w:val="center"/>
+        <w:tblLook w:firstColumn="1" w:firstRow="1" w:lastColumn="0" w:lastRow="0" w:noHBand="0" w:noVBand="1" w:val="04A0"/>
         <w:tblLayout w:type="fixed"/>
-        <w:tblLook w:firstColumn="1" w:firstRow="1" w:lastColumn="0" w:lastRow="0" w:noHBand="0" w:noVBand="1" w:val="04A0"/>
-        <w:tblInd w:w="0.0" w:type="dxa"/>
       </w:tblPr>
       <w:tblGrid>
-        <w:gridCol w:w="1420"/>
-        <w:gridCol w:w="1420"/>
-        <w:gridCol w:w="1420"/>
-        <w:gridCol w:w="1420"/>
-        <w:gridCol w:w="1420"/>
-        <w:gridCol w:w="1420"/>
-        <w:gridCol w:w="1420"/>
-        <w:gridCol w:w="1420"/>
+        <w:gridCol w:w="1474"/>
+        <w:gridCol w:w="1814"/>
+        <w:gridCol w:w="1474"/>
+        <w:gridCol w:w="1247"/>
+        <w:gridCol w:w="1247"/>
+        <w:gridCol w:w="1474"/>
+        <w:gridCol w:w="737"/>
+        <w:gridCol w:w="737"/>
       </w:tblGrid>
       <w:tr>
-        <w:trPr>
-          <w:trHeight w:hRule="exact" w:val="798"/>
-        </w:trPr>
         <w:tc>
           <w:tcPr>
-            <w:tcW w:type="dxa" w:w="2802"/>
-            <w:gridSpan w:val="2"/>
+            <w:tcW w:type="dxa" w:w="1474"/>
             <w:tcBorders>
-              <w:bottom w:sz="2.2639999389648438" w:val="single" w:color="#000000"/>
+              <w:top w:val="single" w:sz="4" w:color="2F2F2F"/>
+              <w:left w:val="single" w:sz="4" w:color="2F2F2F"/>
+              <w:bottom w:val="single" w:sz="4" w:color="2F2F2F"/>
+              <w:right w:val="single" w:sz="4" w:color="2F2F2F"/>
             </w:tcBorders>
-            <w:tcMar>
-              <w:start w:w="0" w:type="dxa"/>
-              <w:end w:w="0" w:type="dxa"/>
-            </w:tcMar>
-            <w:tcMar>
-              <w:start w:w="0" w:type="dxa"/>
-              <w:end w:w="0" w:type="dxa"/>
-            </w:tcMar>
           </w:tcPr>
           <w:p>
             <w:pPr>
-              <w:autoSpaceDN w:val="0"/>
-              <w:autoSpaceDE w:val="0"/>
-              <w:widowControl/>
-              <w:spacing w:line="240" w:lineRule="auto" w:before="0" w:after="0"/>
-              <w:ind w:left="4" w:right="0" w:firstLine="0"/>
+              <w:spacing w:before="0" w:after="0"/>
               <w:jc w:val="left"/>
             </w:pPr>
             <w:r>
               <w:drawing>
                 <wp:inline xmlns:a="http://schemas.openxmlformats.org/drawingml/2006/main" xmlns:pic="http://schemas.openxmlformats.org/drawingml/2006/picture">
-                  <wp:extent cx="1250950" cy="370840"/>
+                  <wp:extent cx="827999" cy="540000"/>
                   <wp:docPr id="1" name="Picture 1"/>
                   <wp:cNvGraphicFramePr>
                     <a:graphicFrameLocks noChangeAspect="1"/>
@@ -69,7 +47,7 @@
                     <a:graphicData uri="http://schemas.openxmlformats.org/drawingml/2006/picture">
                       <pic:pic>
                         <pic:nvPicPr>
-                          <pic:cNvPr id="0" name="image.png"/>
+                          <pic:cNvPr id="0" name="orig_MODELO_CONSTRUÇÃO_rId9.png"/>
                           <pic:cNvPicPr/>
                         </pic:nvPicPr>
                         <pic:blipFill>
@@ -81,7 +59,7 @@
                         <pic:spPr>
                           <a:xfrm>
                             <a:off x="0" y="0"/>
-                            <a:ext cx="1250950" cy="370840"/>
+                            <a:ext cx="827999" cy="540000"/>
                           </a:xfrm>
                           <a:prstGeom prst="rect"/>
                         </pic:spPr>
@@ -95,44 +73,25 @@
         </w:tc>
         <w:tc>
           <w:tcPr>
-            <w:tcW w:type="dxa" w:w="6316"/>
-            <w:gridSpan w:val="4"/>
+            <w:tcW w:type="dxa" w:w="7256"/>
+            <w:gridSpan w:val="5"/>
             <w:tcBorders>
-              <w:bottom w:sz="2.2639999389648438" w:val="single" w:color="#000000"/>
+              <w:top w:val="single" w:sz="4" w:color="2F2F2F"/>
+              <w:left w:val="single" w:sz="4" w:color="2F2F2F"/>
+              <w:bottom w:val="single" w:sz="4" w:color="2F2F2F"/>
+              <w:right w:val="single" w:sz="4" w:color="2F2F2F"/>
             </w:tcBorders>
-            <w:tcMar>
-              <w:start w:w="0" w:type="dxa"/>
-              <w:end w:w="0" w:type="dxa"/>
-            </w:tcMar>
-            <w:tcMar>
-              <w:start w:w="0" w:type="dxa"/>
-              <w:end w:w="0" w:type="dxa"/>
-            </w:tcMar>
-            <w:tcMar>
-              <w:start w:w="0" w:type="dxa"/>
-              <w:end w:w="0" w:type="dxa"/>
-            </w:tcMar>
-            <w:tcMar>
-              <w:start w:w="0" w:type="dxa"/>
-              <w:end w:w="0" w:type="dxa"/>
-            </w:tcMar>
           </w:tcPr>
           <w:p>
             <w:pPr>
-              <w:autoSpaceDN w:val="0"/>
-              <w:autoSpaceDE w:val="0"/>
-              <w:widowControl/>
-              <w:spacing w:line="418" w:lineRule="exact" w:before="72" w:after="0"/>
-              <w:ind w:left="542" w:right="0" w:firstLine="0"/>
-              <w:jc w:val="left"/>
+              <w:spacing w:before="0" w:after="0"/>
+              <w:jc w:val="center"/>
             </w:pPr>
             <w:r>
               <w:rPr>
-                <w:rFonts w:ascii="" w:hAnsi="" w:eastAsia=""/>
+                <w:rFonts w:ascii="Arial" w:hAnsi="Arial"/>
                 <w:b/>
-                <w:i w:val="0"/>
-                <w:color w:val="303030"/>
-                <w:sz w:val="36"/>
+                <w:sz w:val="32"/>
               </w:rPr>
               <w:t>Ordem de Serviço - Linha Viva</w:t>
             </w:r>
@@ -140,68 +99,61 @@
         </w:tc>
         <w:tc>
           <w:tcPr>
-            <w:tcW w:type="dxa" w:w="1544"/>
+            <w:tcW w:type="dxa" w:w="737"/>
             <w:tcBorders>
-              <w:bottom w:sz="2.2639999389648438" w:val="single" w:color="#000000"/>
+              <w:top w:val="single" w:sz="4" w:color="2F2F2F"/>
+              <w:left w:val="single" w:sz="4" w:color="2F2F2F"/>
+              <w:bottom w:val="single" w:sz="4" w:color="2F2F2F"/>
+              <w:right w:val="single" w:sz="4" w:color="2F2F2F"/>
             </w:tcBorders>
-            <w:tcMar>
-              <w:start w:w="0" w:type="dxa"/>
-              <w:end w:w="0" w:type="dxa"/>
-            </w:tcMar>
           </w:tcPr>
-          <w:p/>
+          <w:p>
+            <w:pPr>
+              <w:spacing w:before="0" w:after="0"/>
+              <w:jc w:val="left"/>
+            </w:pPr>
+          </w:p>
         </w:tc>
         <w:tc>
           <w:tcPr>
-            <w:tcW w:type="dxa" w:w="682"/>
+            <w:tcW w:type="dxa" w:w="737"/>
             <w:tcBorders>
-              <w:bottom w:sz="2.2639999389648438" w:val="single" w:color="#000000"/>
+              <w:top w:val="single" w:sz="4" w:color="2F2F2F"/>
+              <w:left w:val="single" w:sz="4" w:color="2F2F2F"/>
+              <w:bottom w:val="single" w:sz="4" w:color="2F2F2F"/>
+              <w:right w:val="single" w:sz="4" w:color="2F2F2F"/>
             </w:tcBorders>
-            <w:tcMar>
-              <w:start w:w="0" w:type="dxa"/>
-              <w:end w:w="0" w:type="dxa"/>
-            </w:tcMar>
           </w:tcPr>
-          <w:p/>
+          <w:p>
+            <w:pPr>
+              <w:spacing w:before="0" w:after="0"/>
+              <w:jc w:val="left"/>
+            </w:pPr>
+          </w:p>
         </w:tc>
       </w:tr>
       <w:tr>
-        <w:trPr>
-          <w:trHeight w:hRule="exact" w:val="464"/>
-        </w:trPr>
         <w:tc>
           <w:tcPr>
-            <w:tcW w:type="dxa" w:w="2802"/>
+            <w:tcW w:type="dxa" w:w="3288"/>
             <w:gridSpan w:val="2"/>
             <w:tcBorders>
-              <w:top w:sz="2.2639999389648438" w:val="single" w:color="#000000"/>
-              <w:bottom w:sz="2.2639999389648438" w:val="single" w:color="#C0C0C0"/>
+              <w:top w:val="single" w:sz="4" w:color="2F2F2F"/>
+              <w:left w:val="single" w:sz="4" w:color="2F2F2F"/>
+              <w:bottom w:val="single" w:sz="4" w:color="2F2F2F"/>
+              <w:right w:val="single" w:sz="4" w:color="2F2F2F"/>
             </w:tcBorders>
-            <w:tcMar>
-              <w:start w:w="0" w:type="dxa"/>
-              <w:end w:w="0" w:type="dxa"/>
-            </w:tcMar>
-            <w:tcMar>
-              <w:start w:w="0" w:type="dxa"/>
-              <w:end w:w="0" w:type="dxa"/>
-            </w:tcMar>
           </w:tcPr>
           <w:p>
             <w:pPr>
-              <w:autoSpaceDN w:val="0"/>
-              <w:autoSpaceDE w:val="0"/>
-              <w:widowControl/>
-              <w:spacing w:line="280" w:lineRule="exact" w:before="180" w:after="0"/>
-              <w:ind w:left="162" w:right="0" w:firstLine="0"/>
+              <w:spacing w:before="0" w:after="0"/>
               <w:jc w:val="left"/>
             </w:pPr>
             <w:r>
               <w:rPr>
-                <w:rFonts w:ascii="" w:hAnsi="" w:eastAsia=""/>
-                <w:b w:val="0"/>
-                <w:i w:val="0"/>
-                <w:color w:val="303030"/>
-                <w:sz w:val="18"/>
+                <w:rFonts w:ascii="Arial" w:hAnsi="Arial"/>
+                <w:b/>
+                <w:sz w:val="20"/>
               </w:rPr>
               <w:t>Ord.Serv. {{codigo}}</w:t>
             </w:r>
@@ -209,33 +161,24 @@
         </w:tc>
         <w:tc>
           <w:tcPr>
-            <w:tcW w:type="dxa" w:w="1690"/>
+            <w:tcW w:type="dxa" w:w="1474"/>
             <w:tcBorders>
-              <w:top w:sz="2.2639999389648438" w:val="single" w:color="#000000"/>
-              <w:end w:sz="2.2639999389648438" w:val="single" w:color="#C0C0C0"/>
-              <w:bottom w:sz="2.2639999389648438" w:val="single" w:color="#C0C0C0"/>
+              <w:top w:val="single" w:sz="4" w:color="2F2F2F"/>
+              <w:left w:val="single" w:sz="4" w:color="2F2F2F"/>
+              <w:bottom w:val="single" w:sz="4" w:color="2F2F2F"/>
+              <w:right w:val="single" w:sz="4" w:color="2F2F2F"/>
             </w:tcBorders>
-            <w:tcMar>
-              <w:start w:w="0" w:type="dxa"/>
-              <w:end w:w="0" w:type="dxa"/>
-            </w:tcMar>
           </w:tcPr>
           <w:p>
             <w:pPr>
-              <w:autoSpaceDN w:val="0"/>
-              <w:autoSpaceDE w:val="0"/>
-              <w:widowControl/>
-              <w:spacing w:line="208" w:lineRule="exact" w:before="188" w:after="0"/>
-              <w:ind w:left="0" w:right="116" w:firstLine="0"/>
-              <w:jc w:val="right"/>
+              <w:spacing w:before="0" w:after="0"/>
+              <w:jc w:val="left"/>
             </w:pPr>
             <w:r>
               <w:rPr>
-                <w:rFonts w:ascii="" w:hAnsi="" w:eastAsia=""/>
+                <w:rFonts w:ascii="Arial" w:hAnsi="Arial"/>
                 <w:b w:val="0"/>
-                <w:i w:val="0"/>
-                <w:color w:val="303030"/>
-                <w:sz w:val="18"/>
+                <w:sz w:val="20"/>
               </w:rPr>
               <w:t>Equipe</w:t>
             </w:r>
@@ -243,34 +186,24 @@
         </w:tc>
         <w:tc>
           <w:tcPr>
-            <w:tcW w:type="dxa" w:w="2216"/>
+            <w:tcW w:type="dxa" w:w="1247"/>
             <w:tcBorders>
-              <w:start w:sz="2.2639999389648438" w:val="single" w:color="#C0C0C0"/>
-              <w:top w:sz="2.2639999389648438" w:val="single" w:color="#000000"/>
-              <w:end w:sz="2.2639999389648438" w:val="single" w:color="#C0C0C0"/>
-              <w:bottom w:sz="2.2639999389648438" w:val="single" w:color="#C0C0C0"/>
+              <w:top w:val="single" w:sz="4" w:color="2F2F2F"/>
+              <w:left w:val="single" w:sz="4" w:color="2F2F2F"/>
+              <w:bottom w:val="single" w:sz="4" w:color="2F2F2F"/>
+              <w:right w:val="single" w:sz="4" w:color="2F2F2F"/>
             </w:tcBorders>
-            <w:tcMar>
-              <w:start w:w="0" w:type="dxa"/>
-              <w:end w:w="0" w:type="dxa"/>
-            </w:tcMar>
           </w:tcPr>
           <w:p>
             <w:pPr>
-              <w:autoSpaceDN w:val="0"/>
-              <w:autoSpaceDE w:val="0"/>
-              <w:widowControl/>
-              <w:spacing w:line="208" w:lineRule="exact" w:before="188" w:after="0"/>
-              <w:ind w:left="50" w:right="0" w:firstLine="0"/>
+              <w:spacing w:before="0" w:after="0"/>
               <w:jc w:val="left"/>
             </w:pPr>
             <w:r>
               <w:rPr>
-                <w:rFonts w:ascii="" w:hAnsi="" w:eastAsia=""/>
+                <w:rFonts w:ascii="Arial" w:hAnsi="Arial"/>
                 <w:b w:val="0"/>
-                <w:i w:val="0"/>
-                <w:color w:val="303030"/>
-                <w:sz w:val="18"/>
+                <w:sz w:val="20"/>
               </w:rPr>
               <w:t>{{equipe}}</w:t>
             </w:r>
@@ -278,34 +211,24 @@
         </w:tc>
         <w:tc>
           <w:tcPr>
-            <w:tcW w:type="dxa" w:w="1354"/>
+            <w:tcW w:type="dxa" w:w="1247"/>
             <w:tcBorders>
-              <w:start w:sz="2.2639999389648438" w:val="single" w:color="#C0C0C0"/>
-              <w:top w:sz="2.2639999389648438" w:val="single" w:color="#000000"/>
-              <w:end w:sz="2.2639999389648438" w:val="single" w:color="#C0C0C0"/>
-              <w:bottom w:sz="2.2639999389648438" w:val="single" w:color="#C0C0C0"/>
+              <w:top w:val="single" w:sz="4" w:color="2F2F2F"/>
+              <w:left w:val="single" w:sz="4" w:color="2F2F2F"/>
+              <w:bottom w:val="single" w:sz="4" w:color="2F2F2F"/>
+              <w:right w:val="single" w:sz="4" w:color="2F2F2F"/>
             </w:tcBorders>
-            <w:tcMar>
-              <w:start w:w="0" w:type="dxa"/>
-              <w:end w:w="0" w:type="dxa"/>
-            </w:tcMar>
           </w:tcPr>
           <w:p>
             <w:pPr>
-              <w:autoSpaceDN w:val="0"/>
-              <w:autoSpaceDE w:val="0"/>
-              <w:widowControl/>
-              <w:spacing w:line="208" w:lineRule="exact" w:before="188" w:after="0"/>
-              <w:ind w:left="182" w:right="0" w:firstLine="0"/>
+              <w:spacing w:before="0" w:after="0"/>
               <w:jc w:val="left"/>
             </w:pPr>
             <w:r>
               <w:rPr>
-                <w:rFonts w:ascii="" w:hAnsi="" w:eastAsia=""/>
+                <w:rFonts w:ascii="Arial" w:hAnsi="Arial"/>
                 <w:b w:val="0"/>
-                <w:i w:val="0"/>
-                <w:color w:val="303030"/>
-                <w:sz w:val="18"/>
+                <w:sz w:val="20"/>
               </w:rPr>
               <w:t>ID Obra</w:t>
             </w:r>
@@ -313,33 +236,24 @@
         </w:tc>
         <w:tc>
           <w:tcPr>
-            <w:tcW w:type="dxa" w:w="1056"/>
+            <w:tcW w:type="dxa" w:w="1474"/>
             <w:tcBorders>
-              <w:start w:sz="2.2639999389648438" w:val="single" w:color="#C0C0C0"/>
-              <w:top w:sz="2.2639999389648438" w:val="single" w:color="#000000"/>
-              <w:bottom w:sz="2.2639999389648438" w:val="single" w:color="#C0C0C0"/>
+              <w:top w:val="single" w:sz="4" w:color="2F2F2F"/>
+              <w:left w:val="single" w:sz="4" w:color="2F2F2F"/>
+              <w:bottom w:val="single" w:sz="4" w:color="2F2F2F"/>
+              <w:right w:val="single" w:sz="4" w:color="2F2F2F"/>
             </w:tcBorders>
-            <w:tcMar>
-              <w:start w:w="0" w:type="dxa"/>
-              <w:end w:w="0" w:type="dxa"/>
-            </w:tcMar>
           </w:tcPr>
           <w:p>
             <w:pPr>
-              <w:autoSpaceDN w:val="0"/>
-              <w:autoSpaceDE w:val="0"/>
-              <w:widowControl/>
-              <w:spacing w:line="208" w:lineRule="exact" w:before="188" w:after="0"/>
-              <w:ind w:left="190" w:right="0" w:firstLine="0"/>
+              <w:spacing w:before="0" w:after="0"/>
               <w:jc w:val="left"/>
             </w:pPr>
             <w:r>
               <w:rPr>
-                <w:rFonts w:ascii="" w:hAnsi="" w:eastAsia=""/>
+                <w:rFonts w:ascii="Arial" w:hAnsi="Arial"/>
                 <w:b w:val="0"/>
-                <w:i w:val="0"/>
-                <w:color w:val="303030"/>
-                <w:sz w:val="18"/>
+                <w:sz w:val="20"/>
               </w:rPr>
               <w:t>{{id_obra}}</w:t>
             </w:r>
@@ -347,32 +261,24 @@
         </w:tc>
         <w:tc>
           <w:tcPr>
-            <w:tcW w:type="dxa" w:w="1544"/>
+            <w:tcW w:type="dxa" w:w="737"/>
             <w:tcBorders>
-              <w:top w:sz="2.2639999389648438" w:val="single" w:color="#000000"/>
-              <w:bottom w:sz="2.2639999389648438" w:val="single" w:color="#C0C0C0"/>
+              <w:top w:val="single" w:sz="4" w:color="2F2F2F"/>
+              <w:left w:val="single" w:sz="4" w:color="2F2F2F"/>
+              <w:bottom w:val="single" w:sz="4" w:color="2F2F2F"/>
+              <w:right w:val="single" w:sz="4" w:color="2F2F2F"/>
             </w:tcBorders>
-            <w:tcMar>
-              <w:start w:w="0" w:type="dxa"/>
-              <w:end w:w="0" w:type="dxa"/>
-            </w:tcMar>
           </w:tcPr>
           <w:p>
             <w:pPr>
-              <w:autoSpaceDN w:val="0"/>
-              <w:autoSpaceDE w:val="0"/>
-              <w:widowControl/>
-              <w:spacing w:line="208" w:lineRule="exact" w:before="188" w:after="0"/>
-              <w:ind w:left="0" w:right="198" w:firstLine="0"/>
-              <w:jc w:val="right"/>
+              <w:spacing w:before="0" w:after="0"/>
+              <w:jc w:val="left"/>
             </w:pPr>
             <w:r>
               <w:rPr>
-                <w:rFonts w:ascii="" w:hAnsi="" w:eastAsia=""/>
+                <w:rFonts w:ascii="Arial" w:hAnsi="Arial"/>
                 <w:b w:val="0"/>
-                <w:i w:val="0"/>
-                <w:color w:val="303030"/>
-                <w:sz w:val="18"/>
+                <w:sz w:val="20"/>
               </w:rPr>
               <w:t>Agência</w:t>
             </w:r>
@@ -380,32 +286,24 @@
         </w:tc>
         <w:tc>
           <w:tcPr>
-            <w:tcW w:type="dxa" w:w="682"/>
+            <w:tcW w:type="dxa" w:w="737"/>
             <w:tcBorders>
-              <w:top w:sz="2.2639999389648438" w:val="single" w:color="#000000"/>
-              <w:bottom w:sz="2.2639999389648438" w:val="single" w:color="#C0C0C0"/>
+              <w:top w:val="single" w:sz="4" w:color="2F2F2F"/>
+              <w:left w:val="single" w:sz="4" w:color="2F2F2F"/>
+              <w:bottom w:val="single" w:sz="4" w:color="2F2F2F"/>
+              <w:right w:val="single" w:sz="4" w:color="2F2F2F"/>
             </w:tcBorders>
-            <w:tcMar>
-              <w:start w:w="0" w:type="dxa"/>
-              <w:end w:w="0" w:type="dxa"/>
-            </w:tcMar>
           </w:tcPr>
           <w:p>
             <w:pPr>
-              <w:autoSpaceDN w:val="0"/>
-              <w:autoSpaceDE w:val="0"/>
-              <w:widowControl/>
-              <w:spacing w:line="208" w:lineRule="exact" w:before="188" w:after="0"/>
-              <w:ind w:left="18" w:right="0" w:firstLine="0"/>
+              <w:spacing w:before="0" w:after="0"/>
               <w:jc w:val="left"/>
             </w:pPr>
             <w:r>
               <w:rPr>
-                <w:rFonts w:ascii="" w:hAnsi="" w:eastAsia=""/>
+                <w:rFonts w:ascii="Arial" w:hAnsi="Arial"/>
                 <w:b w:val="0"/>
-                <w:i w:val="0"/>
-                <w:color w:val="303030"/>
-                <w:sz w:val="18"/>
+                <w:sz w:val="20"/>
               </w:rPr>
               <w:t>{{agencia}}</w:t>
             </w:r>
@@ -413,38 +311,26 @@
         </w:tc>
       </w:tr>
       <w:tr>
-        <w:trPr>
-          <w:trHeight w:hRule="exact" w:val="512"/>
-        </w:trPr>
         <w:tc>
           <w:tcPr>
-            <w:tcW w:type="dxa" w:w="968"/>
+            <w:tcW w:type="dxa" w:w="1474"/>
             <w:tcBorders>
-              <w:top w:sz="2.2639999389648438" w:val="single" w:color="#C0C0C0"/>
-              <w:end w:sz="2.2639999389648438" w:val="single" w:color="#C0C0C0"/>
-              <w:bottom w:sz="2.2639999389648438" w:val="single" w:color="#C0C0C0"/>
+              <w:top w:val="single" w:sz="4" w:color="2F2F2F"/>
+              <w:left w:val="single" w:sz="4" w:color="2F2F2F"/>
+              <w:bottom w:val="single" w:sz="4" w:color="2F2F2F"/>
+              <w:right w:val="single" w:sz="4" w:color="2F2F2F"/>
             </w:tcBorders>
-            <w:tcMar>
-              <w:start w:w="0" w:type="dxa"/>
-              <w:end w:w="0" w:type="dxa"/>
-            </w:tcMar>
           </w:tcPr>
           <w:p>
             <w:pPr>
-              <w:autoSpaceDN w:val="0"/>
-              <w:autoSpaceDE w:val="0"/>
-              <w:widowControl/>
-              <w:spacing w:line="210" w:lineRule="exact" w:before="236" w:after="0"/>
-              <w:ind w:left="0" w:right="148" w:firstLine="0"/>
-              <w:jc w:val="right"/>
+              <w:spacing w:before="0" w:after="0"/>
+              <w:jc w:val="left"/>
             </w:pPr>
             <w:r>
               <w:rPr>
-                <w:rFonts w:ascii="" w:hAnsi="" w:eastAsia=""/>
+                <w:rFonts w:ascii="Arial" w:hAnsi="Arial"/>
                 <w:b w:val="0"/>
-                <w:i w:val="0"/>
-                <w:color w:val="303030"/>
-                <w:sz w:val="18"/>
+                <w:sz w:val="20"/>
               </w:rPr>
               <w:t>Data</w:t>
             </w:r>
@@ -452,33 +338,24 @@
         </w:tc>
         <w:tc>
           <w:tcPr>
-            <w:tcW w:type="dxa" w:w="1834"/>
+            <w:tcW w:type="dxa" w:w="1814"/>
             <w:tcBorders>
-              <w:start w:sz="2.2639999389648438" w:val="single" w:color="#C0C0C0"/>
-              <w:top w:sz="2.2639999389648438" w:val="single" w:color="#C0C0C0"/>
-              <w:bottom w:sz="2.2639999389648438" w:val="single" w:color="#C0C0C0"/>
+              <w:top w:val="single" w:sz="4" w:color="2F2F2F"/>
+              <w:left w:val="single" w:sz="4" w:color="2F2F2F"/>
+              <w:bottom w:val="single" w:sz="4" w:color="2F2F2F"/>
+              <w:right w:val="single" w:sz="4" w:color="2F2F2F"/>
             </w:tcBorders>
-            <w:tcMar>
-              <w:start w:w="0" w:type="dxa"/>
-              <w:end w:w="0" w:type="dxa"/>
-            </w:tcMar>
           </w:tcPr>
           <w:p>
             <w:pPr>
-              <w:autoSpaceDN w:val="0"/>
-              <w:autoSpaceDE w:val="0"/>
-              <w:widowControl/>
-              <w:spacing w:line="210" w:lineRule="exact" w:before="236" w:after="0"/>
-              <w:ind w:left="52" w:right="0" w:firstLine="0"/>
+              <w:spacing w:before="0" w:after="0"/>
               <w:jc w:val="left"/>
             </w:pPr>
             <w:r>
               <w:rPr>
-                <w:rFonts w:ascii="" w:hAnsi="" w:eastAsia=""/>
+                <w:rFonts w:ascii="Arial" w:hAnsi="Arial"/>
                 <w:b w:val="0"/>
-                <w:i w:val="0"/>
-                <w:color w:val="303030"/>
-                <w:sz w:val="18"/>
+                <w:sz w:val="20"/>
               </w:rPr>
               <w:t>{{data}}</w:t>
             </w:r>
@@ -486,33 +363,24 @@
         </w:tc>
         <w:tc>
           <w:tcPr>
-            <w:tcW w:type="dxa" w:w="1690"/>
+            <w:tcW w:type="dxa" w:w="1474"/>
             <w:tcBorders>
-              <w:top w:sz="2.2639999389648438" w:val="single" w:color="#C0C0C0"/>
-              <w:end w:sz="2.2639999389648438" w:val="single" w:color="#C0C0C0"/>
-              <w:bottom w:sz="2.2639999389648438" w:val="single" w:color="#C0C0C0"/>
+              <w:top w:val="single" w:sz="4" w:color="2F2F2F"/>
+              <w:left w:val="single" w:sz="4" w:color="2F2F2F"/>
+              <w:bottom w:val="single" w:sz="4" w:color="2F2F2F"/>
+              <w:right w:val="single" w:sz="4" w:color="2F2F2F"/>
             </w:tcBorders>
-            <w:tcMar>
-              <w:start w:w="0" w:type="dxa"/>
-              <w:end w:w="0" w:type="dxa"/>
-            </w:tcMar>
           </w:tcPr>
           <w:p>
             <w:pPr>
-              <w:autoSpaceDN w:val="0"/>
-              <w:autoSpaceDE w:val="0"/>
-              <w:widowControl/>
-              <w:spacing w:line="210" w:lineRule="exact" w:before="236" w:after="0"/>
-              <w:ind w:left="0" w:right="114" w:firstLine="0"/>
-              <w:jc w:val="right"/>
+              <w:spacing w:before="0" w:after="0"/>
+              <w:jc w:val="left"/>
             </w:pPr>
             <w:r>
               <w:rPr>
-                <w:rFonts w:ascii="" w:hAnsi="" w:eastAsia=""/>
+                <w:rFonts w:ascii="Arial" w:hAnsi="Arial"/>
                 <w:b w:val="0"/>
-                <w:i w:val="0"/>
-                <w:color w:val="303030"/>
-                <w:sz w:val="18"/>
+                <w:sz w:val="20"/>
               </w:rPr>
               <w:t>Encarregado</w:t>
             </w:r>
@@ -520,42 +388,25 @@
         </w:tc>
         <w:tc>
           <w:tcPr>
-            <w:tcW w:type="dxa" w:w="4626"/>
-            <w:gridSpan w:val="3"/>
+            <w:tcW w:type="dxa" w:w="2494"/>
+            <w:gridSpan w:val="2"/>
             <w:tcBorders>
-              <w:start w:sz="2.2639999389648438" w:val="single" w:color="#C0C0C0"/>
-              <w:top w:sz="2.2639999389648438" w:val="single" w:color="#C0C0C0"/>
-              <w:bottom w:sz="2.2639999389648438" w:val="single" w:color="#C0C0C0"/>
+              <w:top w:val="single" w:sz="4" w:color="2F2F2F"/>
+              <w:left w:val="single" w:sz="4" w:color="2F2F2F"/>
+              <w:bottom w:val="single" w:sz="4" w:color="2F2F2F"/>
+              <w:right w:val="single" w:sz="4" w:color="2F2F2F"/>
             </w:tcBorders>
-            <w:tcMar>
-              <w:start w:w="0" w:type="dxa"/>
-              <w:end w:w="0" w:type="dxa"/>
-            </w:tcMar>
-            <w:tcMar>
-              <w:start w:w="0" w:type="dxa"/>
-              <w:end w:w="0" w:type="dxa"/>
-            </w:tcMar>
-            <w:tcMar>
-              <w:start w:w="0" w:type="dxa"/>
-              <w:end w:w="0" w:type="dxa"/>
-            </w:tcMar>
           </w:tcPr>
           <w:p>
             <w:pPr>
-              <w:autoSpaceDN w:val="0"/>
-              <w:autoSpaceDE w:val="0"/>
-              <w:widowControl/>
-              <w:spacing w:line="210" w:lineRule="exact" w:before="236" w:after="0"/>
-              <w:ind w:left="50" w:right="0" w:firstLine="0"/>
+              <w:spacing w:before="0" w:after="0"/>
               <w:jc w:val="left"/>
             </w:pPr>
             <w:r>
               <w:rPr>
-                <w:rFonts w:ascii="" w:hAnsi="" w:eastAsia=""/>
+                <w:rFonts w:ascii="Arial" w:hAnsi="Arial"/>
                 <w:b w:val="0"/>
-                <w:i w:val="0"/>
-                <w:color w:val="303030"/>
-                <w:sz w:val="18"/>
+                <w:sz w:val="20"/>
               </w:rPr>
               <w:t>{{encarregado}}</w:t>
             </w:r>
@@ -563,69 +414,77 @@
         </w:tc>
         <w:tc>
           <w:tcPr>
-            <w:tcW w:type="dxa" w:w="1544"/>
+            <w:tcW w:type="dxa" w:w="1474"/>
             <w:tcBorders>
-              <w:top w:sz="2.2639999389648438" w:val="single" w:color="#C0C0C0"/>
-              <w:bottom w:sz="2.2639999389648438" w:val="single" w:color="#C0C0C0"/>
+              <w:top w:val="single" w:sz="4" w:color="2F2F2F"/>
+              <w:left w:val="single" w:sz="4" w:color="2F2F2F"/>
+              <w:bottom w:val="single" w:sz="4" w:color="2F2F2F"/>
+              <w:right w:val="single" w:sz="4" w:color="2F2F2F"/>
             </w:tcBorders>
-            <w:tcMar>
-              <w:start w:w="0" w:type="dxa"/>
-              <w:end w:w="0" w:type="dxa"/>
-            </w:tcMar>
           </w:tcPr>
-          <w:p/>
+          <w:p>
+            <w:pPr>
+              <w:spacing w:before="0" w:after="0"/>
+              <w:jc w:val="left"/>
+            </w:pPr>
+          </w:p>
         </w:tc>
         <w:tc>
           <w:tcPr>
-            <w:tcW w:type="dxa" w:w="682"/>
+            <w:tcW w:type="dxa" w:w="737"/>
             <w:tcBorders>
-              <w:top w:sz="2.2639999389648438" w:val="single" w:color="#C0C0C0"/>
-              <w:bottom w:sz="2.2639999389648438" w:val="single" w:color="#C0C0C0"/>
+              <w:top w:val="single" w:sz="4" w:color="2F2F2F"/>
+              <w:left w:val="single" w:sz="4" w:color="2F2F2F"/>
+              <w:bottom w:val="single" w:sz="4" w:color="2F2F2F"/>
+              <w:right w:val="single" w:sz="4" w:color="2F2F2F"/>
             </w:tcBorders>
-            <w:tcMar>
-              <w:start w:w="0" w:type="dxa"/>
-              <w:end w:w="0" w:type="dxa"/>
-            </w:tcMar>
           </w:tcPr>
-          <w:p/>
+          <w:p>
+            <w:pPr>
+              <w:spacing w:before="0" w:after="0"/>
+              <w:jc w:val="left"/>
+            </w:pPr>
+          </w:p>
+        </w:tc>
+        <w:tc>
+          <w:tcPr>
+            <w:tcW w:type="dxa" w:w="737"/>
+            <w:tcBorders>
+              <w:top w:val="single" w:sz="4" w:color="2F2F2F"/>
+              <w:left w:val="single" w:sz="4" w:color="2F2F2F"/>
+              <w:bottom w:val="single" w:sz="4" w:color="2F2F2F"/>
+              <w:right w:val="single" w:sz="4" w:color="2F2F2F"/>
+            </w:tcBorders>
+          </w:tcPr>
+          <w:p>
+            <w:pPr>
+              <w:spacing w:before="0" w:after="0"/>
+              <w:jc w:val="left"/>
+            </w:pPr>
+          </w:p>
         </w:tc>
       </w:tr>
       <w:tr>
-        <w:trPr>
-          <w:trHeight w:hRule="exact" w:val="464"/>
-        </w:trPr>
         <w:tc>
           <w:tcPr>
-            <w:tcW w:type="dxa" w:w="2802"/>
+            <w:tcW w:type="dxa" w:w="1474"/>
             <w:tcBorders>
-              <w:top w:sz="2.2639999389648438" w:val="single" w:color="#C0C0C0"/>
-              <w:bottom w:sz="2.2639999389648438" w:val="single" w:color="#C0C0C0"/>
+              <w:top w:val="single" w:sz="4" w:color="2F2F2F"/>
+              <w:left w:val="single" w:sz="4" w:color="2F2F2F"/>
+              <w:bottom w:val="single" w:sz="4" w:color="2F2F2F"/>
+              <w:right w:val="single" w:sz="4" w:color="2F2F2F"/>
             </w:tcBorders>
-            <w:tcMar>
-              <w:start w:w="0" w:type="dxa"/>
-              <w:end w:w="0" w:type="dxa"/>
-            </w:tcMar>
-            <w:tcMar>
-              <w:start w:w="0" w:type="dxa"/>
-              <w:end w:w="0" w:type="dxa"/>
-            </w:tcMar>
           </w:tcPr>
           <w:p>
             <w:pPr>
-              <w:autoSpaceDN w:val="0"/>
-              <w:autoSpaceDE w:val="0"/>
-              <w:widowControl/>
-              <w:spacing w:line="208" w:lineRule="exact" w:before="186" w:after="0"/>
-              <w:ind w:left="434" w:right="0" w:firstLine="0"/>
+              <w:spacing w:before="0" w:after="0"/>
               <w:jc w:val="left"/>
             </w:pPr>
             <w:r>
               <w:rPr>
-                <w:rFonts w:ascii="" w:hAnsi="" w:eastAsia=""/>
+                <w:rFonts w:ascii="Arial" w:hAnsi="Arial"/>
                 <w:b w:val="0"/>
-                <w:i w:val="0"/>
-                <w:color w:val="303030"/>
-                <w:sz w:val="18"/>
+                <w:sz w:val="20"/>
               </w:rPr>
               <w:t>Obra</w:t>
             </w:r>
@@ -633,64 +492,75 @@
         </w:tc>
         <w:tc>
           <w:tcPr>
-            <w:tcW w:type="dxa" w:w="2802"/>
+            <w:tcW w:type="dxa" w:w="1814"/>
             <w:tcBorders>
-              <w:top w:sz="2.2639999389648438" w:val="single" w:color="#C0C0C0"/>
-              <w:bottom w:sz="2.2639999389648438" w:val="single" w:color="#C0C0C0"/>
+              <w:top w:val="single" w:sz="4" w:color="2F2F2F"/>
+              <w:left w:val="single" w:sz="4" w:color="2F2F2F"/>
+              <w:bottom w:val="single" w:sz="4" w:color="2F2F2F"/>
+              <w:right w:val="single" w:sz="4" w:color="2F2F2F"/>
             </w:tcBorders>
-            <w:tcMar>
-              <w:start w:w="0" w:type="dxa"/>
-              <w:end w:w="0" w:type="dxa"/>
-            </w:tcMar>
-            <w:tcMar>
-              <w:start w:w="0" w:type="dxa"/>
-              <w:end w:w="0" w:type="dxa"/>
-            </w:tcMar>
           </w:tcPr>
           <w:p>
+            <w:pPr>
+              <w:spacing w:before="0" w:after="0"/>
+              <w:jc w:val="left"/>
+            </w:pPr>
             <w:r>
+              <w:rPr>
+                <w:rFonts w:ascii="Arial" w:hAnsi="Arial"/>
+                <w:b w:val="0"/>
+                <w:sz w:val="20"/>
+              </w:rPr>
               <w:t>{{obra}}</w:t>
             </w:r>
           </w:p>
         </w:tc>
         <w:tc>
           <w:tcPr>
-            <w:tcW w:type="dxa" w:w="5260"/>
+            <w:tcW w:type="dxa" w:w="3968"/>
             <w:gridSpan w:val="3"/>
             <w:tcBorders>
-              <w:top w:sz="2.2639999389648438" w:val="single" w:color="#C0C0C0"/>
-              <w:end w:sz="2.2639999389648438" w:val="single" w:color="#C0C0C0"/>
-              <w:bottom w:sz="2.2639999389648438" w:val="single" w:color="#C0C0C0"/>
+              <w:top w:val="single" w:sz="4" w:color="2F2F2F"/>
+              <w:left w:val="single" w:sz="4" w:color="2F2F2F"/>
+              <w:bottom w:val="single" w:sz="4" w:color="2F2F2F"/>
+              <w:right w:val="single" w:sz="4" w:color="2F2F2F"/>
             </w:tcBorders>
-            <w:tcMar>
-              <w:start w:w="0" w:type="dxa"/>
-              <w:end w:w="0" w:type="dxa"/>
-            </w:tcMar>
-            <w:tcMar>
-              <w:start w:w="0" w:type="dxa"/>
-              <w:end w:w="0" w:type="dxa"/>
-            </w:tcMar>
-            <w:tcMar>
-              <w:start w:w="0" w:type="dxa"/>
-              <w:end w:w="0" w:type="dxa"/>
-            </w:tcMar>
           </w:tcPr>
           <w:p>
             <w:pPr>
-              <w:autoSpaceDN w:val="0"/>
-              <w:autoSpaceDE w:val="0"/>
-              <w:widowControl/>
-              <w:spacing w:line="208" w:lineRule="exact" w:before="186" w:after="0"/>
-              <w:ind w:left="0" w:right="160" w:firstLine="0"/>
-              <w:jc w:val="right"/>
+              <w:spacing w:before="0" w:after="0"/>
+              <w:jc w:val="left"/>
             </w:pPr>
             <w:r>
               <w:rPr>
-                <w:rFonts w:ascii="" w:hAnsi="" w:eastAsia=""/>
+                <w:rFonts w:ascii="Arial" w:hAnsi="Arial"/>
+                <w:b/>
+                <w:sz w:val="20"/>
+              </w:rPr>
+              <w:t>Atividade</w:t>
+            </w:r>
+          </w:p>
+        </w:tc>
+        <w:tc>
+          <w:tcPr>
+            <w:tcW w:type="dxa" w:w="1474"/>
+            <w:tcBorders>
+              <w:top w:val="single" w:sz="4" w:color="2F2F2F"/>
+              <w:left w:val="single" w:sz="4" w:color="2F2F2F"/>
+              <w:bottom w:val="single" w:sz="4" w:color="2F2F2F"/>
+              <w:right w:val="single" w:sz="4" w:color="2F2F2F"/>
+            </w:tcBorders>
+          </w:tcPr>
+          <w:p>
+            <w:pPr>
+              <w:spacing w:before="0" w:after="0"/>
+              <w:jc w:val="left"/>
+            </w:pPr>
+            <w:r>
+              <w:rPr>
+                <w:rFonts w:ascii="Arial" w:hAnsi="Arial"/>
                 <w:b w:val="0"/>
-                <w:i w:val="0"/>
-                <w:color w:val="303030"/>
-                <w:sz w:val="18"/>
+                <w:sz w:val="20"/>
               </w:rPr>
               <w:t>{{atividade}}</w:t>
             </w:r>
@@ -698,103 +568,60 @@
         </w:tc>
         <w:tc>
           <w:tcPr>
-            <w:tcW w:type="dxa" w:w="1056"/>
+            <w:tcW w:type="dxa" w:w="737"/>
             <w:tcBorders>
-              <w:start w:sz="2.2639999389648438" w:val="single" w:color="#C0C0C0"/>
-              <w:top w:sz="2.2639999389648438" w:val="single" w:color="#C0C0C0"/>
-              <w:bottom w:sz="2.2639999389648438" w:val="single" w:color="#C0C0C0"/>
+              <w:top w:val="single" w:sz="4" w:color="2F2F2F"/>
+              <w:left w:val="single" w:sz="4" w:color="2F2F2F"/>
+              <w:bottom w:val="single" w:sz="4" w:color="2F2F2F"/>
+              <w:right w:val="single" w:sz="4" w:color="2F2F2F"/>
             </w:tcBorders>
-            <w:tcMar>
-              <w:start w:w="0" w:type="dxa"/>
-              <w:end w:w="0" w:type="dxa"/>
-            </w:tcMar>
           </w:tcPr>
           <w:p>
             <w:pPr>
-              <w:autoSpaceDN w:val="0"/>
-              <w:autoSpaceDE w:val="0"/>
-              <w:widowControl/>
-              <w:spacing w:line="208" w:lineRule="exact" w:before="186" w:after="0"/>
-              <w:ind w:left="0" w:right="0" w:firstLine="0"/>
-              <w:jc w:val="center"/>
+              <w:spacing w:before="0" w:after="0"/>
+              <w:jc w:val="left"/>
             </w:pPr>
-            <w:r>
-              <w:rPr>
-                <w:rFonts w:ascii="" w:hAnsi="" w:eastAsia=""/>
-                <w:b w:val="0"/>
-                <w:i w:val="0"/>
-                <w:color w:val="303030"/>
-                <w:sz w:val="18"/>
-              </w:rPr>
-              <w:t>LINHA VIVA</w:t>
-            </w:r>
           </w:p>
         </w:tc>
         <w:tc>
           <w:tcPr>
-            <w:tcW w:type="dxa" w:w="1544"/>
+            <w:tcW w:type="dxa" w:w="737"/>
             <w:tcBorders>
-              <w:top w:sz="2.2639999389648438" w:val="single" w:color="#C0C0C0"/>
-              <w:bottom w:sz="2.2639999389648438" w:val="single" w:color="#C0C0C0"/>
+              <w:top w:val="single" w:sz="4" w:color="2F2F2F"/>
+              <w:left w:val="single" w:sz="4" w:color="2F2F2F"/>
+              <w:bottom w:val="single" w:sz="4" w:color="2F2F2F"/>
+              <w:right w:val="single" w:sz="4" w:color="2F2F2F"/>
             </w:tcBorders>
-            <w:tcMar>
-              <w:start w:w="0" w:type="dxa"/>
-              <w:end w:w="0" w:type="dxa"/>
-            </w:tcMar>
           </w:tcPr>
-          <w:p/>
-        </w:tc>
-        <w:tc>
-          <w:tcPr>
-            <w:tcW w:type="dxa" w:w="682"/>
-            <w:tcBorders>
-              <w:top w:sz="2.2639999389648438" w:val="single" w:color="#C0C0C0"/>
-              <w:bottom w:sz="2.2639999389648438" w:val="single" w:color="#C0C0C0"/>
-            </w:tcBorders>
-            <w:tcMar>
-              <w:start w:w="0" w:type="dxa"/>
-              <w:end w:w="0" w:type="dxa"/>
-            </w:tcMar>
-          </w:tcPr>
-          <w:p/>
+          <w:p>
+            <w:pPr>
+              <w:spacing w:before="0" w:after="0"/>
+              <w:jc w:val="left"/>
+            </w:pPr>
+          </w:p>
         </w:tc>
       </w:tr>
       <w:tr>
-        <w:trPr>
-          <w:trHeight w:hRule="exact" w:val="420"/>
-        </w:trPr>
         <w:tc>
           <w:tcPr>
-            <w:tcW w:type="dxa" w:w="2802"/>
+            <w:tcW w:type="dxa" w:w="1474"/>
             <w:tcBorders>
-              <w:top w:sz="2.2639999389648438" w:val="single" w:color="#C0C0C0"/>
-              <w:bottom w:sz="2.2639999389648438" w:val="single" w:color="#C0C0C0"/>
+              <w:top w:val="single" w:sz="4" w:color="2F2F2F"/>
+              <w:left w:val="single" w:sz="4" w:color="2F2F2F"/>
+              <w:bottom w:val="single" w:sz="4" w:color="2F2F2F"/>
+              <w:right w:val="single" w:sz="4" w:color="2F2F2F"/>
             </w:tcBorders>
-            <w:tcMar>
-              <w:start w:w="0" w:type="dxa"/>
-              <w:end w:w="0" w:type="dxa"/>
-            </w:tcMar>
-            <w:tcMar>
-              <w:start w:w="0" w:type="dxa"/>
-              <w:end w:w="0" w:type="dxa"/>
-            </w:tcMar>
           </w:tcPr>
           <w:p>
             <w:pPr>
-              <w:autoSpaceDN w:val="0"/>
-              <w:autoSpaceDE w:val="0"/>
-              <w:widowControl/>
-              <w:spacing w:line="208" w:lineRule="exact" w:before="142" w:after="0"/>
-              <w:ind w:left="396" w:right="0" w:firstLine="0"/>
+              <w:spacing w:before="0" w:after="0"/>
               <w:jc w:val="left"/>
             </w:pPr>
             <w:r>
               <w:rPr>
-                <w:rFonts w:ascii="" w:hAnsi="" w:eastAsia=""/>
+                <w:rFonts w:ascii="Arial" w:hAnsi="Arial"/>
                 <w:b w:val="0"/>
-                <w:i w:val="0"/>
-                <w:color w:val="303030"/>
-                <w:sz w:val="18"/>
+                <w:sz w:val="20"/>
               </w:rPr>
               <w:t>Local</w:t>
             </w:r>
@@ -802,64 +629,75 @@
         </w:tc>
         <w:tc>
           <w:tcPr>
-            <w:tcW w:type="dxa" w:w="2802"/>
+            <w:tcW w:type="dxa" w:w="1814"/>
             <w:tcBorders>
-              <w:top w:sz="2.2639999389648438" w:val="single" w:color="#C0C0C0"/>
-              <w:bottom w:sz="2.2639999389648438" w:val="single" w:color="#C0C0C0"/>
+              <w:top w:val="single" w:sz="4" w:color="2F2F2F"/>
+              <w:left w:val="single" w:sz="4" w:color="2F2F2F"/>
+              <w:bottom w:val="single" w:sz="4" w:color="2F2F2F"/>
+              <w:right w:val="single" w:sz="4" w:color="2F2F2F"/>
             </w:tcBorders>
-            <w:tcMar>
-              <w:start w:w="0" w:type="dxa"/>
-              <w:end w:w="0" w:type="dxa"/>
-            </w:tcMar>
-            <w:tcMar>
-              <w:start w:w="0" w:type="dxa"/>
-              <w:end w:w="0" w:type="dxa"/>
-            </w:tcMar>
           </w:tcPr>
           <w:p>
+            <w:pPr>
+              <w:spacing w:before="0" w:after="0"/>
+              <w:jc w:val="left"/>
+            </w:pPr>
             <w:r>
+              <w:rPr>
+                <w:rFonts w:ascii="Arial" w:hAnsi="Arial"/>
+                <w:b w:val="0"/>
+                <w:sz w:val="20"/>
+              </w:rPr>
               <w:t>{{local}}</w:t>
             </w:r>
           </w:p>
         </w:tc>
         <w:tc>
           <w:tcPr>
-            <w:tcW w:type="dxa" w:w="5260"/>
+            <w:tcW w:type="dxa" w:w="3968"/>
             <w:gridSpan w:val="3"/>
             <w:tcBorders>
-              <w:top w:sz="2.2639999389648438" w:val="single" w:color="#C0C0C0"/>
-              <w:end w:sz="2.2639999389648438" w:val="single" w:color="#C0C0C0"/>
-              <w:bottom w:sz="2.2639999389648438" w:val="single" w:color="#C0C0C0"/>
+              <w:top w:val="single" w:sz="4" w:color="2F2F2F"/>
+              <w:left w:val="single" w:sz="4" w:color="2F2F2F"/>
+              <w:bottom w:val="single" w:sz="4" w:color="2F2F2F"/>
+              <w:right w:val="single" w:sz="4" w:color="2F2F2F"/>
             </w:tcBorders>
-            <w:tcMar>
-              <w:start w:w="0" w:type="dxa"/>
-              <w:end w:w="0" w:type="dxa"/>
-            </w:tcMar>
-            <w:tcMar>
-              <w:start w:w="0" w:type="dxa"/>
-              <w:end w:w="0" w:type="dxa"/>
-            </w:tcMar>
-            <w:tcMar>
-              <w:start w:w="0" w:type="dxa"/>
-              <w:end w:w="0" w:type="dxa"/>
-            </w:tcMar>
           </w:tcPr>
           <w:p>
             <w:pPr>
-              <w:autoSpaceDN w:val="0"/>
-              <w:autoSpaceDE w:val="0"/>
-              <w:widowControl/>
-              <w:spacing w:line="208" w:lineRule="exact" w:before="142" w:after="0"/>
-              <w:ind w:left="0" w:right="158" w:firstLine="0"/>
-              <w:jc w:val="right"/>
+              <w:spacing w:before="0" w:after="0"/>
+              <w:jc w:val="left"/>
             </w:pPr>
             <w:r>
               <w:rPr>
-                <w:rFonts w:ascii="" w:hAnsi="" w:eastAsia=""/>
+                <w:rFonts w:ascii="Arial" w:hAnsi="Arial"/>
+                <w:b/>
+                <w:sz w:val="20"/>
+              </w:rPr>
+              <w:t>Município</w:t>
+            </w:r>
+          </w:p>
+        </w:tc>
+        <w:tc>
+          <w:tcPr>
+            <w:tcW w:type="dxa" w:w="1474"/>
+            <w:tcBorders>
+              <w:top w:val="single" w:sz="4" w:color="2F2F2F"/>
+              <w:left w:val="single" w:sz="4" w:color="2F2F2F"/>
+              <w:bottom w:val="single" w:sz="4" w:color="2F2F2F"/>
+              <w:right w:val="single" w:sz="4" w:color="2F2F2F"/>
+            </w:tcBorders>
+          </w:tcPr>
+          <w:p>
+            <w:pPr>
+              <w:spacing w:before="0" w:after="0"/>
+              <w:jc w:val="left"/>
+            </w:pPr>
+            <w:r>
+              <w:rPr>
+                <w:rFonts w:ascii="Arial" w:hAnsi="Arial"/>
                 <w:b w:val="0"/>
-                <w:i w:val="0"/>
-                <w:color w:val="303030"/>
-                <w:sz w:val="18"/>
+                <w:sz w:val="20"/>
               </w:rPr>
               <w:t>{{municipio}}</w:t>
             </w:r>
@@ -867,271 +705,161 @@
         </w:tc>
         <w:tc>
           <w:tcPr>
-            <w:tcW w:type="dxa" w:w="1056"/>
+            <w:tcW w:type="dxa" w:w="737"/>
             <w:tcBorders>
-              <w:start w:sz="2.2639999389648438" w:val="single" w:color="#C0C0C0"/>
-              <w:top w:sz="2.2639999389648438" w:val="single" w:color="#C0C0C0"/>
-              <w:bottom w:sz="2.2639999389648438" w:val="single" w:color="#C0C0C0"/>
+              <w:top w:val="single" w:sz="4" w:color="2F2F2F"/>
+              <w:left w:val="single" w:sz="4" w:color="2F2F2F"/>
+              <w:bottom w:val="single" w:sz="4" w:color="2F2F2F"/>
+              <w:right w:val="single" w:sz="4" w:color="2F2F2F"/>
             </w:tcBorders>
-            <w:tcMar>
-              <w:start w:w="0" w:type="dxa"/>
-              <w:end w:w="0" w:type="dxa"/>
-            </w:tcMar>
           </w:tcPr>
           <w:p>
             <w:pPr>
-              <w:autoSpaceDN w:val="0"/>
-              <w:autoSpaceDE w:val="0"/>
-              <w:widowControl/>
-              <w:spacing w:line="208" w:lineRule="exact" w:before="142" w:after="0"/>
-              <w:ind w:left="54" w:right="0" w:firstLine="0"/>
+              <w:spacing w:before="0" w:after="0"/>
+              <w:jc w:val="left"/>
+            </w:pPr>
+          </w:p>
+        </w:tc>
+        <w:tc>
+          <w:tcPr>
+            <w:tcW w:type="dxa" w:w="737"/>
+            <w:tcBorders>
+              <w:top w:val="single" w:sz="4" w:color="2F2F2F"/>
+              <w:left w:val="single" w:sz="4" w:color="2F2F2F"/>
+              <w:bottom w:val="single" w:sz="4" w:color="2F2F2F"/>
+              <w:right w:val="single" w:sz="4" w:color="2F2F2F"/>
+            </w:tcBorders>
+          </w:tcPr>
+          <w:p>
+            <w:pPr>
+              <w:spacing w:before="0" w:after="0"/>
+              <w:jc w:val="left"/>
+            </w:pPr>
+          </w:p>
+        </w:tc>
+      </w:tr>
+    </w:tbl>
+    <w:tbl>
+      <w:tblPr>
+        <w:tblW w:type="auto" w:w="0"/>
+        <w:jc w:val="center"/>
+        <w:tblLook w:firstColumn="1" w:firstRow="1" w:lastColumn="0" w:lastRow="0" w:noHBand="0" w:noVBand="1" w:val="04A0"/>
+        <w:tblLayout w:type="fixed"/>
+      </w:tblPr>
+      <w:tblGrid>
+        <w:gridCol w:w="1360"/>
+        <w:gridCol w:w="907"/>
+        <w:gridCol w:w="1360"/>
+        <w:gridCol w:w="567"/>
+        <w:gridCol w:w="1587"/>
+        <w:gridCol w:w="1247"/>
+        <w:gridCol w:w="1587"/>
+        <w:gridCol w:w="1587"/>
+      </w:tblGrid>
+      <w:tr>
+        <w:tc>
+          <w:tcPr>
+            <w:tcW w:type="dxa" w:w="1360"/>
+            <w:tcBorders>
+              <w:top w:val="single" w:sz="4" w:color="2F2F2F"/>
+              <w:left w:val="single" w:sz="4" w:color="2F2F2F"/>
+              <w:bottom w:val="single" w:sz="4" w:color="2F2F2F"/>
+              <w:right w:val="single" w:sz="4" w:color="2F2F2F"/>
+            </w:tcBorders>
+          </w:tcPr>
+          <w:p>
+            <w:pPr>
+              <w:spacing w:before="0" w:after="0"/>
               <w:jc w:val="left"/>
             </w:pPr>
             <w:r>
               <w:rPr>
-                <w:rFonts w:ascii="" w:hAnsi="" w:eastAsia=""/>
+                <w:rFonts w:ascii="Arial" w:hAnsi="Arial"/>
                 <w:b w:val="0"/>
-                <w:i w:val="0"/>
-                <w:color w:val="303030"/>
                 <w:sz w:val="18"/>
               </w:rPr>
-              <w:t>Concórdia</w:t>
+              <w:t>BT Energ.</w:t>
             </w:r>
           </w:p>
         </w:tc>
         <w:tc>
           <w:tcPr>
-            <w:tcW w:type="dxa" w:w="1544"/>
+            <w:tcW w:type="dxa" w:w="907"/>
             <w:tcBorders>
-              <w:top w:sz="2.2639999389648438" w:val="single" w:color="#C0C0C0"/>
-              <w:bottom w:sz="2.2639999389648438" w:val="single" w:color="#C0C0C0"/>
+              <w:top w:val="single" w:sz="4" w:color="2F2F2F"/>
+              <w:left w:val="single" w:sz="4" w:color="2F2F2F"/>
+              <w:bottom w:val="single" w:sz="4" w:color="2F2F2F"/>
+              <w:right w:val="single" w:sz="4" w:color="2F2F2F"/>
             </w:tcBorders>
-            <w:tcMar>
-              <w:start w:w="0" w:type="dxa"/>
-              <w:end w:w="0" w:type="dxa"/>
-            </w:tcMar>
-          </w:tcPr>
-          <w:p/>
-        </w:tc>
-        <w:tc>
-          <w:tcPr>
-            <w:tcW w:type="dxa" w:w="682"/>
-            <w:tcBorders>
-              <w:top w:sz="2.2639999389648438" w:val="single" w:color="#C0C0C0"/>
-              <w:bottom w:sz="2.2639999389648438" w:val="single" w:color="#C0C0C0"/>
-            </w:tcBorders>
-            <w:tcMar>
-              <w:start w:w="0" w:type="dxa"/>
-              <w:end w:w="0" w:type="dxa"/>
-            </w:tcMar>
-          </w:tcPr>
-          <w:p/>
-        </w:tc>
-      </w:tr>
-    </w:tbl>
-    <w:p>
-      <w:pPr>
-        <w:autoSpaceDN w:val="0"/>
-        <w:autoSpaceDE w:val="0"/>
-        <w:widowControl/>
-        <w:spacing w:line="210" w:lineRule="exact" w:before="498" w:after="380"/>
-        <w:ind w:left="60" w:right="0" w:firstLine="0"/>
-        <w:jc w:val="left"/>
-      </w:pPr>
-      <w:r>
-        <w:rPr>
-          <w:rFonts w:ascii="" w:hAnsi="" w:eastAsia=""/>
-          <w:b w:val="0"/>
-          <w:i w:val="0"/>
-          <w:color w:val="303030"/>
-          <w:sz w:val="18"/>
-        </w:rPr>
-        <w:t xml:space="preserve">Serviço a Executar </w:t>
-      </w:r>
-    </w:p>
-    <w:p>
-      <w:pPr>
-        <w:spacing w:line="240" w:lineRule="exact" w:before="0" w:after="0"/>
-      </w:pPr>
-      <w:r>
-        <w:t>{{servico}}</w:t>
-      </w:r>
-    </w:p>
-    <w:tbl>
-      <w:tblPr>
-        <w:tblW w:type="auto" w:w="0"/>
-        <w:tblLayout w:type="fixed"/>
-        <w:tblLook w:firstColumn="1" w:firstRow="1" w:lastColumn="0" w:lastRow="0" w:noHBand="0" w:noVBand="1" w:val="04A0"/>
-        <w:tblInd w:w="20.0" w:type="dxa"/>
-      </w:tblPr>
-      <w:tblGrid>
-        <w:gridCol w:w="1623"/>
-        <w:gridCol w:w="1623"/>
-        <w:gridCol w:w="1623"/>
-        <w:gridCol w:w="1623"/>
-        <w:gridCol w:w="1623"/>
-        <w:gridCol w:w="1623"/>
-        <w:gridCol w:w="1623"/>
-      </w:tblGrid>
-      <w:tr>
-        <w:trPr>
-          <w:trHeight w:hRule="exact" w:val="434"/>
-        </w:trPr>
-        <w:tc>
-          <w:tcPr>
-            <w:tcW w:type="dxa" w:w="960"/>
-            <w:tcBorders>
-              <w:top w:sz="2.2639999389648438" w:val="single" w:color="#C0C0C0"/>
-              <w:bottom w:sz="2.2639999389648438" w:val="single" w:color="#C0C0C0"/>
-            </w:tcBorders>
-            <w:tcMar>
-              <w:start w:w="0" w:type="dxa"/>
-              <w:end w:w="0" w:type="dxa"/>
-            </w:tcMar>
           </w:tcPr>
           <w:p>
             <w:pPr>
-              <w:autoSpaceDN w:val="0"/>
-              <w:autoSpaceDE w:val="0"/>
-              <w:widowControl/>
-              <w:spacing w:line="208" w:lineRule="exact" w:before="156" w:after="0"/>
-              <w:ind w:left="0" w:right="0" w:firstLine="0"/>
-              <w:jc w:val="center"/>
+              <w:spacing w:before="0" w:after="0"/>
+              <w:jc w:val="left"/>
             </w:pPr>
             <w:r>
               <w:rPr>
-                <w:rFonts w:ascii="" w:hAnsi="" w:eastAsia=""/>
+                <w:rFonts w:ascii="Arial" w:hAnsi="Arial"/>
                 <w:b w:val="0"/>
-                <w:i w:val="0"/>
-                <w:color w:val="303030"/>
                 <w:sz w:val="18"/>
               </w:rPr>
-              <w:t xml:space="preserve">BT Energ. </w:t>
+              <w:t>{% if bt %}X{% endif %}</w:t>
             </w:r>
           </w:p>
         </w:tc>
         <w:tc>
           <w:tcPr>
-            <w:tcW w:type="dxa" w:w="520"/>
+            <w:tcW w:type="dxa" w:w="1360"/>
             <w:tcBorders>
-              <w:top w:sz="2.2639999389648438" w:val="single" w:color="#C0C0C0"/>
-              <w:bottom w:sz="2.2639999389648438" w:val="single" w:color="#C0C0C0"/>
+              <w:top w:val="single" w:sz="4" w:color="2F2F2F"/>
+              <w:left w:val="single" w:sz="4" w:color="2F2F2F"/>
+              <w:bottom w:val="single" w:sz="4" w:color="2F2F2F"/>
+              <w:right w:val="single" w:sz="4" w:color="2F2F2F"/>
             </w:tcBorders>
-            <w:tcMar>
-              <w:start w:w="0" w:type="dxa"/>
-              <w:end w:w="0" w:type="dxa"/>
-            </w:tcMar>
           </w:tcPr>
           <w:p>
             <w:pPr>
-              <w:autoSpaceDN w:val="0"/>
-              <w:autoSpaceDE w:val="0"/>
-              <w:widowControl/>
-              <w:spacing w:line="136" w:lineRule="exact" w:before="0" w:after="0"/>
-              <w:ind w:left="0" w:right="0"/>
-            </w:pPr>
-            <w:r>
-              <w:t>{% if bt %}X{% endif %}</w:t>
-            </w:r>
-          </w:p>
-          <w:tbl>
-            <w:tblPr>
-              <w:tblW w:type="auto" w:w="0"/>
-              <w:tblLayout w:type="fixed"/>
-              <w:tblLook w:firstColumn="1" w:firstRow="1" w:lastColumn="0" w:lastRow="0" w:noHBand="0" w:noVBand="1" w:val="04A0"/>
-              <w:tblInd w:w="124.00000000000006" w:type="dxa"/>
-            </w:tblPr>
-            <w:tblGrid>
-              <w:gridCol w:w="520"/>
-            </w:tblGrid>
-            <w:tr>
-              <w:trPr>
-                <w:trHeight w:hRule="exact" w:val="176"/>
-              </w:trPr>
-              <w:tc>
-                <w:tcPr>
-                  <w:tcW w:type="dxa" w:w="196"/>
-                  <w:tcBorders>
-                    <w:start w:sz="22.351999282836914" w:val="single" w:color="#939393"/>
-                    <w:top w:sz="22.351999282836914" w:val="single" w:color="#939393"/>
-                    <w:end w:sz="22.351999282836914" w:val="single" w:color="#939393"/>
-                    <w:bottom w:sz="22.351999282836914" w:val="single" w:color="#939393"/>
-                  </w:tcBorders>
-                  <w:shd w:fill="ffffff"/>
-                  <w:tcMar>
-                    <w:start w:w="0" w:type="dxa"/>
-                    <w:end w:w="0" w:type="dxa"/>
-                  </w:tcMar>
-                </w:tcPr>
-                <w:p/>
-              </w:tc>
-            </w:tr>
-          </w:tbl>
-          <w:p>
-            <w:pPr>
-              <w:autoSpaceDN w:val="0"/>
-              <w:autoSpaceDE w:val="0"/>
-              <w:widowControl/>
-              <w:spacing w:line="14" w:lineRule="exact" w:before="0" w:after="0"/>
-              <w:ind w:left="0" w:right="0"/>
+              <w:spacing w:before="0" w:after="0"/>
+              <w:jc w:val="left"/>
             </w:pPr>
           </w:p>
         </w:tc>
         <w:tc>
           <w:tcPr>
-            <w:tcW w:type="dxa" w:w="1020"/>
+            <w:tcW w:type="dxa" w:w="567"/>
             <w:tcBorders>
-              <w:top w:sz="2.2639999389648438" w:val="single" w:color="#C0C0C0"/>
-              <w:bottom w:sz="2.2639999389648438" w:val="single" w:color="#C0C0C0"/>
+              <w:top w:val="single" w:sz="4" w:color="2F2F2F"/>
+              <w:left w:val="single" w:sz="4" w:color="2F2F2F"/>
+              <w:bottom w:val="single" w:sz="4" w:color="2F2F2F"/>
+              <w:right w:val="single" w:sz="4" w:color="2F2F2F"/>
             </w:tcBorders>
-            <w:tcMar>
-              <w:start w:w="0" w:type="dxa"/>
-              <w:end w:w="0" w:type="dxa"/>
-            </w:tcMar>
           </w:tcPr>
-          <w:p/>
+          <w:p>
+            <w:pPr>
+              <w:spacing w:before="0" w:after="0"/>
+              <w:jc w:val="left"/>
+            </w:pPr>
+          </w:p>
         </w:tc>
         <w:tc>
           <w:tcPr>
-            <w:tcW w:type="dxa" w:w="440"/>
+            <w:tcW w:type="dxa" w:w="1587"/>
             <w:tcBorders>
-              <w:top w:sz="2.2639999389648438" w:val="single" w:color="#C0C0C0"/>
-              <w:bottom w:sz="2.2639999389648438" w:val="single" w:color="#C0C0C0"/>
+              <w:top w:val="single" w:sz="4" w:color="2F2F2F"/>
+              <w:left w:val="single" w:sz="4" w:color="2F2F2F"/>
+              <w:bottom w:val="single" w:sz="4" w:color="2F2F2F"/>
+              <w:right w:val="single" w:sz="4" w:color="2F2F2F"/>
             </w:tcBorders>
-            <w:tcMar>
-              <w:start w:w="0" w:type="dxa"/>
-              <w:end w:w="0" w:type="dxa"/>
-            </w:tcMar>
-          </w:tcPr>
-          <w:p/>
-        </w:tc>
-        <w:tc>
-          <w:tcPr>
-            <w:tcW w:type="dxa" w:w="1184"/>
-            <w:tcBorders>
-              <w:top w:sz="2.2639999389648438" w:val="single" w:color="#C0C0C0"/>
-              <w:bottom w:sz="2.2639999389648438" w:val="single" w:color="#C0C0C0"/>
-            </w:tcBorders>
-            <w:tcMar>
-              <w:start w:w="0" w:type="dxa"/>
-              <w:end w:w="0" w:type="dxa"/>
-            </w:tcMar>
           </w:tcPr>
           <w:p>
             <w:pPr>
-              <w:autoSpaceDN w:val="0"/>
-              <w:autoSpaceDE w:val="0"/>
-              <w:widowControl/>
-              <w:spacing w:line="208" w:lineRule="exact" w:before="166" w:after="0"/>
-              <w:ind w:left="124" w:right="0" w:firstLine="0"/>
+              <w:spacing w:before="0" w:after="0"/>
               <w:jc w:val="left"/>
             </w:pPr>
             <w:r>
               <w:rPr>
-                <w:rFonts w:ascii="" w:hAnsi="" w:eastAsia=""/>
+                <w:rFonts w:ascii="Arial" w:hAnsi="Arial"/>
                 <w:b w:val="0"/>
-                <w:i w:val="0"/>
-                <w:color w:val="303030"/>
                 <w:sz w:val="18"/>
               </w:rPr>
               <w:t>H.Desligar</w:t>
@@ -1140,31 +868,23 @@
         </w:tc>
         <w:tc>
           <w:tcPr>
-            <w:tcW w:type="dxa" w:w="648"/>
+            <w:tcW w:type="dxa" w:w="1247"/>
             <w:tcBorders>
-              <w:top w:sz="2.2639999389648438" w:val="single" w:color="#C0C0C0"/>
-              <w:bottom w:sz="2.2639999389648438" w:val="single" w:color="#C0C0C0"/>
+              <w:top w:val="single" w:sz="4" w:color="2F2F2F"/>
+              <w:left w:val="single" w:sz="4" w:color="2F2F2F"/>
+              <w:bottom w:val="single" w:sz="4" w:color="2F2F2F"/>
+              <w:right w:val="single" w:sz="4" w:color="2F2F2F"/>
             </w:tcBorders>
-            <w:tcMar>
-              <w:start w:w="0" w:type="dxa"/>
-              <w:end w:w="0" w:type="dxa"/>
-            </w:tcMar>
           </w:tcPr>
           <w:p>
             <w:pPr>
-              <w:autoSpaceDN w:val="0"/>
-              <w:autoSpaceDE w:val="0"/>
-              <w:widowControl/>
-              <w:spacing w:line="208" w:lineRule="exact" w:before="156" w:after="0"/>
-              <w:ind w:left="0" w:right="0" w:firstLine="0"/>
-              <w:jc w:val="center"/>
+              <w:spacing w:before="0" w:after="0"/>
+              <w:jc w:val="left"/>
             </w:pPr>
             <w:r>
               <w:rPr>
-                <w:rFonts w:ascii="" w:hAnsi="" w:eastAsia=""/>
+                <w:rFonts w:ascii="Arial" w:hAnsi="Arial"/>
                 <w:b w:val="0"/>
-                <w:i w:val="0"/>
-                <w:color w:val="303030"/>
                 <w:sz w:val="18"/>
               </w:rPr>
               <w:t>{{h_desligar}}</w:t>
@@ -1173,266 +893,167 @@
         </w:tc>
         <w:tc>
           <w:tcPr>
-            <w:tcW w:type="dxa" w:w="6230"/>
+            <w:tcW w:type="dxa" w:w="1587"/>
             <w:tcBorders>
-              <w:top w:sz="2.2639999389648438" w:val="single" w:color="#C0C0C0"/>
-              <w:bottom w:sz="2.2639999389648438" w:val="single" w:color="#C0C0C0"/>
+              <w:top w:val="single" w:sz="4" w:color="2F2F2F"/>
+              <w:left w:val="single" w:sz="4" w:color="2F2F2F"/>
+              <w:bottom w:val="single" w:sz="4" w:color="2F2F2F"/>
+              <w:right w:val="single" w:sz="4" w:color="2F2F2F"/>
             </w:tcBorders>
-            <w:tcMar>
-              <w:start w:w="0" w:type="dxa"/>
-              <w:end w:w="0" w:type="dxa"/>
-            </w:tcMar>
           </w:tcPr>
           <w:p>
             <w:pPr>
-              <w:autoSpaceDN w:val="0"/>
-              <w:autoSpaceDE w:val="0"/>
-              <w:widowControl/>
-              <w:spacing w:line="208" w:lineRule="exact" w:before="166" w:after="0"/>
-              <w:ind w:left="306" w:right="0" w:firstLine="0"/>
+              <w:spacing w:before="0" w:after="0"/>
               <w:jc w:val="left"/>
             </w:pPr>
             <w:r>
               <w:rPr>
-                <w:rFonts w:ascii="" w:hAnsi="" w:eastAsia=""/>
+                <w:rFonts w:ascii="Arial" w:hAnsi="Arial"/>
                 <w:b w:val="0"/>
-                <w:i w:val="0"/>
-                <w:color w:val="303030"/>
                 <w:sz w:val="18"/>
               </w:rPr>
-              <w:t>Alimentador {{alimentador}}</w:t>
+              <w:t>Alimentador</w:t>
+            </w:r>
+          </w:p>
+        </w:tc>
+        <w:tc>
+          <w:tcPr>
+            <w:tcW w:type="dxa" w:w="1587"/>
+            <w:tcBorders>
+              <w:top w:val="single" w:sz="4" w:color="2F2F2F"/>
+              <w:left w:val="single" w:sz="4" w:color="2F2F2F"/>
+              <w:bottom w:val="single" w:sz="4" w:color="2F2F2F"/>
+              <w:right w:val="single" w:sz="4" w:color="2F2F2F"/>
+            </w:tcBorders>
+          </w:tcPr>
+          <w:p>
+            <w:pPr>
+              <w:spacing w:before="0" w:after="0"/>
+              <w:jc w:val="left"/>
+            </w:pPr>
+            <w:r>
+              <w:rPr>
+                <w:rFonts w:ascii="Arial" w:hAnsi="Arial"/>
+                <w:b w:val="0"/>
+                <w:sz w:val="18"/>
+              </w:rPr>
+              <w:t>{{alimentador}}</w:t>
             </w:r>
           </w:p>
         </w:tc>
       </w:tr>
       <w:tr>
-        <w:trPr>
-          <w:trHeight w:hRule="exact" w:val="407"/>
-        </w:trPr>
         <w:tc>
           <w:tcPr>
-            <w:tcW w:type="dxa" w:w="960"/>
+            <w:tcW w:type="dxa" w:w="1360"/>
             <w:tcBorders>
-              <w:top w:sz="2.2639999389648438" w:val="single" w:color="#C0C0C0"/>
-              <w:bottom w:sz="2.2639999389648438" w:val="single" w:color="#C0C0C0"/>
+              <w:top w:val="single" w:sz="4" w:color="2F2F2F"/>
+              <w:left w:val="single" w:sz="4" w:color="2F2F2F"/>
+              <w:bottom w:val="single" w:sz="4" w:color="2F2F2F"/>
+              <w:right w:val="single" w:sz="4" w:color="2F2F2F"/>
             </w:tcBorders>
-            <w:tcMar>
-              <w:start w:w="0" w:type="dxa"/>
-              <w:end w:w="0" w:type="dxa"/>
-            </w:tcMar>
           </w:tcPr>
           <w:p>
             <w:pPr>
-              <w:autoSpaceDN w:val="0"/>
-              <w:autoSpaceDE w:val="0"/>
-              <w:widowControl/>
-              <w:spacing w:line="210" w:lineRule="exact" w:before="124" w:after="0"/>
-              <w:ind w:left="0" w:right="0" w:firstLine="0"/>
-              <w:jc w:val="center"/>
+              <w:spacing w:before="0" w:after="0"/>
+              <w:jc w:val="left"/>
             </w:pPr>
             <w:r>
               <w:rPr>
-                <w:rFonts w:ascii="" w:hAnsi="" w:eastAsia=""/>
+                <w:rFonts w:ascii="Arial" w:hAnsi="Arial"/>
                 <w:b w:val="0"/>
-                <w:i w:val="0"/>
-                <w:color w:val="303030"/>
                 <w:sz w:val="18"/>
               </w:rPr>
-              <w:t xml:space="preserve">AT Energ. </w:t>
+              <w:t>AT Energ.</w:t>
             </w:r>
           </w:p>
         </w:tc>
         <w:tc>
           <w:tcPr>
-            <w:tcW w:type="dxa" w:w="520"/>
+            <w:tcW w:type="dxa" w:w="907"/>
             <w:tcBorders>
-              <w:top w:sz="2.2639999389648438" w:val="single" w:color="#C0C0C0"/>
-              <w:bottom w:sz="2.2639999389648438" w:val="single" w:color="#C0C0C0"/>
+              <w:top w:val="single" w:sz="4" w:color="2F2F2F"/>
+              <w:left w:val="single" w:sz="4" w:color="2F2F2F"/>
+              <w:bottom w:val="single" w:sz="4" w:color="2F2F2F"/>
+              <w:right w:val="single" w:sz="4" w:color="2F2F2F"/>
             </w:tcBorders>
-            <w:tcMar>
-              <w:start w:w="0" w:type="dxa"/>
-              <w:end w:w="0" w:type="dxa"/>
-            </w:tcMar>
           </w:tcPr>
           <w:p>
             <w:pPr>
-              <w:autoSpaceDN w:val="0"/>
-              <w:autoSpaceDE w:val="0"/>
-              <w:widowControl/>
-              <w:spacing w:line="104" w:lineRule="exact" w:before="0" w:after="0"/>
-              <w:ind w:left="0" w:right="0"/>
+              <w:spacing w:before="0" w:after="0"/>
+              <w:jc w:val="left"/>
             </w:pPr>
             <w:r>
+              <w:rPr>
+                <w:rFonts w:ascii="Arial" w:hAnsi="Arial"/>
+                <w:b w:val="0"/>
+                <w:sz w:val="18"/>
+              </w:rPr>
               <w:t>{% if at %}X{% endif %}</w:t>
             </w:r>
           </w:p>
-          <w:tbl>
-            <w:tblPr>
-              <w:tblW w:type="auto" w:w="0"/>
-              <w:tblLayout w:type="fixed"/>
-              <w:tblLook w:firstColumn="1" w:firstRow="1" w:lastColumn="0" w:lastRow="0" w:noHBand="0" w:noVBand="1" w:val="04A0"/>
-              <w:tblInd w:w="124.00000000000006" w:type="dxa"/>
-            </w:tblPr>
-            <w:tblGrid>
-              <w:gridCol w:w="520"/>
-            </w:tblGrid>
-            <w:tr>
-              <w:trPr>
-                <w:trHeight w:hRule="exact" w:val="176"/>
-              </w:trPr>
-              <w:tc>
-                <w:tcPr>
-                  <w:tcW w:type="dxa" w:w="196"/>
-                  <w:tcBorders>
-                    <w:start w:sz="22.351999282836914" w:val="single" w:color="#939393"/>
-                    <w:top w:sz="22.351999282836914" w:val="single" w:color="#939393"/>
-                    <w:end w:sz="22.351999282836914" w:val="single" w:color="#939393"/>
-                    <w:bottom w:sz="22.351999282836914" w:val="single" w:color="#939393"/>
-                  </w:tcBorders>
-                  <w:shd w:fill="ffffff"/>
-                  <w:tcMar>
-                    <w:start w:w="0" w:type="dxa"/>
-                    <w:end w:w="0" w:type="dxa"/>
-                  </w:tcMar>
-                </w:tcPr>
-                <w:p/>
-              </w:tc>
-            </w:tr>
-          </w:tbl>
+        </w:tc>
+        <w:tc>
+          <w:tcPr>
+            <w:tcW w:type="dxa" w:w="1360"/>
+            <w:tcBorders>
+              <w:top w:val="single" w:sz="4" w:color="2F2F2F"/>
+              <w:left w:val="single" w:sz="4" w:color="2F2F2F"/>
+              <w:bottom w:val="single" w:sz="4" w:color="2F2F2F"/>
+              <w:right w:val="single" w:sz="4" w:color="2F2F2F"/>
+            </w:tcBorders>
+          </w:tcPr>
           <w:p>
             <w:pPr>
-              <w:autoSpaceDN w:val="0"/>
-              <w:autoSpaceDE w:val="0"/>
-              <w:widowControl/>
-              <w:spacing w:line="14" w:lineRule="exact" w:before="0" w:after="0"/>
-              <w:ind w:left="0" w:right="0"/>
+              <w:spacing w:before="0" w:after="0"/>
+              <w:jc w:val="left"/>
+            </w:pPr>
+            <w:r>
+              <w:rPr>
+                <w:rFonts w:ascii="Arial" w:hAnsi="Arial"/>
+                <w:b w:val="0"/>
+                <w:sz w:val="18"/>
+              </w:rPr>
+              <w:t>Bloqueio</w:t>
+            </w:r>
+          </w:p>
+        </w:tc>
+        <w:tc>
+          <w:tcPr>
+            <w:tcW w:type="dxa" w:w="567"/>
+            <w:tcBorders>
+              <w:top w:val="single" w:sz="4" w:color="2F2F2F"/>
+              <w:left w:val="single" w:sz="4" w:color="2F2F2F"/>
+              <w:bottom w:val="single" w:sz="4" w:color="2F2F2F"/>
+              <w:right w:val="single" w:sz="4" w:color="2F2F2F"/>
+            </w:tcBorders>
+          </w:tcPr>
+          <w:p>
+            <w:pPr>
+              <w:spacing w:before="0" w:after="0"/>
+              <w:jc w:val="left"/>
             </w:pPr>
           </w:p>
         </w:tc>
         <w:tc>
           <w:tcPr>
-            <w:tcW w:type="dxa" w:w="1020"/>
+            <w:tcW w:type="dxa" w:w="1587"/>
             <w:tcBorders>
-              <w:top w:sz="2.2639999389648438" w:val="single" w:color="#C0C0C0"/>
-              <w:bottom w:sz="2.2639999389648438" w:val="single" w:color="#C0C0C0"/>
+              <w:top w:val="single" w:sz="4" w:color="2F2F2F"/>
+              <w:left w:val="single" w:sz="4" w:color="2F2F2F"/>
+              <w:bottom w:val="single" w:sz="4" w:color="2F2F2F"/>
+              <w:right w:val="single" w:sz="4" w:color="2F2F2F"/>
             </w:tcBorders>
-            <w:tcMar>
-              <w:start w:w="0" w:type="dxa"/>
-              <w:end w:w="0" w:type="dxa"/>
-            </w:tcMar>
           </w:tcPr>
           <w:p>
             <w:pPr>
-              <w:autoSpaceDN w:val="0"/>
-              <w:autoSpaceDE w:val="0"/>
-              <w:widowControl/>
-              <w:spacing w:line="210" w:lineRule="exact" w:before="136" w:after="0"/>
-              <w:ind w:left="198" w:right="0" w:firstLine="0"/>
+              <w:spacing w:before="0" w:after="0"/>
               <w:jc w:val="left"/>
             </w:pPr>
             <w:r>
               <w:rPr>
-                <w:rFonts w:ascii="" w:hAnsi="" w:eastAsia=""/>
+                <w:rFonts w:ascii="Arial" w:hAnsi="Arial"/>
                 <w:b w:val="0"/>
-                <w:i w:val="0"/>
-                <w:color w:val="303030"/>
-                <w:sz w:val="18"/>
-              </w:rPr>
-              <w:t xml:space="preserve">Bloqueio </w:t>
-            </w:r>
-          </w:p>
-        </w:tc>
-        <w:tc>
-          <w:tcPr>
-            <w:tcW w:type="dxa" w:w="440"/>
-            <w:tcBorders>
-              <w:top w:sz="2.2639999389648438" w:val="single" w:color="#C0C0C0"/>
-              <w:bottom w:sz="2.2639999389648438" w:val="single" w:color="#C0C0C0"/>
-            </w:tcBorders>
-            <w:tcMar>
-              <w:start w:w="0" w:type="dxa"/>
-              <w:end w:w="0" w:type="dxa"/>
-            </w:tcMar>
-          </w:tcPr>
-          <w:p>
-            <w:pPr>
-              <w:autoSpaceDN w:val="0"/>
-              <w:autoSpaceDE w:val="0"/>
-              <w:widowControl/>
-              <w:spacing w:line="104" w:lineRule="exact" w:before="0" w:after="0"/>
-              <w:ind w:left="0" w:right="0"/>
-            </w:pPr>
-          </w:p>
-          <w:tbl>
-            <w:tblPr>
-              <w:tblW w:type="auto" w:w="0"/>
-              <w:tblLayout w:type="fixed"/>
-              <w:tblLook w:firstColumn="1" w:firstRow="1" w:lastColumn="0" w:lastRow="0" w:noHBand="0" w:noVBand="1" w:val="04A0"/>
-              <w:tblInd w:w="106.00000000000023" w:type="dxa"/>
-            </w:tblPr>
-            <w:tblGrid>
-              <w:gridCol w:w="440"/>
-            </w:tblGrid>
-            <w:tr>
-              <w:trPr>
-                <w:trHeight w:hRule="exact" w:val="176"/>
-              </w:trPr>
-              <w:tc>
-                <w:tcPr>
-                  <w:tcW w:type="dxa" w:w="196"/>
-                  <w:tcBorders>
-                    <w:start w:sz="22.351999282836914" w:val="single" w:color="#939393"/>
-                    <w:top w:sz="22.351999282836914" w:val="single" w:color="#939393"/>
-                    <w:end w:sz="22.351999282836914" w:val="single" w:color="#939393"/>
-                    <w:bottom w:sz="22.351999282836914" w:val="single" w:color="#939393"/>
-                  </w:tcBorders>
-                  <w:shd w:fill="ffffff"/>
-                  <w:tcMar>
-                    <w:start w:w="0" w:type="dxa"/>
-                    <w:end w:w="0" w:type="dxa"/>
-                  </w:tcMar>
-                </w:tcPr>
-                <w:p/>
-              </w:tc>
-            </w:tr>
-          </w:tbl>
-          <w:p>
-            <w:pPr>
-              <w:autoSpaceDN w:val="0"/>
-              <w:autoSpaceDE w:val="0"/>
-              <w:widowControl/>
-              <w:spacing w:line="14" w:lineRule="exact" w:before="0" w:after="0"/>
-              <w:ind w:left="0" w:right="0"/>
-            </w:pPr>
-          </w:p>
-        </w:tc>
-        <w:tc>
-          <w:tcPr>
-            <w:tcW w:type="dxa" w:w="1184"/>
-            <w:tcBorders>
-              <w:top w:sz="2.2639999389648438" w:val="single" w:color="#C0C0C0"/>
-              <w:bottom w:sz="2.2639999389648438" w:val="single" w:color="#C0C0C0"/>
-            </w:tcBorders>
-            <w:tcMar>
-              <w:start w:w="0" w:type="dxa"/>
-              <w:end w:w="0" w:type="dxa"/>
-            </w:tcMar>
-          </w:tcPr>
-          <w:p>
-            <w:pPr>
-              <w:autoSpaceDN w:val="0"/>
-              <w:autoSpaceDE w:val="0"/>
-              <w:widowControl/>
-              <w:spacing w:line="210" w:lineRule="exact" w:before="136" w:after="0"/>
-              <w:ind w:left="0" w:right="0" w:firstLine="0"/>
-              <w:jc w:val="center"/>
-            </w:pPr>
-            <w:r>
-              <w:rPr>
-                <w:rFonts w:ascii="" w:hAnsi="" w:eastAsia=""/>
-                <w:b w:val="0"/>
-                <w:i w:val="0"/>
-                <w:color w:val="303030"/>
                 <w:sz w:val="18"/>
               </w:rPr>
               <w:t>H.Religar</w:t>
@@ -1441,31 +1062,23 @@
         </w:tc>
         <w:tc>
           <w:tcPr>
-            <w:tcW w:type="dxa" w:w="648"/>
+            <w:tcW w:type="dxa" w:w="1247"/>
             <w:tcBorders>
-              <w:top w:sz="2.2639999389648438" w:val="single" w:color="#C0C0C0"/>
-              <w:bottom w:sz="2.2639999389648438" w:val="single" w:color="#C0C0C0"/>
+              <w:top w:val="single" w:sz="4" w:color="2F2F2F"/>
+              <w:left w:val="single" w:sz="4" w:color="2F2F2F"/>
+              <w:bottom w:val="single" w:sz="4" w:color="2F2F2F"/>
+              <w:right w:val="single" w:sz="4" w:color="2F2F2F"/>
             </w:tcBorders>
-            <w:tcMar>
-              <w:start w:w="0" w:type="dxa"/>
-              <w:end w:w="0" w:type="dxa"/>
-            </w:tcMar>
           </w:tcPr>
           <w:p>
             <w:pPr>
-              <w:autoSpaceDN w:val="0"/>
-              <w:autoSpaceDE w:val="0"/>
-              <w:widowControl/>
-              <w:spacing w:line="210" w:lineRule="exact" w:before="124" w:after="0"/>
-              <w:ind w:left="0" w:right="0" w:firstLine="0"/>
-              <w:jc w:val="center"/>
+              <w:spacing w:before="0" w:after="0"/>
+              <w:jc w:val="left"/>
             </w:pPr>
             <w:r>
               <w:rPr>
-                <w:rFonts w:ascii="" w:hAnsi="" w:eastAsia=""/>
+                <w:rFonts w:ascii="Arial" w:hAnsi="Arial"/>
                 <w:b w:val="0"/>
-                <w:i w:val="0"/>
-                <w:color w:val="303030"/>
                 <w:sz w:val="18"/>
               </w:rPr>
               <w:t>{{h_religar}}</w:t>
@@ -1474,34 +1087,51 @@
         </w:tc>
         <w:tc>
           <w:tcPr>
-            <w:tcW w:type="dxa" w:w="6230"/>
+            <w:tcW w:type="dxa" w:w="1587"/>
             <w:tcBorders>
-              <w:top w:sz="2.2639999389648438" w:val="single" w:color="#C0C0C0"/>
-              <w:bottom w:sz="2.2639999389648438" w:val="single" w:color="#C0C0C0"/>
+              <w:top w:val="single" w:sz="4" w:color="2F2F2F"/>
+              <w:left w:val="single" w:sz="4" w:color="2F2F2F"/>
+              <w:bottom w:val="single" w:sz="4" w:color="2F2F2F"/>
+              <w:right w:val="single" w:sz="4" w:color="2F2F2F"/>
             </w:tcBorders>
-            <w:tcMar>
-              <w:start w:w="0" w:type="dxa"/>
-              <w:end w:w="0" w:type="dxa"/>
-            </w:tcMar>
           </w:tcPr>
           <w:p>
             <w:pPr>
-              <w:autoSpaceDN w:val="0"/>
-              <w:autoSpaceDE w:val="0"/>
-              <w:widowControl/>
-              <w:spacing w:line="210" w:lineRule="exact" w:before="136" w:after="0"/>
-              <w:ind w:left="806" w:right="0" w:firstLine="0"/>
+              <w:spacing w:before="0" w:after="0"/>
               <w:jc w:val="left"/>
             </w:pPr>
             <w:r>
               <w:rPr>
-                <w:rFonts w:ascii="" w:hAnsi="" w:eastAsia=""/>
+                <w:rFonts w:ascii="Arial" w:hAnsi="Arial"/>
                 <w:b w:val="0"/>
-                <w:i w:val="0"/>
-                <w:color w:val="303030"/>
                 <w:sz w:val="18"/>
               </w:rPr>
-              <w:t>Chave {{chave}}</w:t>
+              <w:t>Chave</w:t>
+            </w:r>
+          </w:p>
+        </w:tc>
+        <w:tc>
+          <w:tcPr>
+            <w:tcW w:type="dxa" w:w="1587"/>
+            <w:tcBorders>
+              <w:top w:val="single" w:sz="4" w:color="2F2F2F"/>
+              <w:left w:val="single" w:sz="4" w:color="2F2F2F"/>
+              <w:bottom w:val="single" w:sz="4" w:color="2F2F2F"/>
+              <w:right w:val="single" w:sz="4" w:color="2F2F2F"/>
+            </w:tcBorders>
+          </w:tcPr>
+          <w:p>
+            <w:pPr>
+              <w:spacing w:before="0" w:after="0"/>
+              <w:jc w:val="left"/>
+            </w:pPr>
+            <w:r>
+              <w:rPr>
+                <w:rFonts w:ascii="Arial" w:hAnsi="Arial"/>
+                <w:b w:val="0"/>
+                <w:sz w:val="18"/>
+              </w:rPr>
+              <w:t>{{chave}}</w:t>
             </w:r>
           </w:p>
         </w:tc>
@@ -1509,40 +1139,63 @@
     </w:tbl>
     <w:p>
       <w:pPr>
-        <w:autoSpaceDN w:val="0"/>
-        <w:autoSpaceDE w:val="0"/>
-        <w:widowControl/>
-        <w:spacing w:line="208" w:lineRule="exact" w:before="428" w:after="0"/>
-        <w:ind w:left="60" w:right="0" w:firstLine="0"/>
+        <w:spacing w:before="120" w:after="0"/>
         <w:jc w:val="left"/>
       </w:pPr>
       <w:r>
         <w:rPr>
-          <w:rFonts w:ascii="" w:hAnsi="" w:eastAsia=""/>
+          <w:rFonts w:ascii="Arial" w:hAnsi="Arial"/>
+          <w:b/>
+          <w:sz w:val="20"/>
+        </w:rPr>
+        <w:t>Serviço a Executar</w:t>
+      </w:r>
+    </w:p>
+    <w:p>
+      <w:pPr>
+        <w:spacing w:before="0" w:after="40"/>
+        <w:jc w:val="left"/>
+      </w:pPr>
+      <w:r>
+        <w:rPr>
+          <w:rFonts w:ascii="Arial" w:hAnsi="Arial"/>
           <w:b w:val="0"/>
-          <w:i w:val="0"/>
-          <w:color w:val="303030"/>
-          <w:sz w:val="18"/>
+          <w:sz w:val="20"/>
+        </w:rPr>
+        <w:t>{{servico}}</w:t>
+      </w:r>
+    </w:p>
+    <w:p>
+      <w:pPr>
+        <w:spacing w:before="80" w:after="0"/>
+        <w:jc w:val="left"/>
+      </w:pPr>
+      <w:r>
+        <w:rPr>
+          <w:rFonts w:ascii="Arial" w:hAnsi="Arial"/>
+          <w:b/>
+          <w:sz w:val="20"/>
         </w:rPr>
         <w:t>Obs.</w:t>
       </w:r>
     </w:p>
     <w:p>
       <w:pPr>
-        <w:spacing w:line="240" w:lineRule="exact" w:before="0" w:after="0"/>
+        <w:spacing w:before="0" w:after="80"/>
+        <w:jc w:val="left"/>
       </w:pPr>
       <w:r>
+        <w:rPr>
+          <w:rFonts w:ascii="Arial" w:hAnsi="Arial"/>
+          <w:b w:val="0"/>
+          <w:sz w:val="20"/>
+        </w:rPr>
         <w:t>{{obs}}</w:t>
       </w:r>
     </w:p>
     <w:p>
       <w:pPr>
-        <w:autoSpaceDN w:val="0"/>
-        <w:autoSpaceDE w:val="0"/>
-        <w:widowControl/>
-        <w:spacing w:line="240" w:lineRule="auto" w:before="526" w:after="0"/>
-        <w:ind w:left="0" w:right="0" w:firstLine="0"/>
-        <w:jc w:val="center"/>
+        <w:jc w:val="left"/>
       </w:pPr>
       <w:r>
         <w:drawing>
@@ -1556,7 +1209,7 @@
               <a:graphicData uri="http://schemas.openxmlformats.org/drawingml/2006/picture">
                 <pic:pic>
                   <pic:nvPicPr>
-                    <pic:cNvPr id="0" name="image.png"/>
+                    <pic:cNvPr id="0" name="orig_MODELO_LINHA_VIVA_rId10.png"/>
                     <pic:cNvPicPr/>
                   </pic:nvPicPr>
                   <pic:blipFill>
@@ -1581,274 +1234,14 @@
     </w:p>
     <w:p>
       <w:pPr>
-        <w:sectPr>
-          <w:pgSz w:w="11906" w:h="16838"/>
-          <w:pgMar w:top="142" w:right="262" w:bottom="544" w:left="280" w:header="720" w:footer="720" w:gutter="0"/>
-          <w:cols/>
-          <w:docGrid w:linePitch="360"/>
-        </w:sectPr>
-      </w:pPr>
-    </w:p>
-    <w:tbl>
-      <w:tblPr>
-        <w:tblW w:type="auto" w:w="0"/>
-        <w:tblLayout w:type="fixed"/>
-        <w:tblLook w:firstColumn="1" w:firstRow="1" w:lastColumn="0" w:lastRow="0" w:noHBand="0" w:noVBand="1" w:val="04A0"/>
-        <w:tblInd w:w="0.0" w:type="dxa"/>
-      </w:tblPr>
-      <w:tblGrid>
-        <w:gridCol w:w="2770"/>
-        <w:gridCol w:w="2770"/>
-        <w:gridCol w:w="2770"/>
-        <w:gridCol w:w="2770"/>
-      </w:tblGrid>
-      <w:tr>
-        <w:trPr>
-          <w:trHeight w:hRule="exact" w:val="552"/>
-        </w:trPr>
-        <w:tc>
-          <w:tcPr>
-            <w:tcW w:type="dxa" w:w="936"/>
-            <w:tcBorders>
-              <w:bottom w:sz="2.2639999389648438" w:val="single" w:color="#000000"/>
-            </w:tcBorders>
-            <w:tcMar>
-              <w:start w:w="0" w:type="dxa"/>
-              <w:end w:w="0" w:type="dxa"/>
-            </w:tcMar>
-          </w:tcPr>
-          <w:p/>
-        </w:tc>
-        <w:tc>
-          <w:tcPr>
-            <w:tcW w:type="dxa" w:w="1180"/>
-            <w:tcBorders>
-              <w:bottom w:sz="2.2639999389648438" w:val="single" w:color="#000000"/>
-            </w:tcBorders>
-            <w:tcMar>
-              <w:start w:w="0" w:type="dxa"/>
-              <w:end w:w="0" w:type="dxa"/>
-            </w:tcMar>
-          </w:tcPr>
-          <w:p>
-            <w:pPr>
-              <w:autoSpaceDN w:val="0"/>
-              <w:autoSpaceDE w:val="0"/>
-              <w:widowControl/>
-              <w:spacing w:line="240" w:lineRule="auto" w:before="0" w:after="0"/>
-              <w:ind w:left="20" w:right="0" w:firstLine="0"/>
-              <w:jc w:val="left"/>
-            </w:pPr>
-            <w:r>
-              <w:drawing>
-                <wp:inline xmlns:a="http://schemas.openxmlformats.org/drawingml/2006/main" xmlns:pic="http://schemas.openxmlformats.org/drawingml/2006/picture">
-                  <wp:extent cx="534669" cy="351790"/>
-                  <wp:docPr id="3" name="Picture 3"/>
-                  <wp:cNvGraphicFramePr>
-                    <a:graphicFrameLocks noChangeAspect="1"/>
-                  </wp:cNvGraphicFramePr>
-                  <a:graphic>
-                    <a:graphicData uri="http://schemas.openxmlformats.org/drawingml/2006/picture">
-                      <pic:pic>
-                        <pic:nvPicPr>
-                          <pic:cNvPr id="0" name="image.png"/>
-                          <pic:cNvPicPr/>
-                        </pic:nvPicPr>
-                        <pic:blipFill>
-                          <a:blip r:embed="rId9"/>
-                          <a:stretch>
-                            <a:fillRect/>
-                          </a:stretch>
-                        </pic:blipFill>
-                        <pic:spPr>
-                          <a:xfrm>
-                            <a:off x="0" y="0"/>
-                            <a:ext cx="534669" cy="351790"/>
-                          </a:xfrm>
-                          <a:prstGeom prst="rect"/>
-                        </pic:spPr>
-                      </pic:pic>
-                    </a:graphicData>
-                  </a:graphic>
-                </wp:inline>
-              </w:drawing>
-            </w:r>
-          </w:p>
-        </w:tc>
-        <w:tc>
-          <w:tcPr>
-            <w:tcW w:type="dxa" w:w="7420"/>
-            <w:tcBorders>
-              <w:bottom w:sz="2.2639999389648438" w:val="single" w:color="#000000"/>
-            </w:tcBorders>
-            <w:tcMar>
-              <w:start w:w="0" w:type="dxa"/>
-              <w:end w:w="0" w:type="dxa"/>
-            </w:tcMar>
-          </w:tcPr>
-          <w:p>
-            <w:pPr>
-              <w:autoSpaceDN w:val="0"/>
-              <w:autoSpaceDE w:val="0"/>
-              <w:widowControl/>
-              <w:spacing w:line="256" w:lineRule="exact" w:before="150" w:after="0"/>
-              <w:ind w:left="0" w:right="0" w:firstLine="0"/>
-              <w:jc w:val="center"/>
-            </w:pPr>
-            <w:r>
-              <w:rPr>
-                <w:rFonts w:ascii="" w:hAnsi="" w:eastAsia=""/>
-                <w:b/>
-                <w:i w:val="0"/>
-                <w:color w:val="303030"/>
-                <w:sz w:val="22"/>
-              </w:rPr>
-              <w:t>AVALIAÇÃO PRÉVIA DE ESTUDO E PLANEJAMENTO DAS ATIVIDADES</w:t>
-            </w:r>
-          </w:p>
-        </w:tc>
-        <w:tc>
-          <w:tcPr>
-            <w:tcW w:type="dxa" w:w="1524"/>
-            <w:tcBorders>
-              <w:bottom w:sz="2.2639999389648438" w:val="single" w:color="#000000"/>
-            </w:tcBorders>
-            <w:tcMar>
-              <w:start w:w="0" w:type="dxa"/>
-              <w:end w:w="0" w:type="dxa"/>
-            </w:tcMar>
-          </w:tcPr>
-          <w:p>
-            <w:pPr>
-              <w:autoSpaceDN w:val="0"/>
-              <w:autoSpaceDE w:val="0"/>
-              <w:widowControl/>
-              <w:spacing w:line="232" w:lineRule="exact" w:before="188" w:after="0"/>
-              <w:ind w:left="312" w:right="0" w:firstLine="0"/>
-              <w:jc w:val="left"/>
-            </w:pPr>
-            <w:r>
-              <w:rPr>
-                <w:rFonts w:ascii="" w:hAnsi="" w:eastAsia=""/>
-                <w:b/>
-                <w:i w:val="0"/>
-                <w:color w:val="303030"/>
-                <w:sz w:val="20"/>
-              </w:rPr>
-              <w:t>{{data}}</w:t>
-            </w:r>
-          </w:p>
-        </w:tc>
-      </w:tr>
-      <w:tr>
-        <w:trPr>
-          <w:trHeight w:hRule="exact" w:val="360"/>
-        </w:trPr>
-        <w:tc>
-          <w:tcPr>
-            <w:tcW w:type="dxa" w:w="936"/>
-            <w:tcBorders>
-              <w:top w:sz="2.2639999389648438" w:val="single" w:color="#000000"/>
-            </w:tcBorders>
-            <w:tcMar>
-              <w:start w:w="0" w:type="dxa"/>
-              <w:end w:w="0" w:type="dxa"/>
-            </w:tcMar>
-          </w:tcPr>
-          <w:p>
-            <w:pPr>
-              <w:autoSpaceDN w:val="0"/>
-              <w:autoSpaceDE w:val="0"/>
-              <w:widowControl/>
-              <w:spacing w:line="232" w:lineRule="exact" w:before="66" w:after="0"/>
-              <w:ind w:left="0" w:right="0" w:firstLine="0"/>
-              <w:jc w:val="center"/>
-            </w:pPr>
-            <w:r>
-              <w:rPr>
-                <w:rFonts w:ascii="" w:hAnsi="" w:eastAsia=""/>
-                <w:b/>
-                <w:i w:val="0"/>
-                <w:color w:val="303030"/>
-                <w:sz w:val="20"/>
-              </w:rPr>
-              <w:t>O.S. Nr. : {{codigo}}</w:t>
-            </w:r>
-          </w:p>
-        </w:tc>
-        <w:tc>
-          <w:tcPr>
-            <w:tcW w:type="dxa" w:w="1180"/>
-            <w:tcBorders>
-              <w:top w:sz="2.2639999389648438" w:val="single" w:color="#000000"/>
-            </w:tcBorders>
-            <w:tcMar>
-              <w:start w:w="0" w:type="dxa"/>
-              <w:end w:w="0" w:type="dxa"/>
-            </w:tcMar>
-          </w:tcPr>
-          <w:p>
-            <w:pPr>
-              <w:autoSpaceDN w:val="0"/>
-              <w:autoSpaceDE w:val="0"/>
-              <w:widowControl/>
-              <w:spacing w:line="232" w:lineRule="exact" w:before="66" w:after="0"/>
-              <w:ind w:left="0" w:right="0" w:firstLine="0"/>
-              <w:jc w:val="center"/>
-            </w:pPr>
-            <w:r>
-              <w:rPr>
-                <w:rFonts w:ascii="" w:hAnsi="" w:eastAsia=""/>
-                <w:b/>
-                <w:i w:val="0"/>
-                <w:color w:val="303030"/>
-                <w:sz w:val="20"/>
-              </w:rPr>
-            </w:r>
-          </w:p>
-        </w:tc>
-        <w:tc>
-          <w:tcPr>
-            <w:tcW w:type="dxa" w:w="7420"/>
-            <w:tcBorders>
-              <w:top w:sz="2.2639999389648438" w:val="single" w:color="#000000"/>
-            </w:tcBorders>
-            <w:tcMar>
-              <w:start w:w="0" w:type="dxa"/>
-              <w:end w:w="0" w:type="dxa"/>
-            </w:tcMar>
-          </w:tcPr>
-          <w:p/>
-        </w:tc>
-        <w:tc>
-          <w:tcPr>
-            <w:tcW w:type="dxa" w:w="1524"/>
-            <w:tcBorders>
-              <w:top w:sz="2.2639999389648438" w:val="single" w:color="#000000"/>
-            </w:tcBorders>
-            <w:tcMar>
-              <w:start w:w="0" w:type="dxa"/>
-              <w:end w:w="0" w:type="dxa"/>
-            </w:tcMar>
-          </w:tcPr>
-          <w:p/>
-        </w:tc>
-      </w:tr>
-    </w:tbl>
-    <w:p>
-      <w:pPr>
-        <w:autoSpaceDN w:val="0"/>
-        <w:autoSpaceDE w:val="0"/>
-        <w:widowControl/>
-        <w:spacing w:line="240" w:lineRule="auto" w:before="78" w:after="0"/>
-        <w:ind w:left="0" w:right="0" w:firstLine="0"/>
-        <w:jc w:val="center"/>
+        <w:pageBreakBefore/>
+        <w:jc w:val="left"/>
       </w:pPr>
       <w:r>
         <w:drawing>
           <wp:inline xmlns:a="http://schemas.openxmlformats.org/drawingml/2006/main" xmlns:pic="http://schemas.openxmlformats.org/drawingml/2006/picture">
             <wp:extent cx="7020000" cy="6300000"/>
-            <wp:docPr id="4" name="Picture 4"/>
+            <wp:docPr id="3" name="Picture 3"/>
             <wp:cNvGraphicFramePr>
               <a:graphicFrameLocks noChangeAspect="1"/>
             </wp:cNvGraphicFramePr>
@@ -1856,7 +1249,7 @@
               <a:graphicData uri="http://schemas.openxmlformats.org/drawingml/2006/picture">
                 <pic:pic>
                   <pic:nvPicPr>
-                    <pic:cNvPr id="0" name="image.png"/>
+                    <pic:cNvPr id="0" name="orig_MODELO_LINHA_VIVA_rId11.png"/>
                     <pic:cNvPicPr/>
                   </pic:nvPicPr>
                   <pic:blipFill>
@@ -1881,104 +1274,13 @@
     </w:p>
     <w:p>
       <w:pPr>
-        <w:autoSpaceDN w:val="0"/>
-        <w:tabs>
-          <w:tab w:pos="2704" w:val="left"/>
-        </w:tabs>
-        <w:autoSpaceDE w:val="0"/>
-        <w:widowControl/>
-        <w:spacing w:line="256" w:lineRule="exact" w:before="74" w:after="0"/>
-        <w:ind w:left="60" w:right="0" w:firstLine="0"/>
         <w:jc w:val="left"/>
-      </w:pPr>
-      <w:r>
-        <w:rPr>
-          <w:rFonts w:ascii="" w:hAnsi="" w:eastAsia=""/>
-          <w:b/>
-          <w:i w:val="0"/>
-          <w:color w:val="303030"/>
-          <w:sz w:val="22"/>
-        </w:rPr>
-        <w:t xml:space="preserve">Membros da Equipe </w:t>
-      </w:r>
-      <w:r>
-        <w:tab/>
-      </w:r>
-      <w:r>
-        <w:rPr>
-          <w:rFonts w:ascii="Helvetica" w:hAnsi="Helvetica" w:eastAsia="Helvetica"/>
-          <w:b w:val="0"/>
-          <w:i w:val="0"/>
-          <w:color w:val="000000"/>
-          <w:sz w:val="16"/>
-        </w:rPr>
-        <w:t>Data : ______/______/__________     Hora : _____/_____     Todos entenderam os requisitos de segurança? ____</w:t>
-      </w:r>
-    </w:p>
-    <w:p>
-      <w:pPr>
-        <w:autoSpaceDN w:val="0"/>
-        <w:tabs>
-          <w:tab w:pos="3828" w:val="left"/>
-          <w:tab w:pos="7116" w:val="left"/>
-        </w:tabs>
-        <w:autoSpaceDE w:val="0"/>
-        <w:widowControl/>
-        <w:spacing w:line="184" w:lineRule="exact" w:before="126" w:after="0"/>
-        <w:ind w:left="60" w:right="0" w:firstLine="0"/>
-        <w:jc w:val="left"/>
-      </w:pPr>
-      <w:r>
-        <w:rPr>
-          <w:rFonts w:ascii="" w:hAnsi="" w:eastAsia=""/>
-          <w:b w:val="0"/>
-          <w:i w:val="0"/>
-          <w:color w:val="303030"/>
-          <w:sz w:val="16"/>
-        </w:rPr>
-        <w:t xml:space="preserve">Nome </w:t>
-      </w:r>
-      <w:r>
-        <w:tab/>
-      </w:r>
-      <w:r>
-        <w:rPr>
-          <w:rFonts w:ascii="" w:hAnsi="" w:eastAsia=""/>
-          <w:b w:val="0"/>
-          <w:i w:val="0"/>
-          <w:color w:val="303030"/>
-          <w:sz w:val="16"/>
-        </w:rPr>
-        <w:t xml:space="preserve">Cargo </w:t>
-      </w:r>
-      <w:r>
-        <w:tab/>
-      </w:r>
-      <w:r>
-        <w:rPr>
-          <w:rFonts w:ascii="" w:hAnsi="" w:eastAsia=""/>
-          <w:b w:val="0"/>
-          <w:i w:val="0"/>
-          <w:color w:val="303030"/>
-          <w:sz w:val="16"/>
-        </w:rPr>
-        <w:t>Assinatura</w:t>
-      </w:r>
-    </w:p>
-    <w:p>
-      <w:pPr>
-        <w:autoSpaceDN w:val="0"/>
-        <w:autoSpaceDE w:val="0"/>
-        <w:widowControl/>
-        <w:spacing w:line="240" w:lineRule="auto" w:before="94" w:after="0"/>
-        <w:ind w:left="0" w:right="0" w:firstLine="0"/>
-        <w:jc w:val="center"/>
       </w:pPr>
       <w:r>
         <w:drawing>
           <wp:inline xmlns:a="http://schemas.openxmlformats.org/drawingml/2006/main" xmlns:pic="http://schemas.openxmlformats.org/drawingml/2006/picture">
             <wp:extent cx="7020000" cy="720000"/>
-            <wp:docPr id="5" name="Picture 5"/>
+            <wp:docPr id="4" name="Picture 4"/>
             <wp:cNvGraphicFramePr>
               <a:graphicFrameLocks noChangeAspect="1"/>
             </wp:cNvGraphicFramePr>
@@ -1986,7 +1288,7 @@
               <a:graphicData uri="http://schemas.openxmlformats.org/drawingml/2006/picture">
                 <pic:pic>
                   <pic:nvPicPr>
-                    <pic:cNvPr id="0" name="image.png"/>
+                    <pic:cNvPr id="0" name="orig_MODELO_LINHA_VIVA_rId12.png"/>
                     <pic:cNvPicPr/>
                   </pic:nvPicPr>
                   <pic:blipFill>
@@ -2009,10 +1311,232 @@
         </w:drawing>
       </w:r>
     </w:p>
+    <w:tbl>
+      <w:tblPr>
+        <w:tblW w:type="auto" w:w="0"/>
+        <w:jc w:val="center"/>
+        <w:tblLook w:firstColumn="1" w:firstRow="1" w:lastColumn="0" w:lastRow="0" w:noHBand="0" w:noVBand="1" w:val="04A0"/>
+        <w:tblLayout w:type="fixed"/>
+      </w:tblPr>
+      <w:tblGrid>
+        <w:gridCol w:w="1417"/>
+        <w:gridCol w:w="7371"/>
+        <w:gridCol w:w="1417"/>
+      </w:tblGrid>
+      <w:tr>
+        <w:tc>
+          <w:tcPr>
+            <w:tcW w:type="dxa" w:w="1417"/>
+            <w:tcBorders>
+              <w:top w:val="single" w:sz="4" w:color="2F2F2F"/>
+              <w:left w:val="single" w:sz="4" w:color="2F2F2F"/>
+              <w:bottom w:val="single" w:sz="4" w:color="2F2F2F"/>
+              <w:right w:val="single" w:sz="4" w:color="2F2F2F"/>
+            </w:tcBorders>
+          </w:tcPr>
+          <w:p>
+            <w:pPr>
+              <w:spacing w:before="0" w:after="0"/>
+              <w:jc w:val="left"/>
+            </w:pPr>
+            <w:r>
+              <w:drawing>
+                <wp:inline xmlns:a="http://schemas.openxmlformats.org/drawingml/2006/main" xmlns:pic="http://schemas.openxmlformats.org/drawingml/2006/picture">
+                  <wp:extent cx="503999" cy="342000"/>
+                  <wp:docPr id="5" name="Picture 5"/>
+                  <wp:cNvGraphicFramePr>
+                    <a:graphicFrameLocks noChangeAspect="1"/>
+                  </wp:cNvGraphicFramePr>
+                  <a:graphic>
+                    <a:graphicData uri="http://schemas.openxmlformats.org/drawingml/2006/picture">
+                      <pic:pic>
+                        <pic:nvPicPr>
+                          <pic:cNvPr id="0" name="orig_MODELO_CONSTRUÇÃO_rId9.png"/>
+                          <pic:cNvPicPr/>
+                        </pic:nvPicPr>
+                        <pic:blipFill>
+                          <a:blip r:embed="rId9"/>
+                          <a:stretch>
+                            <a:fillRect/>
+                          </a:stretch>
+                        </pic:blipFill>
+                        <pic:spPr>
+                          <a:xfrm>
+                            <a:off x="0" y="0"/>
+                            <a:ext cx="503999" cy="342000"/>
+                          </a:xfrm>
+                          <a:prstGeom prst="rect"/>
+                        </pic:spPr>
+                      </pic:pic>
+                    </a:graphicData>
+                  </a:graphic>
+                </wp:inline>
+              </w:drawing>
+            </w:r>
+          </w:p>
+        </w:tc>
+        <w:tc>
+          <w:tcPr>
+            <w:tcW w:type="dxa" w:w="7371"/>
+            <w:tcBorders>
+              <w:top w:val="single" w:sz="4" w:color="2F2F2F"/>
+              <w:left w:val="single" w:sz="4" w:color="2F2F2F"/>
+              <w:bottom w:val="single" w:sz="4" w:color="2F2F2F"/>
+              <w:right w:val="single" w:sz="4" w:color="2F2F2F"/>
+            </w:tcBorders>
+          </w:tcPr>
+          <w:p>
+            <w:pPr>
+              <w:spacing w:before="0" w:after="0"/>
+              <w:jc w:val="center"/>
+            </w:pPr>
+            <w:r>
+              <w:rPr>
+                <w:rFonts w:ascii="Arial" w:hAnsi="Arial"/>
+                <w:b/>
+                <w:sz w:val="22"/>
+              </w:rPr>
+              <w:t>AVALIAÇÃO PRÉVIA DE ESTUDO E PLANEJAMENTO DAS ATIVIDADES</w:t>
+            </w:r>
+          </w:p>
+        </w:tc>
+        <w:tc>
+          <w:tcPr>
+            <w:tcW w:type="dxa" w:w="1417"/>
+            <w:tcBorders>
+              <w:top w:val="single" w:sz="4" w:color="2F2F2F"/>
+              <w:left w:val="single" w:sz="4" w:color="2F2F2F"/>
+              <w:bottom w:val="single" w:sz="4" w:color="2F2F2F"/>
+              <w:right w:val="single" w:sz="4" w:color="2F2F2F"/>
+            </w:tcBorders>
+          </w:tcPr>
+          <w:p>
+            <w:pPr>
+              <w:spacing w:before="0" w:after="0"/>
+              <w:jc w:val="center"/>
+            </w:pPr>
+            <w:r>
+              <w:rPr>
+                <w:rFonts w:ascii="Arial" w:hAnsi="Arial"/>
+                <w:b w:val="0"/>
+                <w:sz w:val="20"/>
+              </w:rPr>
+              <w:t>{{data}}</w:t>
+            </w:r>
+          </w:p>
+        </w:tc>
+      </w:tr>
+    </w:tbl>
+    <w:p>
+      <w:pPr>
+        <w:spacing w:before="80" w:after="0"/>
+        <w:jc w:val="left"/>
+      </w:pPr>
+      <w:r>
+        <w:rPr>
+          <w:rFonts w:ascii="Arial" w:hAnsi="Arial"/>
+          <w:b/>
+          <w:sz w:val="20"/>
+        </w:rPr>
+        <w:t>O.S. Nr. : {{codigo}}</w:t>
+      </w:r>
+    </w:p>
+    <w:p>
+      <w:pPr>
+        <w:spacing w:before="40" w:after="0"/>
+        <w:jc w:val="left"/>
+      </w:pPr>
+      <w:r>
+        <w:rPr>
+          <w:rFonts w:ascii="Arial" w:hAnsi="Arial"/>
+          <w:b/>
+          <w:sz w:val="20"/>
+        </w:rPr>
+        <w:t>Membros da Equipe</w:t>
+      </w:r>
+    </w:p>
+    <w:p>
+      <w:pPr>
+        <w:spacing w:before="40" w:after="0"/>
+        <w:jc w:val="left"/>
+      </w:pPr>
+      <w:r>
+        <w:rPr>
+          <w:rFonts w:ascii="Arial" w:hAnsi="Arial"/>
+          <w:b/>
+          <w:sz w:val="20"/>
+        </w:rPr>
+        <w:t>Nome</w:t>
+        <w:tab/>
+        <w:t>Cargo</w:t>
+        <w:tab/>
+        <w:t>Assinatura</w:t>
+      </w:r>
+    </w:p>
+    <w:p>
+      <w:pPr>
+        <w:spacing w:before="0" w:after="0" w:line="240" w:lineRule="exact"/>
+        <w:jc w:val="left"/>
+      </w:pPr>
+      <w:r>
+        <w:rPr>
+          <w:rFonts w:ascii="Arial" w:hAnsi="Arial"/>
+          <w:b w:val="0"/>
+          <w:sz w:val="20"/>
+        </w:rPr>
+        <w:t>{%p for m in membros %}</w:t>
+      </w:r>
+    </w:p>
+    <w:p>
+      <w:pPr>
+        <w:spacing w:before="0" w:after="0" w:line="240" w:lineRule="exact"/>
+        <w:jc w:val="left"/>
+      </w:pPr>
+      <w:r>
+        <w:rPr>
+          <w:rFonts w:ascii="Arial" w:hAnsi="Arial"/>
+          <w:b w:val="0"/>
+          <w:sz w:val="20"/>
+        </w:rPr>
+        <w:t>{{ m.nome }}</w:t>
+        <w:tab/>
+        <w:t>{{ m.cargo }}</w:t>
+        <w:tab/>
+        <w:t>____________________</w:t>
+      </w:r>
+    </w:p>
+    <w:p>
+      <w:pPr>
+        <w:spacing w:before="0" w:after="0" w:line="240" w:lineRule="exact"/>
+        <w:jc w:val="left"/>
+      </w:pPr>
+      <w:r>
+        <w:rPr>
+          <w:rFonts w:ascii="Arial" w:hAnsi="Arial"/>
+          <w:b w:val="0"/>
+          <w:sz w:val="20"/>
+        </w:rPr>
+        <w:t>{%p endfor %}</w:t>
+      </w:r>
+    </w:p>
+    <w:p>
+      <w:pPr>
+        <w:spacing w:before="80" w:after="0"/>
+        <w:jc w:val="left"/>
+      </w:pPr>
+      <w:r>
+        <w:rPr>
+          <w:rFonts w:ascii="Arial" w:hAnsi="Arial"/>
+          <w:b w:val="0"/>
+          <w:sz w:val="20"/>
+        </w:rPr>
+        <w:t>Data : ______/______/__________     Hora : _____/_____     Todos entenderam os requisitos de segurança? ____</w:t>
+      </w:r>
+    </w:p>
     <w:sectPr>
       <w:pgSz w:w="11906" w:h="16838"/>
-      <w:pgMar w:top="142" w:right="262" w:bottom="140" w:left="564" w:header="720" w:footer="720" w:gutter="0"/>
-      <w:cols/>
+      <w:pgMar w:top="680" w:right="850" w:bottom="680" w:left="850" w:header="720" w:footer="720" w:gutter="0"/>
+      <w:cols w:space="720"/>
       <w:docGrid w:linePitch="360"/>
     </w:sectPr>
   </w:body>

--- a/backend/templates/OS_LINHA_VIVA.docx
+++ b/backend/templates/OS_LINHA_VIVA.docx
@@ -237,30 +237,6 @@
           <w:sz w:val="7"/>
         </w:rPr>
       </w:pPr>
-    </w:p>
-    <w:p>
-      <w:pPr>
-        <w:pStyle w:val="Corpodetexto"/>
-        <w:rPr>
-          <w:b/>
-          <w:sz w:val="7"/>
-        </w:rPr>
-        <w:sectPr>
-          <w:type w:val="continuous"/>
-          <w:pgSz w:w="11910" w:h="16840"/>
-          <w:pgMar w:top="260" w:right="141" w:bottom="280" w:left="141" w:header="720" w:footer="720" w:gutter="0"/>
-          <w:cols w:space="720"/>
-        </w:sectPr>
-      </w:pPr>
-    </w:p>
-    <w:p>
-      <w:pPr>
-        <w:spacing w:before="100"/>
-        <w:ind w:left="300"/>
-        <w:rPr>
-          <w:sz w:val="18"/>
-        </w:rPr>
-      </w:pPr>
       <w:r>
         <w:rPr>
           <w:noProof/>
@@ -269,537 +245,16 @@
         <mc:AlternateContent>
           <mc:Choice Requires="wpg">
             <w:drawing>
-              <wp:anchor distT="0" distB="0" distL="0" distR="0" simplePos="0" relativeHeight="15735296" behindDoc="0" locked="0" layoutInCell="1" allowOverlap="1" wp14:anchorId="1565D451" wp14:editId="6AA66160">
+              <wp:anchor distT="0" distB="0" distL="0" distR="0" simplePos="0" relativeHeight="251607552" behindDoc="0" locked="0" layoutInCell="1" allowOverlap="1" wp14:anchorId="494E2324" wp14:editId="4D87A2E9">
                 <wp:simplePos x="0" y="0"/>
                 <wp:positionH relativeFrom="page">
-                  <wp:posOffset>790555</wp:posOffset>
+                  <wp:posOffset>6753225</wp:posOffset>
                 </wp:positionH>
                 <wp:positionV relativeFrom="paragraph">
-                  <wp:posOffset>22060</wp:posOffset>
+                  <wp:posOffset>93871</wp:posOffset>
                 </wp:positionV>
-                <wp:extent cx="1256665" cy="262890"/>
-                <wp:effectExtent l="0" t="0" r="0" b="0"/>
-                <wp:wrapNone/>
-                <wp:docPr id="3" name="Group 3"/>
-                <wp:cNvGraphicFramePr>
-                  <a:graphicFrameLocks xmlns:a="http://schemas.openxmlformats.org/drawingml/2006/main"/>
-                </wp:cNvGraphicFramePr>
-                <a:graphic xmlns:a="http://schemas.openxmlformats.org/drawingml/2006/main">
-                  <a:graphicData uri="http://schemas.microsoft.com/office/word/2010/wordprocessingGroup">
-                    <wpg:wgp>
-                      <wpg:cNvGrpSpPr>
-                        <a:grpSpLocks/>
-                      </wpg:cNvGrpSpPr>
-                      <wpg:grpSpPr>
-                        <a:xfrm>
-                          <a:off x="0" y="0"/>
-                          <a:ext cx="1256665" cy="262890"/>
-                          <a:chOff x="0" y="0"/>
-                          <a:chExt cx="1256665" cy="262890"/>
-                        </a:xfrm>
-                      </wpg:grpSpPr>
-                      <wps:wsp>
-                        <wps:cNvPr id="4" name="Graphic 4"/>
-                        <wps:cNvSpPr/>
-                        <wps:spPr>
-                          <a:xfrm>
-                            <a:off x="1797" y="1797"/>
-                            <a:ext cx="1252855" cy="259079"/>
-                          </a:xfrm>
-                          <a:custGeom>
-                            <a:avLst/>
-                            <a:gdLst/>
-                            <a:ahLst/>
-                            <a:cxnLst/>
-                            <a:rect l="l" t="t" r="r" b="b"/>
-                            <a:pathLst>
-                              <a:path w="1252855" h="259079">
-                                <a:moveTo>
-                                  <a:pt x="90004" y="0"/>
-                                </a:moveTo>
-                                <a:lnTo>
-                                  <a:pt x="1162735" y="0"/>
-                                </a:lnTo>
-                                <a:lnTo>
-                                  <a:pt x="1197767" y="7073"/>
-                                </a:lnTo>
-                                <a:lnTo>
-                                  <a:pt x="1226372" y="26362"/>
-                                </a:lnTo>
-                                <a:lnTo>
-                                  <a:pt x="1245656" y="54971"/>
-                                </a:lnTo>
-                                <a:lnTo>
-                                  <a:pt x="1252728" y="90004"/>
-                                </a:lnTo>
-                                <a:lnTo>
-                                  <a:pt x="1252728" y="168909"/>
-                                </a:lnTo>
-                                <a:lnTo>
-                                  <a:pt x="1245656" y="203943"/>
-                                </a:lnTo>
-                                <a:lnTo>
-                                  <a:pt x="1226372" y="232552"/>
-                                </a:lnTo>
-                                <a:lnTo>
-                                  <a:pt x="1197767" y="251841"/>
-                                </a:lnTo>
-                                <a:lnTo>
-                                  <a:pt x="1162735" y="258914"/>
-                                </a:lnTo>
-                                <a:lnTo>
-                                  <a:pt x="90004" y="258914"/>
-                                </a:lnTo>
-                                <a:lnTo>
-                                  <a:pt x="54971" y="251841"/>
-                                </a:lnTo>
-                                <a:lnTo>
-                                  <a:pt x="26362" y="232552"/>
-                                </a:lnTo>
-                                <a:lnTo>
-                                  <a:pt x="7073" y="203943"/>
-                                </a:lnTo>
-                                <a:lnTo>
-                                  <a:pt x="0" y="168909"/>
-                                </a:lnTo>
-                                <a:lnTo>
-                                  <a:pt x="0" y="90004"/>
-                                </a:lnTo>
-                                <a:lnTo>
-                                  <a:pt x="7073" y="54971"/>
-                                </a:lnTo>
-                                <a:lnTo>
-                                  <a:pt x="26362" y="26362"/>
-                                </a:lnTo>
-                                <a:lnTo>
-                                  <a:pt x="54971" y="7073"/>
-                                </a:lnTo>
-                                <a:lnTo>
-                                  <a:pt x="90004" y="0"/>
-                                </a:lnTo>
-                                <a:close/>
-                              </a:path>
-                            </a:pathLst>
-                          </a:custGeom>
-                          <a:ln w="3594">
-                            <a:solidFill>
-                              <a:srgbClr val="C0C0C0"/>
-                            </a:solidFill>
-                            <a:prstDash val="solid"/>
-                          </a:ln>
-                        </wps:spPr>
-                        <wps:bodyPr wrap="square" lIns="0" tIns="0" rIns="0" bIns="0" rtlCol="0">
-                          <a:prstTxWarp prst="textNoShape">
-                            <a:avLst/>
-                          </a:prstTxWarp>
-                          <a:noAutofit/>
-                        </wps:bodyPr>
-                      </wps:wsp>
-                      <wps:wsp>
-                        <wps:cNvPr id="5" name="Textbox 5"/>
-                        <wps:cNvSpPr txBox="1"/>
-                        <wps:spPr>
-                          <a:xfrm>
-                            <a:off x="0" y="0"/>
-                            <a:ext cx="1256665" cy="262890"/>
-                          </a:xfrm>
-                          <a:prstGeom prst="rect">
-                            <a:avLst/>
-                          </a:prstGeom>
-                        </wps:spPr>
-                        <wps:txbx>
-                          <w:txbxContent>
-                            <w:p>
-                              <w:pPr>
-                                <w:spacing w:before="67"/>
-                                <w:ind w:left="56"/>
-                                <w:rPr>
-                                  <w:b/>
-                                  <w:sz w:val="24"/>
-                                </w:rPr>
-                              </w:pPr>
-                              <w:r>
-                                <w:rPr>
-                                  <w:rFonts w:ascii="Arial" w:hAnsi="Arial"/>
-                                  <w:b/>
-                                  <w:sz w:val="20"/>
-                                </w:rPr>
-                                <w:t>{{</w:t>
-                              </w:r>
-                              <w:proofErr w:type="spellStart"/>
-                              <w:r>
-                                <w:rPr>
-                                  <w:rFonts w:ascii="Arial" w:hAnsi="Arial"/>
-                                  <w:b/>
-                                  <w:sz w:val="20"/>
-                                </w:rPr>
-                                <w:t>codigo</w:t>
-                              </w:r>
-                              <w:proofErr w:type="spellEnd"/>
-                              <w:r>
-                                <w:rPr>
-                                  <w:rFonts w:ascii="Arial" w:hAnsi="Arial"/>
-                                  <w:b/>
-                                  <w:sz w:val="20"/>
-                                </w:rPr>
-                                <w:t>}}</w:t>
-                              </w:r>
-                            </w:p>
-                          </w:txbxContent>
-                        </wps:txbx>
-                        <wps:bodyPr wrap="square" lIns="0" tIns="0" rIns="0" bIns="0" rtlCol="0">
-                          <a:noAutofit/>
-                        </wps:bodyPr>
-                      </wps:wsp>
-                    </wpg:wgp>
-                  </a:graphicData>
-                </a:graphic>
-              </wp:anchor>
-            </w:drawing>
-          </mc:Choice>
-          <mc:Fallback>
-            <w:pict>
-              <v:group w14:anchorId="1565D451" id="Group 3" o:spid="_x0000_s1026" style="position:absolute;left:0;text-align:left;margin-left:62.25pt;margin-top:1.75pt;width:98.95pt;height:20.7pt;z-index:15735296;mso-wrap-distance-left:0;mso-wrap-distance-right:0;mso-position-horizontal-relative:page" coordsize="12566,2628" o:gfxdata="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">
-                <v:shape id="Graphic 4" o:spid="_x0000_s1027" style="position:absolute;left:17;top:17;width:12529;height:2591;visibility:visible;mso-wrap-style:square;v-text-anchor:top" coordsize="1252855,259079" o:gfxdata="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" path="m90004,l1162735,r35032,7073l1226372,26362r19284,28609l1252728,90004r,78905l1245656,203943r-19284,28609l1197767,251841r-35032,7073l90004,258914,54971,251841,26362,232552,7073,203943,,168909,,90004,7073,54971,26362,26362,54971,7073,90004,xe" filled="f" strokecolor="silver" strokeweight=".09983mm">
-                  <v:path arrowok="t"/>
-                </v:shape>
-                <v:shapetype id="_x0000_t202" coordsize="21600,21600" o:spt="202" path="m,l,21600r21600,l21600,xe">
-                  <v:stroke joinstyle="miter"/>
-                  <v:path gradientshapeok="t" o:connecttype="rect"/>
-                </v:shapetype>
-                <v:shape id="Textbox 5" o:spid="_x0000_s1028" type="#_x0000_t202" style="position:absolute;width:12566;height:2628;visibility:visible;mso-wrap-style:square;v-text-anchor:top" o:gfxdata="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" filled="f" stroked="f">
-                  <v:textbox inset="0,0,0,0">
-                    <w:txbxContent>
-                      <w:p>
-                        <w:pPr>
-                          <w:spacing w:before="67"/>
-                          <w:ind w:left="56"/>
-                          <w:rPr>
-                            <w:b/>
-                            <w:sz w:val="24"/>
-                          </w:rPr>
-                        </w:pPr>
-                        <w:r>
-                          <w:rPr>
-                            <w:rFonts w:ascii="Arial" w:hAnsi="Arial"/>
-                            <w:b/>
-                            <w:sz w:val="20"/>
-                          </w:rPr>
-                          <w:t>{{</w:t>
-                        </w:r>
-                        <w:proofErr w:type="spellStart"/>
-                        <w:r>
-                          <w:rPr>
-                            <w:rFonts w:ascii="Arial" w:hAnsi="Arial"/>
-                            <w:b/>
-                            <w:sz w:val="20"/>
-                          </w:rPr>
-                          <w:t>codigo</w:t>
-                        </w:r>
-                        <w:proofErr w:type="spellEnd"/>
-                        <w:r>
-                          <w:rPr>
-                            <w:rFonts w:ascii="Arial" w:hAnsi="Arial"/>
-                            <w:b/>
-                            <w:sz w:val="20"/>
-                          </w:rPr>
-                          <w:t>}}</w:t>
-                        </w:r>
-                      </w:p>
-                    </w:txbxContent>
-                  </v:textbox>
-                </v:shape>
-                <w10:wrap anchorx="page"/>
-              </v:group>
-            </w:pict>
-          </mc:Fallback>
-        </mc:AlternateContent>
-      </w:r>
-      <w:proofErr w:type="spellStart"/>
-      <w:r>
-        <w:rPr>
-          <w:color w:val="2F2F2F"/>
-          <w:spacing w:val="-2"/>
-          <w:sz w:val="18"/>
-        </w:rPr>
-        <w:t>Ord.Serv</w:t>
-      </w:r>
-      <w:proofErr w:type="spellEnd"/>
-      <w:r>
-        <w:rPr>
-          <w:color w:val="2F2F2F"/>
-          <w:spacing w:val="-2"/>
-          <w:sz w:val="18"/>
-        </w:rPr>
-        <w:t>.</w:t>
-      </w:r>
-    </w:p>
-    <w:p>
-      <w:pPr>
-        <w:spacing w:before="100"/>
-        <w:ind w:left="142"/>
-        <w:rPr>
-          <w:sz w:val="18"/>
-        </w:rPr>
-      </w:pPr>
-      <w:r>
-        <w:rPr>
-          <w:noProof/>
-        </w:rPr>
-        <mc:AlternateContent>
-          <mc:Choice Requires="wps">
-            <w:drawing>
-              <wp:anchor distT="0" distB="0" distL="114300" distR="114300" simplePos="0" relativeHeight="487490560" behindDoc="1" locked="0" layoutInCell="1" allowOverlap="1" wp14:anchorId="43FB4535" wp14:editId="2B6890C7">
-                <wp:simplePos x="0" y="0"/>
-                <wp:positionH relativeFrom="column">
-                  <wp:posOffset>702837</wp:posOffset>
-                </wp:positionH>
-                <wp:positionV relativeFrom="paragraph">
-                  <wp:posOffset>151022</wp:posOffset>
-                </wp:positionV>
-                <wp:extent cx="854075" cy="215900"/>
-                <wp:effectExtent l="0" t="0" r="22225" b="12700"/>
-                <wp:wrapNone/>
-                <wp:docPr id="808433936" name="Graphic 10"/>
-                <wp:cNvGraphicFramePr/>
-                <a:graphic xmlns:a="http://schemas.openxmlformats.org/drawingml/2006/main">
-                  <a:graphicData uri="http://schemas.microsoft.com/office/word/2010/wordprocessingShape">
-                    <wps:wsp>
-                      <wps:cNvSpPr/>
-                      <wps:spPr>
-                        <a:xfrm>
-                          <a:off x="0" y="0"/>
-                          <a:ext cx="854075" cy="215900"/>
-                        </a:xfrm>
-                        <a:custGeom>
-                          <a:avLst/>
-                          <a:gdLst/>
-                          <a:ahLst/>
-                          <a:cxnLst/>
-                          <a:rect l="l" t="t" r="r" b="b"/>
-                          <a:pathLst>
-                            <a:path w="854075" h="215900">
-                              <a:moveTo>
-                                <a:pt x="90004" y="0"/>
-                              </a:moveTo>
-                              <a:lnTo>
-                                <a:pt x="763638" y="0"/>
-                              </a:lnTo>
-                              <a:lnTo>
-                                <a:pt x="798670" y="7073"/>
-                              </a:lnTo>
-                              <a:lnTo>
-                                <a:pt x="827274" y="26362"/>
-                              </a:lnTo>
-                              <a:lnTo>
-                                <a:pt x="846559" y="54971"/>
-                              </a:lnTo>
-                              <a:lnTo>
-                                <a:pt x="853630" y="90004"/>
-                              </a:lnTo>
-                              <a:lnTo>
-                                <a:pt x="853630" y="125501"/>
-                              </a:lnTo>
-                              <a:lnTo>
-                                <a:pt x="846559" y="160535"/>
-                              </a:lnTo>
-                              <a:lnTo>
-                                <a:pt x="827274" y="189144"/>
-                              </a:lnTo>
-                              <a:lnTo>
-                                <a:pt x="798670" y="208433"/>
-                              </a:lnTo>
-                              <a:lnTo>
-                                <a:pt x="763638" y="215506"/>
-                              </a:lnTo>
-                              <a:lnTo>
-                                <a:pt x="90004" y="215506"/>
-                              </a:lnTo>
-                              <a:lnTo>
-                                <a:pt x="54971" y="208433"/>
-                              </a:lnTo>
-                              <a:lnTo>
-                                <a:pt x="26362" y="189144"/>
-                              </a:lnTo>
-                              <a:lnTo>
-                                <a:pt x="7073" y="160535"/>
-                              </a:lnTo>
-                              <a:lnTo>
-                                <a:pt x="0" y="125501"/>
-                              </a:lnTo>
-                              <a:lnTo>
-                                <a:pt x="0" y="90004"/>
-                              </a:lnTo>
-                              <a:lnTo>
-                                <a:pt x="7073" y="54971"/>
-                              </a:lnTo>
-                              <a:lnTo>
-                                <a:pt x="26362" y="26362"/>
-                              </a:lnTo>
-                              <a:lnTo>
-                                <a:pt x="54971" y="7073"/>
-                              </a:lnTo>
-                              <a:lnTo>
-                                <a:pt x="90004" y="0"/>
-                              </a:lnTo>
-                              <a:close/>
-                            </a:path>
-                          </a:pathLst>
-                        </a:custGeom>
-                        <a:ln w="3594">
-                          <a:solidFill>
-                            <a:srgbClr val="C0C0C0"/>
-                          </a:solidFill>
-                          <a:prstDash val="solid"/>
-                        </a:ln>
-                      </wps:spPr>
-                      <wps:bodyPr wrap="square" lIns="0" tIns="0" rIns="0" bIns="0" rtlCol="0">
-                        <a:prstTxWarp prst="textNoShape">
-                          <a:avLst/>
-                        </a:prstTxWarp>
-                        <a:noAutofit/>
-                      </wps:bodyPr>
-                    </wps:wsp>
-                  </a:graphicData>
-                </a:graphic>
-              </wp:anchor>
-            </w:drawing>
-          </mc:Choice>
-          <mc:Fallback>
-            <w:pict>
-              <v:shape w14:anchorId="25829871" id="Graphic 10" o:spid="_x0000_s1026" style="position:absolute;margin-left:55.35pt;margin-top:11.9pt;width:67.25pt;height:17pt;z-index:-15825920;visibility:visible;mso-wrap-style:square;mso-wrap-distance-left:9pt;mso-wrap-distance-top:0;mso-wrap-distance-right:9pt;mso-wrap-distance-bottom:0;mso-position-horizontal:absolute;mso-position-horizontal-relative:text;mso-position-vertical:absolute;mso-position-vertical-relative:text;v-text-anchor:top" coordsize="854075,215900" o:gfxdata="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" path="m90004,l763638,r35032,7073l827274,26362r19285,28609l853630,90004r,35497l846559,160535r-19285,28609l798670,208433r-35032,7073l90004,215506,54971,208433,26362,189144,7073,160535,,125501,,90004,7073,54971,26362,26362,54971,7073,90004,xe" filled="f" strokecolor="silver" strokeweight=".09983mm">
-                <v:path arrowok="t"/>
-              </v:shape>
-            </w:pict>
-          </mc:Fallback>
-        </mc:AlternateContent>
-      </w:r>
-      <w:r>
-        <w:br w:type="column"/>
-      </w:r>
-      <w:r>
-        <w:rPr>
-          <w:color w:val="2F2F2F"/>
-          <w:spacing w:val="-2"/>
-          <w:sz w:val="18"/>
-        </w:rPr>
-        <w:t>Equipe</w:t>
-      </w:r>
-    </w:p>
-    <w:p>
-      <w:pPr>
-        <w:spacing w:before="100"/>
-        <w:ind w:left="142"/>
-        <w:rPr>
-          <w:sz w:val="18"/>
-        </w:rPr>
-      </w:pPr>
-      <w:r>
-        <w:br w:type="column"/>
-      </w:r>
-      <w:r>
-        <w:rPr>
-          <w:color w:val="2F2F2F"/>
-          <w:sz w:val="18"/>
-        </w:rPr>
-        <w:t>ID</w:t>
-      </w:r>
-      <w:r>
-        <w:rPr>
-          <w:rFonts w:ascii="Times New Roman"/>
-          <w:color w:val="2F2F2F"/>
-          <w:spacing w:val="6"/>
-          <w:sz w:val="18"/>
-        </w:rPr>
-        <w:t xml:space="preserve"> </w:t>
-      </w:r>
-      <w:r>
-        <w:rPr>
-          <w:color w:val="2F2F2F"/>
-          <w:spacing w:val="-4"/>
-          <w:sz w:val="18"/>
-        </w:rPr>
-        <w:t>Obra</w:t>
-      </w:r>
-    </w:p>
-    <w:p>
-      <w:pPr>
-        <w:spacing w:before="100"/>
-        <w:ind w:left="142"/>
-        <w:rPr>
-          <w:sz w:val="18"/>
-        </w:rPr>
-      </w:pPr>
-      <w:r>
-        <w:br w:type="column"/>
-      </w:r>
-      <w:r>
-        <w:rPr>
-          <w:color w:val="2F2F2F"/>
-          <w:spacing w:val="-2"/>
-          <w:sz w:val="18"/>
-        </w:rPr>
-        <w:t>Agência</w:t>
-      </w:r>
-    </w:p>
-    <w:p>
-      <w:pPr>
-        <w:rPr>
-          <w:sz w:val="18"/>
-        </w:rPr>
-        <w:sectPr>
-          <w:type w:val="continuous"/>
-          <w:pgSz w:w="11910" w:h="16840"/>
-          <w:pgMar w:top="260" w:right="141" w:bottom="280" w:left="141" w:header="720" w:footer="720" w:gutter="0"/>
-          <w:cols w:num="4" w:space="720" w:equalWidth="0">
-            <w:col w:w="2154" w:space="1671"/>
-            <w:col w:w="727" w:space="2336"/>
-            <w:col w:w="783" w:space="2161"/>
-            <w:col w:w="1796"/>
-          </w:cols>
-        </w:sectPr>
-      </w:pPr>
-    </w:p>
-    <w:p>
-      <w:pPr>
-        <w:pStyle w:val="Corpodetexto"/>
-        <w:spacing w:before="95"/>
-        <w:rPr>
-          <w:sz w:val="18"/>
-        </w:rPr>
-      </w:pPr>
-    </w:p>
-    <w:p>
-      <w:pPr>
-        <w:tabs>
-          <w:tab w:val="left" w:pos="1380"/>
-          <w:tab w:val="left" w:pos="2190"/>
-          <w:tab w:val="left" w:pos="3516"/>
-        </w:tabs>
-        <w:spacing w:before="1"/>
-        <w:ind w:left="586"/>
-        <w:rPr>
-          <w:sz w:val="18"/>
-        </w:rPr>
-      </w:pPr>
-      <w:r>
-        <w:rPr>
-          <w:noProof/>
-          <w:sz w:val="18"/>
-        </w:rPr>
-        <mc:AlternateContent>
-          <mc:Choice Requires="wpg">
-            <w:drawing>
-              <wp:anchor distT="0" distB="0" distL="0" distR="0" simplePos="0" relativeHeight="251607552" behindDoc="0" locked="0" layoutInCell="1" allowOverlap="1" wp14:anchorId="494E2324" wp14:editId="73F6EBB7">
-                <wp:simplePos x="0" y="0"/>
-                <wp:positionH relativeFrom="page">
-                  <wp:posOffset>6858006</wp:posOffset>
-                </wp:positionH>
-                <wp:positionV relativeFrom="paragraph">
-                  <wp:posOffset>-367199</wp:posOffset>
-                </wp:positionV>
-                <wp:extent cx="408940" cy="219075"/>
-                <wp:effectExtent l="0" t="0" r="0" b="0"/>
+                <wp:extent cx="552450" cy="215373"/>
+                <wp:effectExtent l="0" t="0" r="0" b="13335"/>
                 <wp:wrapNone/>
                 <wp:docPr id="6" name="Group 6"/>
                 <wp:cNvGraphicFramePr>
@@ -814,9 +269,9 @@
                       <wpg:grpSpPr>
                         <a:xfrm>
                           <a:off x="0" y="0"/>
-                          <a:ext cx="408940" cy="219075"/>
-                          <a:chOff x="0" y="0"/>
-                          <a:chExt cx="408940" cy="219075"/>
+                          <a:ext cx="552450" cy="215373"/>
+                          <a:chOff x="-28575" y="22"/>
+                          <a:chExt cx="476250" cy="217675"/>
                         </a:xfrm>
                       </wpg:grpSpPr>
                       <wps:wsp>
@@ -921,8 +376,8 @@
                         <wps:cNvSpPr txBox="1"/>
                         <wps:spPr>
                           <a:xfrm>
-                            <a:off x="0" y="0"/>
-                            <a:ext cx="408940" cy="219075"/>
+                            <a:off x="-28575" y="22"/>
+                            <a:ext cx="476250" cy="217675"/>
                           </a:xfrm>
                           <a:prstGeom prst="rect">
                             <a:avLst/>
@@ -974,16 +429,26 @@
                     </wpg:wgp>
                   </a:graphicData>
                 </a:graphic>
+                <wp14:sizeRelH relativeFrom="margin">
+                  <wp14:pctWidth>0</wp14:pctWidth>
+                </wp14:sizeRelH>
+                <wp14:sizeRelV relativeFrom="margin">
+                  <wp14:pctHeight>0</wp14:pctHeight>
+                </wp14:sizeRelV>
               </wp:anchor>
             </w:drawing>
           </mc:Choice>
           <mc:Fallback>
             <w:pict>
-              <v:group w14:anchorId="494E2324" id="Group 6" o:spid="_x0000_s1029" style="position:absolute;left:0;text-align:left;margin-left:540pt;margin-top:-28.9pt;width:32.2pt;height:17.25pt;z-index:251607552;mso-wrap-distance-left:0;mso-wrap-distance-right:0;mso-position-horizontal-relative:page" coordsize="408940,219075" o:gfxdata="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">
-                <v:shape id="Graphic 7" o:spid="_x0000_s1030" style="position:absolute;left:1797;top:1797;width:405130;height:215900;visibility:visible;mso-wrap-style:square;v-text-anchor:top" coordsize="405130,215900" o:gfxdata="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" path="m89992,l314998,r35026,7073l378629,26362r19288,28609l404990,90004r,35459l397917,160495r-19288,28604l350024,208384r-35026,7071l89992,215455,54960,208384,26355,189099,7071,160495,,125463,,90004,7071,54971,26355,26362,54960,7073,89992,xe" filled="f" strokecolor="silver" strokeweight=".09983mm">
+              <v:group w14:anchorId="494E2324" id="Group 6" o:spid="_x0000_s1026" style="position:absolute;margin-left:531.75pt;margin-top:7.4pt;width:43.5pt;height:16.95pt;z-index:251607552;mso-wrap-distance-left:0;mso-wrap-distance-right:0;mso-position-horizontal-relative:page;mso-width-relative:margin;mso-height-relative:margin" coordorigin="-28575,22" coordsize="476250,217675" o:gfxdata="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">
+                <v:shape id="Graphic 7" o:spid="_x0000_s1027" style="position:absolute;left:1797;top:1797;width:405130;height:215900;visibility:visible;mso-wrap-style:square;v-text-anchor:top" coordsize="405130,215900" o:gfxdata="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" path="m89992,l314998,r35026,7073l378629,26362r19288,28609l404990,90004r,35459l397917,160495r-19288,28604l350024,208384r-35026,7071l89992,215455,54960,208384,26355,189099,7071,160495,,125463,,90004,7071,54971,26355,26362,54960,7073,89992,xe" filled="f" strokecolor="silver" strokeweight=".09983mm">
                   <v:path arrowok="t"/>
                 </v:shape>
-                <v:shape id="Textbox 8" o:spid="_x0000_s1031" type="#_x0000_t202" style="position:absolute;width:408940;height:219075;visibility:visible;mso-wrap-style:square;v-text-anchor:top" o:gfxdata="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" filled="f" stroked="f">
+                <v:shapetype id="_x0000_t202" coordsize="21600,21600" o:spt="202" path="m,l,21600r21600,l21600,xe">
+                  <v:stroke joinstyle="miter"/>
+                  <v:path gradientshapeok="t" o:connecttype="rect"/>
+                </v:shapetype>
+                <v:shape id="Textbox 8" o:spid="_x0000_s1028" type="#_x0000_t202" style="position:absolute;left:-28575;top:22;width:476250;height:217675;visibility:visible;mso-wrap-style:square;v-text-anchor:top" o:gfxdata="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" filled="f" stroked="f">
                   <v:textbox inset="0,0,0,0">
                     <w:txbxContent>
                       <w:p>
@@ -1038,436 +503,16 @@
         <mc:AlternateContent>
           <mc:Choice Requires="wpg">
             <w:drawing>
-              <wp:anchor distT="0" distB="0" distL="0" distR="0" simplePos="0" relativeHeight="251609600" behindDoc="0" locked="0" layoutInCell="1" allowOverlap="1" wp14:anchorId="022DBE65" wp14:editId="0D91C634">
+              <wp:anchor distT="0" distB="0" distL="0" distR="0" simplePos="0" relativeHeight="251616768" behindDoc="0" locked="0" layoutInCell="1" allowOverlap="1" wp14:anchorId="331A1A5C" wp14:editId="5A5CAEFA">
                 <wp:simplePos x="0" y="0"/>
                 <wp:positionH relativeFrom="page">
-                  <wp:posOffset>3027965</wp:posOffset>
+                  <wp:posOffset>5018405</wp:posOffset>
                 </wp:positionH>
                 <wp:positionV relativeFrom="paragraph">
-                  <wp:posOffset>-367199</wp:posOffset>
+                  <wp:posOffset>61595</wp:posOffset>
                 </wp:positionV>
-                <wp:extent cx="829944" cy="219075"/>
-                <wp:effectExtent l="0" t="0" r="0" b="0"/>
-                <wp:wrapNone/>
-                <wp:docPr id="12" name="Group 12"/>
-                <wp:cNvGraphicFramePr>
-                  <a:graphicFrameLocks xmlns:a="http://schemas.openxmlformats.org/drawingml/2006/main"/>
-                </wp:cNvGraphicFramePr>
-                <a:graphic xmlns:a="http://schemas.openxmlformats.org/drawingml/2006/main">
-                  <a:graphicData uri="http://schemas.microsoft.com/office/word/2010/wordprocessingGroup">
-                    <wpg:wgp>
-                      <wpg:cNvGrpSpPr>
-                        <a:grpSpLocks/>
-                      </wpg:cNvGrpSpPr>
-                      <wpg:grpSpPr>
-                        <a:xfrm>
-                          <a:off x="0" y="0"/>
-                          <a:ext cx="829944" cy="219075"/>
-                          <a:chOff x="0" y="0"/>
-                          <a:chExt cx="829944" cy="219075"/>
-                        </a:xfrm>
-                      </wpg:grpSpPr>
-                      <wps:wsp>
-                        <wps:cNvPr id="13" name="Graphic 13"/>
-                        <wps:cNvSpPr/>
-                        <wps:spPr>
-                          <a:xfrm>
-                            <a:off x="1797" y="1797"/>
-                            <a:ext cx="826135" cy="215900"/>
-                          </a:xfrm>
-                          <a:custGeom>
-                            <a:avLst/>
-                            <a:gdLst/>
-                            <a:ahLst/>
-                            <a:cxnLst/>
-                            <a:rect l="l" t="t" r="r" b="b"/>
-                            <a:pathLst>
-                              <a:path w="826135" h="215900">
-                                <a:moveTo>
-                                  <a:pt x="89992" y="0"/>
-                                </a:moveTo>
-                                <a:lnTo>
-                                  <a:pt x="736015" y="0"/>
-                                </a:lnTo>
-                                <a:lnTo>
-                                  <a:pt x="771047" y="7073"/>
-                                </a:lnTo>
-                                <a:lnTo>
-                                  <a:pt x="799652" y="26362"/>
-                                </a:lnTo>
-                                <a:lnTo>
-                                  <a:pt x="818936" y="54971"/>
-                                </a:lnTo>
-                                <a:lnTo>
-                                  <a:pt x="826007" y="90004"/>
-                                </a:lnTo>
-                                <a:lnTo>
-                                  <a:pt x="826007" y="125463"/>
-                                </a:lnTo>
-                                <a:lnTo>
-                                  <a:pt x="818936" y="160495"/>
-                                </a:lnTo>
-                                <a:lnTo>
-                                  <a:pt x="799652" y="189099"/>
-                                </a:lnTo>
-                                <a:lnTo>
-                                  <a:pt x="771047" y="208384"/>
-                                </a:lnTo>
-                                <a:lnTo>
-                                  <a:pt x="736015" y="215455"/>
-                                </a:lnTo>
-                                <a:lnTo>
-                                  <a:pt x="89992" y="215455"/>
-                                </a:lnTo>
-                                <a:lnTo>
-                                  <a:pt x="54960" y="208384"/>
-                                </a:lnTo>
-                                <a:lnTo>
-                                  <a:pt x="26355" y="189099"/>
-                                </a:lnTo>
-                                <a:lnTo>
-                                  <a:pt x="7071" y="160495"/>
-                                </a:lnTo>
-                                <a:lnTo>
-                                  <a:pt x="0" y="125463"/>
-                                </a:lnTo>
-                                <a:lnTo>
-                                  <a:pt x="0" y="90004"/>
-                                </a:lnTo>
-                                <a:lnTo>
-                                  <a:pt x="7071" y="54971"/>
-                                </a:lnTo>
-                                <a:lnTo>
-                                  <a:pt x="26355" y="26362"/>
-                                </a:lnTo>
-                                <a:lnTo>
-                                  <a:pt x="54960" y="7073"/>
-                                </a:lnTo>
-                                <a:lnTo>
-                                  <a:pt x="89992" y="0"/>
-                                </a:lnTo>
-                                <a:close/>
-                              </a:path>
-                            </a:pathLst>
-                          </a:custGeom>
-                          <a:ln w="3594">
-                            <a:solidFill>
-                              <a:srgbClr val="C0C0C0"/>
-                            </a:solidFill>
-                            <a:prstDash val="solid"/>
-                          </a:ln>
-                        </wps:spPr>
-                        <wps:bodyPr wrap="square" lIns="0" tIns="0" rIns="0" bIns="0" rtlCol="0">
-                          <a:prstTxWarp prst="textNoShape">
-                            <a:avLst/>
-                          </a:prstTxWarp>
-                          <a:noAutofit/>
-                        </wps:bodyPr>
-                      </wps:wsp>
-                      <wps:wsp>
-                        <wps:cNvPr id="14" name="Textbox 14"/>
-                        <wps:cNvSpPr txBox="1"/>
-                        <wps:spPr>
-                          <a:xfrm>
-                            <a:off x="0" y="0"/>
-                            <a:ext cx="829944" cy="219075"/>
-                          </a:xfrm>
-                          <a:prstGeom prst="rect">
-                            <a:avLst/>
-                          </a:prstGeom>
-                        </wps:spPr>
-                        <wps:txbx>
-                          <w:txbxContent>
-                            <w:p>
-                              <w:pPr>
-                                <w:spacing w:before="65"/>
-                                <w:ind w:left="55"/>
-                                <w:rPr>
-                                  <w:sz w:val="18"/>
-                                </w:rPr>
-                              </w:pPr>
-                              <w:r>
-                                <w:rPr>
-                                  <w:rFonts w:ascii="Arial" w:hAnsi="Arial"/>
-                                  <w:sz w:val="20"/>
-                                </w:rPr>
-                                <w:t>{{equipe}}</w:t>
-                              </w:r>
-                            </w:p>
-                          </w:txbxContent>
-                        </wps:txbx>
-                        <wps:bodyPr wrap="square" lIns="0" tIns="0" rIns="0" bIns="0" rtlCol="0">
-                          <a:noAutofit/>
-                        </wps:bodyPr>
-                      </wps:wsp>
-                    </wpg:wgp>
-                  </a:graphicData>
-                </a:graphic>
-              </wp:anchor>
-            </w:drawing>
-          </mc:Choice>
-          <mc:Fallback>
-            <w:pict>
-              <v:group w14:anchorId="022DBE65" id="Group 12" o:spid="_x0000_s1032" style="position:absolute;left:0;text-align:left;margin-left:238.4pt;margin-top:-28.9pt;width:65.35pt;height:17.25pt;z-index:251609600;mso-wrap-distance-left:0;mso-wrap-distance-right:0;mso-position-horizontal-relative:page" coordsize="8299,2190" o:gfxdata="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">
-                <v:shape id="Graphic 13" o:spid="_x0000_s1033" style="position:absolute;left:17;top:17;width:8262;height:2159;visibility:visible;mso-wrap-style:square;v-text-anchor:top" coordsize="826135,215900" o:gfxdata="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" path="m89992,l736015,r35032,7073l799652,26362r19284,28609l826007,90004r,35459l818936,160495r-19284,28604l771047,208384r-35032,7071l89992,215455,54960,208384,26355,189099,7071,160495,,125463,,90004,7071,54971,26355,26362,54960,7073,89992,xe" filled="f" strokecolor="silver" strokeweight=".09983mm">
-                  <v:path arrowok="t"/>
-                </v:shape>
-                <v:shape id="Textbox 14" o:spid="_x0000_s1034" type="#_x0000_t202" style="position:absolute;width:8299;height:2190;visibility:visible;mso-wrap-style:square;v-text-anchor:top" o:gfxdata="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" filled="f" stroked="f">
-                  <v:textbox inset="0,0,0,0">
-                    <w:txbxContent>
-                      <w:p>
-                        <w:pPr>
-                          <w:spacing w:before="65"/>
-                          <w:ind w:left="55"/>
-                          <w:rPr>
-                            <w:sz w:val="18"/>
-                          </w:rPr>
-                        </w:pPr>
-                        <w:r>
-                          <w:rPr>
-                            <w:rFonts w:ascii="Arial" w:hAnsi="Arial"/>
-                            <w:sz w:val="20"/>
-                          </w:rPr>
-                          <w:t>{{equipe}}</w:t>
-                        </w:r>
-                      </w:p>
-                    </w:txbxContent>
-                  </v:textbox>
-                </v:shape>
-                <w10:wrap anchorx="page"/>
-              </v:group>
-            </w:pict>
-          </mc:Fallback>
-        </mc:AlternateContent>
-      </w:r>
-      <w:r>
-        <w:rPr>
-          <w:noProof/>
-          <w:sz w:val="18"/>
-        </w:rPr>
-        <mc:AlternateContent>
-          <mc:Choice Requires="wpg">
-            <w:drawing>
-              <wp:anchor distT="0" distB="0" distL="0" distR="0" simplePos="0" relativeHeight="251611648" behindDoc="0" locked="0" layoutInCell="1" allowOverlap="1" wp14:anchorId="533B2E43" wp14:editId="2C6D74E9">
-                <wp:simplePos x="0" y="0"/>
-                <wp:positionH relativeFrom="page">
-                  <wp:posOffset>3027965</wp:posOffset>
-                </wp:positionH>
-                <wp:positionV relativeFrom="paragraph">
-                  <wp:posOffset>-42193</wp:posOffset>
-                </wp:positionV>
-                <wp:extent cx="2773045" cy="219075"/>
-                <wp:effectExtent l="0" t="0" r="0" b="0"/>
-                <wp:wrapNone/>
-                <wp:docPr id="15" name="Group 15"/>
-                <wp:cNvGraphicFramePr>
-                  <a:graphicFrameLocks xmlns:a="http://schemas.openxmlformats.org/drawingml/2006/main"/>
-                </wp:cNvGraphicFramePr>
-                <a:graphic xmlns:a="http://schemas.openxmlformats.org/drawingml/2006/main">
-                  <a:graphicData uri="http://schemas.microsoft.com/office/word/2010/wordprocessingGroup">
-                    <wpg:wgp>
-                      <wpg:cNvGrpSpPr>
-                        <a:grpSpLocks/>
-                      </wpg:cNvGrpSpPr>
-                      <wpg:grpSpPr>
-                        <a:xfrm>
-                          <a:off x="0" y="0"/>
-                          <a:ext cx="2773045" cy="219075"/>
-                          <a:chOff x="0" y="0"/>
-                          <a:chExt cx="2773045" cy="219075"/>
-                        </a:xfrm>
-                      </wpg:grpSpPr>
-                      <wps:wsp>
-                        <wps:cNvPr id="16" name="Graphic 16"/>
-                        <wps:cNvSpPr/>
-                        <wps:spPr>
-                          <a:xfrm>
-                            <a:off x="1797" y="1797"/>
-                            <a:ext cx="2769235" cy="215900"/>
-                          </a:xfrm>
-                          <a:custGeom>
-                            <a:avLst/>
-                            <a:gdLst/>
-                            <a:ahLst/>
-                            <a:cxnLst/>
-                            <a:rect l="l" t="t" r="r" b="b"/>
-                            <a:pathLst>
-                              <a:path w="2769235" h="215900">
-                                <a:moveTo>
-                                  <a:pt x="89992" y="0"/>
-                                </a:moveTo>
-                                <a:lnTo>
-                                  <a:pt x="2679153" y="0"/>
-                                </a:lnTo>
-                                <a:lnTo>
-                                  <a:pt x="2714185" y="7073"/>
-                                </a:lnTo>
-                                <a:lnTo>
-                                  <a:pt x="2742790" y="26362"/>
-                                </a:lnTo>
-                                <a:lnTo>
-                                  <a:pt x="2762074" y="54971"/>
-                                </a:lnTo>
-                                <a:lnTo>
-                                  <a:pt x="2769146" y="90004"/>
-                                </a:lnTo>
-                                <a:lnTo>
-                                  <a:pt x="2769146" y="125463"/>
-                                </a:lnTo>
-                                <a:lnTo>
-                                  <a:pt x="2762074" y="160497"/>
-                                </a:lnTo>
-                                <a:lnTo>
-                                  <a:pt x="2742790" y="189106"/>
-                                </a:lnTo>
-                                <a:lnTo>
-                                  <a:pt x="2714185" y="208395"/>
-                                </a:lnTo>
-                                <a:lnTo>
-                                  <a:pt x="2679153" y="215468"/>
-                                </a:lnTo>
-                                <a:lnTo>
-                                  <a:pt x="89992" y="215468"/>
-                                </a:lnTo>
-                                <a:lnTo>
-                                  <a:pt x="54960" y="208395"/>
-                                </a:lnTo>
-                                <a:lnTo>
-                                  <a:pt x="26355" y="189106"/>
-                                </a:lnTo>
-                                <a:lnTo>
-                                  <a:pt x="7071" y="160497"/>
-                                </a:lnTo>
-                                <a:lnTo>
-                                  <a:pt x="0" y="125463"/>
-                                </a:lnTo>
-                                <a:lnTo>
-                                  <a:pt x="0" y="90004"/>
-                                </a:lnTo>
-                                <a:lnTo>
-                                  <a:pt x="7071" y="54971"/>
-                                </a:lnTo>
-                                <a:lnTo>
-                                  <a:pt x="26355" y="26362"/>
-                                </a:lnTo>
-                                <a:lnTo>
-                                  <a:pt x="54960" y="7073"/>
-                                </a:lnTo>
-                                <a:lnTo>
-                                  <a:pt x="89992" y="0"/>
-                                </a:lnTo>
-                                <a:close/>
-                              </a:path>
-                            </a:pathLst>
-                          </a:custGeom>
-                          <a:ln w="3594">
-                            <a:solidFill>
-                              <a:srgbClr val="C0C0C0"/>
-                            </a:solidFill>
-                            <a:prstDash val="solid"/>
-                          </a:ln>
-                        </wps:spPr>
-                        <wps:bodyPr wrap="square" lIns="0" tIns="0" rIns="0" bIns="0" rtlCol="0">
-                          <a:prstTxWarp prst="textNoShape">
-                            <a:avLst/>
-                          </a:prstTxWarp>
-                          <a:noAutofit/>
-                        </wps:bodyPr>
-                      </wps:wsp>
-                      <wps:wsp>
-                        <wps:cNvPr id="17" name="Textbox 17"/>
-                        <wps:cNvSpPr txBox="1"/>
-                        <wps:spPr>
-                          <a:xfrm>
-                            <a:off x="0" y="0"/>
-                            <a:ext cx="2773045" cy="219075"/>
-                          </a:xfrm>
-                          <a:prstGeom prst="rect">
-                            <a:avLst/>
-                          </a:prstGeom>
-                        </wps:spPr>
-                        <wps:txbx>
-                          <w:txbxContent>
-                            <w:p>
-                              <w:pPr>
-                                <w:spacing w:before="67"/>
-                                <w:ind w:left="55"/>
-                                <w:rPr>
-                                  <w:sz w:val="18"/>
-                                </w:rPr>
-                              </w:pPr>
-                              <w:r>
-                                <w:rPr>
-                                  <w:rFonts w:ascii="Arial" w:hAnsi="Arial"/>
-                                  <w:sz w:val="20"/>
-                                </w:rPr>
-                                <w:t>{{encarregado}}</w:t>
-                              </w:r>
-                            </w:p>
-                          </w:txbxContent>
-                        </wps:txbx>
-                        <wps:bodyPr wrap="square" lIns="0" tIns="0" rIns="0" bIns="0" rtlCol="0">
-                          <a:noAutofit/>
-                        </wps:bodyPr>
-                      </wps:wsp>
-                    </wpg:wgp>
-                  </a:graphicData>
-                </a:graphic>
-              </wp:anchor>
-            </w:drawing>
-          </mc:Choice>
-          <mc:Fallback>
-            <w:pict>
-              <v:group w14:anchorId="533B2E43" id="Group 15" o:spid="_x0000_s1035" style="position:absolute;left:0;text-align:left;margin-left:238.4pt;margin-top:-3.3pt;width:218.35pt;height:17.25pt;z-index:251611648;mso-wrap-distance-left:0;mso-wrap-distance-right:0;mso-position-horizontal-relative:page" coordsize="27730,2190" o:gfxdata="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">
-                <v:shape id="Graphic 16" o:spid="_x0000_s1036" style="position:absolute;left:17;top:17;width:27693;height:2159;visibility:visible;mso-wrap-style:square;v-text-anchor:top" coordsize="2769235,215900" o:gfxdata="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" path="m89992,l2679153,r35032,7073l2742790,26362r19284,28609l2769146,90004r,35459l2762074,160497r-19284,28609l2714185,208395r-35032,7073l89992,215468,54960,208395,26355,189106,7071,160497,,125463,,90004,7071,54971,26355,26362,54960,7073,89992,xe" filled="f" strokecolor="silver" strokeweight=".09983mm">
-                  <v:path arrowok="t"/>
-                </v:shape>
-                <v:shape id="Textbox 17" o:spid="_x0000_s1037" type="#_x0000_t202" style="position:absolute;width:27730;height:2190;visibility:visible;mso-wrap-style:square;v-text-anchor:top" o:gfxdata="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" filled="f" stroked="f">
-                  <v:textbox inset="0,0,0,0">
-                    <w:txbxContent>
-                      <w:p>
-                        <w:pPr>
-                          <w:spacing w:before="67"/>
-                          <w:ind w:left="55"/>
-                          <w:rPr>
-                            <w:sz w:val="18"/>
-                          </w:rPr>
-                        </w:pPr>
-                        <w:r>
-                          <w:rPr>
-                            <w:rFonts w:ascii="Arial" w:hAnsi="Arial"/>
-                            <w:sz w:val="20"/>
-                          </w:rPr>
-                          <w:t>{{encarregado}}</w:t>
-                        </w:r>
-                      </w:p>
-                    </w:txbxContent>
-                  </v:textbox>
-                </v:shape>
-                <w10:wrap anchorx="page"/>
-              </v:group>
-            </w:pict>
-          </mc:Fallback>
-        </mc:AlternateContent>
-      </w:r>
-      <w:r>
-        <w:rPr>
-          <w:noProof/>
-          <w:sz w:val="18"/>
-        </w:rPr>
-        <mc:AlternateContent>
-          <mc:Choice Requires="wpg">
-            <w:drawing>
-              <wp:anchor distT="0" distB="0" distL="0" distR="0" simplePos="0" relativeHeight="251616768" behindDoc="0" locked="0" layoutInCell="1" allowOverlap="1" wp14:anchorId="331A1A5C" wp14:editId="0BF28542">
-                <wp:simplePos x="0" y="0"/>
-                <wp:positionH relativeFrom="page">
-                  <wp:posOffset>5018652</wp:posOffset>
-                </wp:positionH>
-                <wp:positionV relativeFrom="paragraph">
-                  <wp:posOffset>-367237</wp:posOffset>
-                </wp:positionV>
-                <wp:extent cx="1039494" cy="219075"/>
-                <wp:effectExtent l="0" t="0" r="0" b="0"/>
+                <wp:extent cx="1038860" cy="219075"/>
+                <wp:effectExtent l="0" t="0" r="8890" b="9525"/>
                 <wp:wrapNone/>
                 <wp:docPr id="18" name="Group 18"/>
                 <wp:cNvGraphicFramePr>
@@ -1482,7 +527,7 @@
                       <wpg:grpSpPr>
                         <a:xfrm>
                           <a:off x="0" y="0"/>
-                          <a:ext cx="1039494" cy="219075"/>
+                          <a:ext cx="1038860" cy="219075"/>
                           <a:chOff x="0" y="0"/>
                           <a:chExt cx="1039494" cy="219075"/>
                         </a:xfrm>
@@ -1651,11 +696,11 @@
           </mc:Choice>
           <mc:Fallback>
             <w:pict>
-              <v:group w14:anchorId="331A1A5C" id="Group 18" o:spid="_x0000_s1038" style="position:absolute;left:0;text-align:left;margin-left:395.15pt;margin-top:-28.9pt;width:81.85pt;height:17.25pt;z-index:251616768;mso-wrap-distance-left:0;mso-wrap-distance-right:0;mso-position-horizontal-relative:page" coordsize="10394,2190" o:gfxdata="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">
-                <v:shape id="Graphic 19" o:spid="_x0000_s1039" style="position:absolute;left:17;top:17;width:10357;height:2159;visibility:visible;mso-wrap-style:square;v-text-anchor:top" coordsize="1035685,215900" o:gfxdata="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" path="m90004,l945578,r35032,7073l1009215,26362r19284,28609l1035570,90004r,35459l1028499,160497r-19284,28609l980610,208395r-35032,7073l90004,215468,54971,208395,26362,189106,7073,160497,,125463,,90004,7073,54971,26362,26362,54971,7073,90004,xe" filled="f" strokecolor="silver" strokeweight=".09983mm">
+              <v:group w14:anchorId="331A1A5C" id="Group 18" o:spid="_x0000_s1029" style="position:absolute;margin-left:395.15pt;margin-top:4.85pt;width:81.8pt;height:17.25pt;z-index:251616768;mso-wrap-distance-left:0;mso-wrap-distance-right:0;mso-position-horizontal-relative:page" coordsize="10394,2190" o:gfxdata="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">
+                <v:shape id="Graphic 19" o:spid="_x0000_s1030" style="position:absolute;left:17;top:17;width:10357;height:2159;visibility:visible;mso-wrap-style:square;v-text-anchor:top" coordsize="1035685,215900" o:gfxdata="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" path="m90004,l945578,r35032,7073l1009215,26362r19284,28609l1035570,90004r,35459l1028499,160497r-19284,28609l980610,208395r-35032,7073l90004,215468,54971,208395,26362,189106,7073,160497,,125463,,90004,7073,54971,26362,26362,54971,7073,90004,xe" filled="f" strokecolor="silver" strokeweight=".09983mm">
                   <v:path arrowok="t"/>
                 </v:shape>
-                <v:shape id="Textbox 20" o:spid="_x0000_s1040" type="#_x0000_t202" style="position:absolute;width:10394;height:2190;visibility:visible;mso-wrap-style:square;v-text-anchor:top" o:gfxdata="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" filled="f" stroked="f">
+                <v:shape id="Textbox 20" o:spid="_x0000_s1031" type="#_x0000_t202" style="position:absolute;width:10394;height:2190;visibility:visible;mso-wrap-style:square;v-text-anchor:top" o:gfxdata="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" filled="f" stroked="f">
                   <v:textbox inset="0,0,0,0">
                     <w:txbxContent>
                       <w:p>
@@ -1708,10 +753,978 @@
       </w:r>
       <w:r>
         <w:rPr>
+          <w:noProof/>
+          <w:sz w:val="18"/>
+        </w:rPr>
+        <mc:AlternateContent>
+          <mc:Choice Requires="wpg">
+            <w:drawing>
+              <wp:anchor distT="0" distB="0" distL="0" distR="0" simplePos="0" relativeHeight="251609600" behindDoc="0" locked="0" layoutInCell="1" allowOverlap="1" wp14:anchorId="022DBE65" wp14:editId="4001DBE2">
+                <wp:simplePos x="0" y="0"/>
+                <wp:positionH relativeFrom="page">
+                  <wp:posOffset>3027680</wp:posOffset>
+                </wp:positionH>
+                <wp:positionV relativeFrom="paragraph">
+                  <wp:posOffset>71120</wp:posOffset>
+                </wp:positionV>
+                <wp:extent cx="829310" cy="219075"/>
+                <wp:effectExtent l="0" t="0" r="8890" b="9525"/>
+                <wp:wrapNone/>
+                <wp:docPr id="12" name="Group 12"/>
+                <wp:cNvGraphicFramePr>
+                  <a:graphicFrameLocks xmlns:a="http://schemas.openxmlformats.org/drawingml/2006/main"/>
+                </wp:cNvGraphicFramePr>
+                <a:graphic xmlns:a="http://schemas.openxmlformats.org/drawingml/2006/main">
+                  <a:graphicData uri="http://schemas.microsoft.com/office/word/2010/wordprocessingGroup">
+                    <wpg:wgp>
+                      <wpg:cNvGrpSpPr>
+                        <a:grpSpLocks/>
+                      </wpg:cNvGrpSpPr>
+                      <wpg:grpSpPr>
+                        <a:xfrm>
+                          <a:off x="0" y="0"/>
+                          <a:ext cx="829310" cy="219075"/>
+                          <a:chOff x="0" y="0"/>
+                          <a:chExt cx="829944" cy="219075"/>
+                        </a:xfrm>
+                      </wpg:grpSpPr>
+                      <wps:wsp>
+                        <wps:cNvPr id="13" name="Graphic 13"/>
+                        <wps:cNvSpPr/>
+                        <wps:spPr>
+                          <a:xfrm>
+                            <a:off x="1797" y="1797"/>
+                            <a:ext cx="826135" cy="215900"/>
+                          </a:xfrm>
+                          <a:custGeom>
+                            <a:avLst/>
+                            <a:gdLst/>
+                            <a:ahLst/>
+                            <a:cxnLst/>
+                            <a:rect l="l" t="t" r="r" b="b"/>
+                            <a:pathLst>
+                              <a:path w="826135" h="215900">
+                                <a:moveTo>
+                                  <a:pt x="89992" y="0"/>
+                                </a:moveTo>
+                                <a:lnTo>
+                                  <a:pt x="736015" y="0"/>
+                                </a:lnTo>
+                                <a:lnTo>
+                                  <a:pt x="771047" y="7073"/>
+                                </a:lnTo>
+                                <a:lnTo>
+                                  <a:pt x="799652" y="26362"/>
+                                </a:lnTo>
+                                <a:lnTo>
+                                  <a:pt x="818936" y="54971"/>
+                                </a:lnTo>
+                                <a:lnTo>
+                                  <a:pt x="826007" y="90004"/>
+                                </a:lnTo>
+                                <a:lnTo>
+                                  <a:pt x="826007" y="125463"/>
+                                </a:lnTo>
+                                <a:lnTo>
+                                  <a:pt x="818936" y="160495"/>
+                                </a:lnTo>
+                                <a:lnTo>
+                                  <a:pt x="799652" y="189099"/>
+                                </a:lnTo>
+                                <a:lnTo>
+                                  <a:pt x="771047" y="208384"/>
+                                </a:lnTo>
+                                <a:lnTo>
+                                  <a:pt x="736015" y="215455"/>
+                                </a:lnTo>
+                                <a:lnTo>
+                                  <a:pt x="89992" y="215455"/>
+                                </a:lnTo>
+                                <a:lnTo>
+                                  <a:pt x="54960" y="208384"/>
+                                </a:lnTo>
+                                <a:lnTo>
+                                  <a:pt x="26355" y="189099"/>
+                                </a:lnTo>
+                                <a:lnTo>
+                                  <a:pt x="7071" y="160495"/>
+                                </a:lnTo>
+                                <a:lnTo>
+                                  <a:pt x="0" y="125463"/>
+                                </a:lnTo>
+                                <a:lnTo>
+                                  <a:pt x="0" y="90004"/>
+                                </a:lnTo>
+                                <a:lnTo>
+                                  <a:pt x="7071" y="54971"/>
+                                </a:lnTo>
+                                <a:lnTo>
+                                  <a:pt x="26355" y="26362"/>
+                                </a:lnTo>
+                                <a:lnTo>
+                                  <a:pt x="54960" y="7073"/>
+                                </a:lnTo>
+                                <a:lnTo>
+                                  <a:pt x="89992" y="0"/>
+                                </a:lnTo>
+                                <a:close/>
+                              </a:path>
+                            </a:pathLst>
+                          </a:custGeom>
+                          <a:ln w="3594">
+                            <a:solidFill>
+                              <a:srgbClr val="C0C0C0"/>
+                            </a:solidFill>
+                            <a:prstDash val="solid"/>
+                          </a:ln>
+                        </wps:spPr>
+                        <wps:bodyPr wrap="square" lIns="0" tIns="0" rIns="0" bIns="0" rtlCol="0">
+                          <a:prstTxWarp prst="textNoShape">
+                            <a:avLst/>
+                          </a:prstTxWarp>
+                          <a:noAutofit/>
+                        </wps:bodyPr>
+                      </wps:wsp>
+                      <wps:wsp>
+                        <wps:cNvPr id="14" name="Textbox 14"/>
+                        <wps:cNvSpPr txBox="1"/>
+                        <wps:spPr>
+                          <a:xfrm>
+                            <a:off x="0" y="0"/>
+                            <a:ext cx="829944" cy="219075"/>
+                          </a:xfrm>
+                          <a:prstGeom prst="rect">
+                            <a:avLst/>
+                          </a:prstGeom>
+                        </wps:spPr>
+                        <wps:txbx>
+                          <w:txbxContent>
+                            <w:p>
+                              <w:pPr>
+                                <w:spacing w:before="65"/>
+                                <w:ind w:left="55"/>
+                                <w:rPr>
+                                  <w:sz w:val="18"/>
+                                </w:rPr>
+                              </w:pPr>
+                              <w:r>
+                                <w:rPr>
+                                  <w:rFonts w:ascii="Arial" w:hAnsi="Arial"/>
+                                  <w:sz w:val="20"/>
+                                </w:rPr>
+                                <w:t>{{equipe}}</w:t>
+                              </w:r>
+                            </w:p>
+                          </w:txbxContent>
+                        </wps:txbx>
+                        <wps:bodyPr wrap="square" lIns="0" tIns="0" rIns="0" bIns="0" rtlCol="0">
+                          <a:noAutofit/>
+                        </wps:bodyPr>
+                      </wps:wsp>
+                    </wpg:wgp>
+                  </a:graphicData>
+                </a:graphic>
+              </wp:anchor>
+            </w:drawing>
+          </mc:Choice>
+          <mc:Fallback>
+            <w:pict>
+              <v:group w14:anchorId="022DBE65" id="Group 12" o:spid="_x0000_s1032" style="position:absolute;margin-left:238.4pt;margin-top:5.6pt;width:65.3pt;height:17.25pt;z-index:251609600;mso-wrap-distance-left:0;mso-wrap-distance-right:0;mso-position-horizontal-relative:page" coordsize="8299,2190" o:gfxdata="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">
+                <v:shape id="Graphic 13" o:spid="_x0000_s1033" style="position:absolute;left:17;top:17;width:8262;height:2159;visibility:visible;mso-wrap-style:square;v-text-anchor:top" coordsize="826135,215900" o:gfxdata="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" path="m89992,l736015,r35032,7073l799652,26362r19284,28609l826007,90004r,35459l818936,160495r-19284,28604l771047,208384r-35032,7071l89992,215455,54960,208384,26355,189099,7071,160495,,125463,,90004,7071,54971,26355,26362,54960,7073,89992,xe" filled="f" strokecolor="silver" strokeweight=".09983mm">
+                  <v:path arrowok="t"/>
+                </v:shape>
+                <v:shape id="Textbox 14" o:spid="_x0000_s1034" type="#_x0000_t202" style="position:absolute;width:8299;height:2190;visibility:visible;mso-wrap-style:square;v-text-anchor:top" o:gfxdata="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" filled="f" stroked="f">
+                  <v:textbox inset="0,0,0,0">
+                    <w:txbxContent>
+                      <w:p>
+                        <w:pPr>
+                          <w:spacing w:before="65"/>
+                          <w:ind w:left="55"/>
+                          <w:rPr>
+                            <w:sz w:val="18"/>
+                          </w:rPr>
+                        </w:pPr>
+                        <w:r>
+                          <w:rPr>
+                            <w:rFonts w:ascii="Arial" w:hAnsi="Arial"/>
+                            <w:sz w:val="20"/>
+                          </w:rPr>
+                          <w:t>{{equipe}}</w:t>
+                        </w:r>
+                      </w:p>
+                    </w:txbxContent>
+                  </v:textbox>
+                </v:shape>
+                <w10:wrap anchorx="page"/>
+              </v:group>
+            </w:pict>
+          </mc:Fallback>
+        </mc:AlternateContent>
+      </w:r>
+    </w:p>
+    <w:p>
+      <w:pPr>
+        <w:pStyle w:val="Corpodetexto"/>
+        <w:rPr>
+          <w:b/>
+          <w:sz w:val="7"/>
+        </w:rPr>
+        <w:sectPr>
+          <w:type w:val="continuous"/>
+          <w:pgSz w:w="11910" w:h="16840"/>
+          <w:pgMar w:top="260" w:right="141" w:bottom="280" w:left="141" w:header="720" w:footer="720" w:gutter="0"/>
+          <w:cols w:space="720"/>
+        </w:sectPr>
+      </w:pPr>
+    </w:p>
+    <w:p>
+      <w:pPr>
+        <w:spacing w:before="100"/>
+        <w:ind w:left="300"/>
+        <w:rPr>
+          <w:sz w:val="18"/>
+        </w:rPr>
+      </w:pPr>
+      <w:r>
+        <w:rPr>
+          <w:noProof/>
+          <w:sz w:val="18"/>
+        </w:rPr>
+        <mc:AlternateContent>
+          <mc:Choice Requires="wpg">
+            <w:drawing>
+              <wp:anchor distT="0" distB="0" distL="0" distR="0" simplePos="0" relativeHeight="15735296" behindDoc="0" locked="0" layoutInCell="1" allowOverlap="1" wp14:anchorId="1565D451" wp14:editId="6AA66160">
+                <wp:simplePos x="0" y="0"/>
+                <wp:positionH relativeFrom="page">
+                  <wp:posOffset>790555</wp:posOffset>
+                </wp:positionH>
+                <wp:positionV relativeFrom="paragraph">
+                  <wp:posOffset>22060</wp:posOffset>
+                </wp:positionV>
+                <wp:extent cx="1256665" cy="262890"/>
+                <wp:effectExtent l="0" t="0" r="0" b="0"/>
+                <wp:wrapNone/>
+                <wp:docPr id="3" name="Group 3"/>
+                <wp:cNvGraphicFramePr>
+                  <a:graphicFrameLocks xmlns:a="http://schemas.openxmlformats.org/drawingml/2006/main"/>
+                </wp:cNvGraphicFramePr>
+                <a:graphic xmlns:a="http://schemas.openxmlformats.org/drawingml/2006/main">
+                  <a:graphicData uri="http://schemas.microsoft.com/office/word/2010/wordprocessingGroup">
+                    <wpg:wgp>
+                      <wpg:cNvGrpSpPr>
+                        <a:grpSpLocks/>
+                      </wpg:cNvGrpSpPr>
+                      <wpg:grpSpPr>
+                        <a:xfrm>
+                          <a:off x="0" y="0"/>
+                          <a:ext cx="1256665" cy="262890"/>
+                          <a:chOff x="0" y="0"/>
+                          <a:chExt cx="1256665" cy="262890"/>
+                        </a:xfrm>
+                      </wpg:grpSpPr>
+                      <wps:wsp>
+                        <wps:cNvPr id="4" name="Graphic 4"/>
+                        <wps:cNvSpPr/>
+                        <wps:spPr>
+                          <a:xfrm>
+                            <a:off x="1797" y="1797"/>
+                            <a:ext cx="1252855" cy="259079"/>
+                          </a:xfrm>
+                          <a:custGeom>
+                            <a:avLst/>
+                            <a:gdLst/>
+                            <a:ahLst/>
+                            <a:cxnLst/>
+                            <a:rect l="l" t="t" r="r" b="b"/>
+                            <a:pathLst>
+                              <a:path w="1252855" h="259079">
+                                <a:moveTo>
+                                  <a:pt x="90004" y="0"/>
+                                </a:moveTo>
+                                <a:lnTo>
+                                  <a:pt x="1162735" y="0"/>
+                                </a:lnTo>
+                                <a:lnTo>
+                                  <a:pt x="1197767" y="7073"/>
+                                </a:lnTo>
+                                <a:lnTo>
+                                  <a:pt x="1226372" y="26362"/>
+                                </a:lnTo>
+                                <a:lnTo>
+                                  <a:pt x="1245656" y="54971"/>
+                                </a:lnTo>
+                                <a:lnTo>
+                                  <a:pt x="1252728" y="90004"/>
+                                </a:lnTo>
+                                <a:lnTo>
+                                  <a:pt x="1252728" y="168909"/>
+                                </a:lnTo>
+                                <a:lnTo>
+                                  <a:pt x="1245656" y="203943"/>
+                                </a:lnTo>
+                                <a:lnTo>
+                                  <a:pt x="1226372" y="232552"/>
+                                </a:lnTo>
+                                <a:lnTo>
+                                  <a:pt x="1197767" y="251841"/>
+                                </a:lnTo>
+                                <a:lnTo>
+                                  <a:pt x="1162735" y="258914"/>
+                                </a:lnTo>
+                                <a:lnTo>
+                                  <a:pt x="90004" y="258914"/>
+                                </a:lnTo>
+                                <a:lnTo>
+                                  <a:pt x="54971" y="251841"/>
+                                </a:lnTo>
+                                <a:lnTo>
+                                  <a:pt x="26362" y="232552"/>
+                                </a:lnTo>
+                                <a:lnTo>
+                                  <a:pt x="7073" y="203943"/>
+                                </a:lnTo>
+                                <a:lnTo>
+                                  <a:pt x="0" y="168909"/>
+                                </a:lnTo>
+                                <a:lnTo>
+                                  <a:pt x="0" y="90004"/>
+                                </a:lnTo>
+                                <a:lnTo>
+                                  <a:pt x="7073" y="54971"/>
+                                </a:lnTo>
+                                <a:lnTo>
+                                  <a:pt x="26362" y="26362"/>
+                                </a:lnTo>
+                                <a:lnTo>
+                                  <a:pt x="54971" y="7073"/>
+                                </a:lnTo>
+                                <a:lnTo>
+                                  <a:pt x="90004" y="0"/>
+                                </a:lnTo>
+                                <a:close/>
+                              </a:path>
+                            </a:pathLst>
+                          </a:custGeom>
+                          <a:ln w="3594">
+                            <a:solidFill>
+                              <a:srgbClr val="C0C0C0"/>
+                            </a:solidFill>
+                            <a:prstDash val="solid"/>
+                          </a:ln>
+                        </wps:spPr>
+                        <wps:bodyPr wrap="square" lIns="0" tIns="0" rIns="0" bIns="0" rtlCol="0">
+                          <a:prstTxWarp prst="textNoShape">
+                            <a:avLst/>
+                          </a:prstTxWarp>
+                          <a:noAutofit/>
+                        </wps:bodyPr>
+                      </wps:wsp>
+                      <wps:wsp>
+                        <wps:cNvPr id="5" name="Textbox 5"/>
+                        <wps:cNvSpPr txBox="1"/>
+                        <wps:spPr>
+                          <a:xfrm>
+                            <a:off x="0" y="0"/>
+                            <a:ext cx="1256665" cy="262890"/>
+                          </a:xfrm>
+                          <a:prstGeom prst="rect">
+                            <a:avLst/>
+                          </a:prstGeom>
+                        </wps:spPr>
+                        <wps:txbx>
+                          <w:txbxContent>
+                            <w:p>
+                              <w:pPr>
+                                <w:spacing w:before="67"/>
+                                <w:ind w:left="56"/>
+                                <w:rPr>
+                                  <w:b/>
+                                  <w:sz w:val="24"/>
+                                </w:rPr>
+                              </w:pPr>
+                              <w:r>
+                                <w:rPr>
+                                  <w:rFonts w:ascii="Arial" w:hAnsi="Arial"/>
+                                  <w:b/>
+                                  <w:sz w:val="20"/>
+                                </w:rPr>
+                                <w:t>{{</w:t>
+                              </w:r>
+                              <w:proofErr w:type="spellStart"/>
+                              <w:r>
+                                <w:rPr>
+                                  <w:rFonts w:ascii="Arial" w:hAnsi="Arial"/>
+                                  <w:b/>
+                                  <w:sz w:val="20"/>
+                                </w:rPr>
+                                <w:t>codigo</w:t>
+                              </w:r>
+                              <w:proofErr w:type="spellEnd"/>
+                              <w:r>
+                                <w:rPr>
+                                  <w:rFonts w:ascii="Arial" w:hAnsi="Arial"/>
+                                  <w:b/>
+                                  <w:sz w:val="20"/>
+                                </w:rPr>
+                                <w:t>}}</w:t>
+                              </w:r>
+                            </w:p>
+                          </w:txbxContent>
+                        </wps:txbx>
+                        <wps:bodyPr wrap="square" lIns="0" tIns="0" rIns="0" bIns="0" rtlCol="0">
+                          <a:noAutofit/>
+                        </wps:bodyPr>
+                      </wps:wsp>
+                    </wpg:wgp>
+                  </a:graphicData>
+                </a:graphic>
+              </wp:anchor>
+            </w:drawing>
+          </mc:Choice>
+          <mc:Fallback>
+            <w:pict>
+              <v:group w14:anchorId="1565D451" id="Group 3" o:spid="_x0000_s1035" style="position:absolute;left:0;text-align:left;margin-left:62.25pt;margin-top:1.75pt;width:98.95pt;height:20.7pt;z-index:15735296;mso-wrap-distance-left:0;mso-wrap-distance-right:0;mso-position-horizontal-relative:page" coordsize="12566,2628" o:gfxdata="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">
+                <v:shape id="Graphic 4" o:spid="_x0000_s1036" style="position:absolute;left:17;top:17;width:12529;height:2591;visibility:visible;mso-wrap-style:square;v-text-anchor:top" coordsize="1252855,259079" o:gfxdata="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" path="m90004,l1162735,r35032,7073l1226372,26362r19284,28609l1252728,90004r,78905l1245656,203943r-19284,28609l1197767,251841r-35032,7073l90004,258914,54971,251841,26362,232552,7073,203943,,168909,,90004,7073,54971,26362,26362,54971,7073,90004,xe" filled="f" strokecolor="silver" strokeweight=".09983mm">
+                  <v:path arrowok="t"/>
+                </v:shape>
+                <v:shape id="Textbox 5" o:spid="_x0000_s1037" type="#_x0000_t202" style="position:absolute;width:12566;height:2628;visibility:visible;mso-wrap-style:square;v-text-anchor:top" o:gfxdata="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" filled="f" stroked="f">
+                  <v:textbox inset="0,0,0,0">
+                    <w:txbxContent>
+                      <w:p>
+                        <w:pPr>
+                          <w:spacing w:before="67"/>
+                          <w:ind w:left="56"/>
+                          <w:rPr>
+                            <w:b/>
+                            <w:sz w:val="24"/>
+                          </w:rPr>
+                        </w:pPr>
+                        <w:r>
+                          <w:rPr>
+                            <w:rFonts w:ascii="Arial" w:hAnsi="Arial"/>
+                            <w:b/>
+                            <w:sz w:val="20"/>
+                          </w:rPr>
+                          <w:t>{{</w:t>
+                        </w:r>
+                        <w:proofErr w:type="spellStart"/>
+                        <w:r>
+                          <w:rPr>
+                            <w:rFonts w:ascii="Arial" w:hAnsi="Arial"/>
+                            <w:b/>
+                            <w:sz w:val="20"/>
+                          </w:rPr>
+                          <w:t>codigo</w:t>
+                        </w:r>
+                        <w:proofErr w:type="spellEnd"/>
+                        <w:r>
+                          <w:rPr>
+                            <w:rFonts w:ascii="Arial" w:hAnsi="Arial"/>
+                            <w:b/>
+                            <w:sz w:val="20"/>
+                          </w:rPr>
+                          <w:t>}}</w:t>
+                        </w:r>
+                      </w:p>
+                    </w:txbxContent>
+                  </v:textbox>
+                </v:shape>
+                <w10:wrap anchorx="page"/>
+              </v:group>
+            </w:pict>
+          </mc:Fallback>
+        </mc:AlternateContent>
+      </w:r>
+      <w:proofErr w:type="spellStart"/>
+      <w:r>
+        <w:rPr>
+          <w:color w:val="2F2F2F"/>
+          <w:spacing w:val="-2"/>
+          <w:sz w:val="18"/>
+        </w:rPr>
+        <w:t>Ord.Serv</w:t>
+      </w:r>
+      <w:proofErr w:type="spellEnd"/>
+      <w:r>
+        <w:rPr>
+          <w:color w:val="2F2F2F"/>
+          <w:spacing w:val="-2"/>
+          <w:sz w:val="18"/>
+        </w:rPr>
+        <w:t>.</w:t>
+      </w:r>
+    </w:p>
+    <w:p>
+      <w:pPr>
+        <w:spacing w:before="100"/>
+        <w:ind w:left="142"/>
+        <w:rPr>
+          <w:sz w:val="18"/>
+        </w:rPr>
+      </w:pPr>
+      <w:r>
+        <w:br w:type="column"/>
+      </w:r>
+      <w:r>
+        <w:rPr>
+          <w:color w:val="2F2F2F"/>
+          <w:spacing w:val="-2"/>
+          <w:sz w:val="18"/>
+        </w:rPr>
+        <w:t>Equipe</w:t>
+      </w:r>
+      <w:r>
+        <w:br w:type="column"/>
+      </w:r>
+      <w:r>
+        <w:rPr>
+          <w:color w:val="2F2F2F"/>
+          <w:sz w:val="18"/>
+        </w:rPr>
+        <w:t>ID</w:t>
+      </w:r>
+      <w:r>
+        <w:rPr>
+          <w:rFonts w:ascii="Times New Roman"/>
+          <w:color w:val="2F2F2F"/>
+          <w:spacing w:val="6"/>
+          <w:sz w:val="18"/>
+        </w:rPr>
+        <w:t xml:space="preserve"> </w:t>
+      </w:r>
+      <w:r>
+        <w:rPr>
           <w:color w:val="2F2F2F"/>
           <w:spacing w:val="-4"/>
           <w:sz w:val="18"/>
         </w:rPr>
+        <w:t>Obra</w:t>
+      </w:r>
+    </w:p>
+    <w:p>
+      <w:pPr>
+        <w:spacing w:before="100"/>
+        <w:rPr>
+          <w:sz w:val="18"/>
+        </w:rPr>
+      </w:pPr>
+      <w:r>
+        <w:br w:type="column"/>
+      </w:r>
+      <w:r>
+        <w:rPr>
+          <w:color w:val="2F2F2F"/>
+          <w:spacing w:val="-2"/>
+          <w:sz w:val="18"/>
+        </w:rPr>
+        <w:t>Agência</w:t>
+      </w:r>
+    </w:p>
+    <w:p>
+      <w:pPr>
+        <w:rPr>
+          <w:sz w:val="18"/>
+        </w:rPr>
+        <w:sectPr>
+          <w:type w:val="continuous"/>
+          <w:pgSz w:w="11910" w:h="16840"/>
+          <w:pgMar w:top="260" w:right="141" w:bottom="280" w:left="141" w:header="720" w:footer="720" w:gutter="0"/>
+          <w:cols w:num="4" w:space="720" w:equalWidth="0">
+            <w:col w:w="2154" w:space="1671"/>
+            <w:col w:w="727" w:space="2336"/>
+            <w:col w:w="783" w:space="2161"/>
+            <w:col w:w="1796"/>
+          </w:cols>
+        </w:sectPr>
+      </w:pPr>
+    </w:p>
+    <w:p>
+      <w:pPr>
+        <w:pStyle w:val="Corpodetexto"/>
+        <w:spacing w:before="95"/>
+        <w:rPr>
+          <w:sz w:val="18"/>
+        </w:rPr>
+      </w:pPr>
+      <w:r>
+        <w:rPr>
+          <w:noProof/>
+          <w:sz w:val="18"/>
+        </w:rPr>
+        <mc:AlternateContent>
+          <mc:Choice Requires="wpg">
+            <w:drawing>
+              <wp:anchor distT="0" distB="0" distL="0" distR="0" simplePos="0" relativeHeight="251611648" behindDoc="0" locked="0" layoutInCell="1" allowOverlap="1" wp14:anchorId="533B2E43" wp14:editId="02C63716">
+                <wp:simplePos x="0" y="0"/>
+                <wp:positionH relativeFrom="page">
+                  <wp:posOffset>3028950</wp:posOffset>
+                </wp:positionH>
+                <wp:positionV relativeFrom="paragraph">
+                  <wp:posOffset>18415</wp:posOffset>
+                </wp:positionV>
+                <wp:extent cx="2773045" cy="226695"/>
+                <wp:effectExtent l="0" t="0" r="8255" b="1905"/>
+                <wp:wrapNone/>
+                <wp:docPr id="15" name="Group 15"/>
+                <wp:cNvGraphicFramePr>
+                  <a:graphicFrameLocks xmlns:a="http://schemas.openxmlformats.org/drawingml/2006/main"/>
+                </wp:cNvGraphicFramePr>
+                <a:graphic xmlns:a="http://schemas.openxmlformats.org/drawingml/2006/main">
+                  <a:graphicData uri="http://schemas.microsoft.com/office/word/2010/wordprocessingGroup">
+                    <wpg:wgp>
+                      <wpg:cNvGrpSpPr>
+                        <a:grpSpLocks/>
+                      </wpg:cNvGrpSpPr>
+                      <wpg:grpSpPr>
+                        <a:xfrm>
+                          <a:off x="0" y="0"/>
+                          <a:ext cx="2773045" cy="226695"/>
+                          <a:chOff x="0" y="1797"/>
+                          <a:chExt cx="2773045" cy="226804"/>
+                        </a:xfrm>
+                      </wpg:grpSpPr>
+                      <wps:wsp>
+                        <wps:cNvPr id="16" name="Graphic 16"/>
+                        <wps:cNvSpPr/>
+                        <wps:spPr>
+                          <a:xfrm>
+                            <a:off x="1797" y="1797"/>
+                            <a:ext cx="2769235" cy="215900"/>
+                          </a:xfrm>
+                          <a:custGeom>
+                            <a:avLst/>
+                            <a:gdLst/>
+                            <a:ahLst/>
+                            <a:cxnLst/>
+                            <a:rect l="l" t="t" r="r" b="b"/>
+                            <a:pathLst>
+                              <a:path w="2769235" h="215900">
+                                <a:moveTo>
+                                  <a:pt x="89992" y="0"/>
+                                </a:moveTo>
+                                <a:lnTo>
+                                  <a:pt x="2679153" y="0"/>
+                                </a:lnTo>
+                                <a:lnTo>
+                                  <a:pt x="2714185" y="7073"/>
+                                </a:lnTo>
+                                <a:lnTo>
+                                  <a:pt x="2742790" y="26362"/>
+                                </a:lnTo>
+                                <a:lnTo>
+                                  <a:pt x="2762074" y="54971"/>
+                                </a:lnTo>
+                                <a:lnTo>
+                                  <a:pt x="2769146" y="90004"/>
+                                </a:lnTo>
+                                <a:lnTo>
+                                  <a:pt x="2769146" y="125463"/>
+                                </a:lnTo>
+                                <a:lnTo>
+                                  <a:pt x="2762074" y="160497"/>
+                                </a:lnTo>
+                                <a:lnTo>
+                                  <a:pt x="2742790" y="189106"/>
+                                </a:lnTo>
+                                <a:lnTo>
+                                  <a:pt x="2714185" y="208395"/>
+                                </a:lnTo>
+                                <a:lnTo>
+                                  <a:pt x="2679153" y="215468"/>
+                                </a:lnTo>
+                                <a:lnTo>
+                                  <a:pt x="89992" y="215468"/>
+                                </a:lnTo>
+                                <a:lnTo>
+                                  <a:pt x="54960" y="208395"/>
+                                </a:lnTo>
+                                <a:lnTo>
+                                  <a:pt x="26355" y="189106"/>
+                                </a:lnTo>
+                                <a:lnTo>
+                                  <a:pt x="7071" y="160497"/>
+                                </a:lnTo>
+                                <a:lnTo>
+                                  <a:pt x="0" y="125463"/>
+                                </a:lnTo>
+                                <a:lnTo>
+                                  <a:pt x="0" y="90004"/>
+                                </a:lnTo>
+                                <a:lnTo>
+                                  <a:pt x="7071" y="54971"/>
+                                </a:lnTo>
+                                <a:lnTo>
+                                  <a:pt x="26355" y="26362"/>
+                                </a:lnTo>
+                                <a:lnTo>
+                                  <a:pt x="54960" y="7073"/>
+                                </a:lnTo>
+                                <a:lnTo>
+                                  <a:pt x="89992" y="0"/>
+                                </a:lnTo>
+                                <a:close/>
+                              </a:path>
+                            </a:pathLst>
+                          </a:custGeom>
+                          <a:ln w="3594">
+                            <a:solidFill>
+                              <a:srgbClr val="C0C0C0"/>
+                            </a:solidFill>
+                            <a:prstDash val="solid"/>
+                          </a:ln>
+                        </wps:spPr>
+                        <wps:bodyPr wrap="square" lIns="0" tIns="0" rIns="0" bIns="0" rtlCol="0">
+                          <a:prstTxWarp prst="textNoShape">
+                            <a:avLst/>
+                          </a:prstTxWarp>
+                          <a:noAutofit/>
+                        </wps:bodyPr>
+                      </wps:wsp>
+                      <wps:wsp>
+                        <wps:cNvPr id="17" name="Textbox 17"/>
+                        <wps:cNvSpPr txBox="1"/>
+                        <wps:spPr>
+                          <a:xfrm>
+                            <a:off x="0" y="9526"/>
+                            <a:ext cx="2773045" cy="219075"/>
+                          </a:xfrm>
+                          <a:prstGeom prst="rect">
+                            <a:avLst/>
+                          </a:prstGeom>
+                        </wps:spPr>
+                        <wps:txbx>
+                          <w:txbxContent>
+                            <w:p>
+                              <w:pPr>
+                                <w:spacing w:before="67"/>
+                                <w:ind w:left="55"/>
+                                <w:rPr>
+                                  <w:sz w:val="18"/>
+                                </w:rPr>
+                              </w:pPr>
+                              <w:r>
+                                <w:rPr>
+                                  <w:rFonts w:ascii="Arial" w:hAnsi="Arial"/>
+                                  <w:sz w:val="20"/>
+                                </w:rPr>
+                                <w:t>{{encarregado}}</w:t>
+                              </w:r>
+                            </w:p>
+                          </w:txbxContent>
+                        </wps:txbx>
+                        <wps:bodyPr wrap="square" lIns="0" tIns="0" rIns="0" bIns="0" rtlCol="0">
+                          <a:noAutofit/>
+                        </wps:bodyPr>
+                      </wps:wsp>
+                    </wpg:wgp>
+                  </a:graphicData>
+                </a:graphic>
+                <wp14:sizeRelV relativeFrom="margin">
+                  <wp14:pctHeight>0</wp14:pctHeight>
+                </wp14:sizeRelV>
+              </wp:anchor>
+            </w:drawing>
+          </mc:Choice>
+          <mc:Fallback>
+            <w:pict>
+              <v:group w14:anchorId="533B2E43" id="Group 15" o:spid="_x0000_s1038" style="position:absolute;margin-left:238.5pt;margin-top:1.45pt;width:218.35pt;height:17.85pt;z-index:251611648;mso-wrap-distance-left:0;mso-wrap-distance-right:0;mso-position-horizontal-relative:page;mso-height-relative:margin" coordorigin=",17" coordsize="27730,2268" o:gfxdata="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">
+                <v:shape id="Graphic 16" o:spid="_x0000_s1039" style="position:absolute;left:17;top:17;width:27693;height:2159;visibility:visible;mso-wrap-style:square;v-text-anchor:top" coordsize="2769235,215900" o:gfxdata="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" path="m89992,l2679153,r35032,7073l2742790,26362r19284,28609l2769146,90004r,35459l2762074,160497r-19284,28609l2714185,208395r-35032,7073l89992,215468,54960,208395,26355,189106,7071,160497,,125463,,90004,7071,54971,26355,26362,54960,7073,89992,xe" filled="f" strokecolor="silver" strokeweight=".09983mm">
+                  <v:path arrowok="t"/>
+                </v:shape>
+                <v:shape id="Textbox 17" o:spid="_x0000_s1040" type="#_x0000_t202" style="position:absolute;top:95;width:27730;height:2191;visibility:visible;mso-wrap-style:square;v-text-anchor:top" o:gfxdata="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" filled="f" stroked="f">
+                  <v:textbox inset="0,0,0,0">
+                    <w:txbxContent>
+                      <w:p>
+                        <w:pPr>
+                          <w:spacing w:before="67"/>
+                          <w:ind w:left="55"/>
+                          <w:rPr>
+                            <w:sz w:val="18"/>
+                          </w:rPr>
+                        </w:pPr>
+                        <w:r>
+                          <w:rPr>
+                            <w:rFonts w:ascii="Arial" w:hAnsi="Arial"/>
+                            <w:sz w:val="20"/>
+                          </w:rPr>
+                          <w:t>{{encarregado}}</w:t>
+                        </w:r>
+                      </w:p>
+                    </w:txbxContent>
+                  </v:textbox>
+                </v:shape>
+                <w10:wrap anchorx="page"/>
+              </v:group>
+            </w:pict>
+          </mc:Fallback>
+        </mc:AlternateContent>
+      </w:r>
+      <w:r>
+        <w:rPr>
+          <w:noProof/>
+        </w:rPr>
+        <mc:AlternateContent>
+          <mc:Choice Requires="wps">
+            <w:drawing>
+              <wp:anchor distT="0" distB="0" distL="114300" distR="114300" simplePos="0" relativeHeight="487490560" behindDoc="1" locked="0" layoutInCell="1" allowOverlap="1" wp14:anchorId="43FB4535" wp14:editId="355F2683">
+                <wp:simplePos x="0" y="0"/>
+                <wp:positionH relativeFrom="column">
+                  <wp:posOffset>702310</wp:posOffset>
+                </wp:positionH>
+                <wp:positionV relativeFrom="paragraph">
+                  <wp:posOffset>10160</wp:posOffset>
+                </wp:positionV>
+                <wp:extent cx="854075" cy="215900"/>
+                <wp:effectExtent l="0" t="0" r="22225" b="12700"/>
+                <wp:wrapNone/>
+                <wp:docPr id="808433936" name="Graphic 10"/>
+                <wp:cNvGraphicFramePr/>
+                <a:graphic xmlns:a="http://schemas.openxmlformats.org/drawingml/2006/main">
+                  <a:graphicData uri="http://schemas.microsoft.com/office/word/2010/wordprocessingShape">
+                    <wps:wsp>
+                      <wps:cNvSpPr/>
+                      <wps:spPr>
+                        <a:xfrm>
+                          <a:off x="0" y="0"/>
+                          <a:ext cx="854075" cy="215900"/>
+                        </a:xfrm>
+                        <a:custGeom>
+                          <a:avLst/>
+                          <a:gdLst/>
+                          <a:ahLst/>
+                          <a:cxnLst/>
+                          <a:rect l="l" t="t" r="r" b="b"/>
+                          <a:pathLst>
+                            <a:path w="854075" h="215900">
+                              <a:moveTo>
+                                <a:pt x="90004" y="0"/>
+                              </a:moveTo>
+                              <a:lnTo>
+                                <a:pt x="763638" y="0"/>
+                              </a:lnTo>
+                              <a:lnTo>
+                                <a:pt x="798670" y="7073"/>
+                              </a:lnTo>
+                              <a:lnTo>
+                                <a:pt x="827274" y="26362"/>
+                              </a:lnTo>
+                              <a:lnTo>
+                                <a:pt x="846559" y="54971"/>
+                              </a:lnTo>
+                              <a:lnTo>
+                                <a:pt x="853630" y="90004"/>
+                              </a:lnTo>
+                              <a:lnTo>
+                                <a:pt x="853630" y="125501"/>
+                              </a:lnTo>
+                              <a:lnTo>
+                                <a:pt x="846559" y="160535"/>
+                              </a:lnTo>
+                              <a:lnTo>
+                                <a:pt x="827274" y="189144"/>
+                              </a:lnTo>
+                              <a:lnTo>
+                                <a:pt x="798670" y="208433"/>
+                              </a:lnTo>
+                              <a:lnTo>
+                                <a:pt x="763638" y="215506"/>
+                              </a:lnTo>
+                              <a:lnTo>
+                                <a:pt x="90004" y="215506"/>
+                              </a:lnTo>
+                              <a:lnTo>
+                                <a:pt x="54971" y="208433"/>
+                              </a:lnTo>
+                              <a:lnTo>
+                                <a:pt x="26362" y="189144"/>
+                              </a:lnTo>
+                              <a:lnTo>
+                                <a:pt x="7073" y="160535"/>
+                              </a:lnTo>
+                              <a:lnTo>
+                                <a:pt x="0" y="125501"/>
+                              </a:lnTo>
+                              <a:lnTo>
+                                <a:pt x="0" y="90004"/>
+                              </a:lnTo>
+                              <a:lnTo>
+                                <a:pt x="7073" y="54971"/>
+                              </a:lnTo>
+                              <a:lnTo>
+                                <a:pt x="26362" y="26362"/>
+                              </a:lnTo>
+                              <a:lnTo>
+                                <a:pt x="54971" y="7073"/>
+                              </a:lnTo>
+                              <a:lnTo>
+                                <a:pt x="90004" y="0"/>
+                              </a:lnTo>
+                              <a:close/>
+                            </a:path>
+                          </a:pathLst>
+                        </a:custGeom>
+                        <a:ln w="3594">
+                          <a:solidFill>
+                            <a:srgbClr val="C0C0C0"/>
+                          </a:solidFill>
+                          <a:prstDash val="solid"/>
+                        </a:ln>
+                      </wps:spPr>
+                      <wps:txbx>
+                        <w:txbxContent>
+                          <w:p>
+                            <w:pPr>
+                              <w:jc w:val="center"/>
+                            </w:pPr>
+                          </w:p>
+                        </w:txbxContent>
+                      </wps:txbx>
+                      <wps:bodyPr wrap="square" lIns="0" tIns="0" rIns="0" bIns="0" rtlCol="0">
+                        <a:prstTxWarp prst="textNoShape">
+                          <a:avLst/>
+                        </a:prstTxWarp>
+                        <a:noAutofit/>
+                      </wps:bodyPr>
+                    </wps:wsp>
+                  </a:graphicData>
+                </a:graphic>
+              </wp:anchor>
+            </w:drawing>
+          </mc:Choice>
+          <mc:Fallback>
+            <w:pict>
+              <v:shape w14:anchorId="43FB4535" id="Graphic 10" o:spid="_x0000_s1041" style="position:absolute;margin-left:55.3pt;margin-top:.8pt;width:67.25pt;height:17pt;z-index:-15825920;visibility:visible;mso-wrap-style:square;mso-wrap-distance-left:9pt;mso-wrap-distance-top:0;mso-wrap-distance-right:9pt;mso-wrap-distance-bottom:0;mso-position-horizontal:absolute;mso-position-horizontal-relative:text;mso-position-vertical:absolute;mso-position-vertical-relative:text;v-text-anchor:top" coordsize="854075,215900" o:spt="100" o:gfxdata="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" adj="-11796480,,5400" path="m90004,l763638,r35032,7073l827274,26362r19285,28609l853630,90004r,35497l846559,160535r-19285,28609l798670,208433r-35032,7073l90004,215506,54971,208433,26362,189144,7073,160535,,125501,,90004,7073,54971,26362,26362,54971,7073,90004,xe" filled="f" strokecolor="silver" strokeweight=".09983mm">
+                <v:stroke joinstyle="miter"/>
+                <v:formulas/>
+                <v:path arrowok="t" o:connecttype="custom" textboxrect="0,0,854075,215900"/>
+                <v:textbox inset="0,0,0,0">
+                  <w:txbxContent>
+                    <w:p>
+                      <w:pPr>
+                        <w:jc w:val="center"/>
+                      </w:pPr>
+                    </w:p>
+                  </w:txbxContent>
+                </v:textbox>
+              </v:shape>
+            </w:pict>
+          </mc:Fallback>
+        </mc:AlternateContent>
+      </w:r>
+      <w:r>
+        <w:rPr>
+          <w:color w:val="2F2F2F"/>
+          <w:spacing w:val="-4"/>
+          <w:sz w:val="18"/>
+        </w:rPr>
+        <w:t xml:space="preserve">           </w:t>
+      </w:r>
+      <w:r>
+        <w:rPr>
+          <w:color w:val="2F2F2F"/>
+          <w:spacing w:val="-4"/>
+          <w:sz w:val="18"/>
+        </w:rPr>
         <w:t>Data</w:t>
       </w:r>
       <w:r>
@@ -1752,7 +1765,7 @@
           <w:color w:val="2F2F2F"/>
           <w:sz w:val="18"/>
         </w:rPr>
-        <w:t xml:space="preserve">                               </w:t>
+        <w:t xml:space="preserve">                              </w:t>
       </w:r>
       <w:r>
         <w:rPr>
@@ -1961,11 +1974,11 @@
           </mc:Choice>
           <mc:Fallback>
             <w:pict>
-              <v:group w14:anchorId="3230A251" id="Group 21" o:spid="_x0000_s1041" style="position:absolute;left:0;text-align:left;margin-left:417pt;margin-top:-3.3pt;width:155.2pt;height:17.25pt;z-index:251615744;mso-wrap-distance-left:0;mso-wrap-distance-right:0;mso-position-horizontal-relative:page" coordsize="19710,2190" o:gfxdata="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">
-                <v:shape id="Graphic 22" o:spid="_x0000_s1042" style="position:absolute;left:17;top:17;width:19673;height:2159;visibility:visible;mso-wrap-style:square;v-text-anchor:top" coordsize="1967230,215900" o:gfxdata="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" path="m89992,l1877110,r35027,7073l1940742,26362r19288,28609l1967102,90004r,35459l1960030,160497r-19288,28609l1912137,208395r-35027,7073l89992,215468,54960,208395,26355,189106,7071,160497,,125463,,90004,7071,54971,26355,26362,54960,7073,89992,xe" filled="f" strokecolor="silver" strokeweight=".09983mm">
+              <v:group w14:anchorId="3230A251" id="Group 21" o:spid="_x0000_s1042" style="position:absolute;left:0;text-align:left;margin-left:417pt;margin-top:-3.3pt;width:155.2pt;height:17.25pt;z-index:251615744;mso-wrap-distance-left:0;mso-wrap-distance-right:0;mso-position-horizontal-relative:page" coordsize="19710,2190" o:gfxdata="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">
+                <v:shape id="Graphic 22" o:spid="_x0000_s1043" style="position:absolute;left:17;top:17;width:19673;height:2159;visibility:visible;mso-wrap-style:square;v-text-anchor:top" coordsize="1967230,215900" o:gfxdata="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" path="m89992,l1877110,r35027,7073l1940742,26362r19288,28609l1967102,90004r,35459l1960030,160497r-19288,28609l1912137,208395r-35027,7073l89992,215468,54960,208395,26355,189106,7071,160497,,125463,,90004,7071,54971,26355,26362,54960,7073,89992,xe" filled="f" strokecolor="silver" strokeweight=".09983mm">
                   <v:path arrowok="t"/>
                 </v:shape>
-                <v:shape id="Textbox 23" o:spid="_x0000_s1043" type="#_x0000_t202" style="position:absolute;width:19710;height:2190;visibility:visible;mso-wrap-style:square;v-text-anchor:top" o:gfxdata="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" filled="f" stroked="f">
+                <v:shape id="Textbox 23" o:spid="_x0000_s1044" type="#_x0000_t202" style="position:absolute;width:19710;height:2190;visibility:visible;mso-wrap-style:square;v-text-anchor:top" o:gfxdata="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" filled="f" stroked="f">
                   <v:textbox inset="0,0,0,0">
                     <w:txbxContent>
                       <w:p>
@@ -2385,11 +2398,11 @@
           </mc:Choice>
           <mc:Fallback>
             <w:pict>
-              <v:group w14:anchorId="1BC020DF" id="Group 25" o:spid="_x0000_s1044" style="position:absolute;left:0;text-align:left;margin-left:417pt;margin-top:-3.3pt;width:155.2pt;height:17.3pt;z-index:251613696;mso-wrap-distance-left:0;mso-wrap-distance-right:0;mso-position-horizontal-relative:page" coordsize="19710,2197" o:gfxdata="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">
-                <v:shape id="Graphic 26" o:spid="_x0000_s1045" style="position:absolute;left:17;top:17;width:19673;height:2159;visibility:visible;mso-wrap-style:square;v-text-anchor:top" coordsize="1967230,215900" o:gfxdata="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" path="m89992,l1877110,r35027,7071l1940742,26355r19288,28605l1967102,89992r,35496l1960030,160522r-19288,28609l1912137,208420r-35027,7073l89992,215493,54960,208420,26355,189131,7071,160522,,125488,,89992,7071,54960,26355,26355,54960,7071,89992,xe" filled="f" strokecolor="silver" strokeweight=".09983mm">
+              <v:group w14:anchorId="1BC020DF" id="Group 25" o:spid="_x0000_s1045" style="position:absolute;left:0;text-align:left;margin-left:417pt;margin-top:-3.3pt;width:155.2pt;height:17.3pt;z-index:251613696;mso-wrap-distance-left:0;mso-wrap-distance-right:0;mso-position-horizontal-relative:page" coordsize="19710,2197" o:gfxdata="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">
+                <v:shape id="Graphic 26" o:spid="_x0000_s1046" style="position:absolute;left:17;top:17;width:19673;height:2159;visibility:visible;mso-wrap-style:square;v-text-anchor:top" coordsize="1967230,215900" o:gfxdata="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" path="m89992,l1877110,r35027,7071l1940742,26355r19288,28605l1967102,89992r,35496l1960030,160522r-19288,28609l1912137,208420r-35027,7073l89992,215493,54960,208420,26355,189131,7071,160522,,125488,,89992,7071,54960,26355,26355,54960,7071,89992,xe" filled="f" strokecolor="silver" strokeweight=".09983mm">
                   <v:path arrowok="t"/>
                 </v:shape>
-                <v:shape id="Textbox 27" o:spid="_x0000_s1046" type="#_x0000_t202" style="position:absolute;width:19710;height:2197;visibility:visible;mso-wrap-style:square;v-text-anchor:top" o:gfxdata="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" filled="f" stroked="f">
+                <v:shape id="Textbox 27" o:spid="_x0000_s1047" type="#_x0000_t202" style="position:absolute;width:19710;height:2197;visibility:visible;mso-wrap-style:square;v-text-anchor:top" o:gfxdata="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" filled="f" stroked="f">
                   <v:textbox inset="0,0,0,0">
                     <w:txbxContent>
                       <w:p>
@@ -2893,13 +2906,13 @@
         <mc:AlternateContent>
           <mc:Choice Requires="wps">
             <w:drawing>
-              <wp:anchor distT="0" distB="0" distL="0" distR="0" simplePos="0" relativeHeight="251703808" behindDoc="0" locked="0" layoutInCell="1" allowOverlap="1" wp14:anchorId="29EC372D" wp14:editId="293D55CA">
+              <wp:anchor distT="0" distB="0" distL="0" distR="0" simplePos="0" relativeHeight="251703808" behindDoc="0" locked="0" layoutInCell="1" allowOverlap="1" wp14:anchorId="29EC372D" wp14:editId="2E405B7D">
                 <wp:simplePos x="0" y="0"/>
                 <wp:positionH relativeFrom="page">
-                  <wp:posOffset>4143376</wp:posOffset>
+                  <wp:posOffset>4143375</wp:posOffset>
                 </wp:positionH>
                 <wp:positionV relativeFrom="paragraph">
-                  <wp:posOffset>322579</wp:posOffset>
+                  <wp:posOffset>321945</wp:posOffset>
                 </wp:positionV>
                 <wp:extent cx="2247900" cy="200025"/>
                 <wp:effectExtent l="0" t="0" r="19050" b="28575"/>
@@ -3009,14 +3022,7 @@
                                 <w:rFonts w:ascii="Arial" w:hAnsi="Arial"/>
                                 <w:sz w:val="18"/>
                               </w:rPr>
-                              <w:t xml:space="preserve">   </w:t>
-                            </w:r>
-                            <w:r>
-                              <w:rPr>
-                                <w:rFonts w:ascii="Arial" w:hAnsi="Arial"/>
-                                <w:sz w:val="18"/>
-                              </w:rPr>
-                              <w:t>{{alimentador}}</w:t>
+                              <w:t xml:space="preserve">   {{alimentador}}</w:t>
                             </w:r>
                           </w:p>
                         </w:txbxContent>
@@ -3041,7 +3047,7 @@
           </mc:Choice>
           <mc:Fallback>
             <w:pict>
-              <v:shape w14:anchorId="29EC372D" id="Graphic 29" o:spid="_x0000_s1047" style="position:absolute;margin-left:326.25pt;margin-top:25.4pt;width:177pt;height:15.75pt;z-index:251703808;visibility:visible;mso-wrap-style:square;mso-width-percent:0;mso-height-percent:0;mso-wrap-distance-left:0;mso-wrap-distance-top:0;mso-wrap-distance-right:0;mso-wrap-distance-bottom:0;mso-position-horizontal:absolute;mso-position-horizontal-relative:page;mso-position-vertical:absolute;mso-position-vertical-relative:text;mso-width-percent:0;mso-height-percent:0;mso-width-relative:margin;mso-height-relative:margin;v-text-anchor:top" coordsize="6005830,625475" o:spt="100" o:gfxdata="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" adj="-11796480,,5400" path="m89992,l5915698,r35026,7073l5979329,26362r19288,28609l6005690,90004r,445059l5998617,570097r-19288,28609l5950724,617995r-35026,7073l89992,625068,54960,617995,26355,598706,7071,570097,,535063,,90004,7071,54971,26355,26362,54960,7073,89992,xe" filled="f" strokecolor="silver" strokeweight=".09983mm">
+              <v:shape w14:anchorId="29EC372D" id="Graphic 29" o:spid="_x0000_s1048" style="position:absolute;margin-left:326.25pt;margin-top:25.35pt;width:177pt;height:15.75pt;z-index:251703808;visibility:visible;mso-wrap-style:square;mso-width-percent:0;mso-height-percent:0;mso-wrap-distance-left:0;mso-wrap-distance-top:0;mso-wrap-distance-right:0;mso-wrap-distance-bottom:0;mso-position-horizontal:absolute;mso-position-horizontal-relative:page;mso-position-vertical:absolute;mso-position-vertical-relative:text;mso-width-percent:0;mso-height-percent:0;mso-width-relative:margin;mso-height-relative:margin;v-text-anchor:top" coordsize="6005830,625475" o:spt="100" o:gfxdata="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" adj="-11796480,,5400" path="m89992,l5915698,r35026,7073l5979329,26362r19288,28609l6005690,90004r,445059l5998617,570097r-19288,28609l5950724,617995r-35026,7073l89992,625068,54960,617995,26355,598706,7071,570097,,535063,,90004,7071,54971,26355,26362,54960,7073,89992,xe" filled="f" strokecolor="silver" strokeweight=".09983mm">
                 <v:stroke joinstyle="miter"/>
                 <v:formulas/>
                 <v:path arrowok="t" o:connecttype="custom" textboxrect="0,0,6005830,625475"/>
@@ -3053,14 +3059,7 @@
                           <w:rFonts w:ascii="Arial" w:hAnsi="Arial"/>
                           <w:sz w:val="18"/>
                         </w:rPr>
-                        <w:t xml:space="preserve">   </w:t>
-                      </w:r>
-                      <w:r>
-                        <w:rPr>
-                          <w:rFonts w:ascii="Arial" w:hAnsi="Arial"/>
-                          <w:sz w:val="18"/>
-                        </w:rPr>
-                        <w:t>{{alimentador}}</w:t>
+                        <w:t xml:space="preserve">   {{alimentador}}</w:t>
                       </w:r>
                     </w:p>
                   </w:txbxContent>
@@ -3270,7 +3269,7 @@
           </mc:Choice>
           <mc:Fallback>
             <w:pict>
-              <v:shape w14:anchorId="2522CD6C" id="Graphic 35" o:spid="_x0000_s1048" style="position:absolute;left:0;text-align:left;margin-left:69.75pt;margin-top:6.45pt;width:9.8pt;height:9.8pt;z-index:-251610624;visibility:visible;mso-wrap-style:square;mso-wrap-distance-left:0;mso-wrap-distance-top:0;mso-wrap-distance-right:0;mso-wrap-distance-bottom:0;mso-position-horizontal:absolute;mso-position-horizontal-relative:page;mso-position-vertical:absolute;mso-position-vertical-relative:text;v-text-anchor:top" coordsize="124460,124460" o:spt="100" o:gfxdata="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" adj="-11796480,,5400" path="m27029,l97383,em124421,27044r,70320em97364,124421r-70316,em,97369l,27040e" filled="f" strokecolor="#939393" strokeweight=".49281mm">
+              <v:shape w14:anchorId="2522CD6C" id="Graphic 35" o:spid="_x0000_s1049" style="position:absolute;left:0;text-align:left;margin-left:69.75pt;margin-top:6.45pt;width:9.8pt;height:9.8pt;z-index:-251610624;visibility:visible;mso-wrap-style:square;mso-wrap-distance-left:0;mso-wrap-distance-top:0;mso-wrap-distance-right:0;mso-wrap-distance-bottom:0;mso-position-horizontal:absolute;mso-position-horizontal-relative:page;mso-position-vertical:absolute;mso-position-vertical-relative:text;v-text-anchor:top" coordsize="124460,124460" o:spt="100" o:gfxdata="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" adj="-11796480,,5400" path="m27029,l97383,em124421,27044r,70320em97364,124421r-70316,em,97369l,27040e" filled="f" strokecolor="#939393" strokeweight=".49281mm">
                 <v:stroke joinstyle="miter"/>
                 <v:formulas/>
                 <v:path arrowok="t" o:connecttype="custom" textboxrect="0,0,124460,124460"/>
@@ -3582,7 +3581,7 @@
           </mc:Choice>
           <mc:Fallback>
             <w:pict>
-              <v:shape w14:anchorId="6DF24119" id="_x0000_s1049" style="position:absolute;left:0;text-align:left;margin-left:69pt;margin-top:10.5pt;width:9.8pt;height:9.8pt;z-index:-251608576;visibility:visible;mso-wrap-style:square;mso-wrap-distance-left:0;mso-wrap-distance-top:0;mso-wrap-distance-right:0;mso-wrap-distance-bottom:0;mso-position-horizontal:absolute;mso-position-horizontal-relative:page;mso-position-vertical:absolute;mso-position-vertical-relative:text;v-text-anchor:top" coordsize="124460,124460" o:spt="100" o:gfxdata="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" adj="-11796480,,5400" path="m27029,l97383,em124421,27044r,70320em97364,124421r-70316,em,97369l,27040e" filled="f" strokecolor="#939393" strokeweight=".49281mm">
+              <v:shape w14:anchorId="6DF24119" id="_x0000_s1050" style="position:absolute;left:0;text-align:left;margin-left:69pt;margin-top:10.5pt;width:9.8pt;height:9.8pt;z-index:-251608576;visibility:visible;mso-wrap-style:square;mso-wrap-distance-left:0;mso-wrap-distance-top:0;mso-wrap-distance-right:0;mso-wrap-distance-bottom:0;mso-position-horizontal:absolute;mso-position-horizontal-relative:page;mso-position-vertical:absolute;mso-position-vertical-relative:text;v-text-anchor:top" coordsize="124460,124460" o:spt="100" o:gfxdata="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" adj="-11796480,,5400" path="m27029,l97383,em124421,27044r,70320em97364,124421r-70316,em,97369l,27040e" filled="f" strokecolor="#939393" strokeweight=".49281mm">
                 <v:stroke joinstyle="miter"/>
                 <v:formulas/>
                 <v:path arrowok="t" o:connecttype="custom" textboxrect="0,0,124460,124460"/>
@@ -4117,14 +4116,7 @@
                                 <w:rFonts w:ascii="Arial" w:hAnsi="Arial"/>
                                 <w:sz w:val="20"/>
                               </w:rPr>
-                              <w:t xml:space="preserve">   </w:t>
-                            </w:r>
-                            <w:r>
-                              <w:rPr>
-                                <w:rFonts w:ascii="Arial" w:hAnsi="Arial"/>
-                                <w:sz w:val="20"/>
-                              </w:rPr>
-                              <w:t>{{</w:t>
+                              <w:t xml:space="preserve">   {{</w:t>
                             </w:r>
                             <w:proofErr w:type="spellStart"/>
                             <w:r>
@@ -4167,7 +4159,7 @@
           </mc:Choice>
           <mc:Fallback>
             <w:pict>
-              <v:shape w14:anchorId="79D04629" id="_x0000_s1050" style="position:absolute;left:0;text-align:left;margin-left:40.5pt;margin-top:19.75pt;width:519.75pt;height:49.25pt;z-index:251685376;visibility:visible;mso-wrap-style:square;mso-width-percent:0;mso-wrap-distance-left:0;mso-wrap-distance-top:0;mso-wrap-distance-right:0;mso-wrap-distance-bottom:0;mso-position-horizontal:absolute;mso-position-horizontal-relative:page;mso-position-vertical:absolute;mso-position-vertical-relative:text;mso-width-percent:0;mso-width-relative:margin;v-text-anchor:top" coordsize="6005830,625475" o:spt="100" o:gfxdata="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" adj="-11796480,,5400" path="m89992,l5915698,r35026,7073l5979329,26362r19288,28609l6005690,90004r,445059l5998617,570097r-19288,28609l5950724,617995r-35026,7073l89992,625068,54960,617995,26355,598706,7071,570097,,535063,,90004,7071,54971,26355,26362,54960,7073,89992,xe" filled="f" strokecolor="silver" strokeweight=".09983mm">
+              <v:shape w14:anchorId="79D04629" id="_x0000_s1051" style="position:absolute;left:0;text-align:left;margin-left:40.5pt;margin-top:19.75pt;width:519.75pt;height:49.25pt;z-index:251685376;visibility:visible;mso-wrap-style:square;mso-width-percent:0;mso-wrap-distance-left:0;mso-wrap-distance-top:0;mso-wrap-distance-right:0;mso-wrap-distance-bottom:0;mso-position-horizontal:absolute;mso-position-horizontal-relative:page;mso-position-vertical:absolute;mso-position-vertical-relative:text;mso-width-percent:0;mso-width-relative:margin;v-text-anchor:top" coordsize="6005830,625475" o:spt="100" o:gfxdata="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" adj="-11796480,,5400" path="m89992,l5915698,r35026,7073l5979329,26362r19288,28609l6005690,90004r,445059l5998617,570097r-19288,28609l5950724,617995r-35026,7073l89992,625068,54960,617995,26355,598706,7071,570097,,535063,,90004,7071,54971,26355,26362,54960,7073,89992,xe" filled="f" strokecolor="silver" strokeweight=".09983mm">
                 <v:stroke joinstyle="miter"/>
                 <v:formulas/>
                 <v:path arrowok="t" o:connecttype="custom" textboxrect="0,0,6005830,625475"/>
@@ -4182,14 +4174,7 @@
                           <w:rFonts w:ascii="Arial" w:hAnsi="Arial"/>
                           <w:sz w:val="20"/>
                         </w:rPr>
-                        <w:t xml:space="preserve">   </w:t>
-                      </w:r>
-                      <w:r>
-                        <w:rPr>
-                          <w:rFonts w:ascii="Arial" w:hAnsi="Arial"/>
-                          <w:sz w:val="20"/>
-                        </w:rPr>
-                        <w:t>{{</w:t>
+                        <w:t xml:space="preserve">   {{</w:t>
                       </w:r>
                       <w:proofErr w:type="spellStart"/>
                       <w:r>
@@ -4232,23 +4217,7 @@
           <w:spacing w:val="-2"/>
           <w:sz w:val="18"/>
         </w:rPr>
-        <w:t>H.Desliga</w:t>
-      </w:r>
-      <w:r>
-        <w:rPr>
-          <w:color w:val="2F2F2F"/>
-          <w:spacing w:val="-2"/>
-          <w:sz w:val="18"/>
-        </w:rPr>
-        <w:t>r</w:t>
-      </w:r>
-      <w:r>
-        <w:rPr>
-          <w:color w:val="2F2F2F"/>
-          <w:spacing w:val="-2"/>
-          <w:sz w:val="18"/>
-        </w:rPr>
-        <w:t>H.Religar</w:t>
+        <w:t>H.DesligarH.Religar</w:t>
       </w:r>
       <w:proofErr w:type="spellEnd"/>
       <w:proofErr w:type="gramEnd"/>
@@ -4415,14 +4384,7 @@
                                 <w:rFonts w:ascii="Arial" w:hAnsi="Arial"/>
                                 <w:sz w:val="18"/>
                               </w:rPr>
-                              <w:t xml:space="preserve">   </w:t>
-                            </w:r>
-                            <w:r>
-                              <w:rPr>
-                                <w:rFonts w:ascii="Arial" w:hAnsi="Arial"/>
-                                <w:sz w:val="18"/>
-                              </w:rPr>
-                              <w:t>{{chave}}</w:t>
+                              <w:t xml:space="preserve">   {{chave}}</w:t>
                             </w:r>
                           </w:p>
                         </w:txbxContent>
@@ -4447,7 +4409,7 @@
           </mc:Choice>
           <mc:Fallback>
             <w:pict>
-              <v:shape w14:anchorId="59EEE66A" id="_x0000_s1051" style="position:absolute;left:0;text-align:left;margin-left:326.25pt;margin-top:10pt;width:176.25pt;height:16.15pt;z-index:251694592;visibility:visible;mso-wrap-style:square;mso-width-percent:0;mso-height-percent:0;mso-wrap-distance-left:0;mso-wrap-distance-top:0;mso-wrap-distance-right:0;mso-wrap-distance-bottom:0;mso-position-horizontal:absolute;mso-position-horizontal-relative:page;mso-position-vertical:absolute;mso-position-vertical-relative:text;mso-width-percent:0;mso-height-percent:0;mso-width-relative:margin;mso-height-relative:margin;v-text-anchor:top" coordsize="6005830,625475" o:spt="100" o:gfxdata="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" adj="-11796480,,5400" path="m89992,l5915698,r35026,7073l5979329,26362r19288,28609l6005690,90004r,445059l5998617,570097r-19288,28609l5950724,617995r-35026,7073l89992,625068,54960,617995,26355,598706,7071,570097,,535063,,90004,7071,54971,26355,26362,54960,7073,89992,xe" filled="f" strokecolor="silver" strokeweight=".09983mm">
+              <v:shape w14:anchorId="59EEE66A" id="_x0000_s1052" style="position:absolute;left:0;text-align:left;margin-left:326.25pt;margin-top:10pt;width:176.25pt;height:16.15pt;z-index:251694592;visibility:visible;mso-wrap-style:square;mso-width-percent:0;mso-height-percent:0;mso-wrap-distance-left:0;mso-wrap-distance-top:0;mso-wrap-distance-right:0;mso-wrap-distance-bottom:0;mso-position-horizontal:absolute;mso-position-horizontal-relative:page;mso-position-vertical:absolute;mso-position-vertical-relative:text;mso-width-percent:0;mso-height-percent:0;mso-width-relative:margin;mso-height-relative:margin;v-text-anchor:top" coordsize="6005830,625475" o:spt="100" o:gfxdata="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" adj="-11796480,,5400" path="m89992,l5915698,r35026,7073l5979329,26362r19288,28609l6005690,90004r,445059l5998617,570097r-19288,28609l5950724,617995r-35026,7073l89992,625068,54960,617995,26355,598706,7071,570097,,535063,,90004,7071,54971,26355,26362,54960,7073,89992,xe" filled="f" strokecolor="silver" strokeweight=".09983mm">
                 <v:stroke joinstyle="miter"/>
                 <v:formulas/>
                 <v:path arrowok="t" o:connecttype="custom" textboxrect="0,0,6005830,625475"/>
@@ -4459,14 +4421,7 @@
                           <w:rFonts w:ascii="Arial" w:hAnsi="Arial"/>
                           <w:sz w:val="18"/>
                         </w:rPr>
-                        <w:t xml:space="preserve">   </w:t>
-                      </w:r>
-                      <w:r>
-                        <w:rPr>
-                          <w:rFonts w:ascii="Arial" w:hAnsi="Arial"/>
-                          <w:sz w:val="18"/>
-                        </w:rPr>
-                        <w:t>{{chave}}</w:t>
+                        <w:t xml:space="preserve">   {{chave}}</w:t>
                       </w:r>
                     </w:p>
                   </w:txbxContent>
@@ -4781,11 +4736,11 @@
           </mc:Choice>
           <mc:Fallback>
             <w:pict>
-              <v:group w14:anchorId="1A9EEA41" id="Group 36" o:spid="_x0000_s1052" style="position:absolute;left:0;text-align:left;margin-left:214.1pt;margin-top:-14.2pt;width:46.6pt;height:37.35pt;z-index:-251666944;mso-wrap-distance-left:0;mso-wrap-distance-right:0;mso-position-horizontal-relative:page" coordsize="5918,4743" o:gfxdata="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">
-                <v:shape id="Graphic 37" o:spid="_x0000_s1053" style="position:absolute;left:17;top:17;width:5881;height:4706;visibility:visible;mso-wrap-style:square;v-text-anchor:top" coordsize="588010,470534" o:gfxdata="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" path="m89992,l497916,r35031,7073l561552,26362r19285,28609l587908,90004r,35459l580837,160497r-19285,28609l532947,208395r-35031,7073l89992,215468,54965,208395,26360,189106,7072,160497,,125463,,90004,7072,54971,26360,26362,54965,7073,89992,xem89992,255066r407924,l532947,262139r28605,19288l580837,310032r7071,35027l587908,380530r-7071,35026l561552,444161r-28605,19288l497916,470522r-407924,l54965,463449,26360,444161,7072,415556,,380530,,345059,7072,310032,26360,281427,54965,262139r35027,-7073xe" filled="f" strokecolor="silver" strokeweight=".09983mm">
+              <v:group w14:anchorId="1A9EEA41" id="Group 36" o:spid="_x0000_s1053" style="position:absolute;left:0;text-align:left;margin-left:214.1pt;margin-top:-14.2pt;width:46.6pt;height:37.35pt;z-index:-251666944;mso-wrap-distance-left:0;mso-wrap-distance-right:0;mso-position-horizontal-relative:page" coordsize="5918,4743" o:gfxdata="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">
+                <v:shape id="Graphic 37" o:spid="_x0000_s1054" style="position:absolute;left:17;top:17;width:5881;height:4706;visibility:visible;mso-wrap-style:square;v-text-anchor:top" coordsize="588010,470534" o:gfxdata="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" path="m89992,l497916,r35031,7073l561552,26362r19285,28609l587908,90004r,35459l580837,160497r-19285,28609l532947,208395r-35031,7073l89992,215468,54965,208395,26360,189106,7072,160497,,125463,,90004,7072,54971,26360,26362,54965,7073,89992,xem89992,255066r407924,l532947,262139r28605,19288l580837,310032r7071,35027l587908,380530r-7071,35026l561552,444161r-28605,19288l497916,470522r-407924,l54965,463449,26360,444161,7072,415556,,380530,,345059,7072,310032,26360,281427,54965,262139r35027,-7073xe" filled="f" strokecolor="silver" strokeweight=".09983mm">
                   <v:path arrowok="t"/>
                 </v:shape>
-                <v:shape id="Textbox 38" o:spid="_x0000_s1054" type="#_x0000_t202" style="position:absolute;width:5918;height:4743;visibility:visible;mso-wrap-style:square;v-text-anchor:top" o:gfxdata="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" filled="f" stroked="f">
+                <v:shape id="Textbox 38" o:spid="_x0000_s1055" type="#_x0000_t202" style="position:absolute;width:5918;height:4743;visibility:visible;mso-wrap-style:square;v-text-anchor:top" o:gfxdata="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" filled="f" stroked="f">
                   <v:textbox inset="0,0,0,0">
                     <w:txbxContent>
                       <w:p>
@@ -5299,8 +5254,8 @@
           </mc:Choice>
           <mc:Fallback>
             <w:pict>
-              <v:group w14:anchorId="18FD6E94" id="Group 39" o:spid="_x0000_s1055" style="width:552.8pt;height:28.05pt;mso-position-horizontal-relative:char;mso-position-vertical-relative:line" coordsize="70205,3562" o:gfxdata="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">
-                <v:shape id="Graphic 40" o:spid="_x0000_s1056" style="position:absolute;top:3506;width:70205;height:13;visibility:visible;mso-wrap-style:square;v-text-anchor:top" coordsize="7020559,1270" o:gfxdata="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" path="m,l7020001,e" filled="f" strokeweight=".09983mm">
+              <v:group w14:anchorId="18FD6E94" id="Group 39" o:spid="_x0000_s1056" style="width:552.8pt;height:28.05pt;mso-position-horizontal-relative:char;mso-position-vertical-relative:line" coordsize="70205,3562" o:gfxdata="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">
+                <v:shape id="Graphic 40" o:spid="_x0000_s1057" style="position:absolute;top:3506;width:70205;height:13;visibility:visible;mso-wrap-style:square;v-text-anchor:top" coordsize="7020559,1270" o:gfxdata="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" path="m,l7020001,e" filled="f" strokeweight=".09983mm">
                   <v:path arrowok="t"/>
                 </v:shape>
                 <v:shapetype id="_x0000_t75" coordsize="21600,21600" o:spt="75" o:preferrelative="t" path="m@4@5l@4@11@9@11@9@5xe" filled="f" stroked="f">
@@ -5322,13 +5277,13 @@
                   <v:path o:extrusionok="f" gradientshapeok="t" o:connecttype="rect"/>
                   <o:lock v:ext="edit" aspectratio="t"/>
                 </v:shapetype>
-                <v:shape id="Image 41" o:spid="_x0000_s1057" type="#_x0000_t75" style="position:absolute;left:6056;width:5337;height:3524;visibility:visible;mso-wrap-style:square" o:gfxdata="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">
+                <v:shape id="Image 41" o:spid="_x0000_s1058" type="#_x0000_t75" style="position:absolute;left:6056;width:5337;height:3524;visibility:visible;mso-wrap-style:square" o:gfxdata="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">
                   <v:imagedata r:id="rId6" o:title=""/>
                 </v:shape>
-                <v:shape id="Graphic 42" o:spid="_x0000_s1058" style="position:absolute;top:3542;width:70205;height:13;visibility:visible;mso-wrap-style:square;v-text-anchor:top" coordsize="7020559,1270" o:gfxdata="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" path="m,l7020001,e" filled="f" strokecolor="#ccc" strokeweight=".09983mm">
+                <v:shape id="Graphic 42" o:spid="_x0000_s1059" style="position:absolute;top:3542;width:70205;height:13;visibility:visible;mso-wrap-style:square;v-text-anchor:top" coordsize="7020559,1270" o:gfxdata="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" path="m,l7020001,e" filled="f" strokecolor="#ccc" strokeweight=".09983mm">
                   <v:path arrowok="t"/>
                 </v:shape>
-                <v:shape id="Textbox 43" o:spid="_x0000_s1059" type="#_x0000_t202" style="position:absolute;left:15483;top:958;width:43262;height:1626;visibility:visible;mso-wrap-style:square;v-text-anchor:top" o:gfxdata="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" filled="f" stroked="f">
+                <v:shape id="Textbox 43" o:spid="_x0000_s1060" type="#_x0000_t202" style="position:absolute;left:15483;top:958;width:43262;height:1626;visibility:visible;mso-wrap-style:square;v-text-anchor:top" o:gfxdata="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" filled="f" stroked="f">
                   <v:textbox inset="0,0,0,0">
                     <w:txbxContent>
                       <w:p>
@@ -5454,7 +5409,7 @@
                     </w:txbxContent>
                   </v:textbox>
                 </v:shape>
-                <v:shape id="Textbox 44" o:spid="_x0000_s1060" type="#_x0000_t202" style="position:absolute;left:62514;top:1199;width:7347;height:1480;visibility:visible;mso-wrap-style:square;v-text-anchor:top" o:gfxdata="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" filled="f" stroked="f">
+                <v:shape id="Textbox 44" o:spid="_x0000_s1061" type="#_x0000_t202" style="position:absolute;left:62514;top:1199;width:7347;height:1480;visibility:visible;mso-wrap-style:square;v-text-anchor:top" o:gfxdata="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" filled="f" stroked="f">
                   <v:textbox inset="0,0,0,0">
                     <w:txbxContent>
                       <w:p>
@@ -6042,7 +5997,7 @@
           </mc:Choice>
           <mc:Fallback>
             <w:pict>
-              <v:shape w14:anchorId="2257E4CB" id="Textbox 46" o:spid="_x0000_s1061" type="#_x0000_t202" style="width:553.2pt;height:17.25pt;visibility:visible;mso-wrap-style:square;mso-left-percent:-10001;mso-top-percent:-10001;mso-position-horizontal:absolute;mso-position-horizontal-relative:char;mso-position-vertical:absolute;mso-position-vertical-relative:line;mso-left-percent:-10001;mso-top-percent:-10001;v-text-anchor:top" o:gfxdata="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" fillcolor="#ededed" stroked="f">
+              <v:shape w14:anchorId="2257E4CB" id="Textbox 46" o:spid="_x0000_s1062" type="#_x0000_t202" style="width:553.2pt;height:17.25pt;visibility:visible;mso-wrap-style:square;mso-left-percent:-10001;mso-top-percent:-10001;mso-position-horizontal:absolute;mso-position-horizontal-relative:char;mso-position-vertical:absolute;mso-position-vertical-relative:line;mso-left-percent:-10001;mso-top-percent:-10001;v-text-anchor:top" o:gfxdata="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" fillcolor="#ededed" stroked="f">
                 <v:textbox inset="0,0,0,0">
                   <w:txbxContent>
                     <w:p>
@@ -6243,6 +6198,13 @@
           <w:rFonts w:ascii="Arial" w:hAnsi="Arial"/>
           <w:sz w:val="20"/>
         </w:rPr>
+        <w:t xml:space="preserve">                                                                                     </w:t>
+      </w:r>
+      <w:r>
+        <w:rPr>
+          <w:rFonts w:ascii="Arial" w:hAnsi="Arial"/>
+          <w:sz w:val="20"/>
+        </w:rPr>
         <w:t>____________________</w:t>
       </w:r>
     </w:p>
@@ -6258,14 +6220,7 @@
           <w:rFonts w:ascii="Arial" w:hAnsi="Arial"/>
           <w:sz w:val="20"/>
         </w:rPr>
-        <w:t xml:space="preserve">          </w:t>
-      </w:r>
-      <w:r>
-        <w:rPr>
-          <w:rFonts w:ascii="Arial" w:hAnsi="Arial"/>
-          <w:sz w:val="20"/>
-        </w:rPr>
-        <w:t xml:space="preserve">{%p </w:t>
+        <w:t xml:space="preserve">          {%p </w:t>
       </w:r>
       <w:proofErr w:type="spellStart"/>
       <w:r>

--- a/backend/templates/OS_LINHA_VIVA.docx
+++ b/backend/templates/OS_LINHA_VIVA.docx
@@ -1257,7 +1257,7 @@
     <w:p>
       <w:pPr>
         <w:spacing w:before="100"/>
-        <w:ind w:left="142"/>
+        <w:ind w:left="142" w:right="-2336"/>
         <w:rPr>
           <w:sz w:val="18"/>
         </w:rPr>
@@ -1329,7 +1329,7 @@
           <w:type w:val="continuous"/>
           <w:pgSz w:w="11910" w:h="16840"/>
           <w:pgMar w:top="260" w:right="141" w:bottom="280" w:left="141" w:header="720" w:footer="720" w:gutter="0"/>
-          <w:cols w:num="4" w:space="720" w:equalWidth="0">
+          <w:cols w:num="4" w:space="482" w:equalWidth="0">
             <w:col w:w="2154" w:space="1671"/>
             <w:col w:w="727" w:space="2336"/>
             <w:col w:w="783" w:space="2161"/>
@@ -1354,7 +1354,7 @@
         <mc:AlternateContent>
           <mc:Choice Requires="wpg">
             <w:drawing>
-              <wp:anchor distT="0" distB="0" distL="0" distR="0" simplePos="0" relativeHeight="251611648" behindDoc="0" locked="0" layoutInCell="1" allowOverlap="1" wp14:anchorId="533B2E43" wp14:editId="02C63716">
+              <wp:anchor distT="0" distB="0" distL="0" distR="0" simplePos="0" relativeHeight="251611648" behindDoc="0" locked="0" layoutInCell="1" allowOverlap="1" wp14:anchorId="533B2E43" wp14:editId="7D7438C0">
                 <wp:simplePos x="0" y="0"/>
                 <wp:positionH relativeFrom="page">
                   <wp:posOffset>3028950</wp:posOffset>
@@ -1362,8 +1362,8 @@
                 <wp:positionV relativeFrom="paragraph">
                   <wp:posOffset>18415</wp:posOffset>
                 </wp:positionV>
-                <wp:extent cx="2773045" cy="226695"/>
-                <wp:effectExtent l="0" t="0" r="8255" b="1905"/>
+                <wp:extent cx="3924300" cy="247650"/>
+                <wp:effectExtent l="0" t="0" r="19050" b="0"/>
                 <wp:wrapNone/>
                 <wp:docPr id="15" name="Group 15"/>
                 <wp:cNvGraphicFramePr>
@@ -1378,7 +1378,7 @@
                       <wpg:grpSpPr>
                         <a:xfrm>
                           <a:off x="0" y="0"/>
-                          <a:ext cx="2773045" cy="226695"/>
+                          <a:ext cx="3924300" cy="247650"/>
                           <a:chOff x="0" y="1797"/>
                           <a:chExt cx="2773045" cy="226804"/>
                         </a:xfrm>
@@ -1507,6 +1507,13 @@
                                   <w:rFonts w:ascii="Arial" w:hAnsi="Arial"/>
                                   <w:sz w:val="20"/>
                                 </w:rPr>
+                                <w:t xml:space="preserve">   </w:t>
+                              </w:r>
+                              <w:r>
+                                <w:rPr>
+                                  <w:rFonts w:ascii="Arial" w:hAnsi="Arial"/>
+                                  <w:sz w:val="20"/>
+                                </w:rPr>
                                 <w:t>{{encarregado}}</w:t>
                               </w:r>
                             </w:p>
@@ -1519,6 +1526,9 @@
                     </wpg:wgp>
                   </a:graphicData>
                 </a:graphic>
+                <wp14:sizeRelH relativeFrom="margin">
+                  <wp14:pctWidth>0</wp14:pctWidth>
+                </wp14:sizeRelH>
                 <wp14:sizeRelV relativeFrom="margin">
                   <wp14:pctHeight>0</wp14:pctHeight>
                 </wp14:sizeRelV>
@@ -1527,7 +1537,7 @@
           </mc:Choice>
           <mc:Fallback>
             <w:pict>
-              <v:group w14:anchorId="533B2E43" id="Group 15" o:spid="_x0000_s1038" style="position:absolute;margin-left:238.5pt;margin-top:1.45pt;width:218.35pt;height:17.85pt;z-index:251611648;mso-wrap-distance-left:0;mso-wrap-distance-right:0;mso-position-horizontal-relative:page;mso-height-relative:margin" coordorigin=",17" coordsize="27730,2268" o:gfxdata="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">
+              <v:group w14:anchorId="533B2E43" id="Group 15" o:spid="_x0000_s1038" style="position:absolute;margin-left:238.5pt;margin-top:1.45pt;width:309pt;height:19.5pt;z-index:251611648;mso-wrap-distance-left:0;mso-wrap-distance-right:0;mso-position-horizontal-relative:page;mso-width-relative:margin;mso-height-relative:margin" coordorigin=",17" coordsize="27730,2268" o:gfxdata="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">
                 <v:shape id="Graphic 16" o:spid="_x0000_s1039" style="position:absolute;left:17;top:17;width:27693;height:2159;visibility:visible;mso-wrap-style:square;v-text-anchor:top" coordsize="2769235,215900" o:gfxdata="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" path="m89992,l2679153,r35032,7073l2742790,26362r19284,28609l2769146,90004r,35459l2762074,160497r-19284,28609l2714185,208395r-35032,7073l89992,215468,54960,208395,26355,189106,7071,160497,,125463,,90004,7071,54971,26355,26362,54960,7073,89992,xe" filled="f" strokecolor="silver" strokeweight=".09983mm">
                   <v:path arrowok="t"/>
                 </v:shape>
@@ -1547,6 +1557,13 @@
                             <w:rFonts w:ascii="Arial" w:hAnsi="Arial"/>
                             <w:sz w:val="20"/>
                           </w:rPr>
+                          <w:t xml:space="preserve">   </w:t>
+                        </w:r>
+                        <w:r>
+                          <w:rPr>
+                            <w:rFonts w:ascii="Arial" w:hAnsi="Arial"/>
+                            <w:sz w:val="20"/>
+                          </w:rPr>
                           <w:t>{{encarregado}}</w:t>
                         </w:r>
                       </w:p>
@@ -1566,16 +1583,16 @@
         <mc:AlternateContent>
           <mc:Choice Requires="wps">
             <w:drawing>
-              <wp:anchor distT="0" distB="0" distL="114300" distR="114300" simplePos="0" relativeHeight="487490560" behindDoc="1" locked="0" layoutInCell="1" allowOverlap="1" wp14:anchorId="43FB4535" wp14:editId="355F2683">
+              <wp:anchor distT="0" distB="0" distL="114300" distR="114300" simplePos="0" relativeHeight="487490560" behindDoc="1" locked="0" layoutInCell="1" allowOverlap="1" wp14:anchorId="43FB4535" wp14:editId="2A4A5896">
                 <wp:simplePos x="0" y="0"/>
                 <wp:positionH relativeFrom="column">
-                  <wp:posOffset>702310</wp:posOffset>
+                  <wp:posOffset>701040</wp:posOffset>
                 </wp:positionH>
                 <wp:positionV relativeFrom="paragraph">
-                  <wp:posOffset>10160</wp:posOffset>
+                  <wp:posOffset>8889</wp:posOffset>
                 </wp:positionV>
-                <wp:extent cx="854075" cy="215900"/>
-                <wp:effectExtent l="0" t="0" r="22225" b="12700"/>
+                <wp:extent cx="1076325" cy="257175"/>
+                <wp:effectExtent l="0" t="0" r="28575" b="28575"/>
                 <wp:wrapNone/>
                 <wp:docPr id="808433936" name="Graphic 10"/>
                 <wp:cNvGraphicFramePr/>
@@ -1586,7 +1603,7 @@
                       <wps:spPr>
                         <a:xfrm>
                           <a:off x="0" y="0"/>
-                          <a:ext cx="854075" cy="215900"/>
+                          <a:ext cx="1076325" cy="257175"/>
                         </a:xfrm>
                         <a:custGeom>
                           <a:avLst/>
@@ -1688,12 +1705,18 @@
                     </wps:wsp>
                   </a:graphicData>
                 </a:graphic>
+                <wp14:sizeRelH relativeFrom="margin">
+                  <wp14:pctWidth>0</wp14:pctWidth>
+                </wp14:sizeRelH>
+                <wp14:sizeRelV relativeFrom="margin">
+                  <wp14:pctHeight>0</wp14:pctHeight>
+                </wp14:sizeRelV>
               </wp:anchor>
             </w:drawing>
           </mc:Choice>
           <mc:Fallback>
             <w:pict>
-              <v:shape w14:anchorId="43FB4535" id="Graphic 10" o:spid="_x0000_s1041" style="position:absolute;margin-left:55.3pt;margin-top:.8pt;width:67.25pt;height:17pt;z-index:-15825920;visibility:visible;mso-wrap-style:square;mso-wrap-distance-left:9pt;mso-wrap-distance-top:0;mso-wrap-distance-right:9pt;mso-wrap-distance-bottom:0;mso-position-horizontal:absolute;mso-position-horizontal-relative:text;mso-position-vertical:absolute;mso-position-vertical-relative:text;v-text-anchor:top" coordsize="854075,215900" o:spt="100" o:gfxdata="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" adj="-11796480,,5400" path="m90004,l763638,r35032,7073l827274,26362r19285,28609l853630,90004r,35497l846559,160535r-19285,28609l798670,208433r-35032,7073l90004,215506,54971,208433,26362,189144,7073,160535,,125501,,90004,7073,54971,26362,26362,54971,7073,90004,xe" filled="f" strokecolor="silver" strokeweight=".09983mm">
+              <v:shape w14:anchorId="43FB4535" id="Graphic 10" o:spid="_x0000_s1041" style="position:absolute;margin-left:55.2pt;margin-top:.7pt;width:84.75pt;height:20.25pt;z-index:-15825920;visibility:visible;mso-wrap-style:square;mso-width-percent:0;mso-height-percent:0;mso-wrap-distance-left:9pt;mso-wrap-distance-top:0;mso-wrap-distance-right:9pt;mso-wrap-distance-bottom:0;mso-position-horizontal:absolute;mso-position-horizontal-relative:text;mso-position-vertical:absolute;mso-position-vertical-relative:text;mso-width-percent:0;mso-height-percent:0;mso-width-relative:margin;mso-height-relative:margin;v-text-anchor:top" coordsize="854075,215900" o:spt="100" o:gfxdata="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" adj="-11796480,,5400" path="m90004,l763638,r35032,7073l827274,26362r19285,28609l853630,90004r,35497l846559,160535r-19285,28609l798670,208433r-35032,7073l90004,215506,54971,208433,26362,189144,7073,160535,,125501,,90004,7073,54971,26362,26362,54971,7073,90004,xe" filled="f" strokecolor="silver" strokeweight=".09983mm">
                 <v:stroke joinstyle="miter"/>
                 <v:formulas/>
                 <v:path arrowok="t" o:connecttype="custom" textboxrect="0,0,854075,215900"/>
@@ -1717,15 +1740,7 @@
           <w:spacing w:val="-4"/>
           <w:sz w:val="18"/>
         </w:rPr>
-        <w:t xml:space="preserve">           </w:t>
-      </w:r>
-      <w:r>
-        <w:rPr>
-          <w:color w:val="2F2F2F"/>
-          <w:spacing w:val="-4"/>
-          <w:sz w:val="18"/>
-        </w:rPr>
-        <w:t>Data</w:t>
+        <w:t xml:space="preserve">           Data</w:t>
       </w:r>
       <w:r>
         <w:rPr>
@@ -3946,58 +3961,12 @@
       <w:r>
         <w:rPr>
           <w:noProof/>
-        </w:rPr>
-        <w:drawing>
-          <wp:anchor distT="0" distB="0" distL="114300" distR="114300" simplePos="0" relativeHeight="251678208" behindDoc="0" locked="0" layoutInCell="1" allowOverlap="1" wp14:anchorId="31E8C0C9" wp14:editId="5A0A6469">
-            <wp:simplePos x="0" y="0"/>
-            <wp:positionH relativeFrom="column">
-              <wp:posOffset>238125</wp:posOffset>
-            </wp:positionH>
-            <wp:positionV relativeFrom="paragraph">
-              <wp:posOffset>964565</wp:posOffset>
-            </wp:positionV>
-            <wp:extent cx="6791325" cy="6132830"/>
-            <wp:effectExtent l="0" t="0" r="9525" b="1270"/>
-            <wp:wrapNone/>
-            <wp:docPr id="32" name="Image 32"/>
-            <wp:cNvGraphicFramePr/>
-            <a:graphic xmlns:a="http://schemas.openxmlformats.org/drawingml/2006/main">
-              <a:graphicData uri="http://schemas.openxmlformats.org/drawingml/2006/picture">
-                <pic:pic xmlns:pic="http://schemas.openxmlformats.org/drawingml/2006/picture">
-                  <pic:nvPicPr>
-                    <pic:cNvPr id="32" name="Image 32"/>
-                    <pic:cNvPicPr/>
-                  </pic:nvPicPr>
-                  <pic:blipFill>
-                    <a:blip r:embed="rId5" cstate="print"/>
-                    <a:stretch>
-                      <a:fillRect/>
-                    </a:stretch>
-                  </pic:blipFill>
-                  <pic:spPr>
-                    <a:xfrm>
-                      <a:off x="0" y="0"/>
-                      <a:ext cx="6791325" cy="6132830"/>
-                    </a:xfrm>
-                    <a:prstGeom prst="rect">
-                      <a:avLst/>
-                    </a:prstGeom>
-                  </pic:spPr>
-                </pic:pic>
-              </a:graphicData>
-            </a:graphic>
-          </wp:anchor>
-        </w:drawing>
-      </w:r>
-      <w:r>
-        <w:rPr>
-          <w:noProof/>
           <w:sz w:val="18"/>
         </w:rPr>
         <mc:AlternateContent>
           <mc:Choice Requires="wps">
             <w:drawing>
-              <wp:anchor distT="0" distB="0" distL="0" distR="0" simplePos="0" relativeHeight="251685376" behindDoc="0" locked="0" layoutInCell="1" allowOverlap="1" wp14:anchorId="79D04629" wp14:editId="048F3F97">
+              <wp:anchor distT="0" distB="0" distL="0" distR="0" simplePos="0" relativeHeight="251685376" behindDoc="0" locked="0" layoutInCell="1" allowOverlap="1" wp14:anchorId="79D04629" wp14:editId="61CD0771">
                 <wp:simplePos x="0" y="0"/>
                 <wp:positionH relativeFrom="page">
                   <wp:posOffset>514349</wp:posOffset>
@@ -4873,6 +4842,52 @@
       </w:pPr>
       <w:r>
         <w:rPr>
+          <w:noProof/>
+        </w:rPr>
+        <w:drawing>
+          <wp:anchor distT="0" distB="0" distL="114300" distR="114300" simplePos="0" relativeHeight="251678208" behindDoc="0" locked="0" layoutInCell="1" allowOverlap="1" wp14:anchorId="31E8C0C9" wp14:editId="41396A25">
+            <wp:simplePos x="0" y="0"/>
+            <wp:positionH relativeFrom="column">
+              <wp:posOffset>238125</wp:posOffset>
+            </wp:positionH>
+            <wp:positionV relativeFrom="paragraph">
+              <wp:posOffset>299085</wp:posOffset>
+            </wp:positionV>
+            <wp:extent cx="6791325" cy="6132830"/>
+            <wp:effectExtent l="0" t="0" r="9525" b="1270"/>
+            <wp:wrapNone/>
+            <wp:docPr id="32" name="Image 32"/>
+            <wp:cNvGraphicFramePr/>
+            <a:graphic xmlns:a="http://schemas.openxmlformats.org/drawingml/2006/main">
+              <a:graphicData uri="http://schemas.openxmlformats.org/drawingml/2006/picture">
+                <pic:pic xmlns:pic="http://schemas.openxmlformats.org/drawingml/2006/picture">
+                  <pic:nvPicPr>
+                    <pic:cNvPr id="32" name="Image 32"/>
+                    <pic:cNvPicPr/>
+                  </pic:nvPicPr>
+                  <pic:blipFill>
+                    <a:blip r:embed="rId5" cstate="print"/>
+                    <a:stretch>
+                      <a:fillRect/>
+                    </a:stretch>
+                  </pic:blipFill>
+                  <pic:spPr>
+                    <a:xfrm>
+                      <a:off x="0" y="0"/>
+                      <a:ext cx="6791325" cy="6132830"/>
+                    </a:xfrm>
+                    <a:prstGeom prst="rect">
+                      <a:avLst/>
+                    </a:prstGeom>
+                  </pic:spPr>
+                </pic:pic>
+              </a:graphicData>
+            </a:graphic>
+          </wp:anchor>
+        </w:drawing>
+      </w:r>
+      <w:r>
+        <w:rPr>
           <w:color w:val="2F2F2F"/>
           <w:spacing w:val="-4"/>
           <w:sz w:val="18"/>
@@ -4909,9 +4924,9 @@
         <mc:AlternateContent>
           <mc:Choice Requires="wpg">
             <w:drawing>
-              <wp:inline distT="0" distB="0" distL="0" distR="0" wp14:anchorId="18FD6E94" wp14:editId="4D87E4E1">
-                <wp:extent cx="7020559" cy="356235"/>
-                <wp:effectExtent l="9525" t="0" r="0" b="5714"/>
+              <wp:inline distT="0" distB="0" distL="0" distR="0" wp14:anchorId="18FD6E94" wp14:editId="11A007F7">
+                <wp:extent cx="7020559" cy="355511"/>
+                <wp:effectExtent l="0" t="0" r="28575" b="26035"/>
                 <wp:docPr id="39" name="Group 39"/>
                 <wp:cNvGraphicFramePr>
                   <a:graphicFrameLocks xmlns:a="http://schemas.openxmlformats.org/drawingml/2006/main"/>
@@ -4925,9 +4940,9 @@
                       <wpg:grpSpPr>
                         <a:xfrm>
                           <a:off x="0" y="0"/>
-                          <a:ext cx="7020559" cy="356235"/>
+                          <a:ext cx="7020559" cy="355511"/>
                           <a:chOff x="0" y="0"/>
-                          <a:chExt cx="7020559" cy="356235"/>
+                          <a:chExt cx="7020559" cy="355511"/>
                         </a:xfrm>
                       </wpg:grpSpPr>
                       <wps:wsp>
@@ -5169,83 +5184,6 @@
                           <a:noAutofit/>
                         </wps:bodyPr>
                       </wps:wsp>
-                      <wps:wsp>
-                        <wps:cNvPr id="44" name="Textbox 44"/>
-                        <wps:cNvSpPr txBox="1"/>
-                        <wps:spPr>
-                          <a:xfrm>
-                            <a:off x="6251498" y="119981"/>
-                            <a:ext cx="734695" cy="147955"/>
-                          </a:xfrm>
-                          <a:prstGeom prst="rect">
-                            <a:avLst/>
-                          </a:prstGeom>
-                        </wps:spPr>
-                        <wps:txbx>
-                          <w:txbxContent>
-                            <w:p>
-                              <w:pPr>
-                                <w:tabs>
-                                  <w:tab w:val="left" w:pos="1136"/>
-                                </w:tabs>
-                                <w:rPr>
-                                  <w:rFonts w:ascii="Times New Roman"/>
-                                  <w:sz w:val="20"/>
-                                </w:rPr>
-                              </w:pPr>
-                              <w:r>
-                                <w:rPr>
-                                  <w:rFonts w:ascii="Times New Roman"/>
-                                  <w:color w:val="2F2F2F"/>
-                                  <w:spacing w:val="66"/>
-                                  <w:sz w:val="20"/>
-                                  <w:u w:val="thick" w:color="2E2E2E"/>
-                                </w:rPr>
-                                <w:t xml:space="preserve">  </w:t>
-                              </w:r>
-                              <w:r>
-                                <w:rPr>
-                                  <w:b/>
-                                  <w:color w:val="2F2F2F"/>
-                                  <w:sz w:val="20"/>
-                                </w:rPr>
-                                <w:t>/</w:t>
-                              </w:r>
-                              <w:r>
-                                <w:rPr>
-                                  <w:rFonts w:ascii="Times New Roman"/>
-                                  <w:color w:val="2F2F2F"/>
-                                  <w:spacing w:val="67"/>
-                                  <w:sz w:val="20"/>
-                                  <w:u w:val="thick" w:color="2E2E2E"/>
-                                </w:rPr>
-                                <w:t xml:space="preserve">  </w:t>
-                              </w:r>
-                              <w:r>
-                                <w:rPr>
-                                  <w:b/>
-                                  <w:color w:val="2F2F2F"/>
-                                  <w:spacing w:val="-10"/>
-                                  <w:sz w:val="20"/>
-                                </w:rPr>
-                                <w:t>/</w:t>
-                              </w:r>
-                              <w:r>
-                                <w:rPr>
-                                  <w:rFonts w:ascii="Times New Roman"/>
-                                  <w:color w:val="2F2F2F"/>
-                                  <w:sz w:val="20"/>
-                                  <w:u w:val="thick" w:color="2E2E2E"/>
-                                </w:rPr>
-                                <w:tab/>
-                              </w:r>
-                            </w:p>
-                          </w:txbxContent>
-                        </wps:txbx>
-                        <wps:bodyPr wrap="square" lIns="0" tIns="0" rIns="0" bIns="0" rtlCol="0">
-                          <a:noAutofit/>
-                        </wps:bodyPr>
-                      </wps:wsp>
                     </wpg:wgp>
                   </a:graphicData>
                 </a:graphic>
@@ -5254,7 +5192,7 @@
           </mc:Choice>
           <mc:Fallback>
             <w:pict>
-              <v:group w14:anchorId="18FD6E94" id="Group 39" o:spid="_x0000_s1056" style="width:552.8pt;height:28.05pt;mso-position-horizontal-relative:char;mso-position-vertical-relative:line" coordsize="70205,3562" o:gfxdata="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">
+              <v:group w14:anchorId="18FD6E94" id="Group 39" o:spid="_x0000_s1056" style="width:552.8pt;height:28pt;mso-position-horizontal-relative:char;mso-position-vertical-relative:line" coordsize="70205,3555" o:gfxdata="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">
                 <v:shape id="Graphic 40" o:spid="_x0000_s1057" style="position:absolute;top:3506;width:70205;height:13;visibility:visible;mso-wrap-style:square;v-text-anchor:top" coordsize="7020559,1270" o:gfxdata="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" path="m,l7020001,e" filled="f" strokeweight=".09983mm">
                   <v:path arrowok="t"/>
                 </v:shape>
@@ -5409,69 +5347,6 @@
                     </w:txbxContent>
                   </v:textbox>
                 </v:shape>
-                <v:shape id="Textbox 44" o:spid="_x0000_s1061" type="#_x0000_t202" style="position:absolute;left:62514;top:1199;width:7347;height:1480;visibility:visible;mso-wrap-style:square;v-text-anchor:top" o:gfxdata="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" filled="f" stroked="f">
-                  <v:textbox inset="0,0,0,0">
-                    <w:txbxContent>
-                      <w:p>
-                        <w:pPr>
-                          <w:tabs>
-                            <w:tab w:val="left" w:pos="1136"/>
-                          </w:tabs>
-                          <w:rPr>
-                            <w:rFonts w:ascii="Times New Roman"/>
-                            <w:sz w:val="20"/>
-                          </w:rPr>
-                        </w:pPr>
-                        <w:r>
-                          <w:rPr>
-                            <w:rFonts w:ascii="Times New Roman"/>
-                            <w:color w:val="2F2F2F"/>
-                            <w:spacing w:val="66"/>
-                            <w:sz w:val="20"/>
-                            <w:u w:val="thick" w:color="2E2E2E"/>
-                          </w:rPr>
-                          <w:t xml:space="preserve">  </w:t>
-                        </w:r>
-                        <w:r>
-                          <w:rPr>
-                            <w:b/>
-                            <w:color w:val="2F2F2F"/>
-                            <w:sz w:val="20"/>
-                          </w:rPr>
-                          <w:t>/</w:t>
-                        </w:r>
-                        <w:r>
-                          <w:rPr>
-                            <w:rFonts w:ascii="Times New Roman"/>
-                            <w:color w:val="2F2F2F"/>
-                            <w:spacing w:val="67"/>
-                            <w:sz w:val="20"/>
-                            <w:u w:val="thick" w:color="2E2E2E"/>
-                          </w:rPr>
-                          <w:t xml:space="preserve">  </w:t>
-                        </w:r>
-                        <w:r>
-                          <w:rPr>
-                            <w:b/>
-                            <w:color w:val="2F2F2F"/>
-                            <w:spacing w:val="-10"/>
-                            <w:sz w:val="20"/>
-                          </w:rPr>
-                          <w:t>/</w:t>
-                        </w:r>
-                        <w:r>
-                          <w:rPr>
-                            <w:rFonts w:ascii="Times New Roman"/>
-                            <w:color w:val="2F2F2F"/>
-                            <w:sz w:val="20"/>
-                            <w:u w:val="thick" w:color="2E2E2E"/>
-                          </w:rPr>
-                          <w:tab/>
-                        </w:r>
-                      </w:p>
-                    </w:txbxContent>
-                  </v:textbox>
-                </v:shape>
                 <w10:anchorlock/>
               </v:group>
             </w:pict>
@@ -5481,21 +5356,28 @@
     </w:p>
     <w:p>
       <w:pPr>
-        <w:pStyle w:val="Ttulo3"/>
-        <w:tabs>
-          <w:tab w:val="left" w:pos="1652"/>
-        </w:tabs>
+        <w:spacing w:before="67"/>
+        <w:ind w:left="56"/>
+        <w:rPr>
+          <w:b/>
+          <w:sz w:val="24"/>
+        </w:rPr>
       </w:pPr>
       <w:r>
         <w:rPr>
           <w:color w:val="2F2F2F"/>
         </w:rPr>
+        <w:t xml:space="preserve">      </w:t>
+      </w:r>
+      <w:r>
+        <w:rPr>
+          <w:color w:val="2F2F2F"/>
+        </w:rPr>
         <w:t>O.S.</w:t>
       </w:r>
       <w:r>
         <w:rPr>
           <w:rFonts w:ascii="Times New Roman"/>
-          <w:b w:val="0"/>
           <w:color w:val="2F2F2F"/>
           <w:spacing w:val="7"/>
         </w:rPr>
@@ -5519,7 +5401,6 @@
       <w:r>
         <w:rPr>
           <w:rFonts w:ascii="Times New Roman"/>
-          <w:b w:val="0"/>
           <w:color w:val="2F2F2F"/>
           <w:spacing w:val="8"/>
         </w:rPr>
@@ -5536,17 +5417,35 @@
       <w:r>
         <w:rPr>
           <w:rFonts w:ascii="Times New Roman"/>
-          <w:b w:val="0"/>
           <w:color w:val="2F2F2F"/>
         </w:rPr>
         <w:tab/>
       </w:r>
       <w:r>
         <w:rPr>
-          <w:color w:val="2F2F2F"/>
-          <w:spacing w:val="-2"/>
-        </w:rPr>
-        <w:t>51142</w:t>
+          <w:rFonts w:ascii="Arial" w:hAnsi="Arial"/>
+          <w:b/>
+          <w:sz w:val="20"/>
+        </w:rPr>
+        <w:t>{{</w:t>
+      </w:r>
+      <w:proofErr w:type="spellStart"/>
+      <w:r>
+        <w:rPr>
+          <w:rFonts w:ascii="Arial" w:hAnsi="Arial"/>
+          <w:b/>
+          <w:sz w:val="20"/>
+        </w:rPr>
+        <w:t>codigo</w:t>
+      </w:r>
+      <w:proofErr w:type="spellEnd"/>
+      <w:r>
+        <w:rPr>
+          <w:rFonts w:ascii="Arial" w:hAnsi="Arial"/>
+          <w:b/>
+          <w:sz w:val="20"/>
+        </w:rPr>
+        <w:t>}}</w:t>
       </w:r>
     </w:p>
     <w:p>
@@ -5997,7 +5896,7 @@
           </mc:Choice>
           <mc:Fallback>
             <w:pict>
-              <v:shape w14:anchorId="2257E4CB" id="Textbox 46" o:spid="_x0000_s1062" type="#_x0000_t202" style="width:553.2pt;height:17.25pt;visibility:visible;mso-wrap-style:square;mso-left-percent:-10001;mso-top-percent:-10001;mso-position-horizontal:absolute;mso-position-horizontal-relative:char;mso-position-vertical:absolute;mso-position-vertical-relative:line;mso-left-percent:-10001;mso-top-percent:-10001;v-text-anchor:top" o:gfxdata="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" fillcolor="#ededed" stroked="f">
+              <v:shape w14:anchorId="2257E4CB" id="Textbox 46" o:spid="_x0000_s1061" type="#_x0000_t202" style="width:553.2pt;height:17.25pt;visibility:visible;mso-wrap-style:square;mso-left-percent:-10001;mso-top-percent:-10001;mso-position-horizontal:absolute;mso-position-horizontal-relative:char;mso-position-vertical:absolute;mso-position-vertical-relative:line;mso-left-percent:-10001;mso-top-percent:-10001;v-text-anchor:top" o:gfxdata="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" fillcolor="#ededed" stroked="f">
                 <v:textbox inset="0,0,0,0">
                   <w:txbxContent>
                     <w:p>
@@ -6198,7 +6097,7 @@
           <w:rFonts w:ascii="Arial" w:hAnsi="Arial"/>
           <w:sz w:val="20"/>
         </w:rPr>
-        <w:t xml:space="preserve">                                                                                     </w:t>
+        <w:t xml:space="preserve">                                                                 </w:t>
       </w:r>
       <w:r>
         <w:rPr>

--- a/backend/templates/OS_LINHA_VIVA.docx
+++ b/backend/templates/OS_LINHA_VIVA.docx
@@ -1304,6 +1304,7 @@
     <w:p>
       <w:pPr>
         <w:spacing w:before="100"/>
+        <w:ind w:left="976" w:hanging="1118"/>
         <w:rPr>
           <w:sz w:val="18"/>
         </w:rPr>
@@ -1329,7 +1330,7 @@
           <w:type w:val="continuous"/>
           <w:pgSz w:w="11910" w:h="16840"/>
           <w:pgMar w:top="260" w:right="141" w:bottom="280" w:left="141" w:header="720" w:footer="720" w:gutter="0"/>
-          <w:cols w:num="4" w:space="482" w:equalWidth="0">
+          <w:cols w:num="4" w:space="10" w:equalWidth="0">
             <w:col w:w="2154" w:space="1671"/>
             <w:col w:w="727" w:space="2336"/>
             <w:col w:w="783" w:space="2161"/>
@@ -1354,7 +1355,7 @@
         <mc:AlternateContent>
           <mc:Choice Requires="wpg">
             <w:drawing>
-              <wp:anchor distT="0" distB="0" distL="0" distR="0" simplePos="0" relativeHeight="251611648" behindDoc="0" locked="0" layoutInCell="1" allowOverlap="1" wp14:anchorId="533B2E43" wp14:editId="7D7438C0">
+              <wp:anchor distT="0" distB="0" distL="0" distR="0" simplePos="0" relativeHeight="251611648" behindDoc="0" locked="0" layoutInCell="1" allowOverlap="1" wp14:anchorId="533B2E43" wp14:editId="7FD6528E">
                 <wp:simplePos x="0" y="0"/>
                 <wp:positionH relativeFrom="page">
                   <wp:posOffset>3028950</wp:posOffset>
@@ -1362,8 +1363,8 @@
                 <wp:positionV relativeFrom="paragraph">
                   <wp:posOffset>18415</wp:posOffset>
                 </wp:positionV>
-                <wp:extent cx="3924300" cy="247650"/>
-                <wp:effectExtent l="0" t="0" r="19050" b="0"/>
+                <wp:extent cx="3921451" cy="235744"/>
+                <wp:effectExtent l="0" t="0" r="22225" b="12065"/>
                 <wp:wrapNone/>
                 <wp:docPr id="15" name="Group 15"/>
                 <wp:cNvGraphicFramePr>
@@ -1378,7 +1379,7 @@
                       <wpg:grpSpPr>
                         <a:xfrm>
                           <a:off x="0" y="0"/>
-                          <a:ext cx="3924300" cy="247650"/>
+                          <a:ext cx="3921451" cy="235744"/>
                           <a:chOff x="0" y="1797"/>
                           <a:chExt cx="2773045" cy="226804"/>
                         </a:xfrm>
@@ -1537,7 +1538,7 @@
           </mc:Choice>
           <mc:Fallback>
             <w:pict>
-              <v:group w14:anchorId="533B2E43" id="Group 15" o:spid="_x0000_s1038" style="position:absolute;margin-left:238.5pt;margin-top:1.45pt;width:309pt;height:19.5pt;z-index:251611648;mso-wrap-distance-left:0;mso-wrap-distance-right:0;mso-position-horizontal-relative:page;mso-width-relative:margin;mso-height-relative:margin" coordorigin=",17" coordsize="27730,2268" o:gfxdata="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">
+              <v:group w14:anchorId="533B2E43" id="Group 15" o:spid="_x0000_s1038" style="position:absolute;margin-left:238.5pt;margin-top:1.45pt;width:308.8pt;height:18.55pt;z-index:251611648;mso-wrap-distance-left:0;mso-wrap-distance-right:0;mso-position-horizontal-relative:page;mso-width-relative:margin;mso-height-relative:margin" coordorigin=",17" coordsize="27730,2268" o:gfxdata="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">
                 <v:shape id="Graphic 16" o:spid="_x0000_s1039" style="position:absolute;left:17;top:17;width:27693;height:2159;visibility:visible;mso-wrap-style:square;v-text-anchor:top" coordsize="2769235,215900" o:gfxdata="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" path="m89992,l2679153,r35032,7073l2742790,26362r19284,28609l2769146,90004r,35459l2762074,160497r-19284,28609l2714185,208395r-35032,7073l89992,215468,54960,208395,26355,189106,7071,160497,,125463,,90004,7071,54971,26355,26362,54960,7073,89992,xe" filled="f" strokecolor="silver" strokeweight=".09983mm">
                   <v:path arrowok="t"/>
                 </v:shape>
@@ -1583,16 +1584,16 @@
         <mc:AlternateContent>
           <mc:Choice Requires="wps">
             <w:drawing>
-              <wp:anchor distT="0" distB="0" distL="114300" distR="114300" simplePos="0" relativeHeight="487490560" behindDoc="1" locked="0" layoutInCell="1" allowOverlap="1" wp14:anchorId="43FB4535" wp14:editId="2A4A5896">
+              <wp:anchor distT="0" distB="0" distL="114300" distR="114300" simplePos="0" relativeHeight="487490560" behindDoc="1" locked="0" layoutInCell="1" allowOverlap="1" wp14:anchorId="43FB4535" wp14:editId="735EBC58">
                 <wp:simplePos x="0" y="0"/>
                 <wp:positionH relativeFrom="column">
                   <wp:posOffset>701040</wp:posOffset>
                 </wp:positionH>
                 <wp:positionV relativeFrom="paragraph">
-                  <wp:posOffset>8889</wp:posOffset>
+                  <wp:posOffset>8891</wp:posOffset>
                 </wp:positionV>
-                <wp:extent cx="1076325" cy="257175"/>
-                <wp:effectExtent l="0" t="0" r="28575" b="28575"/>
+                <wp:extent cx="1104900" cy="209550"/>
+                <wp:effectExtent l="0" t="0" r="19050" b="19050"/>
                 <wp:wrapNone/>
                 <wp:docPr id="808433936" name="Graphic 10"/>
                 <wp:cNvGraphicFramePr/>
@@ -1603,7 +1604,7 @@
                       <wps:spPr>
                         <a:xfrm>
                           <a:off x="0" y="0"/>
-                          <a:ext cx="1076325" cy="257175"/>
+                          <a:ext cx="1104900" cy="209550"/>
                         </a:xfrm>
                         <a:custGeom>
                           <a:avLst/>
@@ -1716,7 +1717,7 @@
           </mc:Choice>
           <mc:Fallback>
             <w:pict>
-              <v:shape w14:anchorId="43FB4535" id="Graphic 10" o:spid="_x0000_s1041" style="position:absolute;margin-left:55.2pt;margin-top:.7pt;width:84.75pt;height:20.25pt;z-index:-15825920;visibility:visible;mso-wrap-style:square;mso-width-percent:0;mso-height-percent:0;mso-wrap-distance-left:9pt;mso-wrap-distance-top:0;mso-wrap-distance-right:9pt;mso-wrap-distance-bottom:0;mso-position-horizontal:absolute;mso-position-horizontal-relative:text;mso-position-vertical:absolute;mso-position-vertical-relative:text;mso-width-percent:0;mso-height-percent:0;mso-width-relative:margin;mso-height-relative:margin;v-text-anchor:top" coordsize="854075,215900" o:spt="100" o:gfxdata="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" adj="-11796480,,5400" path="m90004,l763638,r35032,7073l827274,26362r19285,28609l853630,90004r,35497l846559,160535r-19285,28609l798670,208433r-35032,7073l90004,215506,54971,208433,26362,189144,7073,160535,,125501,,90004,7073,54971,26362,26362,54971,7073,90004,xe" filled="f" strokecolor="silver" strokeweight=".09983mm">
+              <v:shape w14:anchorId="43FB4535" id="Graphic 10" o:spid="_x0000_s1041" style="position:absolute;margin-left:55.2pt;margin-top:.7pt;width:87pt;height:16.5pt;z-index:-15825920;visibility:visible;mso-wrap-style:square;mso-width-percent:0;mso-height-percent:0;mso-wrap-distance-left:9pt;mso-wrap-distance-top:0;mso-wrap-distance-right:9pt;mso-wrap-distance-bottom:0;mso-position-horizontal:absolute;mso-position-horizontal-relative:text;mso-position-vertical:absolute;mso-position-vertical-relative:text;mso-width-percent:0;mso-height-percent:0;mso-width-relative:margin;mso-height-relative:margin;v-text-anchor:top" coordsize="854075,215900" o:spt="100" o:gfxdata="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" adj="-11796480,,5400" path="m90004,l763638,r35032,7073l827274,26362r19285,28609l853630,90004r,35497l846559,160535r-19285,28609l798670,208433r-35032,7073l90004,215506,54971,208433,26362,189144,7073,160535,,125501,,90004,7073,54971,26362,26362,54971,7073,90004,xe" filled="f" strokecolor="silver" strokeweight=".09983mm">
                 <v:stroke joinstyle="miter"/>
                 <v:formulas/>
                 <v:path arrowok="t" o:connecttype="custom" textboxrect="0,0,854075,215900"/>
@@ -1780,7 +1781,7 @@
           <w:color w:val="2F2F2F"/>
           <w:sz w:val="18"/>
         </w:rPr>
-        <w:t xml:space="preserve">                              </w:t>
+        <w:t xml:space="preserve">                           </w:t>
       </w:r>
       <w:r>
         <w:rPr>
@@ -5367,13 +5368,7 @@
         <w:rPr>
           <w:color w:val="2F2F2F"/>
         </w:rPr>
-        <w:t xml:space="preserve">      </w:t>
-      </w:r>
-      <w:r>
-        <w:rPr>
-          <w:color w:val="2F2F2F"/>
-        </w:rPr>
-        <w:t>O.S.</w:t>
+        <w:t xml:space="preserve">      O.S.</w:t>
       </w:r>
       <w:r>
         <w:rPr>
@@ -6097,7 +6092,7 @@
           <w:rFonts w:ascii="Arial" w:hAnsi="Arial"/>
           <w:sz w:val="20"/>
         </w:rPr>
-        <w:t xml:space="preserve">                                                                 </w:t>
+        <w:t xml:space="preserve">                                 </w:t>
       </w:r>
       <w:r>
         <w:rPr>

--- a/backend/templates/OS_LINHA_VIVA.docx
+++ b/backend/templates/OS_LINHA_VIVA.docx
@@ -399,25 +399,7 @@
                                   <w:sz w:val="16"/>
                                   <w:szCs w:val="16"/>
                                 </w:rPr>
-                                <w:t>{{</w:t>
-                              </w:r>
-                              <w:proofErr w:type="gramStart"/>
-                              <w:r>
-                                <w:rPr>
-                                  <w:rFonts w:ascii="Arial" w:hAnsi="Arial"/>
-                                  <w:sz w:val="16"/>
-                                  <w:szCs w:val="16"/>
-                                </w:rPr>
-                                <w:t>agencia</w:t>
-                              </w:r>
-                              <w:proofErr w:type="gramEnd"/>
-                              <w:r>
-                                <w:rPr>
-                                  <w:rFonts w:ascii="Arial" w:hAnsi="Arial"/>
-                                  <w:sz w:val="16"/>
-                                  <w:szCs w:val="16"/>
-                                </w:rPr>
-                                <w:t>}}</w:t>
+                                <w:t>{{agencia}}</w:t>
                               </w:r>
                             </w:p>
                           </w:txbxContent>
@@ -465,25 +447,7 @@
                             <w:sz w:val="16"/>
                             <w:szCs w:val="16"/>
                           </w:rPr>
-                          <w:t>{{</w:t>
-                        </w:r>
-                        <w:proofErr w:type="gramStart"/>
-                        <w:r>
-                          <w:rPr>
-                            <w:rFonts w:ascii="Arial" w:hAnsi="Arial"/>
-                            <w:sz w:val="16"/>
-                            <w:szCs w:val="16"/>
-                          </w:rPr>
-                          <w:t>agencia</w:t>
-                        </w:r>
-                        <w:proofErr w:type="gramEnd"/>
-                        <w:r>
-                          <w:rPr>
-                            <w:rFonts w:ascii="Arial" w:hAnsi="Arial"/>
-                            <w:sz w:val="16"/>
-                            <w:szCs w:val="16"/>
-                          </w:rPr>
-                          <w:t>}}</w:t>
+                          <w:t>{{agencia}}</w:t>
                         </w:r>
                       </w:p>
                     </w:txbxContent>
@@ -1756,15 +1720,7 @@
           <w:rFonts w:ascii="Arial" w:hAnsi="Arial"/>
           <w:sz w:val="20"/>
         </w:rPr>
-        <w:t>{{data</w:t>
-      </w:r>
-      <w:proofErr w:type="gramStart"/>
-      <w:r>
-        <w:rPr>
-          <w:rFonts w:ascii="Arial" w:hAnsi="Arial"/>
-          <w:sz w:val="20"/>
-        </w:rPr>
-        <w:t>}}</w:t>
+        <w:t>{{data}}</w:t>
       </w:r>
       <w:r>
         <w:rPr>
@@ -1772,16 +1728,7 @@
           <w:color w:val="2F2F2F"/>
           <w:sz w:val="18"/>
         </w:rPr>
-        <w:t xml:space="preserve">   </w:t>
-      </w:r>
-      <w:proofErr w:type="gramEnd"/>
-      <w:r>
-        <w:rPr>
-          <w:rFonts w:ascii="Times New Roman"/>
-          <w:color w:val="2F2F2F"/>
-          <w:sz w:val="18"/>
-        </w:rPr>
-        <w:t xml:space="preserve">                           </w:t>
+        <w:t xml:space="preserve">                              </w:t>
       </w:r>
       <w:r>
         <w:rPr>
@@ -3234,23 +3181,7 @@
                                 <w:rFonts w:ascii="Arial" w:hAnsi="Arial"/>
                                 <w:sz w:val="18"/>
                               </w:rPr>
-                              <w:t xml:space="preserve"> %}</w:t>
-                            </w:r>
-                            <w:proofErr w:type="gramStart"/>
-                            <w:r>
-                              <w:rPr>
-                                <w:rFonts w:ascii="Arial" w:hAnsi="Arial"/>
-                                <w:sz w:val="18"/>
-                              </w:rPr>
-                              <w:t>X{</w:t>
-                            </w:r>
-                            <w:proofErr w:type="gramEnd"/>
-                            <w:r>
-                              <w:rPr>
-                                <w:rFonts w:ascii="Arial" w:hAnsi="Arial"/>
-                                <w:sz w:val="18"/>
-                              </w:rPr>
-                              <w:t xml:space="preserve">% </w:t>
+                              <w:t xml:space="preserve"> %}X{% </w:t>
                             </w:r>
                             <w:proofErr w:type="spellStart"/>
                             <w:r>
@@ -3332,23 +3263,7 @@
                           <w:rFonts w:ascii="Arial" w:hAnsi="Arial"/>
                           <w:sz w:val="18"/>
                         </w:rPr>
-                        <w:t xml:space="preserve"> %}</w:t>
-                      </w:r>
-                      <w:proofErr w:type="gramStart"/>
-                      <w:r>
-                        <w:rPr>
-                          <w:rFonts w:ascii="Arial" w:hAnsi="Arial"/>
-                          <w:sz w:val="18"/>
-                        </w:rPr>
-                        <w:t>X{</w:t>
-                      </w:r>
-                      <w:proofErr w:type="gramEnd"/>
-                      <w:r>
-                        <w:rPr>
-                          <w:rFonts w:ascii="Arial" w:hAnsi="Arial"/>
-                          <w:sz w:val="18"/>
-                        </w:rPr>
-                        <w:t xml:space="preserve">% </w:t>
+                        <w:t xml:space="preserve"> %}X{% </w:t>
                       </w:r>
                       <w:proofErr w:type="spellStart"/>
                       <w:r>
@@ -3546,23 +3461,7 @@
                                 <w:rFonts w:ascii="Arial" w:hAnsi="Arial"/>
                                 <w:sz w:val="18"/>
                               </w:rPr>
-                              <w:t xml:space="preserve"> %}</w:t>
-                            </w:r>
-                            <w:proofErr w:type="gramStart"/>
-                            <w:r>
-                              <w:rPr>
-                                <w:rFonts w:ascii="Arial" w:hAnsi="Arial"/>
-                                <w:sz w:val="18"/>
-                              </w:rPr>
-                              <w:t>X{</w:t>
-                            </w:r>
-                            <w:proofErr w:type="gramEnd"/>
-                            <w:r>
-                              <w:rPr>
-                                <w:rFonts w:ascii="Arial" w:hAnsi="Arial"/>
-                                <w:sz w:val="18"/>
-                              </w:rPr>
-                              <w:t xml:space="preserve">% </w:t>
+                              <w:t xml:space="preserve"> %}X{% </w:t>
                             </w:r>
                             <w:proofErr w:type="spellStart"/>
                             <w:r>
@@ -3644,23 +3543,7 @@
                           <w:rFonts w:ascii="Arial" w:hAnsi="Arial"/>
                           <w:sz w:val="18"/>
                         </w:rPr>
-                        <w:t xml:space="preserve"> %}</w:t>
-                      </w:r>
-                      <w:proofErr w:type="gramStart"/>
-                      <w:r>
-                        <w:rPr>
-                          <w:rFonts w:ascii="Arial" w:hAnsi="Arial"/>
-                          <w:sz w:val="18"/>
-                        </w:rPr>
-                        <w:t>X{</w:t>
-                      </w:r>
-                      <w:proofErr w:type="gramEnd"/>
-                      <w:r>
-                        <w:rPr>
-                          <w:rFonts w:ascii="Arial" w:hAnsi="Arial"/>
-                          <w:sz w:val="18"/>
-                        </w:rPr>
-                        <w:t xml:space="preserve">% </w:t>
+                        <w:t xml:space="preserve"> %}X{% </w:t>
                       </w:r>
                       <w:proofErr w:type="spellStart"/>
                       <w:r>
@@ -3967,16 +3850,16 @@
         <mc:AlternateContent>
           <mc:Choice Requires="wps">
             <w:drawing>
-              <wp:anchor distT="0" distB="0" distL="0" distR="0" simplePos="0" relativeHeight="251685376" behindDoc="0" locked="0" layoutInCell="1" allowOverlap="1" wp14:anchorId="79D04629" wp14:editId="61CD0771">
+              <wp:anchor distT="0" distB="0" distL="0" distR="0" simplePos="0" relativeHeight="251685376" behindDoc="0" locked="0" layoutInCell="1" allowOverlap="1" wp14:anchorId="79D04629" wp14:editId="1D672522">
                 <wp:simplePos x="0" y="0"/>
                 <wp:positionH relativeFrom="page">
-                  <wp:posOffset>514349</wp:posOffset>
+                  <wp:posOffset>514351</wp:posOffset>
                 </wp:positionH>
                 <wp:positionV relativeFrom="paragraph">
-                  <wp:posOffset>250825</wp:posOffset>
+                  <wp:posOffset>253366</wp:posOffset>
                 </wp:positionV>
-                <wp:extent cx="6600825" cy="625475"/>
-                <wp:effectExtent l="0" t="0" r="28575" b="22225"/>
+                <wp:extent cx="6362700" cy="476250"/>
+                <wp:effectExtent l="0" t="0" r="19050" b="19050"/>
                 <wp:wrapNone/>
                 <wp:docPr id="1185532828" name="Graphic 29"/>
                 <wp:cNvGraphicFramePr>
@@ -3991,7 +3874,7 @@
                       <wps:spPr>
                         <a:xfrm>
                           <a:off x="0" y="0"/>
-                          <a:ext cx="6600825" cy="625475"/>
+                          <a:ext cx="6362700" cy="476250"/>
                         </a:xfrm>
                         <a:custGeom>
                           <a:avLst/>
@@ -4124,12 +4007,15 @@
                 <wp14:sizeRelH relativeFrom="margin">
                   <wp14:pctWidth>0</wp14:pctWidth>
                 </wp14:sizeRelH>
+                <wp14:sizeRelV relativeFrom="margin">
+                  <wp14:pctHeight>0</wp14:pctHeight>
+                </wp14:sizeRelV>
               </wp:anchor>
             </w:drawing>
           </mc:Choice>
           <mc:Fallback>
             <w:pict>
-              <v:shape w14:anchorId="79D04629" id="_x0000_s1051" style="position:absolute;left:0;text-align:left;margin-left:40.5pt;margin-top:19.75pt;width:519.75pt;height:49.25pt;z-index:251685376;visibility:visible;mso-wrap-style:square;mso-width-percent:0;mso-wrap-distance-left:0;mso-wrap-distance-top:0;mso-wrap-distance-right:0;mso-wrap-distance-bottom:0;mso-position-horizontal:absolute;mso-position-horizontal-relative:page;mso-position-vertical:absolute;mso-position-vertical-relative:text;mso-width-percent:0;mso-width-relative:margin;v-text-anchor:top" coordsize="6005830,625475" o:spt="100" o:gfxdata="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" adj="-11796480,,5400" path="m89992,l5915698,r35026,7073l5979329,26362r19288,28609l6005690,90004r,445059l5998617,570097r-19288,28609l5950724,617995r-35026,7073l89992,625068,54960,617995,26355,598706,7071,570097,,535063,,90004,7071,54971,26355,26362,54960,7073,89992,xe" filled="f" strokecolor="silver" strokeweight=".09983mm">
+              <v:shape w14:anchorId="79D04629" id="_x0000_s1051" style="position:absolute;left:0;text-align:left;margin-left:40.5pt;margin-top:19.95pt;width:501pt;height:37.5pt;z-index:251685376;visibility:visible;mso-wrap-style:square;mso-width-percent:0;mso-height-percent:0;mso-wrap-distance-left:0;mso-wrap-distance-top:0;mso-wrap-distance-right:0;mso-wrap-distance-bottom:0;mso-position-horizontal:absolute;mso-position-horizontal-relative:page;mso-position-vertical:absolute;mso-position-vertical-relative:text;mso-width-percent:0;mso-height-percent:0;mso-width-relative:margin;mso-height-relative:margin;v-text-anchor:top" coordsize="6005830,625475" o:spt="100" o:gfxdata="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" adj="-11796480,,5400" path="m89992,l5915698,r35026,7073l5979329,26362r19288,28609l6005690,90004r,445059l5998617,570097r-19288,28609l5950724,617995r-35026,7073l89992,625068,54960,617995,26355,598706,7071,570097,,535063,,90004,7071,54971,26355,26362,54960,7073,89992,xe" filled="f" strokecolor="silver" strokeweight=".09983mm">
                 <v:stroke joinstyle="miter"/>
                 <v:formulas/>
                 <v:path arrowok="t" o:connecttype="custom" textboxrect="0,0,6005830,625475"/>
@@ -4180,7 +4066,6 @@
         <w:br w:type="column"/>
       </w:r>
       <w:proofErr w:type="spellStart"/>
-      <w:proofErr w:type="gramStart"/>
       <w:r>
         <w:rPr>
           <w:color w:val="2F2F2F"/>
@@ -4190,7 +4075,6 @@
         <w:t>H.DesligarH.Religar</w:t>
       </w:r>
       <w:proofErr w:type="spellEnd"/>
-      <w:proofErr w:type="gramEnd"/>
     </w:p>
     <w:p>
       <w:pPr>
@@ -4833,6 +4717,30 @@
           <w:sz w:val="18"/>
         </w:rPr>
       </w:pPr>
+      <w:r>
+        <w:rPr>
+          <w:color w:val="2F2F2F"/>
+          <w:spacing w:val="-4"/>
+          <w:sz w:val="18"/>
+        </w:rPr>
+        <w:t xml:space="preserve">     </w:t>
+      </w:r>
+      <w:r>
+        <w:rPr>
+          <w:color w:val="2F2F2F"/>
+          <w:spacing w:val="-4"/>
+          <w:sz w:val="18"/>
+        </w:rPr>
+        <w:t>Obs</w:t>
+      </w:r>
+      <w:r>
+        <w:rPr>
+          <w:color w:val="2F2F2F"/>
+          <w:spacing w:val="-4"/>
+          <w:sz w:val="18"/>
+        </w:rPr>
+        <w:t>.</w:t>
+      </w:r>
     </w:p>
     <w:p>
       <w:pPr>
@@ -4886,14 +4794,6 @@
             </a:graphic>
           </wp:anchor>
         </w:drawing>
-      </w:r>
-      <w:r>
-        <w:rPr>
-          <w:color w:val="2F2F2F"/>
-          <w:spacing w:val="-4"/>
-          <w:sz w:val="18"/>
-        </w:rPr>
-        <w:t>Obs.</w:t>
       </w:r>
     </w:p>
     <w:p>
@@ -5386,7 +5286,6 @@
         <w:t>Nr</w:t>
       </w:r>
       <w:proofErr w:type="spellEnd"/>
-      <w:proofErr w:type="gramStart"/>
       <w:r>
         <w:rPr>
           <w:color w:val="2F2F2F"/>
@@ -5408,7 +5307,6 @@
         </w:rPr>
         <w:t>:</w:t>
       </w:r>
-      <w:proofErr w:type="gramEnd"/>
       <w:r>
         <w:rPr>
           <w:rFonts w:ascii="Times New Roman"/>
@@ -5578,19 +5476,11 @@
       <w:r>
         <w:br w:type="column"/>
       </w:r>
-      <w:proofErr w:type="gramStart"/>
       <w:r>
         <w:rPr>
           <w:rFonts w:ascii="Arial MT" w:hAnsi="Arial MT"/>
         </w:rPr>
-        <w:t>Data :</w:t>
-      </w:r>
-      <w:proofErr w:type="gramEnd"/>
-      <w:r>
-        <w:rPr>
-          <w:rFonts w:ascii="Arial MT" w:hAnsi="Arial MT"/>
-        </w:rPr>
-        <w:t xml:space="preserve"> </w:t>
+        <w:t xml:space="preserve">Data : </w:t>
       </w:r>
       <w:r>
         <w:rPr>
@@ -5634,20 +5524,7 @@
           <w:rFonts w:ascii="Arial MT" w:hAnsi="Arial MT"/>
         </w:rPr>
         <w:tab/>
-      </w:r>
-      <w:proofErr w:type="gramStart"/>
-      <w:r>
-        <w:rPr>
-          <w:rFonts w:ascii="Arial MT" w:hAnsi="Arial MT"/>
-        </w:rPr>
-        <w:t>Hora :</w:t>
-      </w:r>
-      <w:proofErr w:type="gramEnd"/>
-      <w:r>
-        <w:rPr>
-          <w:rFonts w:ascii="Arial MT" w:hAnsi="Arial MT"/>
-        </w:rPr>
-        <w:t xml:space="preserve"> </w:t>
+        <w:t xml:space="preserve">Hora : </w:t>
       </w:r>
       <w:r>
         <w:rPr>
@@ -5997,39 +5874,39 @@
           <w:rFonts w:ascii="Arial" w:hAnsi="Arial"/>
           <w:sz w:val="20"/>
         </w:rPr>
-        <w:t xml:space="preserve">          </w:t>
-      </w:r>
-      <w:proofErr w:type="gramStart"/>
+        <w:t xml:space="preserve">          {{ </w:t>
+      </w:r>
+      <w:proofErr w:type="spellStart"/>
       <w:r>
         <w:rPr>
           <w:rFonts w:ascii="Arial" w:hAnsi="Arial"/>
           <w:sz w:val="20"/>
         </w:rPr>
-        <w:t xml:space="preserve">{{ </w:t>
-      </w:r>
-      <w:proofErr w:type="spellStart"/>
+        <w:t>m.nome</w:t>
+      </w:r>
+      <w:proofErr w:type="spellEnd"/>
       <w:r>
         <w:rPr>
           <w:rFonts w:ascii="Arial" w:hAnsi="Arial"/>
           <w:sz w:val="20"/>
         </w:rPr>
-        <w:t>m</w:t>
-      </w:r>
-      <w:proofErr w:type="gramEnd"/>
+        <w:t xml:space="preserve"> }}</w:t>
+      </w:r>
       <w:r>
         <w:rPr>
           <w:rFonts w:ascii="Arial" w:hAnsi="Arial"/>
           <w:sz w:val="20"/>
         </w:rPr>
-        <w:t>.</w:t>
-      </w:r>
-      <w:proofErr w:type="gramStart"/>
+        <w:tab/>
+        <w:t xml:space="preserve">{{ </w:t>
+      </w:r>
+      <w:proofErr w:type="spellStart"/>
       <w:r>
         <w:rPr>
           <w:rFonts w:ascii="Arial" w:hAnsi="Arial"/>
           <w:sz w:val="20"/>
         </w:rPr>
-        <w:t>nome</w:t>
+        <w:t>m.cargo</w:t>
       </w:r>
       <w:proofErr w:type="spellEnd"/>
       <w:r>
@@ -6045,48 +5922,7 @@
           <w:sz w:val="20"/>
         </w:rPr>
         <w:tab/>
-        <w:t xml:space="preserve">{{ </w:t>
-      </w:r>
-      <w:proofErr w:type="spellStart"/>
-      <w:r>
-        <w:rPr>
-          <w:rFonts w:ascii="Arial" w:hAnsi="Arial"/>
-          <w:sz w:val="20"/>
-        </w:rPr>
-        <w:t>m</w:t>
-      </w:r>
-      <w:proofErr w:type="gramEnd"/>
-      <w:r>
-        <w:rPr>
-          <w:rFonts w:ascii="Arial" w:hAnsi="Arial"/>
-          <w:sz w:val="20"/>
-        </w:rPr>
-        <w:t>.</w:t>
-      </w:r>
-      <w:proofErr w:type="gramStart"/>
-      <w:r>
-        <w:rPr>
-          <w:rFonts w:ascii="Arial" w:hAnsi="Arial"/>
-          <w:sz w:val="20"/>
-        </w:rPr>
-        <w:t>cargo</w:t>
-      </w:r>
-      <w:proofErr w:type="spellEnd"/>
-      <w:r>
-        <w:rPr>
-          <w:rFonts w:ascii="Arial" w:hAnsi="Arial"/>
-          <w:sz w:val="20"/>
-        </w:rPr>
-        <w:t xml:space="preserve"> }}</w:t>
-      </w:r>
-      <w:r>
-        <w:rPr>
-          <w:rFonts w:ascii="Arial" w:hAnsi="Arial"/>
-          <w:sz w:val="20"/>
-        </w:rPr>
-        <w:tab/>
-      </w:r>
-      <w:proofErr w:type="gramEnd"/>
+      </w:r>
       <w:r>
         <w:rPr>
           <w:rFonts w:ascii="Arial" w:hAnsi="Arial"/>
